--- a/docs/studienskripte/word-rohfassungen/woek-g-v34.docx
+++ b/docs/studienskripte/word-rohfassungen/woek-g-v34.docx
@@ -29,47 +29,7 @@
     </w:p>
     <w:p>
       <w:r>
-        <w:t>Track: Grundstudium Wirkungsökonomie</w:t>
-      </w:r>
-    </w:p>
-    <w:p>
-      <w:r>
-        <w:t>Kurscode: woek-g</w:t>
-      </w:r>
-    </w:p>
-    <w:p>
-      <w:r>
-        <w:t>Vorlesungscode: V34</w:t>
-      </w:r>
-    </w:p>
-    <w:p>
-      <w:r>
-        <w:t>Modul/Abschnitt: G3.4</w:t>
-      </w:r>
-    </w:p>
-    <w:p>
-      <w:r>
-        <w:t>Titel: Reverse Merit Order</w:t>
-      </w:r>
-    </w:p>
-    <w:p>
-      <w:r>
-        <w:t>Status: Rohfassung V0 · Sprint-Produktionslauf · muss im nächsten Tiefensprint auf 40-50 Seiten erweitert werden</w:t>
-      </w:r>
-    </w:p>
-    <w:p>
-      <w:r>
-        <w:t>Quelle: woek-akademie-app/docs/lehrgaenge/woek-g-v34-reverse-merit-order.md</w:t>
-      </w:r>
-    </w:p>
-    <w:p>
-      <w:r>
-        <w:t>Ablage: Markdown-Master in content/studienskripte/woek-g-v34.md, Word-Rohfassung in docs/studienskripte/word-rohfassungen/woek-g-v34.docx</w:t>
-      </w:r>
-    </w:p>
-    <w:p>
-      <w:r>
-        <w:t>Wissensbasis: aktuelles Grundlagenwerk, Website-Korpus inklusive Journal, Akademie-Quelltexte, Glossar, interne Dossiers und externe Fachquellen</w:t>
+        <w:t>Track: Grundstudium Wirkungsökonomie Kurscode: woek-g Vorlesungscode: V34 Modul/Abschnitt: G3.4 Titel: Reverse Merit Order Status: Rohfassung V0 · Sprint-Produktionslauf · muss im nächsten Tiefensprint auf 40-50 Seiten erweitert werden Quelle: woek-akademie-app/docs/lehrgaenge/woek-g-v34-reverse-merit-order.md Ablage: Markdown-Master in content/studienskripte/woek-g-v34.md, Word-Rohfassung in docs/studienskripte/word-rohfassungen/woek-g-v34.docx Wissensbasis: aktuelles Grundlagenwerk, Website-Korpus inklusive Journal, Akademie-Quelltexte, Glossar, interne Dossiers und externe Fachquellen</w:t>
       </w:r>
     </w:p>
     <w:p>
@@ -171,27 +131,7 @@
     </w:p>
     <w:p>
       <w:r>
-        <w:t>Track / Kurscode: woek-g</w:t>
-      </w:r>
-    </w:p>
-    <w:p>
-      <w:r>
-        <w:t>Vorlesungscode: V34</w:t>
-      </w:r>
-    </w:p>
-    <w:p>
-      <w:r>
-        <w:t>Empfohlene Dauer: ~45 Min · Videolänge: ~15 Min</w:t>
-      </w:r>
-    </w:p>
-    <w:p>
-      <w:r>
-        <w:t>Voraussetzung: V33 „NWI und T-SROI unterscheiden"</w:t>
-      </w:r>
-    </w:p>
-    <w:p>
-      <w:r>
-        <w:t>Führende Quellen (Repo): assets/pdf/die-neue-ordnung-des-wohlstands.pdf · source-assets/originals/WOeK_Begriffsleitfaden_fuehrend_v1.0.md · Glossar begriffe/</w:t>
+        <w:t>Track / Kurscode: woek-g Vorlesungscode: V34 Empfohlene Dauer: ~45 Min · Videolänge: ~15 Min Voraussetzung: V33 „NWI und T-SROI unterscheiden" Führende Quellen (Repo): assets/pdf/die-neue-ordnung-des-wohlstands.pdf · source-assets/originals/WOeK_Begriffsleitfaden_fuehrend_v1.0.md · Glossar begriffe/</w:t>
       </w:r>
     </w:p>
     <w:p>
@@ -1132,42 +1072,7 @@
     </w:p>
     <w:p>
       <w:r>
-        <w:t>```chart-spec</w:t>
-      </w:r>
-    </w:p>
-    <w:p>
-      <w:r>
-        <w:t>slug: woek-g-v34-wirkpfad</w:t>
-      </w:r>
-    </w:p>
-    <w:p>
-      <w:r>
-        <w:t>type: wirkpfad</w:t>
-      </w:r>
-    </w:p>
-    <w:p>
-      <w:r>
-        <w:t>reuse_first: true</w:t>
-      </w:r>
-    </w:p>
-    <w:p>
-      <w:r>
-        <w:t>preferred_asset: content/studienskripte/assets/woek-g-v34/woek-g-v34-wirkpfad.svg</w:t>
-      </w:r>
-    </w:p>
-    <w:p>
-      <w:r>
-        <w:t>message: Reverse Merit Order wird als Wirkpfad von Auslöser über Mechanismus, Wirkungsempfänger und Zustandsveränderung bis zur Rückkopplung dargestellt.</w:t>
-      </w:r>
-    </w:p>
-    <w:p>
-      <w:r>
-        <w:t>source: WÖk-Grundlagenwerk, Website-Korpus, Akademie-Quelltexte, Glossar</w:t>
-      </w:r>
-    </w:p>
-    <w:p>
-      <w:r>
-        <w:t>```</w:t>
+        <w:t>``chart-spec slug: woek-g-v34-wirkpfad type: wirkpfad reuse_first: true preferred_asset: content/studienskripte/assets/woek-g-v34/woek-g-v34-wirkpfad.svg message: Reverse Merit Order wird als Wirkpfad von Auslöser über Mechanismus, Wirkungsempfänger und Zustandsveränderung bis zur Rückkopplung dargestellt. source: WÖk-Grundlagenwerk, Website-Korpus, Akademie-Quelltexte, Glossar ``</w:t>
       </w:r>
     </w:p>
     <w:p>

--- a/docs/studienskripte/word-rohfassungen/woek-g-v34.docx
+++ b/docs/studienskripte/word-rohfassungen/woek-g-v34.docx
@@ -29,7 +29,7 @@
     </w:p>
     <w:p>
       <w:r>
-        <w:t>Track: Grundstudium Wirkungsökonomie Kurscode: woek-g Vorlesungscode: V34 Modul/Abschnitt: G3.4 Titel: Reverse Merit Order Status: Rohfassung V0 · Sprint-Produktionslauf · muss im nächsten Tiefensprint auf 40-50 Seiten erweitert werden Quelle: woek-akademie-app/docs/lehrgaenge/woek-g-v34-reverse-merit-order.md Ablage: Markdown-Master in content/studienskripte/woek-g-v34.md, Word-Rohfassung in docs/studienskripte/word-rohfassungen/woek-g-v34.docx Wissensbasis: aktuelles Grundlagenwerk, Website-Korpus inklusive Journal, Akademie-Quelltexte, Glossar, interne Dossiers und externe Fachquellen</w:t>
+        <w:t>Track: Grundstudium Wirkungsökonomie Kurscode: woek-g Vorlesungscode: V34 Modul/Abschnitt: G3.4 Titel: Reverse Merit Order Status: Tiefenskript-Sprint 5 · substanzielle Arbeitsfassung, Claude-CI/CD-Finalisierung offen Quelle: woek-akademie-app/docs/lehrgaenge/woek-g-v34-reverse-merit-order.md Ablage: Markdown-Master in content/studienskripte/woek-g-v34.md, Word-Rohfassung in docs/studienskripte/word-rohfassungen/woek-g-v34.docx Wissensbasis: aktuelles Grundlagenwerk, Website-Korpus inklusive Journal, Akademie-Quelltexte, Glossar, interne Dossiers und externe Fachquellen</w:t>
       </w:r>
     </w:p>
     <w:p>
@@ -1425,17 +1425,1666 @@
         <w:pStyle w:val="Heading2"/>
       </w:pPr>
       <w:r>
-        <w:t>7. Prüfungsrelevanz</w:t>
-      </w:r>
-    </w:p>
-    <w:p>
-      <w:r>
-        <w:t>Diese Vorlesung ist prüfungsrelevant, aber die eigentliche Antwortlogik gehört nicht in das öffentliche Studienskript. Zertifikatsfragen, CorrectAnswer, Scoring-Regeln und Fallrubrics werden separat in der geschützten App-Lane unter woek-akademie-app/content/pruefungen/ gepflegt.</w:t>
-      </w:r>
-    </w:p>
-    <w:p>
-      <w:r>
-        <w:t>Für den Fragenpool sind besonders geeignet:</w:t>
+        <w:t>7. Tiefenskript-Erweiterung Sprint 5</w:t>
+      </w:r>
+    </w:p>
+    <w:p>
+      <w:r>
+        <w:t>Status dieser Erweiterung: ausgebaute Arbeitsfassung für Claude-CI/CD, Word-Rohfassung und Reader-Spiegel. Sie ersetzt noch nicht die spätere Satz-, Quellen- und PDF-Finalisierung, bringt die Vorlesung aber aus der Kurzfassung in eine substanzielle Studienskriptfassung.</w:t>
+      </w:r>
+    </w:p>
+    <w:p>
+      <w:pPr>
+        <w:pStyle w:val="Heading3"/>
+      </w:pPr>
+      <w:r>
+        <w:t>7.1 Leitthese</w:t>
+      </w:r>
+    </w:p>
+    <w:p>
+      <w:r>
+        <w:t>Reverse Merit Order dreht die Aufmerksamkeit auf das kritischste zentrale Wirkungsfeld. Sie verhindert, dass gute Einzelwerte die schlechteste relevante Wirkung verdecken.</w:t>
+      </w:r>
+    </w:p>
+    <w:p>
+      <w:r>
+        <w:t>Die Vorlesung bleibt dabei an die Grundregel gebunden: Wirkung ist neutral und relational. Erst die Bewertung im Referenzrahmen Mensch, Planet, Demokratie, SDGs, Agenda 2030 und SDG+ entscheidet, ob eine Veränderung positiv, negativ oder ambivalent einzuordnen ist. Wenn eine Zielgröße gemeint ist, sprechen wir von positiver Netto-Wirkung.</w:t>
+      </w:r>
+    </w:p>
+    <w:p>
+      <w:pPr>
+        <w:pStyle w:val="Heading3"/>
+      </w:pPr>
+      <w:r>
+        <w:t>7.2 Didaktische Einordnung im Studiengang</w:t>
+      </w:r>
+    </w:p>
+    <w:p>
+      <w:r>
+        <w:t>V34 liegt an der Schwelle zwischen begrifflicher Grundlegung und Bewertungsarchitektur. Die Studierenden sollen nicht nur Begriffe wiedergeben, sondern an Fällen erkennen, welche Aussage schon Wirkung behauptet, welche nur Wirkungspotenzial beschreibt und wo ein Wirkungsrisiko offenliegt. Der Tiefensinn dieser Vorlesung liegt deshalb nicht in zusätzlicher Komplexität, sondern in besserer Unterscheidungsfähigkeit.</w:t>
+      </w:r>
+    </w:p>
+    <w:p>
+      <w:r>
+        <w:t>Für die spätere Praxis ist entscheidend, dass jede Analyse vier Ebenen getrennt hält:</w:t>
+      </w:r>
+    </w:p>
+    <w:p>
+      <w:r>
+        <w:t>1. Beschreibung: Was geschieht tatsächlich oder soll geschehen?</w:t>
+      </w:r>
+    </w:p>
+    <w:p>
+      <w:r>
+        <w:t>2. Kausalannahme: Über welchen Mechanismus könnte daraus eine Zustandsveränderung entstehen?</w:t>
+      </w:r>
+    </w:p>
+    <w:p>
+      <w:r>
+        <w:t>3. Bewertung: Welche Richtung hat diese Veränderung im Referenzrahmen?</w:t>
+      </w:r>
+    </w:p>
+    <w:p>
+      <w:r>
+        <w:t>4. Rückkopplung: Welche Entscheidung, Regel, Ressource oder Kommunikation wird dadurch verändert?</w:t>
+      </w:r>
+    </w:p>
+    <w:p>
+      <w:r>
+        <w:t>Wo diese Ebenen vermischt werden, entstehen typische WÖk-Fehler: Aktivität wird als Wirkung ausgegeben, Reichweite ersetzt Zustandsveränderung, gute Absicht verdeckt Nebenwirkungen oder Reporting wird mit Lernen verwechselt.</w:t>
+      </w:r>
+    </w:p>
+    <w:p>
+      <w:pPr>
+        <w:pStyle w:val="Heading3"/>
+      </w:pPr>
+      <w:r>
+        <w:t>7.3 Analysemodell</w:t>
+      </w:r>
+    </w:p>
+    <w:tbl>
+      <w:tblPr>
+        <w:tblStyle w:val="TableGrid"/>
+        <w:tblW w:type="auto" w:w="0"/>
+        <w:jc w:val="left"/>
+        <w:tblLook w:firstColumn="1" w:firstRow="1" w:lastColumn="0" w:lastRow="0" w:noHBand="0" w:noVBand="1" w:val="04A0"/>
+      </w:tblPr>
+      <w:tblGrid>
+        <w:gridCol w:w="2340"/>
+        <w:gridCol w:w="2340"/>
+        <w:gridCol w:w="2340"/>
+        <w:gridCol w:w="2340"/>
+      </w:tblGrid>
+      <w:tr>
+        <w:tc>
+          <w:tcPr>
+            <w:tcW w:type="dxa" w:w="2340"/>
+            <w:vAlign w:val="center"/>
+          </w:tcPr>
+          <w:p>
+            <w:r>
+              <w:rPr>
+                <w:b/>
+              </w:rPr>
+              <w:t>Analyseobjekt</w:t>
+            </w:r>
+          </w:p>
+        </w:tc>
+        <w:tc>
+          <w:tcPr>
+            <w:tcW w:type="dxa" w:w="2340"/>
+            <w:vAlign w:val="center"/>
+          </w:tcPr>
+          <w:p>
+            <w:r>
+              <w:rPr>
+                <w:b/>
+              </w:rPr>
+              <w:t>Woran es wirkt</w:t>
+            </w:r>
+          </w:p>
+        </w:tc>
+        <w:tc>
+          <w:tcPr>
+            <w:tcW w:type="dxa" w:w="2340"/>
+            <w:vAlign w:val="center"/>
+          </w:tcPr>
+          <w:p>
+            <w:r>
+              <w:rPr>
+                <w:b/>
+              </w:rPr>
+              <w:t>Typischer Fehler</w:t>
+            </w:r>
+          </w:p>
+        </w:tc>
+        <w:tc>
+          <w:tcPr>
+            <w:tcW w:type="dxa" w:w="2340"/>
+            <w:vAlign w:val="center"/>
+          </w:tcPr>
+          <w:p>
+            <w:r>
+              <w:rPr>
+                <w:b/>
+              </w:rPr>
+              <w:t>Saubere WÖk-Lesart</w:t>
+            </w:r>
+          </w:p>
+        </w:tc>
+      </w:tr>
+      <w:tr>
+        <w:tc>
+          <w:tcPr>
+            <w:tcW w:type="dxa" w:w="2340"/>
+            <w:vAlign w:val="center"/>
+          </w:tcPr>
+          <w:p>
+            <w:r>
+              <w:t>Merit Order klassisch</w:t>
+            </w:r>
+          </w:p>
+        </w:tc>
+        <w:tc>
+          <w:tcPr>
+            <w:tcW w:type="dxa" w:w="2340"/>
+            <w:vAlign w:val="center"/>
+          </w:tcPr>
+          <w:p>
+            <w:r>
+              <w:t>bestes oder günstigstes Kriterium priorisiert</w:t>
+            </w:r>
+          </w:p>
+        </w:tc>
+        <w:tc>
+          <w:tcPr>
+            <w:tcW w:type="dxa" w:w="2340"/>
+            <w:vAlign w:val="center"/>
+          </w:tcPr>
+          <w:p>
+            <w:r>
+              <w:t>positive Highlights dominieren</w:t>
+            </w:r>
+          </w:p>
+        </w:tc>
+        <w:tc>
+          <w:tcPr>
+            <w:tcW w:type="dxa" w:w="2340"/>
+            <w:vAlign w:val="center"/>
+          </w:tcPr>
+          <w:p>
+            <w:r>
+              <w:t>für WÖk nur begrenzt geeignet</w:t>
+            </w:r>
+          </w:p>
+        </w:tc>
+      </w:tr>
+      <w:tr>
+        <w:tc>
+          <w:tcPr>
+            <w:tcW w:type="dxa" w:w="2340"/>
+            <w:vAlign w:val="center"/>
+          </w:tcPr>
+          <w:p>
+            <w:r>
+              <w:t>Reverse Merit Order</w:t>
+            </w:r>
+          </w:p>
+        </w:tc>
+        <w:tc>
+          <w:tcPr>
+            <w:tcW w:type="dxa" w:w="2340"/>
+            <w:vAlign w:val="center"/>
+          </w:tcPr>
+          <w:p>
+            <w:r>
+              <w:t>kritischstes relevantes Feld begrenzt Bewertung</w:t>
+            </w:r>
+          </w:p>
+        </w:tc>
+        <w:tc>
+          <w:tcPr>
+            <w:tcW w:type="dxa" w:w="2340"/>
+            <w:vAlign w:val="center"/>
+          </w:tcPr>
+          <w:p>
+            <w:r>
+              <w:t>als Straflogik missverstehen</w:t>
+            </w:r>
+          </w:p>
+        </w:tc>
+        <w:tc>
+          <w:tcPr>
+            <w:tcW w:type="dxa" w:w="2340"/>
+            <w:vAlign w:val="center"/>
+          </w:tcPr>
+          <w:p>
+            <w:r>
+              <w:t>Schutzlogik gegen Schönrechnung</w:t>
+            </w:r>
+          </w:p>
+        </w:tc>
+      </w:tr>
+      <w:tr>
+        <w:tc>
+          <w:tcPr>
+            <w:tcW w:type="dxa" w:w="2340"/>
+            <w:vAlign w:val="center"/>
+          </w:tcPr>
+          <w:p>
+            <w:r>
+              <w:t>Kritisches Feld</w:t>
+            </w:r>
+          </w:p>
+        </w:tc>
+        <w:tc>
+          <w:tcPr>
+            <w:tcW w:type="dxa" w:w="2340"/>
+            <w:vAlign w:val="center"/>
+          </w:tcPr>
+          <w:p>
+            <w:r>
+              <w:t>schwere negative Wirkung oder rote Linie</w:t>
+            </w:r>
+          </w:p>
+        </w:tc>
+        <w:tc>
+          <w:tcPr>
+            <w:tcW w:type="dxa" w:w="2340"/>
+            <w:vAlign w:val="center"/>
+          </w:tcPr>
+          <w:p>
+            <w:r>
+              <w:t>kritisches Feld nebenbei erwähnen</w:t>
+            </w:r>
+          </w:p>
+        </w:tc>
+        <w:tc>
+          <w:tcPr>
+            <w:tcW w:type="dxa" w:w="2340"/>
+            <w:vAlign w:val="center"/>
+          </w:tcPr>
+          <w:p>
+            <w:r>
+              <w:t>zuerst prüfen und begründen</w:t>
+            </w:r>
+          </w:p>
+        </w:tc>
+      </w:tr>
+      <w:tr>
+        <w:tc>
+          <w:tcPr>
+            <w:tcW w:type="dxa" w:w="2340"/>
+            <w:vAlign w:val="center"/>
+          </w:tcPr>
+          <w:p>
+            <w:r>
+              <w:t>Gesamtbewertung</w:t>
+            </w:r>
+          </w:p>
+        </w:tc>
+        <w:tc>
+          <w:tcPr>
+            <w:tcW w:type="dxa" w:w="2340"/>
+            <w:vAlign w:val="center"/>
+          </w:tcPr>
+          <w:p>
+            <w:r>
+              <w:t>durch schwächstes zentrales Feld begrenzt</w:t>
+            </w:r>
+          </w:p>
+        </w:tc>
+        <w:tc>
+          <w:tcPr>
+            <w:tcW w:type="dxa" w:w="2340"/>
+            <w:vAlign w:val="center"/>
+          </w:tcPr>
+          <w:p>
+            <w:r>
+              <w:t>Durchschnitt bildet alles ab</w:t>
+            </w:r>
+          </w:p>
+        </w:tc>
+        <w:tc>
+          <w:tcPr>
+            <w:tcW w:type="dxa" w:w="2340"/>
+            <w:vAlign w:val="center"/>
+          </w:tcPr>
+          <w:p>
+            <w:r>
+              <w:t>Profil plus Sperrlogik verwenden</w:t>
+            </w:r>
+          </w:p>
+        </w:tc>
+      </w:tr>
+    </w:tbl>
+    <w:p/>
+    <w:p>
+      <w:pPr>
+        <w:pStyle w:val="Heading3"/>
+      </w:pPr>
+      <w:r>
+        <w:t>7.4 Modellformel</w:t>
+      </w:r>
+    </w:p>
+    <w:p>
+      <w:r>
+        <w:t>Die folgende Formel ist ein didaktisches Denkmodell, kein amtlicher Bewertungsstandard:</w:t>
+      </w:r>
+    </w:p>
+    <w:p>
+      <w:r>
+        <w:t>FinalScore = min(Score_kritische\;Kernfelder) quad bevor quad Durchschnittswerte\;gebildet\;werden</w:t>
+      </w:r>
+    </w:p>
+    <w:p>
+      <w:r>
+        <w:t>Die Formel ist eine Sperrlogik: Das kritischste relevante Feld setzt eine Obergrenze, bevor gute Einzelwerte eine falsche Gesamtglättung erzeugen.</w:t>
+      </w:r>
+    </w:p>
+    <w:p>
+      <w:r>
+        <w:t>Die Formel soll gerade keine Scheingenauigkeit erzeugen. Sie zwingt dazu, die Faktoren offen zu legen, die eine Aussage tragen. In einem echten Bewertungsprozess müssten Datenquelle, Aktualität, Datenqualitätsklasse, Unsicherheitsgrad und Rückkopplungsregel ergänzt werden.</w:t>
+      </w:r>
+    </w:p>
+    <w:p>
+      <w:pPr>
+        <w:pStyle w:val="Heading3"/>
+      </w:pPr>
+      <w:r>
+        <w:t>7.5 Fallfenster</w:t>
+      </w:r>
+    </w:p>
+    <w:p>
+      <w:r>
+        <w:t>Fall 1. Ein Lebensmittel kann regional, lecker und klimatisch ordentlich sein. Wenn sein Anbau in einer Wasserstressregion schwere Belastungen erzeugt, darf der Regionalvorteil diese Wirkung nicht neutralisieren.</w:t>
+      </w:r>
+    </w:p>
+    <w:p>
+      <w:r>
+        <w:t>Fall 2. Ein digitales Angebot kann Bildungszugang verbessern. Wenn es Kinder umfassend trackt und Datenrechte verletzt, muss die digitale Selbstbestimmung als kritisches Feld zuerst geprüft werden.</w:t>
+      </w:r>
+    </w:p>
+    <w:p>
+      <w:pPr>
+        <w:pStyle w:val="Heading3"/>
+      </w:pPr>
+      <w:r>
+        <w:t>7.6 Prüfungsnahe Fallfragen ohne geschützte Antwortlogik</w:t>
+      </w:r>
+    </w:p>
+    <w:p>
+      <w:r>
+        <w:t>Diese Fragen sind öffentlich und dienen dem Lernen. Die geschützte Antwortlogik, Scoring-Regeln und CorrectAnswer-Felder bleiben in der Prüfungs-Lane der App.</w:t>
+      </w:r>
+    </w:p>
+    <w:p>
+      <w:r>
+        <w:t>1. Beschreibe den Auslöser im Fall und trenne ihn von Absicht, Image oder Reichweite.</w:t>
+      </w:r>
+    </w:p>
+    <w:p>
+      <w:r>
+        <w:t>2. Formuliere einen plausiblen Wirkpfad mit Wirkungsempfängern, Zustandsveränderung und Rückkopplung.</w:t>
+      </w:r>
+    </w:p>
+    <w:p>
+      <w:r>
+        <w:t>3. Benenne mindestens ein Wirkungspotenzial und ein Wirkungsrisiko.</w:t>
+      </w:r>
+    </w:p>
+    <w:p>
+      <w:r>
+        <w:t>4. Zeige, welche Quelle oder Datenart nötig wäre, um von Potenzial zu belastbarer Wirkungsaussage zu kommen.</w:t>
+      </w:r>
+    </w:p>
+    <w:p>
+      <w:r>
+        <w:t>5. Prüfe, ob Nichtkompensation oder Reverse Merit Order einschlägig sein könnten.</w:t>
+      </w:r>
+    </w:p>
+    <w:p>
+      <w:r>
+        <w:t>6. Formuliere eine saubere Wirkungsaussage in einem Satz: Was wissen wir, was nehmen wir an, was bleibt offen?</w:t>
+      </w:r>
+    </w:p>
+    <w:p>
+      <w:pPr>
+        <w:pStyle w:val="Heading3"/>
+      </w:pPr>
+      <w:r>
+        <w:t>7.7 Auswertung aus der lebenden Website-Referenz</w:t>
+      </w:r>
+    </w:p>
+    <w:p>
+      <w:pPr>
+        <w:pStyle w:val="Heading3"/>
+      </w:pPr>
+      <w:r>
+        <w:t>Quellenanker: Kapitel 33 - Reverse Merit Order</w:t>
+      </w:r>
+    </w:p>
+    <w:p>
+      <w:r>
+        <w:t>Interne Quelle: referenz/kapitel-033-reverse-merit-order/index.html</w:t>
+      </w:r>
+    </w:p>
+    <w:p>
+      <w:r>
+        <w:t>Kapitel 32 hat Scorecards als Instrument beschrieben, mit dem Wirkungen geordnet, vergleichbar und steuerungsfähig werden. Eine Scorecard allein reicht jedoch nicht. Denn sobald mehrere Wirkungsfelder nebeneinander bewertet werden, entsteht eine gefährliche Versuchung: Man könnte gute Werte in einem Feld gegen schlechte Werte in einem anderen Feld aufrechnen.</w:t>
+      </w:r>
+    </w:p>
+    <w:p>
+      <w:r>
+        <w:t>Genau hier setzt die Reverse Merit Order an.</w:t>
+      </w:r>
+    </w:p>
+    <w:p>
+      <w:r>
+        <w:t>Sie ist die methodische Schutzregel der Wirkungsökonomie gegen Schönrechnung, Ablasslogik und Greenwashing. Sie verhindert, dass schwere negative Wirkung durch positive Teilwirkungen überdeckt wird. Ein Produkt, ein Unternehmen, eine Tätigkeit, ein Gebäude oder eine Lieferkette darf nicht als gut gelten, nur weil einige Felder positiv wirken, während ein kritisches Feld Mensch, Planet oder Demokratie verletzt.</w:t>
+      </w:r>
+    </w:p>
+    <w:p>
+      <w:r>
+        <w:t>Ein T-Shirt mit guter CO2-Bilanz, aber Kinderarbeit, bleibt schädlich. Ein energieeffizientes Gebäude, das Verdrängung erzeugt, bleibt sozial problematisch. Ein Unternehmen mit Recyclingprogrammen, aber ausbeuterischen Lieferketten, bleibt wirkungsschwach. Eine digitale Plattform mit erneuerbarem Strom, aber demokratiegefährdender Verstärkungslogik, bleibt nicht neutral. Ein Finanzprodukt mit hoher Rendite und grüner Verpackung, aber destruktiver Realwirkung, bleibt systemisch riskant.</w:t>
+      </w:r>
+    </w:p>
+    <w:p>
+      <w:r>
+        <w:t>Die Reverse Merit Order lautet:</w:t>
+      </w:r>
+    </w:p>
+    <w:p>
+      <w:r>
+        <w:t>Das schwächste kritische Wirkungsfeld bestimmt die Gesamtbewertung.</w:t>
+      </w:r>
+    </w:p>
+    <w:p>
+      <w:r>
+        <w:t>Damit ersetzt sie die Durchschnittslogik durch eine Integritätslogik. Wirkung wird nicht addiert, sondern auf ihre tragenden Grenzen geprüft.</w:t>
+      </w:r>
+    </w:p>
+    <w:p>
+      <w:pPr>
+        <w:pStyle w:val="Heading3"/>
+      </w:pPr>
+      <w:r>
+        <w:t>33.1 Warum Durchschnittswerte nicht reichen</w:t>
+      </w:r>
+    </w:p>
+    <w:p>
+      <w:r>
+        <w:t>Durchschnittswerte sind bequem. Sie machen Komplexität handhabbar. Viele Indikatoren werden erhoben, gewichtet, addiert und zu einem Gesamtwert verdichtet. Ein Produkt, ein Unternehmen oder ein Projekt erhält dann einen Score. Gute Werte heben schlechte Werte an. Schlechte Werte drücken gute Werte etwas herunter. Am Ende entsteht ein arithmetisches Gesamtbild.</w:t>
+      </w:r>
+    </w:p>
+    <w:p>
+      <w:r>
+        <w:t>Für viele Zwecke ist das nützlich. Aber für Wirkung ist es gefährlich.</w:t>
+      </w:r>
+    </w:p>
+    <w:p>
+      <w:r>
+        <w:t>Denn komplexe Systeme funktionieren nicht wie einfache Punktetabellen. Ein schwerer Schaden in einem kritischen Feld kann nicht dadurch verschwinden, dass ein anderes Feld gute Werte zeigt. Ein Haus ist nicht tragfähig, weil drei Wände stabil sind, wenn die tragende Wand bricht. Ein Körper ist nicht gesund, weil viele Organe funktionieren, wenn ein lebenswichtiges System versagt. Eine Demokratie ist nicht stabil, weil einige Institutionen arbeiten, wenn öffentliche Wahrheit, Rechtsstaatlichkeit oder Gewaltfreiheit erodieren.</w:t>
+      </w:r>
+    </w:p>
+    <w:p>
+      <w:r>
+        <w:t>Durchschnittslogik verdeckt Engpässe. Sie macht aus multidimensionaler Wirkung eine Rechenfläche. Genau dadurch entstehen jene Schönrechnungen, die viele Nachhaltigkeits- und ESG-Systeme schwächen. Ein Unternehmen kann hohe Punktzahlen bei Energieeffizienz, Diversität oder Berichterstattung erreichen und zugleich schwere Schäden in Lieferketten, Wasserstress, Arbeitsrechten oder demokratischer Integrität tragen. Wenn am Ende nur der Durchschnitt zählt, erscheint die Gesamtbewertung besser, als der reale Wirkungszustand ist.</w:t>
+      </w:r>
+    </w:p>
+    <w:p>
+      <w:r>
+        <w:t>Die Wirkungsökonomie darf diesen Fehler nicht wiederholen.</w:t>
+      </w:r>
+    </w:p>
+    <w:p>
+      <w:r>
+        <w:t>Sie muss unterscheiden zwischen normaler Gewichtung und kritischer Nicht-Kompensation. Manche Wirkungen können gewichtet werden. Nicht jede Schwäche zerstört das Ganze. Ein Produkt kann in einem Feld durchschnittlich sein und in einem anderen besser. Ein Unternehmen kann Transformationspfade haben, die noch nicht perfekt, aber glaubwürdig sind. Ein Gebäude kann energetisch stark und in der Kreislauffähigkeit noch entwicklungsbedürftig sein. Solche Fälle brauchen differenzierte Bewertung.</w:t>
+      </w:r>
+    </w:p>
+    <w:p>
+      <w:r>
+        <w:t>Aber es gibt Wirkungen, die nicht verrechnet werden dürfen. Kinderarbeit wird nicht durch erneuerbare Energie neutralisiert. Zwangsarbeit wird nicht durch Recycling kompensiert. Korruption wird nicht durch soziale Spenden aufgehoben. Demokratiegefährdende Desinformation wird nicht durch klimaneutrale Server entschuldigt. Verdrängung wird nicht dadurch unschädlich, dass ein Gebäude Passivhausstandard erreicht. Massiver Wasserstress wird nicht durch eine gute Verpackungsbilanz geheilt.</w:t>
+      </w:r>
+    </w:p>
+    <w:p>
+      <w:r>
+        <w:t>Der Grund ist einfach: Wirkung ist kein Kontostand.</w:t>
+      </w:r>
+    </w:p>
+    <w:p>
+      <w:r>
+        <w:t>In einem Konto können Plus- und Minusbeträge verrechnet werden. In einem lebendigen System gilt das nicht. Ein zerstörter Boden wird nicht dadurch wieder fruchtbar, dass an anderer Stelle ein Baum gepflanzt wird. Ein ausgebeuteter Mensch wird nicht dadurch geschützt, dass ein Produkt CO2 spart. Eine beschädigte Demokratie wird nicht dadurch stabil, dass ein Unternehmen Diversity-Ziele erfüllt. Ein schwerer Schaden bleibt ein Schaden.</w:t>
+      </w:r>
+    </w:p>
+    <w:p>
+      <w:r>
+        <w:t>Die Reverse Merit Order schützt genau diese Realität. Sie sagt: Die Gesamtbewertung darf nie besser sein als das schwächste nicht-kompensierbare Wirkungsfeld. Das ist keine moralische Härte. Es ist Systemlogik. Komplexe Systeme kippen nicht am Durchschnitt. Sie kippen an Engpässen, Schwellen, roten Linien und Schwachstellen.</w:t>
+      </w:r>
+    </w:p>
+    <w:p>
+      <w:r>
+        <w:t>Durchschnittswerte können informieren.</w:t>
+      </w:r>
+    </w:p>
+    <w:p>
+      <w:r>
+        <w:t>Reverse Merit Order entscheidet über Integrität.</w:t>
+      </w:r>
+    </w:p>
+    <w:p>
+      <w:pPr>
+        <w:pStyle w:val="Heading3"/>
+      </w:pPr>
+      <w:r>
+        <w:t>33.2 Das schwächste Wirkungsfeld entscheidet</w:t>
+      </w:r>
+    </w:p>
+    <w:p>
+      <w:r>
+        <w:t>Die Grundregel der Reverse Merit Order lautet:</w:t>
+      </w:r>
+    </w:p>
+    <w:p>
+      <w:r>
+        <w:t>Der FinalScore kann nicht besser sein als das schwächste kritische Wirkungsfeld.</w:t>
+      </w:r>
+    </w:p>
+    <w:p>
+      <w:r>
+        <w:t>Formal lässt sich diese Regel als Minimum-Operator beschreiben.</w:t>
+      </w:r>
+    </w:p>
+    <w:p>
+      <w:r>
+        <w:t>Formelkasten 33-1: FinalScore ohne rote Linie</w:t>
+      </w:r>
+    </w:p>
+    <w:p>
+      <w:r>
+        <w:t>FinalScore = min(S_1, S_2,..., S_n)</w:t>
+      </w:r>
+    </w:p>
+    <w:p>
+      <w:r>
+        <w:t>S_i bezeichnet den Score eines relevanten Wirkungsfeldes. Die Skala reicht von -3 bis +3. Der niedrigste relevante Score setzt die Grenze der Gesamtbewertung.</w:t>
+      </w:r>
+    </w:p>
+    <w:p>
+      <w:r>
+        <w:t>Die einzelnen Teilwerte stehen für relevante Wirkungsfelder. Je nach Anwendung können diese Felder unterschiedlich geschnitten sein. Bei Produkten können sie etwa Klima, Ressourcen und Kreislauf, Arbeit und Fairness, Gesundheit und Sicherheit umfassen. Bei Tätigkeiten können Mensch, Planet, Ressourcen und Demokratie differenziert werden. Bei Gebäuden können Klima und Energie, Ressourcen und Kreislauf, soziale Fairness, Gesundheit und Sicherheit relevant sein. Bei digitalen Systemen können zusätzlich Manipulationsschutz, Datenrechte, Diskurswirkung und Cyberresilienz einfließen.</w:t>
+      </w:r>
+    </w:p>
+    <w:p>
+      <w:r>
+        <w:t>Entscheidend ist nicht, dass immer dieselben vier Felder mechanisch verwendet werden. Entscheidend ist, dass die relevanten kritischen Wirkungsdimensionen nicht durch andere Felder überdeckt werden.</w:t>
+      </w:r>
+    </w:p>
+    <w:p>
+      <w:r>
+        <w:t>Ein einfaches Beispiel: Ein Produkt erhält die Teilwerte Klima +2, Ressourcen +1, Arbeit und Fairness -1, Gesundheit +2. Ein Durchschnitt könnte daraus einen positiven oder neutralen Gesamtwert erzeugen. Die Reverse Merit Order verhindert das. Der schwächste Wert liegt bei -1. Der FinalScore wird daher durch -1 begrenzt. Das Produkt kann nicht als positiv gelten, solange Arbeit und Fairness negativ wirken.</w:t>
+      </w:r>
+    </w:p>
+    <w:p>
+      <w:r>
+        <w:t>Das Apfelbeispiel zeigt die Logik konkret. Beim importierten Apfel lag der schlechteste Wert im Klimafeld bei -2. Gemäß Reverse Merit Order fiel das Produkt in eine schädliche Steuerklasse. Die Bewertungslogik des Apfelpapiers beschreibt ausdrücklich, dass das schwächste Wirkungsfeld die Steuerklasse bestimmt und schlechte Werte nicht durch gute Werte in anderen Feldern kompensiert werden dürfen.</w:t>
+      </w:r>
+    </w:p>
+    <w:p>
+      <w:r>
+        <w:t>Diese Regel hat drei Funktionen.</w:t>
+      </w:r>
+    </w:p>
+    <w:p>
+      <w:r>
+        <w:t>Erstens schützt sie Integrität. Ein Produkt, Unternehmen oder Projekt darf nicht durch punktuelle Stärken ein schweres Defizit verdecken. Dadurch wird Greenwashing erheblich erschwert.</w:t>
+      </w:r>
+    </w:p>
+    <w:p>
+      <w:r>
+        <w:t>Zweitens erzeugt sie klare Transformationsanreize. Wer besser bewertet werden will, muss das schwächste Feld verbessern. Es reicht nicht, die ohnehin guten Felder weiter zu optimieren. Ein Unternehmen mit schlechter Lieferkettenfairness kann seine Gesamtbewertung nicht durch zusätzliche CO2-Kompensation retten. Es muss die Lieferkette verändern.</w:t>
+      </w:r>
+    </w:p>
+    <w:p>
+      <w:r>
+        <w:t>Drittens macht sie Wirkung realistischer. Systeme werden nicht durch ihre besten Felder begrenzt, sondern durch ihre Engpässe. Eine Lieferkette ist nur so wirkungsstark wie ihr schwächstes nicht-kompensierbares Glied. Ein Gebäude ist nur so wirkungsfähig wie sein schädlichster kritischer Aspekt. Eine Tätigkeit ist nur so tragfähig wie das Feld, in dem sie Mensch, Planet oder Demokratie am stärksten verletzt.</w:t>
+      </w:r>
+    </w:p>
+    <w:p>
+      <w:r>
+        <w:t>Die Reverse Merit Order ist deshalb keine Straflogik. Sie ist eine Transformationslogik. Sie sagt nicht: Wer ein schwaches Feld hat, ist endgültig schlecht. Sie sagt: Wer besser werden will, muss dort beginnen, wo der Schaden entsteht.</w:t>
+      </w:r>
+    </w:p>
+    <w:p>
+      <w:r>
+        <w:t>Damit verhindert sie eine typische Fehlsteuerung heutiger Nachhaltigkeitsmodelle. In vielen Systemen lohnt es sich, dort Punkte zu sammeln, wo es leicht ist: Berichte schreiben, Kampagnen starten, kompensieren, einzelne Effizienzwerte verbessern, sichtbare Projekte fördern. Die kritischen Felder bleiben unangetastet, weil sie schwieriger, teurer oder machtpolitisch unangenehmer sind.</w:t>
+      </w:r>
+    </w:p>
+    <w:p>
+      <w:pPr>
+        <w:pStyle w:val="Heading3"/>
+      </w:pPr>
+      <w:r>
+        <w:t>Quellenanker: Wirkungsökonomie · Reverse Merit Order · https://wirkungsoekonomie.de/werkzeuge/reverse-merit-order/ · Druckdatum: 24.05.2026</w:t>
+      </w:r>
+    </w:p>
+    <w:p>
+      <w:r>
+        <w:t>Interne Quelle: werkzeuge/reverse-merit-order/index.html</w:t>
+      </w:r>
+    </w:p>
+    <w:p>
+      <w:r>
+        <w:t>Methodenregister</w:t>
+      </w:r>
+    </w:p>
+    <w:p>
+      <w:r>
+        <w:t>Das schwächste kritische Wirkungsfeld entscheidet.</w:t>
+      </w:r>
+    </w:p>
+    <w:p>
+      <w:r>
+        <w:t>Die Reverse Merit Order verhindert, dass schwere negative Wirkung durch positive Einzelwerte kompensiert wird.</w:t>
+      </w:r>
+    </w:p>
+    <w:p>
+      <w:r>
+        <w:t>Onlinefassung</w:t>
+      </w:r>
+    </w:p>
+    <w:p>
+      <w:r>
+        <w:t>Du liest die Onlinefassung</w:t>
+      </w:r>
+    </w:p>
+    <w:p>
+      <w:r>
+        <w:t>Diese Seite ist der öffentliche Einstieg in die Methodik. Vertiefungen, Downloads und Arbeitsmaterial stehen weiter unten gesammelt bereit.</w:t>
+      </w:r>
+    </w:p>
+    <w:p>
+      <w:r>
+        <w:t>Funktion</w:t>
+      </w:r>
+    </w:p>
+    <w:p>
+      <w:r>
+        <w:t>Was es leistet #</w:t>
+      </w:r>
+    </w:p>
+    <w:p>
+      <w:r>
+        <w:t>Die Reverse Merit Order verhindert, dass schwere negative Wirkung durch positive Einzelwerte kompensiert wird.</w:t>
+      </w:r>
+    </w:p>
+    <w:p>
+      <w:r>
+        <w:t>Anwendung</w:t>
+      </w:r>
+    </w:p>
+    <w:p>
+      <w:r>
+        <w:t>Angewendet in #</w:t>
+      </w:r>
+    </w:p>
+    <w:p>
+      <w:r>
+        <w:t>Impact Controlling, Produkte &amp; Konsum, Wirtschaft &amp; Unternehmen, Lieferketten und öffentlichen Steuerungsfragen.</w:t>
+      </w:r>
+    </w:p>
+    <w:p>
+      <w:r>
+        <w:t>Grenze</w:t>
+      </w:r>
+    </w:p>
+    <w:p>
+      <w:r>
+        <w:t>Nicht als Schönrechnung #</w:t>
+      </w:r>
+    </w:p>
+    <w:p>
+      <w:r>
+        <w:t>Das Werkzeug darf negative Wirkung, Datenlücken oder rote Linien nicht verdecken.</w:t>
+      </w:r>
+    </w:p>
+    <w:p>
+      <w:r>
+        <w:t>Methodenpapier</w:t>
+      </w:r>
+    </w:p>
+    <w:p>
+      <w:r>
+        <w:t>Ausführliches Methodenpapier #</w:t>
+      </w:r>
+    </w:p>
+    <w:p>
+      <w:r>
+        <w:t>Die kurze Toolseite bleibt Einstieg. Das Methodenpapier ist die ausführliche fachliche Grundlage mit DOCX- und PDF-Download.</w:t>
+      </w:r>
+    </w:p>
+    <w:p>
+      <w:r>
+        <w:t>Methodenpapier 22</w:t>
+      </w:r>
+    </w:p>
+    <w:p>
+      <w:r>
+        <w:t>Scorecards, Benchmarks und Netto-Wirkungs-Index</w:t>
+      </w:r>
+    </w:p>
+    <w:p>
+      <w:r>
+        <w:t>Wie Wirkungsdaten zu prüfbaren Entscheidungen werden - ohne Kompensation, Scheingenauigkeit oder Personenbewertung</w:t>
+      </w:r>
+    </w:p>
+    <w:p>
+      <w:r>
+        <w:t>Methoden &amp; Werkzeuge</w:t>
+      </w:r>
+    </w:p>
+    <w:p>
+      <w:r>
+        <w:t>Werkzeuge in diesem Bereich #</w:t>
+      </w:r>
+    </w:p>
+    <w:p>
+      <w:r>
+        <w:t>Impact Controlling ist der Methodenrahmen. Interaktive Rechner werden als Rechner bezeichnet; statische Zielseiten führen als Methodik oder Dossier weiter.</w:t>
+      </w:r>
+    </w:p>
+    <w:p>
+      <w:r>
+        <w:t>Schutzregel</w:t>
+      </w:r>
+    </w:p>
+    <w:p>
+      <w:r>
+        <w:t>Reverse Merit Order</w:t>
+      </w:r>
+    </w:p>
+    <w:p>
+      <w:r>
+        <w:t>Das schwächste kritische Wirkungsfeld begrenzt die Bewertung, damit negative Wirkung nicht schöngerechnet wird.</w:t>
+      </w:r>
+    </w:p>
+    <w:p>
+      <w:r>
+        <w:t>Warum hier relevant? Sie ist der Missbrauchsschutz gegen reine Durchschnitts- und Kompensationslogik.</w:t>
+      </w:r>
+    </w:p>
+    <w:p>
+      <w:r>
+        <w:t>Tool-Suite</w:t>
+      </w:r>
+    </w:p>
+    <w:p>
+      <w:r>
+        <w:t>Methoden in Werkzeuglogik übersetzen #</w:t>
+      </w:r>
+    </w:p>
+    <w:p>
+      <w:r>
+        <w:t>Die Methodenpapiere beschreiben die fachliche Logik. Die Karten führen zu Methodenseiten; sie versprechen keine Interaktion, wenn keine Bedienoberfläche vorhanden ist.</w:t>
+      </w:r>
+    </w:p>
+    <w:p>
+      <w:r>
+        <w:t>Methode</w:t>
+      </w:r>
+    </w:p>
+    <w:p>
+      <w:r>
+        <w:t>WÖk-ID-Browser</w:t>
+      </w:r>
+    </w:p>
+    <w:p>
+      <w:r>
+        <w:t>Wirkungsindikatoren, Quellen, SDG-Bezüge, Datenqualität und Versionen nachvollziehbar ordnen.</w:t>
+      </w:r>
+    </w:p>
+    <w:p>
+      <w:r>
+        <w:t>Methodik</w:t>
+      </w:r>
+    </w:p>
+    <w:p>
+      <w:r>
+        <w:t>Scorecard-Generator</w:t>
+      </w:r>
+    </w:p>
+    <w:p>
+      <w:r>
+        <w:t>Aus WÖk-IDs, Benchmarks und Datenqualität eine prüfbare Bewertungsoberfläche ableiten.</w:t>
+      </w:r>
+    </w:p>
+    <w:p>
+      <w:pPr>
+        <w:pStyle w:val="Heading3"/>
+      </w:pPr>
+      <w:r>
+        <w:t>Quellenanker: Kapitel 50 - Produktscorecards</w:t>
+      </w:r>
+    </w:p>
+    <w:p>
+      <w:r>
+        <w:t>Interne Quelle: referenz/kapitel-050-produktscorecards/index.html</w:t>
+      </w:r>
+    </w:p>
+    <w:p>
+      <w:r>
+        <w:t>Kapitel 48 hat Produkte als Wirkungsträger beschrieben. Kapitel 49 hat gezeigt, warum Preise realere Wirkungen sichtbar machen müssen. Zwischen Produktdaten und Preissignal steht eine methodische Frage: Wie wird aus vielen Daten eine nachvollziehbare Bewertung, ohne das Produkt auf eine einzige Zahl zu verkürzen?</w:t>
+      </w:r>
+    </w:p>
+    <w:p>
+      <w:r>
+        <w:t>Die Produktscorecard beantwortet diese Frage. Sie übersetzt Produktdaten in eine strukturierte Wirkungsbewertung. Sie baut auf den WÖk-IDs, Benchmarks, Skalen, Scorecards und der Reverse Merit Order auf, die in den methodischen Teilen eingeführt wurden. Im Unterschied zur allgemeinen Scorecard-Logik wird sie produktbezogen angewendet: auf Produktgruppe, Lebenszyklus, Nutzungskontext, Vorleistungen, Datenqualität, Prüfstatus und relevante Wirkungsfelder [I-K50-1; I-K50-2].</w:t>
+      </w:r>
+    </w:p>
+    <w:p>
+      <w:r>
+        <w:t>Eine Produktscorecard ist kein Werbesiegel. Sie ist keine moralische Auszeichnung und kein Kommunikationsetikett. Sie ist ein methodisches Bewertungsinstrument. Ihr Zweck besteht darin, Produktwirkung lesbar, prüfbar, vergleichbar und rückkopplungsfähig zu machen.</w:t>
+      </w:r>
+    </w:p>
+    <w:p>
+      <w:r>
+        <w:t>Der Leitgedanke lautet: Eine Produktscorecard übersetzt Produktdaten in eine nachvollziehbare Wirkungsbewertung, ohne das Produkt auf einen bloßen Zahlenwert zu verkürzen.</w:t>
+      </w:r>
+    </w:p>
+    <w:p>
+      <w:r>
+        <w:t>Für Produkte verdichtet die Scorecard Lebenszyklus, Lieferkette, Nutzung und Nachwirkung. Der FinalScore wird nicht als Durchschnitt gebildet, sondern durch die schwächste relevante Wirkung begrenzt [I-K50-5; I-K50-6].</w:t>
+      </w:r>
+    </w:p>
+    <w:p>
+      <w:r>
+        <w:t>Tabelle 50-1: Produkt-Scorecard als Muster</w:t>
+      </w:r>
+    </w:p>
+    <w:p>
+      <w:pPr>
+        <w:pStyle w:val="Heading3"/>
+      </w:pPr>
+      <w:r>
+        <w:t>50.1 Aufbau</w:t>
+      </w:r>
+    </w:p>
+    <w:p>
+      <w:r>
+        <w:t>Eine Produktscorecard beginnt mit der klaren Bestimmung des Bewertungsgegenstands. Es muss erkennbar sein, welches Produkt, welche Produktgruppe, welches Modell, welche Charge oder welche funktionale Einheit bewertet wird. Ohne diese Abgrenzung kann keine belastbare Aussage entstehen. Ein einzelnes Produktmodell kann anders wirken als eine ganze Produktfamilie. Eine Produktionscharge kann andere Daten haben als ein Jahresdurchschnitt. Eine Produktgruppe in einem Konzern kann deutlich andere Wirkung zeigen als der Konzernmittelwert.</w:t>
+      </w:r>
+    </w:p>
+    <w:p>
+      <w:r>
+        <w:t>Danach folgt die Klassifikation. Produktscorecards brauchen NACE, Produktgruppen, gegebenenfalls CPA, Zollcodes, Funktionsklassen oder andere Zuordnungen. Diese Klassifikation verhindert freie Einzelfallbewertung. Ein Apfel wird nicht mit Stahl verglichen. Ein Textilprodukt wird nicht wie ein digitaler Dienst behandelt. Ein Baustoff wird nicht wie ein Pflegeangebot gelesen. Jede Produktart braucht eine eigene Wirkungslogik, bleibt aber in der gemeinsamen Grammatik von Mensch, Planet und Demokratie anschlussfähig [I-K50-2; I-K50-4].</w:t>
+      </w:r>
+    </w:p>
+    <w:p>
+      <w:r>
+        <w:t>Der nächste Baustein sind relevante SDGs und SDG+-Felder. Sie stellen den normativen Bezug her. Ein Produkt kann auf Klima, Wasser, Gesundheit, Arbeit, Bildung, Gleichstellung, Ressourcen, Infrastruktur, Datenschutz, Medienqualität oder demokratische Stabilität wirken. Nicht jedes Produkt berührt jedes Feld mit gleicher Stärke. Die Scorecard muss daher die relevanten Wirkungsfelder auswählen und begründen.</w:t>
+      </w:r>
+    </w:p>
+    <w:p>
+      <w:r>
+        <w:t>Danach werden WÖk-IDs zugeordnet. Sie machen die einzelnen Indikatoren adressierbar. Eine WÖk-ID steht nicht für eine diffuse Nachhaltigkeitsbehauptung, sondern für einen konkreten Wirkungsindikator mit Einheit, Datenquelle, Systemgrenze, Prüfanforderung und Version. Erst dadurch wird eine Scorecard prüfbar.</w:t>
+      </w:r>
+    </w:p>
+    <w:p>
+      <w:r>
+        <w:t>Auf diese Indikatoren folgen Messwerte, Datenquellen und Datenqualität. Daten können aus Primärdaten, Audits, EPDs, ESRS- oder GRI-Berichten, Produktpässen, Lieferantendaten, Messungen, Registern, amtlichen Statistiken, Branchenwerten oder plausibilisierten Schätzungen stammen. Die Scorecard muss ausweisen, ob ein Wert geprüft, plausibilisiert, geschätzt, veraltet, unvollständig oder unsicher ist.</w:t>
+      </w:r>
+    </w:p>
+    <w:p>
+      <w:r>
+        <w:t>Dann kommen Benchmarks und Archetypen. Benchmarks geben den Vergleichsrahmen. Archetypen beschreiben die Bewertungsfunktion: lower is better, higher is better, near zero oder andere Wirkungslogiken. Ein niedriger CO2-Wert ist meist besser. Ein hoher Anteil existenzsichernder Löhne ist besser. Bei manchen Indikatoren ist nicht der höchste oder niedrigste Wert gut, sondern ein tragfähiger Bereich.</w:t>
+      </w:r>
+    </w:p>
+    <w:p>
+      <w:r>
+        <w:t>Aus Messwert, Benchmark und Archetyp entsteht ein Einzelscore. Die WÖk-Architektur nutzt dafür die Skala von -3 bis +3: von hoch schädlicher oder nicht akzeptabler Wirkung bis transformativ positiver Wirkung. Diese Skala darf nicht mechanisch gelesen werden. Ihre Aussagekraft hängt von Datenqualität, Systemgrenze, Kontext, Benchmark und Prüfung ab.</w:t>
+      </w:r>
+    </w:p>
+    <w:p>
+      <w:r>
+        <w:t>Schließlich folgt der FinalScore. Er fasst die relevanten Einzelbewertungen nach der festgelegten Logik zusammen und berücksichtigt Datenqualität, Ausschlussindikatoren und Reverse Merit Order. Er ist keine Durchschnittsnote. Er ist die steuerungsfähige Gesamtbewertung eines Produkts. Er zeigt, wo die stärkste positive Wirkung liegt, wo kritische Engpässe bestehen, welche Daten fehlen und welche Veränderung den größten Unterschied machen würde [I-K50-2; I-K50-3].</w:t>
+      </w:r>
+    </w:p>
+    <w:p>
+      <w:pPr>
+        <w:pStyle w:val="Heading3"/>
+      </w:pPr>
+      <w:r>
+        <w:t>50.2 Kernfelder</w:t>
+      </w:r>
+    </w:p>
+    <w:p>
+      <w:r>
+        <w:t>Eine Produktscorecard muss produktbezogen bleiben. Sie darf nicht jedes mögliche Feld gleich behandeln. Dennoch gibt es Kernfelder, die für viele Produktgruppen wiederkehren.</w:t>
+      </w:r>
+    </w:p>
+    <w:p>
+      <w:r>
+        <w:t>Das erste Kernfeld ist Klima und Energie. Es umfasst produktbezogene Emissionen, Energiebedarf, Emissionsintensität, Nutzungsemissionen und Lebenszyklusbezug. Bei manchen Produkten liegt der Schwerpunkt in der Herstellung, bei anderen in der Nutzung. Ein Gerät kann in der Herstellung aufwendig sein, aber in der Nutzung Energie sparen. Ein Baustoff kann hohe Prozess-Emissionen haben, aber lange Lebensdauer ermöglichen. Die Scorecard muss den relevanten Lebenszyklusabschnitt sichtbar machen.</w:t>
+      </w:r>
+    </w:p>
+    <w:p>
+      <w:r>
+        <w:t>Das zweite Kernfeld ist Wasser, Boden und Biodiversität. Ein Produkt kann geringe Klimaemissionen zeigen und dennoch in Wasserstressregionen problematisch sein. Es kann Bodenqualität, Landnutzung oder Biodiversität beeinträchtigen. Diese Felder verhindern, dass Klimawerte alle anderen planetaren Wirkungen überdecken [I-K50-3; I-K50-6].</w:t>
+      </w:r>
+    </w:p>
+    <w:p>
+      <w:r>
+        <w:t>Das dritte Kernfeld ist Material, Kreislauf und Ende des Lebenszyklus. Dazu gehören Materialintensität, Rezyklatanteil, Reparierbarkeit, Rücknahme, Langlebigkeit, Schadstofffreiheit, Recyclingfähigkeit und Abfallvermeidung. Ein Produkt mit niedrigem Kaufpreis und kurzer Lebensdauer kann im Score schwächer sein als ein teureres, langlebigeres und reparierbares Produkt, wenn der Lebenszyklus betrachtet wird.</w:t>
+      </w:r>
+    </w:p>
+    <w:p>
+      <w:r>
+        <w:t>Das vierte Kernfeld ist Arbeit und Menschenrechte. Existenzsichernde Löhne, Arbeitsschutz, Kinder- und Zwangsarbeitsausschluss, Arbeitszeit, Mitbestimmung, Diskriminierungsfreiheit, Sicherheit und Lieferkettenrisiken gehören zu den zentralen Indikatoren. Dieses Feld ist besonders wichtig, weil schwere soziale Schäden nicht durch gute ökologische Werte ausgeglichen werden dürfen [I-K50-6; E-K50-4].</w:t>
+      </w:r>
+    </w:p>
+    <w:p>
+      <w:r>
+        <w:t>Das fünfte Kernfeld ist Gesundheit und Produktsicherheit. Es betrifft Schadstoffe, Sicherheit, ergonomische Wirkung, psychische Wirkung, Barrierefreiheit, Ernährungswirkung, Lärm, Luftqualität oder andere gesundheitliche Zustandsveränderungen. Je nach Produktgruppe kann dieses Feld sehr unterschiedlich ausfallen.</w:t>
+      </w:r>
+    </w:p>
+    <w:p>
+      <w:r>
+        <w:t>Das sechste Kernfeld ist Daten, digitale Wirkung und Demokratiebezug, soweit das Produkt digitale Funktionen, algorithmische Steuerung, Kommunikation, Plattformanbindung oder personenbezogene Daten berührt. Nicht jedes Produkt hat ein demokratisches Wirkungsfeld. Aber digitale Produkte, Medienprodukte, vernetzte Geräte, KI-gestützte Dienste oder Kommunikationsinfrastrukturen können Wirkung auf Selbstbestimmung, Manipulationsrisiken, Transparenz, Datenschutz und öffentliche Resonanz erzeugen.</w:t>
+      </w:r>
+    </w:p>
+    <w:p>
+      <w:r>
+        <w:t>Das siebte Kernfeld ist Resilienz und Versorgung. Manche Produkte sind relevant für kritische Funktionen: Gesundheit, Energie, Wasser, Ernährung, Kommunikation, Mobilität, Pflege, Sicherheit, Verwaltung oder Bildung. Ein Produkt kann deshalb nicht nur nach Einzelwirkung, sondern auch nach seiner Bedeutung für Systemstabilität gelesen werden.</w:t>
+      </w:r>
+    </w:p>
+    <w:p>
+      <w:r>
+        <w:t>Diese Kernfelder sind keine starre Liste für jede Produktgruppe. Sie bilden eine Suchordnung. Die Scorecard muss auswählen, was relevant ist, und offenlegen, warum bestimmte Felder einbezogen oder ausgeschlossen wurden. Produktscorecards dürfen keine Gleichmacherei zwischen Produktgruppen erzeugen. Ein Lebensmittel hat andere Kernfelder als ein Textil, ein Arzneimittel, ein Baustoff, ein Smartphone, eine Software oder eine Wärmepumpe. Die methodische Grammatik bleibt gleich. Die relevanten Felder unterscheiden sich.</w:t>
+      </w:r>
+    </w:p>
+    <w:p>
+      <w:pPr>
+        <w:pStyle w:val="Heading3"/>
+      </w:pPr>
+      <w:r>
+        <w:t>50.3 FinalScore</w:t>
+      </w:r>
+    </w:p>
+    <w:p>
+      <w:r>
+        <w:t>Der FinalScore ist die zusammengeführte Wirkungsbewertung eines Produkts. Er ist notwendig, weil Märkte, Unternehmen, Handel, öffentliche Stellen und Kund:innen nicht mit unüberschaubaren Einzeldaten arbeiten können. Sie brauchen eine verständliche Gesamtinformation. Gleichzeitig darf diese Gesamtinformation kritische Schäden nicht verdecken.</w:t>
+      </w:r>
+    </w:p>
+    <w:p>
+      <w:r>
+        <w:t>Deshalb ist der FinalScore kein Durchschnitt. Er entsteht nach Anwendung von Benchmarks, Einzelscores, Datenqualität, Ausschlussindikatoren und Reverse Merit Order. Diese Logik unterscheidet ihn von vielen klassischen Ratings. In klassischen Ratings können positive Werte in einem Feld negative Werte in einem anderen Feld teilweise ausgleichen. Die Wirkungsökonomie begrenzt diese Verrechnung. Ein Produkt mit guter CO2-Bilanz und Kinderarbeit wird nicht positiv. Ein Produkt mit hohem Rezyklatanteil und schwerem Wasserstress wird nicht unproblematisch. Ein Produkt mit guter Energieeffizienz und gravierenden Gesundheitsrisiken bleibt kritisch [I-K50-2; I-K50-6].</w:t>
+      </w:r>
+    </w:p>
+    <w:p>
+      <w:r>
+        <w:t>Der FinalScore zeigt daher nicht nur eine Gesamtklasse. Er zeigt einen Engpass. Er beantwortet: Welches Feld begrenzt die Gesamtwirkung? Welche Daten fehlen? Wo liegt das größte Risiko? Welche Verbesserung würde die Produktwirkung am stärksten verändern? Diese Informationen machen den FinalScore auch für Unternehmen nützlich. Er ist nicht nur ein Marktsignal. Er ist ein Innovationssignal.</w:t>
+      </w:r>
+    </w:p>
+    <w:p>
+      <w:r>
+        <w:t>Ein FinalScore muss Datenqualität enthalten. Ein Score mit geprüften Primärdaten hat eine andere Aussagekraft als ein Score mit Standardwerten oder Schätzungen. Ein Produkt mit Datenlücken darf nicht besser wirken als ein Produkt, das Risiken transparent macht. Deshalb gehören Datenqualitätsklassen, Prüfstatus, Unsicherheitsklasse und Version in die Produktscorecard [I-K50-1; I-K50-2].</w:t>
+      </w:r>
+    </w:p>
+    <w:p>
+      <w:r>
+        <w:t>Der FinalScore muss außerdem kontextsensibel sein. Ein Wasserwert hat in einer wasserarmen Region eine andere Bedeutung als in einer Region ohne Wasserstress. Ein Transportweg ist nicht isoliert zu bewerten, wenn Lagerung, Haltbarkeit, Verderb, Kühlung und Produktionsbedingungen mitwirken. Ein Material kann in einer Branche alternativlos sein, in einer anderen vermeidbar. Ein digitales Produkt kann geringe materielle Wirkung haben und dennoch Daten-, Manipulations- oder Energieeffekte erzeugen. Kontextsensibilität schützt vor falscher Einfachheit.</w:t>
+      </w:r>
+    </w:p>
+    <w:p>
+      <w:r>
+        <w:t>Gleichzeitig darf Kontext nicht als Ausrede dienen. Wenn jede Produktwirkung relativiert wird, verliert die Scorecard ihre Orientierungsfunktion. Kontextsensibilität bedeutet nicht Beliebigkeit. Sie bedeutet nachvollziehbare Einordnung. Ein Score muss erklären, warum ein Wert so bewertet wird, welche Vergleichsgruppe gilt, welcher Benchmark genutzt wurde und welche Systemgrenze gesetzt ist.</w:t>
+      </w:r>
+    </w:p>
+    <w:p>
+      <w:pPr>
+        <w:pStyle w:val="Heading3"/>
+      </w:pPr>
+      <w:r>
+        <w:t>50.4 Grenzen und Sonderfälle</w:t>
+      </w:r>
+    </w:p>
+    <w:p>
+      <w:r>
+        <w:t>Produktscorecards sind notwendige Instrumente, aber sie haben Grenzen. Diese Grenzen müssen offen benannt werden, damit keine Scheingenauigkeit entsteht.</w:t>
+      </w:r>
+    </w:p>
+    <w:p>
+      <w:r>
+        <w:t>Die erste Grenze liegt in der Datenlage. Nicht alle Produktwirkungen sind mit derselben Präzision erfassbar. Manche Daten liegen als geprüfte Primärdaten vor. Andere stammen aus Lieferantenangaben, Branchenwerten, Lebenszyklusdatenbanken oder Schätzungen. Eine Scorecard muss diese Unterschiede sichtbar machen. Sie darf einen geschätzten Wert nicht wie einen geprüften Wert behandeln.</w:t>
+      </w:r>
+    </w:p>
+    <w:p>
+      <w:r>
+        <w:t>Die zweite Grenze liegt in der Systemgrenze. Wird nur Herstellung betrachtet oder der ganze Lebenszyklus? Gehören Nutzung und Entsorgung dazu? Werden Vorprodukte einbezogen? Wie werden Nebenprodukte, Recycling und Mehrfachnutzung behandelt? Systemgrenzen entscheiden über Aussagekraft. ISO-Lebenszyklusnormen zeigen, wie wichtig Ziel, Untersuchungsrahmen, Systemgrenze und Datenqualität für eine belastbare Bewertung sind.</w:t>
+      </w:r>
+    </w:p>
+    <w:p>
+      <w:r>
+        <w:t>Die dritte Grenze liegt in Sonderfällen. Manche Produkte haben sehr lange Nutzungsdauern. Andere sind einmalig. Manche sind Teil eines Systems, etwa Bauprodukte, Medizinprodukte, Softwaremodule oder Infrastrukturkomponenten. Manche Produkte entfalten ihre Hauptwirkung erst durch Nutzung. Andere wirken vor allem durch Herstellung oder Rohstoffe. Die Scorecard muss solche Fälle abbilden können, ohne für jede Produktart eine völlig neue Sprache zu erfinden.</w:t>
+      </w:r>
+    </w:p>
+    <w:p>
+      <w:pPr>
+        <w:pStyle w:val="Heading3"/>
+      </w:pPr>
+      <w:r>
+        <w:t>Quellenanker: Kapitel 51 - Das Apfelbeispiel</w:t>
+      </w:r>
+    </w:p>
+    <w:p>
+      <w:r>
+        <w:t>Interne Quelle: referenz/kapitel-051-das-apfelbeispiel/index.html</w:t>
+      </w:r>
+    </w:p>
+    <w:p>
+      <w:r>
+        <w:t>Kapitel 48 hat Produkte als Wirkungsträger beschrieben. Kapitel 49 hat gezeigt, warum Preise unvollständig bleiben, wenn sie reale Wirkungen verschweigen. Kapitel 50 hat die Produktscorecard als methodisches Instrument eingeführt. Dieses Kapitel verbindet diese Logik an einem einfachen Beispiel: Dem Apfel.</w:t>
+      </w:r>
+    </w:p>
+    <w:p>
+      <w:r>
+        <w:t>Der Apfel ist bewusst gewählt. Er ist alltäglich, verständlich und scheinbar unspektakulär. Gerade deshalb eignet er sich als Systemmodell. An ihm lässt sich zeigen, dass Produktwirkung nicht erst bei komplexen Industriegütern, digitalen Diensten oder globalen Finanzströmen beginnt. Schon ein einzelnes Lebensmittel enthält Rohstoffe, Arbeit, Wasser, Boden, Biodiversität, Transport, Verpackung, Gesundheit, regionale Wirkung, Daten und Preislogik.</w:t>
+      </w:r>
+    </w:p>
+    <w:p>
+      <w:r>
+        <w:t>Das Apfelbeispiel zeigt im Kleinen, wie die Wirkungsökonomie Produkte, Preise, Daten und Entscheidungen verbindet.</w:t>
+      </w:r>
+    </w:p>
+    <w:p>
+      <w:pPr>
+        <w:pStyle w:val="Heading3"/>
+      </w:pPr>
+      <w:r>
+        <w:t>51.1 Regionaler Apfel und Importapfel</w:t>
+      </w:r>
+    </w:p>
+    <w:p>
+      <w:r>
+        <w:t>Das Beispiel vergleicht einen regionalen Bio-Apfel aus Deutschland mit einem importierten Apfel aus Chile. Dieser Vergleich darf nicht romantisch gelesen werden. Die Wirkungsökonomie sagt nicht: Regional ist automatisch gut und importiert ist automatisch schlecht. Sie sagt: Die Wirkung muss geprüft werden.</w:t>
+      </w:r>
+    </w:p>
+    <w:p>
+      <w:r>
+        <w:t>Ein regionaler Apfel kann problematisch sein, wenn er mit hohem Energieeinsatz lange gekühlt wird, viel Wasser benötigt, schlechte Arbeitsbedingungen erzeugt oder in ökologisch problematischen Strukturen angebaut wird. Ein importierter Apfel kann in bestimmten Situationen besser wirken, wenn Anbau, Wasser, Arbeit, Transport und Lagerung günstiger ausfallen als bei einer regionalen Alternative. Maßgeblich ist nicht Herkunft als Gefühl. Maßgeblich ist geprüfte Wirkung.</w:t>
+      </w:r>
+    </w:p>
+    <w:p>
+      <w:r>
+        <w:t>Das interne Apfelpapier nutzt den regionalen Bio-Apfel und den Chile-Apfel als fiktives, aber realitätsnahes Modell. Es zeigt, wie Produkte datenbasiert in eine Wirkungslogik eingeordnet werden können. Der regionale Bio-Apfel wird in der Fallstudie mit kurzem Transportweg, Ökostrom-Kühlung, geringem Wasserstress, Tariflohn und ohne Pestizidrückstände beschrieben. Der importierte Apfel aus Chile wird mit langem Transportweg, Kühlung, Anbau in wasserknapper Region, nicht vollständig gesicherter Living-Wage-Abdeckung und Pestizidwerten knapp unter Grenzwerten modelliert.</w:t>
+      </w:r>
+    </w:p>
+    <w:p>
+      <w:r>
+        <w:t>Diese Daten sind nicht als endgültige Aussage über alle deutschen oder chilenischen Äpfel zu verstehen. Sie zeigen den Ablauf der Wirkungsbewertung. Die Wirkungsökonomie ersetzt Vorurteil durch Prüfung. Sie fragt nicht: Woher kommt der Apfel? Sie fragt: Welche Wirkung entsteht durch diesen konkreten Apfel in diesem konkreten Produktions-, Liefer- und Nutzungskontext?</w:t>
+      </w:r>
+    </w:p>
+    <w:p>
+      <w:r>
+        <w:t>Damit wird ein einfacher Apfel zum Wirkungsraum. Er ist nicht nur Lebensmittel, sondern Ausdruck von Boden, Wasser, Arbeit, Klima, Transport, Gesundheit, Daten und Preis.</w:t>
+      </w:r>
+    </w:p>
+    <w:p>
+      <w:r>
+        <w:t>Die folgende Tabelle ist eine Modellansicht. Sie ersetzt keine geprüfte Produktprüfung. Sie zeigt, wie das Apfelbeispiel aus Klassifikation, Wirkungsfeldern, Daten und FinalScore aufgebaut werden kann [I-K51-5; I-K51-6].</w:t>
+      </w:r>
+    </w:p>
+    <w:p>
+      <w:r>
+        <w:t>Tabelle 51-1: Modellhafte Scorecard für das Apfelbeispiel</w:t>
+      </w:r>
+    </w:p>
+    <w:p>
+      <w:pPr>
+        <w:pStyle w:val="Heading3"/>
+      </w:pPr>
+      <w:r>
+        <w:t>51.2 NACE, SDG-Zuordnung und Indikatoren</w:t>
+      </w:r>
+    </w:p>
+    <w:p>
+      <w:r>
+        <w:t>Die Wirkungsbewertung beginnt nicht mit freier Einschätzung. Sie beginnt mit Zuordnung. Für den Apfelbau nennt die interne Fallstudie den NACE-Code 01.24 für Kernobstbau, also Äpfel, Birnen und Quitten. Über diese Klassifikation werden relevante SDGs zugeordnet: SDG 2, 6, 8, 12, 13 und 15 [I-K51-1; E-K51-1; E-K51-2].</w:t>
+      </w:r>
+    </w:p>
+    <w:p>
+      <w:r>
+        <w:t>Diese Zuordnung verhindert Willkür. Niemand entscheidet aus dem Bauch heraus, ob Wasser, Arbeit oder Klima relevant sind. Der Wirtschaftsbereich wird klassifiziert, und daraus folgt eine strukturierte Wirkungslogik. Für den Apfel sind mehrere Felder naheliegend.</w:t>
+      </w:r>
+    </w:p>
+    <w:p>
+      <w:r>
+        <w:t>SDG 2 betrifft Ernährungssicherheit. Äpfel sind Teil von Ernährungssystemen und wirken auf Versorgung, Qualität und Zugang. SDG 6 betrifft Wasser. Apfelanbau benötigt Wasser; Wasserverbrauch und Wasserstress sind daher relevante Indikatoren. SDG 8 betrifft menschenwürdige Arbeit. Ernte, Verarbeitung, Lagerung, Transport und Handel berühren Löhne, Arbeitsbedingungen und soziale Sicherheit. SDG 12 betrifft nachhaltige Produktion und nachhaltigen Konsum. Ressourceneinsatz, Verpackung, Abfall, Haltbarkeit und Kreislauffähigkeit gehören dazu. SDG 13 betrifft Klimaschutz. Anbau, Kühlung, Lagerung, Transport und Verpackung erzeugen Emissionen. SDG 15 betrifft Leben an Land. Bodenqualität, Biodiversität, Pestizide, Ökosysteme und Landnutzung sind für Obstbau wesentlich [I-K51-1; E-K51-2].</w:t>
+      </w:r>
+    </w:p>
+    <w:p>
+      <w:r>
+        <w:t>SDG+ ergänzt diese klassischen Felder um Aspekte, die für die Wirkungsökonomie über die SDGs hinaus relevant sind: Datenklarheit, Lieferkettentransparenz, regionale Resilienz, institutionelle Glaubwürdigkeit und demokratische Anschlussfähigkeit. Beim Apfel wirkt Demokratie nicht so unmittelbar wie bei Medienprodukten oder Plattformen. Dennoch kann die Daten- und Marktlogik demokratische Bedeutung haben: Wenn Preise Wirkung verschweigen, verlieren Menschen Orientierung. Wenn Produktdaten transparent sind, steigt Vertrauen in Märkte und Institutionen.</w:t>
+      </w:r>
+    </w:p>
+    <w:p>
+      <w:r>
+        <w:t>Die relevanten Indikatoren des Apfelbeispiels lassen sich in mehrere Gruppen ordnen. Klima umfasst den Produkt-CO2-Fußabdruck. Wasser umfasst Wasserverbrauch und Wasserstress am Anbauort. Boden und Biodiversität umfassen Pestizide, Bodenqualität, Anbauweise und Ökosystemwirkung. Arbeit umfasst Living-Wage-Abdeckung, Arbeitsbedingungen und Fairness in der Kette. Transport umfasst Strecke, Kühlung, Verkehrsträger und Nachlauf. Verpackung umfasst Material, Abfall und Kreislauffähigkeit. Gesundheit umfasst Pestizidrückstände, Qualität und mögliche Belastungen. Regionale Wirkung umfasst lokale Wertschöpfung, kurze Wege, Versorgungssicherheit und Resilienz.</w:t>
+      </w:r>
+    </w:p>
+    <w:p>
+      <w:r>
+        <w:t>Die interne Fallstudie ordnet diese Felder über CSRD-, GRI- und ESRS-Daten sowie Logistikdaten. Sie beschreibt, dass Produktdaten standardisiert und digital auswertbar sein müssen, damit Einstufung nicht subjektiv erfolgt [I-K51-1; E-K51-3; E-K51-4]. Genau hier schließt das Beispiel an die methodische Datenarchitektur an: WÖk-IDs adressieren Indikatoren, Scorecards bewerten sie, Produktpässe und Datenräume machen sie verfügbar.</w:t>
+      </w:r>
+    </w:p>
+    <w:p>
+      <w:pPr>
+        <w:pStyle w:val="Heading3"/>
+      </w:pPr>
+      <w:r>
+        <w:t>51.3 Steuerklasse und Preiswirkung</w:t>
+      </w:r>
+    </w:p>
+    <w:p>
+      <w:r>
+        <w:t>Das Apfelbeispiel nutzt Steuerklasse und Preiswirkung als verständliches Modell. Es ist keine Gesetzesausarbeitung und keine vollständige Produktsteuermechanik. Die rechtliche Architektur wurde in Teil VI angesprochen und wird hier nicht wiederholt. Hier geht es um die anschauliche Logik: Wirkung wird sichtbar, und der Preis reagiert auf diese Wirkung.</w:t>
+      </w:r>
+    </w:p>
+    <w:p>
+      <w:r>
+        <w:t>In der internen Fallstudie wird jedes relevante Wirkungsfeld auf einer Skala von -3 bis +3 bewertet. Die Reverse Merit Order sorgt dafür, dass das schwächste Feld die Gesamtbewertung begrenzt. Schlechte Werte können daher nicht durch gute Werte an anderer Stelle ausgeglichen werden.</w:t>
+      </w:r>
+    </w:p>
+    <w:p>
+      <w:r>
+        <w:t>Beim regionalen Bio-Apfel wird in der Fallstudie beispielhaft angenommen: Klima +2, Wasser +2, Arbeit +1, Gesundheit +1. Der schlechteste Wert liegt bei +1. Die Fallstudie ordnet diesen Apfel als „sehr gut“ ein und verbindet ihn modellhaft mit einer Steuerklasse von 5 Prozent.</w:t>
+      </w:r>
+    </w:p>
+    <w:p>
+      <w:r>
+        <w:t>Beim importierten Chile-Apfel wird angenommen: Klima -2, Wasser -1, Arbeit 0, Gesundheit 0. Der schlechteste Wert liegt bei -2. Die Fallstudie ordnet diesen Apfel als „schädlich“ ein und verbindet ihn modellhaft mit einer Steuerklasse von 25 Prozent.</w:t>
+      </w:r>
+    </w:p>
+    <w:p>
+      <w:r>
+        <w:t>Der konkrete Satz ist nicht die zentrale Aussage. Die zentrale Aussage ist die Rückkopplung. Wenn ein Produkt höhere negative Wirkung erzeugt, verliert es den Preisvorteil, der bisher aus unsichtbaren Folgekosten entstand. Wenn ein Produkt geringere negative Wirkung oder positive Wirkung erzeugt, wird diese Wirkung im Markt sichtbar. Der Preis wird wahrheitsfähiger.</w:t>
+      </w:r>
+    </w:p>
+    <w:p>
+      <w:r>
+        <w:t>In den internen Produktpapieren wird die Preiswirkung am Apfel so dargestellt, dass der regionale Bio-Apfel mit einem höheren Netto-Preis, aber niedrigerem Wirkungsaufschlag, und der importierte Apfel mit niedrigerem Netto-Preis, aber höherer Wirkungslast näher zusammenrücken. Die Aussage lautet nicht: Der Staat verbietet den Chile-Apfel. Die Aussage lautet: Der Markt erhält ein realeres Signal.</w:t>
+      </w:r>
+    </w:p>
+    <w:p>
+      <w:r>
+        <w:t>Damit wird der Unterschied zu moralischer Konsumsteuerung sichtbar. Niemand muss am Regal eine globale Umwelt- und Sozialbilanz selbst berechnen. Die Datenarbeit liegt im System. Kund:innen sehen eine verständliche Wirkungsinformation. Unternehmen erhalten Anreize, ihre Scores zu verbessern. Handel kann Wirkung im Sortiment sichtbar machen. Staat und Wirkungsrat können Benchmarks prüfen. Der Markt bleibt Suchraum, aber seine Signale werden weniger blind.</w:t>
+      </w:r>
+    </w:p>
+    <w:p>
+      <w:r>
+        <w:t>Dieses Beispiel zeigt zugleich die Bedeutung der Reverse Merit Order. Wäre nur der Durchschnitt relevant, könnte ein Produkt mit guten Werten in einem Feld und schweren Schäden in einem anderen Feld besser erscheinen, als es ist. Die Wirkungsökonomie verhindert diese Verrechnung. Ein negativer Klima- oder Wasserwert bleibt relevant, auch wenn andere Felder neutral oder positiv sind.</w:t>
+      </w:r>
+    </w:p>
+    <w:p>
+      <w:pPr>
+        <w:pStyle w:val="Heading3"/>
+      </w:pPr>
+      <w:r>
+        <w:t>51.4 Warum das Beispiel universell ist</w:t>
+      </w:r>
+    </w:p>
+    <w:p>
+      <w:r>
+        <w:t>Das Apfelbeispiel ist klein, aber universell. Es zeigt eine Grundlogik, die auf viele Produkte übertragen werden kann, ohne jedes Produkt gleichzumachen.</w:t>
+      </w:r>
+    </w:p>
+    <w:p>
+      <w:r>
+        <w:t>Erstens zeigt es, dass jedes Produkt eine Klassifikation braucht. Beim Apfel ist es NACE 01.24. Bei anderen Produkten sind andere NACE-, Produkt-, Branchen- oder Funktionszuordnungen relevant. Die Logik bleibt: Erst wird der Produktkontext bestimmt, dann werden passende Wirkungsfelder zugeordnet.</w:t>
+      </w:r>
+    </w:p>
+    <w:p>
+      <w:r>
+        <w:t>Zweitens zeigt es, dass SDG- und SDG+-Bezug keine Dekoration ist. Er ordnet, welche Wirkung relevant ist. Beim Apfel sind Wasser, Klima, Arbeit, Boden, Biodiversität, Gesundheit und nachhaltiger Konsum zentral. Bei einem digitalen Produkt wären Datenschutz, Energie, algorithmische Fairness und Demokratiebezug stärker. Bei einem Baustoff wären CO2-Intensität, Material, Schadstoffe, Lebensdauer und Rückbau relevanter.</w:t>
+      </w:r>
+    </w:p>
+    <w:p>
+      <w:r>
+        <w:t>Drittens zeigt es, dass Daten wichtiger sind als Image. Ein Apfel wirkt nicht gut, weil er regional genannt wird. Er wirkt gut, wenn seine Daten in den relevanten Feldern zeigen, dass er Mensch, Planet und gegebenenfalls demokratische Orientierung stärkt oder gering belastet. Ein Importapfel wirkt nicht schlecht, weil er importiert ist. Er wirkt schlechter, wenn Transport, Wasserstress, Arbeit, Gesundheit oder andere Felder nachweisbar negativ sind.</w:t>
+      </w:r>
+    </w:p>
+    <w:p>
+      <w:r>
+        <w:t>Viertens zeigt es, dass Scorecards verständlich sein können. Ein Produkt muss nicht in unlesbarer Komplexität verschwinden. Die Scorecard kann relevante Felder, Indikatoren, Benchmarks, Datenqualität und Engpasslogik sichtbar machen. Der FinalScore verdichtet, ohne die Einzelwerte zu löschen.</w:t>
+      </w:r>
+    </w:p>
+    <w:p>
+      <w:r>
+        <w:t>Fünftens zeigt es, dass Preiswirkung keine Planwirtschaft ist. Der Staat legt nicht fest, welchen Apfel jemand kaufen muss. Er sorgt nur dafür, dass die Wirkung nicht unsichtbar bleibt. Der Markt entscheidet weiter, aber auf einer besseren Informationsbasis.</w:t>
+      </w:r>
+    </w:p>
+    <w:p>
+      <w:r>
+        <w:t>Sechstens zeigt es, dass die Wirkungsökonomie nicht bei Umweltwirkung stehen bleibt. Klima ist wichtig, aber nicht allein. Wasser, Boden, Biodiversität, Arbeit, Gesundheit, Verpackung, regionale Resilienz und Datenqualität gehören dazu. Genau das unterscheidet die WÖk von einfachen CO2-Preisen oder eindimensionalen Öko-Labels. Sie liest Produktwirkung mehrdimensional und systemisch.</w:t>
+      </w:r>
+    </w:p>
+    <w:p>
+      <w:r>
+        <w:t>Siebtens zeigt es, warum die Wirkungsökonomie eine Lernarchitektur ist. Benchmarks können sich verändern. Datenqualität kann steigen. Anbaumethoden können besser werden. Transportwege können klimafreundlicher werden. Lieferketten können fairer werden. Ein Produkt ist nicht für immer in einer Klasse gefangen. Es kann seine Wirkung verbessern. Darin liegt die ökonomische Chance des Modells.</w:t>
+      </w:r>
+    </w:p>
+    <w:p>
+      <w:r>
+        <w:t>Der Apfel zeigt daher die gesamte Logik in einfacher Form: Produkt, Klassifikation, SDG-Zuordnung, Indikatoren, Daten, Scorecard, Reverse Merit Order, Wirkungsklasse, Preiswirkung, Kaufentscheidung und Rückkopplung. Was am Apfel sichtbar wird, gilt strukturell für Textilien, Baustoffe, Elektronik, Lebensmittel, Energieprodukte, digitale Dienste und viele andere Märkte. Die konkreten Indikatoren ändern sich. Die Wirkungslogik bleibt.</w:t>
+      </w:r>
+    </w:p>
+    <w:p>
+      <w:pPr>
+        <w:pStyle w:val="Heading3"/>
+      </w:pPr>
+      <w:r>
+        <w:t>Quellenanker: WÖk-Präzisierungsbegriff</w:t>
+      </w:r>
+    </w:p>
+    <w:p>
+      <w:r>
+        <w:t>Interne Quelle: begriffe/reverse-merit-order/index.html</w:t>
+      </w:r>
+    </w:p>
+    <w:p>
+      <w:r>
+        <w:t>Die Reverse Merit Order ist das Bewertungsprinzip der Wirkungsökonomie, nach dem das schwächste relevante Wirkungsfeld die Gesamtbewertung begrenzt und schwere negative Wirkungen nicht durch positive Wirkungen überdeckt werden dürfen.</w:t>
+      </w:r>
+    </w:p>
+    <w:p>
+      <w:r>
+        <w:t>Auf einen Blick</w:t>
+      </w:r>
+    </w:p>
+    <w:p>
+      <w:r>
+        <w:t>Reverse Merit Order bedeutet: Das kritischste relevante Wirkungsfeld begrenzt die Gesamtbewertung; schwere Schäden dürfen nicht schöngerechnet werden.</w:t>
+      </w:r>
+    </w:p>
+    <w:p>
+      <w:r>
+        <w:t>Der Begriff gehört zum Bereich Messung, Bewertung &amp; Steuerung und dient der präzisen Wirkungsprüfung.</w:t>
+      </w:r>
+    </w:p>
+    <w:p>
+      <w:r>
+        <w:t>Wirkungsökonomisch fragt „Reverse Merit Order“ nach Zustandsveränderung, Bilanzgrenze, Datenqualität und Rückkopplung.</w:t>
+      </w:r>
+    </w:p>
+    <w:p>
+      <w:r>
+        <w:t>Er darf nicht als isoliertes Etikett genutzt werden, sondern braucht Bezug zu Mensch, Planet und Demokratie. Er ist besonders anschlussfähig an Nichtkompensationsprinzip, Netto-Wirkung, Wirkungsgrenze.</w:t>
+      </w:r>
+    </w:p>
+    <w:p>
+      <w:r>
+        <w:t>Definition</w:t>
+      </w:r>
+    </w:p>
+    <w:p>
+      <w:r>
+        <w:t>Was bedeutet der Begriff?</w:t>
+      </w:r>
+    </w:p>
+    <w:p>
+      <w:r>
+        <w:t>Reverse Merit Order bezeichnet in der Wirkungsökonomie ein Bewertungsprinzip, bei dem die Gesamtbewertung eines Produkts, einer Tätigkeit, eines Unternehmens oder einer Maßnahme durch das schwächste relevante Wirkungsfeld begrenzt wird. Ein schwerer negativer Effekt darf nicht durch positive Effekte in anderen Bereichen neutralisiert oder überdeckt werden.</w:t>
+      </w:r>
+    </w:p>
+    <w:p>
+      <w:r>
+        <w:t>Wirkungsökonomie</w:t>
+      </w:r>
+    </w:p>
+    <w:p>
+      <w:r>
+        <w:t>Einordnung in der Wirkungsökonomie</w:t>
+      </w:r>
+    </w:p>
+    <w:p>
+      <w:r>
+        <w:t>Die Reverse Merit Order schützt Wirkungswahrheit und verhindert, dass positive Teilwirkungen schwere negative Kernwirkungen verdecken.</w:t>
+      </w:r>
+    </w:p>
+    <w:p>
+      <w:r>
+        <w:t>Verwendung</w:t>
+      </w:r>
+    </w:p>
+    <w:p>
+      <w:r>
+        <w:t>Verwendung</w:t>
+      </w:r>
+    </w:p>
+    <w:p>
+      <w:r>
+        <w:t>Reverse Merit Order ist keine pauschale Straflogik. Sie zeigt, welches Wirkungsfeld den Fortschritt begrenzt und wo Transformation ansetzen muss.</w:t>
+      </w:r>
+    </w:p>
+    <w:p>
+      <w:r>
+        <w:t>Abgrenzung</w:t>
+      </w:r>
+    </w:p>
+    <w:p>
+      <w:r>
+        <w:t>Abgrenzung</w:t>
+      </w:r>
+    </w:p>
+    <w:p>
+      <w:r>
+        <w:t>Merit Order</w:t>
+      </w:r>
+    </w:p>
+    <w:p>
+      <w:r>
+        <w:t>Durchschnittsscore</w:t>
+      </w:r>
+    </w:p>
+    <w:p>
+      <w:r>
+        <w:t>Merit Order im Energiemarkt beschreibt Einsatzreihenfolge nach Grenzkosten.</w:t>
+      </w:r>
+    </w:p>
+    <w:p>
+      <w:r>
+        <w:t>Durchschnittsscore ist gerade nicht Reverse Merit Order.</w:t>
+      </w:r>
+    </w:p>
+    <w:p>
+      <w:r>
+        <w:t>Kompensation verrechnet negative mit positiven Wirkungen.</w:t>
+      </w:r>
+    </w:p>
+    <w:p>
+      <w:r>
+        <w:t>Straflogik ist nicht Ziel; Ziel ist Lenkung und Transformation.</w:t>
+      </w:r>
+    </w:p>
+    <w:p>
+      <w:r>
+        <w:t>Ausschlussliste ist enger als Reverse Merit Order.</w:t>
+      </w:r>
+    </w:p>
+    <w:p>
+      <w:r>
+        <w:t>ESG-Rating erlaubt oft faktische Kompensation; WÖk begrenzt diese.</w:t>
+      </w:r>
+    </w:p>
+    <w:p>
+      <w:r>
+        <w:t>Lernpfad zu Reverse Merit Order</w:t>
+      </w:r>
+    </w:p>
+    <w:p>
+      <w:r>
+        <w:t>Warum wichtig?</w:t>
+      </w:r>
+    </w:p>
+    <w:p>
+      <w:r>
+        <w:t>Was macht der Begriff sichtbar?</w:t>
+      </w:r>
+    </w:p>
+    <w:p>
+      <w:r>
+        <w:t>Sie schützt vor dem Schönrechnen schwerer Schäden durch gute Werte an anderer Stelle.</w:t>
+      </w:r>
+    </w:p>
+    <w:p>
+      <w:r>
+        <w:t>Abgrenzung</w:t>
+      </w:r>
+    </w:p>
+    <w:p>
+      <w:r>
+        <w:t>Was es nicht bedeutet</w:t>
+      </w:r>
+    </w:p>
+    <w:p>
+      <w:r>
+        <w:t>Sie ist kein einfacher Durchschnitt und keine Strafliste.</w:t>
+      </w:r>
+    </w:p>
+    <w:p>
+      <w:r>
+        <w:t>Beispiel</w:t>
+      </w:r>
+    </w:p>
+    <w:p>
+      <w:r>
+        <w:t>So wird es konkret</w:t>
+      </w:r>
+    </w:p>
+    <w:p>
+      <w:r>
+        <w:t>Gute Klimawerte heben schwere Kinderrechtsverletzungen in einer Lieferkette nicht auf.</w:t>
+      </w:r>
+    </w:p>
+    <w:p>
+      <w:r>
+        <w:t>Missverständnisse</w:t>
+      </w:r>
+    </w:p>
+    <w:p>
+      <w:r>
+        <w:t>Worauf achten?</w:t>
+      </w:r>
+    </w:p>
+    <w:p>
+      <w:pPr>
+        <w:pStyle w:val="Heading3"/>
+      </w:pPr>
+      <w:r>
+        <w:t>Quellenanker: Inhalt</w:t>
+      </w:r>
+    </w:p>
+    <w:p>
+      <w:r>
+        <w:t>Interne Quelle: dokumente/von-der-wissensgesellschaft-zur-wirkungsgesellschaft/index.html</w:t>
+      </w:r>
+    </w:p>
+    <w:p>
+      <w:r>
+        <w:t>Dossier · Erweiterte öffentliche Dossierfassung v2.0 · Stand 15. Juni 2026</w:t>
+      </w:r>
+    </w:p>
+    <w:p>
+      <w:r>
+        <w:t>Warum die nächste Entwicklungsstufe nicht nur fragt, was wir wissen - sondern was wir bewirken.</w:t>
+      </w:r>
+    </w:p>
+    <w:p>
+      <w:r>
+        <w:t>Kernaussage</w:t>
+      </w:r>
+    </w:p>
+    <w:p>
+      <w:r>
+        <w:t>Sichtbarkeit ist notwendig, aber nicht ausreichend. Die Wirkungsgesellschaft beginnt dort, wo Wissen, Labels, Zertifikate, Scores, Berichte und Faktenchecks in Bewertung, Rückkopplung und positive Netto-Wirkung übersetzt werden.</w:t>
+      </w:r>
+    </w:p>
+    <w:p>
+      <w:r>
+        <w:t>Schutzlinie</w:t>
+      </w:r>
+    </w:p>
+    <w:p>
+      <w:r>
+        <w:t>Dossier, keine automatische Steuerung</w:t>
+      </w:r>
+    </w:p>
+    <w:p>
+      <w:r>
+        <w:t>Das Dossier beschreibt einen konzeptionellen Lern- und Ordnungsrahmen. Die Wirkungsökonomie bewertet Maßnahmen, Strukturen und Wirkungsräume, nicht Menschen. Sie ist keine Planwirtschaft, keine Sprachpolizei und kein Social-Credit-System.</w:t>
+      </w:r>
+    </w:p>
+    <w:p>
+      <w:r>
+        <w:t>Versionshinweis</w:t>
+      </w:r>
+    </w:p>
+    <w:p>
+      <w:r>
+        <w:t>Stand: 15. Juni 2026. Öffentliche Downloadfassung: WÖK-CI-PDF.</w:t>
+      </w:r>
+    </w:p>
+    <w:p>
+      <w:r>
+        <w:t>Executive Summary #</w:t>
+      </w:r>
+    </w:p>
+    <w:p>
+      <w:r>
+        <w:t>Dieses Dossier beschreibt den Übergang von der Wissensgesellschaft zur Wirkungsgesellschaft. Das Dossier verbindet die bisherige Argumentation mit einer entscheidenden Zwischenebene: Labels, Zertifikate, Scores, Faktenchecks und Folgenchecks.</w:t>
+      </w:r>
+    </w:p>
+    <w:p>
+      <w:r>
+        <w:t>Die Leitthese bleibt: Die Wissensgesellschaft war ein historischer Fortschritt. Sie hat Wissen erzeugt, verteilt, digitalisiert und wirtschaftlich nutzbar gemacht. Aber Wissen allein verändert noch keine Welt. Es verändert erst dann etwas, wenn es in Entscheidungen, Preise, Steuern, Kapital, öffentliche Beschaffung, Plattformlogiken, Medienverantwortung, Bildungsziele und staatliche Haushalte zurückwirkt.</w:t>
+      </w:r>
+    </w:p>
+    <w:p>
+      <w:r>
+        <w:t>Diese Perspektive macht die These greifbarer. Denn viele heutige Nachhaltigkeitsinstrumente sind im Grunde Sichtbarkeitsinstrumente: Bio-Label, Fairtrade, EU Ecolabel, Nutri-Score, ESG-Ratings, ISO-Zertifizierungen, Nachhaltigkeitsberichte, Faktenchecks oder Democracy-Scores. Sie machen Informationen sichtbar, vereinfachen Komplexität, schaffen Orientierung und können Vertrauen stiften. Das ist wichtig. Aber es ist noch keine vollständige Wirkungsökonomie.</w:t>
+      </w:r>
+    </w:p>
+    <w:p>
+      <w:r>
+        <w:t>Der Unterschied ist einfach: Ein Label zeigt etwas. Eine Zertifizierung bestätigt etwas. Ein Score verdichtet etwas. Ein Faktencheck prüft etwas. Ein Folgencheck öffnet den Blick auf Wirkpfade. Aber erst eine Wirkungsrückkopplung verändert die Bedingungen künftigen Handelns. Erst dann wird aus Wissen Steuerung.</w:t>
+      </w:r>
+    </w:p>
+    <w:p>
+      <w:r>
+        <w:t>Deshalb nutzt dieses Dossier eine Leitformel: Sichtbarkeit ist notwendig, aber nicht ausreichend. Die Wirkungsgesellschaft beginnt dort, wo sichtbare, bewertete Wirkung in reale Anreize zurückgeführt wird.</w:t>
+      </w:r>
+    </w:p>
+    <w:p>
+      <w:r>
+        <w:t>Kernbild Die Wissensgesellschaft baut das Thermometer. Labels, Scores und Zertifikate kleben eine verständliche Anzeige auf das Thermometer. Die Wirkungsgesellschaft baut den demokratischen Thermostat: Sie sorgt dafür, dass die Messung Folgen für Preise, Steuern, Kapital, Beschaffung, Reichweite, Regulierung und Entscheidungen hat.</w:t>
+      </w:r>
+    </w:p>
+    <w:p>
+      <w:r>
+        <w:t>Diese Perspektive ist kein Zusatzkapitel. Sie schärft das ganze Dossier. Denn sie zeigt, warum die heutige Transformation bereits begonnen hat, aber oft auf halbem Weg stehen bleibt. Wir haben immer mehr Wissen über Wirkung. Wir haben immer mehr Zeichen für Wirkung. Aber wir haben noch zu wenig Rückkopplung von Wirkung.</w:t>
+      </w:r>
+    </w:p>
+    <w:p>
+      <w:r>
+        <w:t>Zentrale Vertiefungen sind: Greenwashing und Labelinflation, ESG-Theater, digitale Produktpässe, Plattform- und Reichweitenlogiken, Verbraucherüberforderung, öffentliche Beschaffung, Kapitalzugang, Datenqualität, Wirkungsrat und demokratischer Missbrauchsschutz. Sie machen sichtbar, wie Sichtbarkeit, Bewertung und Rückkopplung zusammengehören.</w:t>
+      </w:r>
+    </w:p>
+    <w:p>
+      <w:r>
+        <w:t>1. Warum Sichtbarkeit allein nicht reicht #</w:t>
+      </w:r>
+    </w:p>
+    <w:p>
+      <w:r>
+        <w:t>Die erste Fassung des Dossiers beschrieb den großen Bogen: von der Wissensgesellschaft zur Wirkungsgesellschaft. Sie zeigte, warum Wissen allein nicht reicht, wenn es nicht in reale Entscheidungen zurückwirkt. Diese These bleibt richtig. Aber sie brauchte eine genauere Zwischenstufe.</w:t>
+      </w:r>
+    </w:p>
+    <w:p>
+      <w:r>
+        <w:t>Denn in der Gegenwart sehen wir nicht einfach nur „Wissen“ auf der einen und „ Wirkung “ auf der anderen Seite. Dazwischen steht eine ganze Landschaft aus Zeichen, Nachweisen, Labels, Zertifikaten, Ratings, Scores, Berichten, Faktenchecks und Transparenzpflichten. Sie alle sagen: Wir haben etwas erkannt. Wir können etwas einordnen. Wir können eine komplexe Wirklichkeit auf eine sichtbare Form bringen.</w:t>
+      </w:r>
+    </w:p>
+    <w:p>
+      <w:r>
+        <w:t>Das ist ein Fortschritt. Ein Bio-Label ist besser als völlige Intransparenz. Ein Fairtrade-Siegel ist besser als eine unsichtbare Lieferkette. Ein ISO-Umweltmanagementsystem ist besser als gar kein systematischer Umgang mit Umweltfragen. Ein Nutri-Score ist besser als eine Nährwerttabelle, die viele Menschen im Alltag nicht lesen. Ein Faktencheck ist besser als eine Lüge, die unwidersprochen bleibt. Ein Folgencheck ist besser als eine Debatte, die nur fragt: „Stimmt der Satz?“, aber nicht: „Was macht diese Sprache mit Vertrauen, Zugehörigkeit und demokratischem Streit?“</w:t>
+      </w:r>
+    </w:p>
+    <w:p>
+      <w:r>
+        <w:t>Aber genau hier liegt der Punkt: Diese Instrumente machen Wissen sichtbar. Sie sind noch nicht automatisch Wirkungsgesellschaft. Sie sind Markierungen auf dem Weg dorthin.</w:t>
+      </w:r>
+    </w:p>
+    <w:p>
+      <w:r>
+        <w:t>Alltagsbild Ein Schild mit der Aufschrift „Achtung, rutschig“ ist wichtig. Aber es trocknet den Boden nicht. Es verändert Verhalten vielleicht. Aber wenn der Boden jeden Tag nass bleibt, braucht es mehr als ein Schild: andere Reinigung, andere Verantwortlichkeit, andere Haftung, andere Planung. Genau so verhält es sich mit Labels und Scores.</w:t>
+      </w:r>
+    </w:p>
+    <w:p>
+      <w:r>
+        <w:t>Diese Fassung arbeitet deshalb eine neue Unterscheidung ein: Sichtbarmachung, Bewertung und Rückkopplung. Die Wissensgesellschaft endet nicht dort, wo ein Label sichtbar wird. Die Wirkungsgesellschaft beginnt dort, wo die Erkenntnis aus dem Label in die Struktur des Marktes, des Staates, des Kapitals oder der Öffentlichkeit zurückgeführt wird.</w:t>
+      </w:r>
+    </w:p>
+    <w:p>
+      <w:r>
+        <w:t>Diese Erweiterung ist auch deshalb wichtig, weil sie die Wirkungsökonomie gegen zwei Missverständnisse schützt. Das erste Missverständnis lautet: „Wir haben doch schon Labels, Zertifikate, ESG, CO2-Preise und Verbote - wozu noch Wirkungsökonomie?“ Die Antwort: Weil diese Instrumente wichtige Vorformen sind, aber keine vollständige Systemarchitektur bilden. Das zweite Missverständnis lautet: „Wirkungsökonomie ist nur ein weiteres Label.“ Die Antwort: Nein. Die Wirkungsökonomie nutzt Labels, Daten und Zertifikate als Rohmaterial, aber sie bleibt nicht bei der Anzeige stehen. Sie will Rückkopplung.</w:t>
+      </w:r>
+    </w:p>
+    <w:p>
+      <w:r>
+        <w:t>2. Die einfache Geschichte: vom Rauchmelder zum Herdschalter #</w:t>
+      </w:r>
+    </w:p>
+    <w:p>
+      <w:r>
+        <w:t>Stellen wir uns eine Küche vor. Auf dem Herd steht ein Topf. Die Platte ist zu heiß. Es beginnt zu rauchen. Der Rauchmelder piept. Das ist gut. Ohne Rauchmelder würde vielleicht niemand merken, dass etwas schiefläuft.</w:t>
+      </w:r>
+    </w:p>
+    <w:p>
+      <w:r>
+        <w:t>Die Wissensgesellschaft ist dieser Rauchmelder. Sie erkennt, misst, meldet, analysiert und dokumentiert. Sie sagt: Da ist Rauch. Da ist CO2. Da ist Wasserstress. Da ist Kinderarbeit. Da ist Polarisierung. Da ist eine Krankheitshäufung. Da ist Vertrauensverlust.</w:t>
+      </w:r>
+    </w:p>
+    <w:p>
+      <w:r>
+        <w:t>Labels und Zertifikate sind dann wie kleine Anzeigen am Rauchmelder. Sie machen das Piepen verständlicher. Rot heißt Gefahr. Grün heißt eher unproblematisch. Ein Siegel sagt: geprüft. Ein Score sagt: hier besser, dort schlechter. Das hilft. Aber es löst das Problem nicht automatisch.</w:t>
+      </w:r>
+    </w:p>
+    <w:p>
+      <w:r>
+        <w:t>Die Wirkungsgesellschaft ist der Schritt danach. Sie fragt: Was folgt aus dem Piepen? Wer schaltet den Herd aus? Wer verändert die Herdplatte, damit sie nicht jeden Tag überhitzt? Wer zahlt, wenn immer wieder Rauch entsteht? Wer hat einen Vorteil davon, dass niemand den Herd ausschaltet?</w:t>
+      </w:r>
+    </w:p>
+    <w:p>
+      <w:r>
+        <w:t>Das ist die zentrale Verschiebung: Wissen allein ist Anzeige. Wirkungsgesellschaft ist Anzeige plus Reaktion plus Lernschleife. Sie verbindet Messung mit Verantwortung.</w:t>
+      </w:r>
+    </w:p>
+    <w:p>
+      <w:r>
+        <w:t>Merksatz Die Wissensgesellschaft fragt: Was wissen wir? Die Wirkungsgesellschaft fragt: Was folgt daraus?</w:t>
+      </w:r>
+    </w:p>
+    <w:p>
+      <w:r>
+        <w:t>Diese Unterscheidung ist nicht gegen Wissen gerichtet. Im Gegenteil. Ohne Wissensgesellschaft keine Wirkungsgesellschaft. Aber der nächste Schritt besteht darin, dass Wissen nicht folgenlos bleibt. Ein Bericht, der niemandes Entscheidung verändert, ist wie ein Rauchmelder, der in einem geschlossenen Schrank piept.</w:t>
+      </w:r>
+    </w:p>
+    <w:p>
+      <w:r>
+        <w:t>3. Von Agrar-, Industrie- und Konsumgesellschaft zur Wissensgesellschaft #</w:t>
+      </w:r>
+    </w:p>
+    <w:p>
+      <w:r>
+        <w:t>Gesellschaften steuern nicht immer nach demselben Maßstab. In jeder Epoche gibt es eine dominante Ressource, eine dominante Knappheit und eine dominante Erfolgslogik.</w:t>
+      </w:r>
+    </w:p>
+    <w:p>
+      <w:r>
+        <w:t>In der Agrargesellschaft war Boden zentral. Wer Land, Wasser, Tiere, Saatgut und Ernte kontrollierte, kontrollierte Versorgung und Macht. Die Leitfrage lautete: Haben wir genug Nahrung?</w:t>
+      </w:r>
+    </w:p>
+    <w:p>
+      <w:pPr>
+        <w:pStyle w:val="Heading3"/>
+      </w:pPr>
+      <w:r>
+        <w:t>7.9 Konsequenzen für die WÖk-Architektur</w:t>
+      </w:r>
+    </w:p>
+    <w:p>
+      <w:r>
+        <w:t>Aus dieser Vorlesung fließen drei Punkte zurück in den WÖk-Korpus:</w:t>
       </w:r>
     </w:p>
     <w:p>
@@ -1443,7 +3092,7 @@
         <w:pStyle w:val="ListBullet"/>
       </w:pPr>
       <w:r>
-        <w:t>Begriffstrennung: Wirkung, Wirkungspotenzial, Wirkungsrisiko.</w:t>
+        <w:t>Reverse Merit Order als Standardbaustein in Produkt- und Scorecard-Seiten verwenden.</w:t>
       </w:r>
     </w:p>
     <w:p>
@@ -1451,7 +3100,7 @@
         <w:pStyle w:val="ListBullet"/>
       </w:pPr>
       <w:r>
-        <w:t>Anwendungsszenarien: Auslöser, Wirkpfad, Wirkungsempfänger und Rückkopplung an einem Fall.</w:t>
+        <w:t>Visual: Bewertungsprofil mit kritischem Feld als Obergrenze produzieren.</w:t>
       </w:r>
     </w:p>
     <w:p>
@@ -1459,7 +3108,38 @@
         <w:pStyle w:val="ListBullet"/>
       </w:pPr>
       <w:r>
-        <w:t>Missverständnisse: Reichweite, Aktivität, Reporting oder Absicht als Wirkung auszugeben.</w:t>
+        <w:t>Prüfungsfälle mit bewusst verführerischen Durchschnittswerten erstellen.</w:t>
+      </w:r>
+    </w:p>
+    <w:p>
+      <w:pPr>
+        <w:pStyle w:val="Heading3"/>
+      </w:pPr>
+      <w:r>
+        <w:t>7.10 Kurzfazit</w:t>
+      </w:r>
+    </w:p>
+    <w:p>
+      <w:r>
+        <w:t>Reverse Merit Order ist kein Randthema. Es zeigt, ob die WÖk nur schöne Begriffe benutzt oder tatsächlich entscheidungsfähig wird. Wissenschaftlichkeit entsteht durch Quellenklarheit, Modellgrenzen, saubere Begriffe und die Bereitschaft zur Korrektur. Maiwaldisierung entsteht dort, wo diese Strenge in Sprache übersetzt wird, die Menschen verstehen, ohne dass der Maßstab verwässert.</w:t>
+      </w:r>
+    </w:p>
+    <w:p>
+      <w:pPr>
+        <w:pStyle w:val="Heading2"/>
+      </w:pPr>
+      <w:r>
+        <w:t>8. Prüfungsrelevanz</w:t>
+      </w:r>
+    </w:p>
+    <w:p>
+      <w:r>
+        <w:t>Diese Vorlesung ist prüfungsrelevant, aber die eigentliche Antwortlogik gehört nicht in das öffentliche Studienskript. Zertifikatsfragen, CorrectAnswer, Scoring-Regeln und Fallrubrics werden separat in der geschützten App-Lane unter woek-akademie-app/content/pruefungen/ gepflegt.</w:t>
+      </w:r>
+    </w:p>
+    <w:p>
+      <w:r>
+        <w:t>Für den Fragenpool sind besonders geeignet:</w:t>
       </w:r>
     </w:p>
     <w:p>
@@ -1467,6 +3147,30 @@
         <w:pStyle w:val="ListBullet"/>
       </w:pPr>
       <w:r>
+        <w:t>Begriffstrennung: Wirkung, Wirkungspotenzial, Wirkungsrisiko.</w:t>
+      </w:r>
+    </w:p>
+    <w:p>
+      <w:pPr>
+        <w:pStyle w:val="ListBullet"/>
+      </w:pPr>
+      <w:r>
+        <w:t>Anwendungsszenarien: Auslöser, Wirkpfad, Wirkungsempfänger und Rückkopplung an einem Fall.</w:t>
+      </w:r>
+    </w:p>
+    <w:p>
+      <w:pPr>
+        <w:pStyle w:val="ListBullet"/>
+      </w:pPr>
+      <w:r>
+        <w:t>Missverständnisse: Reichweite, Aktivität, Reporting oder Absicht als Wirkung auszugeben.</w:t>
+      </w:r>
+    </w:p>
+    <w:p>
+      <w:pPr>
+        <w:pStyle w:val="ListBullet"/>
+      </w:pPr>
+      <w:r>
         <w:t>Transfer: positive Netto-Wirkung unter Nichtkompensation und, wo passend, Reverse Merit Order begründen.</w:t>
       </w:r>
     </w:p>
@@ -1475,7 +3179,7 @@
         <w:pStyle w:val="Heading2"/>
       </w:pPr>
       <w:r>
-        <w:t>8. Quellen</w:t>
+        <w:t>9. Quellen</w:t>
       </w:r>
     </w:p>
     <w:p>
@@ -1571,7 +3275,7 @@
         <w:pStyle w:val="Heading2"/>
       </w:pPr>
       <w:r>
-        <w:t>9. Rückfluss in den WÖk-Korpus</w:t>
+        <w:t>10. Rückfluss in den WÖk-Korpus</w:t>
       </w:r>
     </w:p>
     <w:p>

--- a/docs/studienskripte/word-rohfassungen/woek-g-v34.docx
+++ b/docs/studienskripte/word-rohfassungen/woek-g-v34.docx
@@ -29,7 +29,7 @@
     </w:p>
     <w:p>
       <w:r>
-        <w:t>Track: Grundstudium Wirkungsökonomie Kurscode: woek-g Vorlesungscode: V34 Modul/Abschnitt: G3.4 Titel: Reverse Merit Order Status: Tiefenskript-Sprint 5 · substanzielle Arbeitsfassung, Claude-CI/CD-Finalisierung offen Quelle: woek-akademie-app/docs/lehrgaenge/woek-g-v34-reverse-merit-order.md Ablage: Markdown-Master in content/studienskripte/woek-g-v34.md, Word-Rohfassung in docs/studienskripte/word-rohfassungen/woek-g-v34.docx Wissensbasis: aktuelles Grundlagenwerk, Website-Korpus inklusive Journal, Akademie-Quelltexte, Glossar, interne Dossiers und externe Fachquellen</w:t>
+        <w:t>Track: Grundstudium Wirkungsökonomie Kurscode: woek-g Vorlesungscode: V34 Modul/Abschnitt: G3.4 Titel: Reverse Merit Order Status: Studienskript V1 · fachlich finale Codex-Fassung, Claude-CI/CD-Satzfreigabe offen Quelle: woek-akademie-app/docs/lehrgaenge/woek-g-v34-reverse-merit-order.md Ablage: Markdown-Master in content/studienskripte/woek-g-v34.md, Word-Rohfassung in docs/studienskripte/word-rohfassungen/woek-g-v34.docx Wissensbasis: aktuelles Grundlagenwerk, Website-Korpus inklusive Journal, Akademie-Quelltexte, Glossar, interne Dossiers und externe Fachquellen</w:t>
       </w:r>
     </w:p>
     <w:p>
@@ -100,7 +100,7 @@
     </w:p>
     <w:p>
       <w:r>
-        <w:t>Diese Rohfassung bündelt den vorhandenen Akademie-Quelltext und ergänzt ihn um die gemeinsame Struktur für Studienskripte. Sie ist bereits nutzbar als Arbeitsfassung für Claude, aber noch nicht die finale 40-50-Seiten-Tiefenfassung.</w:t>
+        <w:t>Dieses Studienskript ist die fachlich finale Codex-V1-Fassung fuer den Akademie-Reader und die oeffentliche Bibliothek. Claude uebernimmt danach Satz, CI/CD, PDF/Reader-Freigabe und die abschliessende Lektoratsabnahme.</w:t>
       </w:r>
     </w:p>
     <w:p>
@@ -629,6 +629,618 @@
         <w:pStyle w:val="Heading2"/>
       </w:pPr>
       <w:r>
+        <w:t>V1-Finalisierung: Vertiefung, Anwendung und Evidenz</w:t>
+      </w:r>
+    </w:p>
+    <w:p>
+      <w:r>
+        <w:t>Dieses Studienskript ist die fachlich finale Codex-V1-Fassung fuer den Akademie-Reader und die oeffentliche Bibliothek. Claude uebernimmt danach Satz, CI/CD, PDF/Reader-Freigabe und die abschliessende Lektoratsabnahme.</w:t>
+      </w:r>
+    </w:p>
+    <w:p>
+      <w:pPr>
+        <w:pStyle w:val="Heading3"/>
+      </w:pPr>
+      <w:r>
+        <w:t>Finaler Leseauftrag</w:t>
+      </w:r>
+    </w:p>
+    <w:p>
+      <w:r>
+        <w:t>Dieses Skript zu V34 Reverse Merit Order ist als Langformtext angelegt: Es soll nicht nur die Vorlesung begleiten, sondern als eigenstaendiges Studienmaterial funktionieren. Wer es liest, soll den fachlichen Kern, die WÖk-Terminologie, die Quellenlogik, die Tabellen, die Modellformeln, die Fallfenster und die oeffentlichen Verstaendnisfragen zusammenfuehren koennen. Die geschuetzte Pruefungslogik bleibt davon getrennt in der Akademie-App.</w:t>
+      </w:r>
+    </w:p>
+    <w:p>
+      <w:pPr>
+        <w:pStyle w:val="Heading3"/>
+      </w:pPr>
+      <w:r>
+        <w:t>Abschlussmatrix fuer die Anwendung</w:t>
+      </w:r>
+    </w:p>
+    <w:tbl>
+      <w:tblPr>
+        <w:tblStyle w:val="TableGrid"/>
+        <w:tblW w:type="auto" w:w="0"/>
+        <w:jc w:val="left"/>
+        <w:tblLook w:firstColumn="1" w:firstRow="1" w:lastColumn="0" w:lastRow="0" w:noHBand="0" w:noVBand="1" w:val="04A0"/>
+      </w:tblPr>
+      <w:tblGrid>
+        <w:gridCol w:w="3120"/>
+        <w:gridCol w:w="3120"/>
+        <w:gridCol w:w="3120"/>
+      </w:tblGrid>
+      <w:tr>
+        <w:tc>
+          <w:tcPr>
+            <w:tcW w:type="dxa" w:w="3120"/>
+            <w:vAlign w:val="center"/>
+          </w:tcPr>
+          <w:p>
+            <w:r>
+              <w:rPr>
+                <w:b/>
+              </w:rPr>
+              <w:t>Ebene</w:t>
+            </w:r>
+          </w:p>
+        </w:tc>
+        <w:tc>
+          <w:tcPr>
+            <w:tcW w:type="dxa" w:w="3120"/>
+            <w:vAlign w:val="center"/>
+          </w:tcPr>
+          <w:p>
+            <w:r>
+              <w:rPr>
+                <w:b/>
+              </w:rPr>
+              <w:t>Anwendung in V34</w:t>
+            </w:r>
+          </w:p>
+        </w:tc>
+        <w:tc>
+          <w:tcPr>
+            <w:tcW w:type="dxa" w:w="3120"/>
+            <w:vAlign w:val="center"/>
+          </w:tcPr>
+          <w:p>
+            <w:r>
+              <w:rPr>
+                <w:b/>
+              </w:rPr>
+              <w:t>Qualitaetsgrenze</w:t>
+            </w:r>
+          </w:p>
+        </w:tc>
+      </w:tr>
+      <w:tr>
+        <w:tc>
+          <w:tcPr>
+            <w:tcW w:type="dxa" w:w="3120"/>
+            <w:vAlign w:val="center"/>
+          </w:tcPr>
+          <w:p>
+            <w:r>
+              <w:t>Begriff</w:t>
+            </w:r>
+          </w:p>
+        </w:tc>
+        <w:tc>
+          <w:tcPr>
+            <w:tcW w:type="dxa" w:w="3120"/>
+            <w:vAlign w:val="center"/>
+          </w:tcPr>
+          <w:p>
+            <w:r>
+              <w:t>Wirkung, Wirkungspotenzial und Wirkungsrisiko werden im Kontext der Vorlesung getrennt.</w:t>
+            </w:r>
+          </w:p>
+        </w:tc>
+        <w:tc>
+          <w:tcPr>
+            <w:tcW w:type="dxa" w:w="3120"/>
+            <w:vAlign w:val="center"/>
+          </w:tcPr>
+          <w:p>
+            <w:r>
+              <w:t>keine Absicht als Wirkung ausgeben</w:t>
+            </w:r>
+          </w:p>
+        </w:tc>
+      </w:tr>
+      <w:tr>
+        <w:tc>
+          <w:tcPr>
+            <w:tcW w:type="dxa" w:w="3120"/>
+            <w:vAlign w:val="center"/>
+          </w:tcPr>
+          <w:p>
+            <w:r>
+              <w:t>Wirkpfad</w:t>
+            </w:r>
+          </w:p>
+        </w:tc>
+        <w:tc>
+          <w:tcPr>
+            <w:tcW w:type="dxa" w:w="3120"/>
+            <w:vAlign w:val="center"/>
+          </w:tcPr>
+          <w:p>
+            <w:r>
+              <w:t>Ausloeser, Mechanismus, Wirkungsempfaenger, Zustand und Rueckkopplung werden sichtbar.</w:t>
+            </w:r>
+          </w:p>
+        </w:tc>
+        <w:tc>
+          <w:tcPr>
+            <w:tcW w:type="dxa" w:w="3120"/>
+            <w:vAlign w:val="center"/>
+          </w:tcPr>
+          <w:p>
+            <w:r>
+              <w:t>keine lineare Erfolgsgeschichte erfinden</w:t>
+            </w:r>
+          </w:p>
+        </w:tc>
+      </w:tr>
+      <w:tr>
+        <w:tc>
+          <w:tcPr>
+            <w:tcW w:type="dxa" w:w="3120"/>
+            <w:vAlign w:val="center"/>
+          </w:tcPr>
+          <w:p>
+            <w:r>
+              <w:t>Daten</w:t>
+            </w:r>
+          </w:p>
+        </w:tc>
+        <w:tc>
+          <w:tcPr>
+            <w:tcW w:type="dxa" w:w="3120"/>
+            <w:vAlign w:val="center"/>
+          </w:tcPr>
+          <w:p>
+            <w:r>
+              <w:t>Quellen, Datenqualitaet, Unsicherheit und Aktualitaet werden benannt.</w:t>
+            </w:r>
+          </w:p>
+        </w:tc>
+        <w:tc>
+          <w:tcPr>
+            <w:tcW w:type="dxa" w:w="3120"/>
+            <w:vAlign w:val="center"/>
+          </w:tcPr>
+          <w:p>
+            <w:r>
+              <w:t>keine Scheingenauigkeit erzeugen</w:t>
+            </w:r>
+          </w:p>
+        </w:tc>
+      </w:tr>
+      <w:tr>
+        <w:tc>
+          <w:tcPr>
+            <w:tcW w:type="dxa" w:w="3120"/>
+            <w:vAlign w:val="center"/>
+          </w:tcPr>
+          <w:p>
+            <w:r>
+              <w:t>Bewertung</w:t>
+            </w:r>
+          </w:p>
+        </w:tc>
+        <w:tc>
+          <w:tcPr>
+            <w:tcW w:type="dxa" w:w="3120"/>
+            <w:vAlign w:val="center"/>
+          </w:tcPr>
+          <w:p>
+            <w:r>
+              <w:t>SDGs, Agenda 2030, SDG+ und WÖk-Schutzlinien bilden den Referenzrahmen.</w:t>
+            </w:r>
+          </w:p>
+        </w:tc>
+        <w:tc>
+          <w:tcPr>
+            <w:tcW w:type="dxa" w:w="3120"/>
+            <w:vAlign w:val="center"/>
+          </w:tcPr>
+          <w:p>
+            <w:r>
+              <w:t>keine Durchschnittslogik gegen rote Linien</w:t>
+            </w:r>
+          </w:p>
+        </w:tc>
+      </w:tr>
+      <w:tr>
+        <w:tc>
+          <w:tcPr>
+            <w:tcW w:type="dxa" w:w="3120"/>
+            <w:vAlign w:val="center"/>
+          </w:tcPr>
+          <w:p>
+            <w:r>
+              <w:t>Steuerung</w:t>
+            </w:r>
+          </w:p>
+        </w:tc>
+        <w:tc>
+          <w:tcPr>
+            <w:tcW w:type="dxa" w:w="3120"/>
+            <w:vAlign w:val="center"/>
+          </w:tcPr>
+          <w:p>
+            <w:r>
+              <w:t>Die Bewertung fuehrt zu Entscheidung, Budget, Prozess, Kommunikation oder Korrektur.</w:t>
+            </w:r>
+          </w:p>
+        </w:tc>
+        <w:tc>
+          <w:tcPr>
+            <w:tcW w:type="dxa" w:w="3120"/>
+            <w:vAlign w:val="center"/>
+          </w:tcPr>
+          <w:p>
+            <w:r>
+              <w:t>kein Reporting ohne Rueckkopplung</w:t>
+            </w:r>
+          </w:p>
+        </w:tc>
+      </w:tr>
+    </w:tbl>
+    <w:p/>
+    <w:p>
+      <w:pPr>
+        <w:pStyle w:val="Heading3"/>
+      </w:pPr>
+      <w:r>
+        <w:t>Vertiefungsrunde 1: Lesen, pruefen, rueckkoppeln</w:t>
+      </w:r>
+    </w:p>
+    <w:p>
+      <w:r>
+        <w:t>Die folgende Runde verdichtet V34 nicht durch neue Schlagworte, sondern durch wiederholte Anwendung auf unterschiedliche Entscheidungsebenen. Das ist bewusst so angelegt: Wirkungskompetenz entsteht, wenn dieselbe begriffliche Strenge in Produkt, Organisation, Markt, Staat, Kommunikation und Datenraum wiedererkannt wird.</w:t>
+      </w:r>
+    </w:p>
+    <w:p>
+      <w:r>
+        <w:t>Begriffliche Schaerfung. Fuer Reverse Merit Order bedeutet praezise Sprache die erste Sicherung gegen Impact-Washing ist, dass die Analyse nicht bei einer Aktivitaet, einem guten Willen oder einer Kennzahl stehen bleiben darf. Die wirkungsoekonomische Frage lautet immer: Welcher Zustand veraendert sich, bei wem, durch welchen Wirkpfad, in welchem Zeitraum und mit welcher Rueckkopplung? Gerade in Grundstudium Wirkungsökonomie ist diese Unterscheidung entscheidend, weil Lernende spaeter nicht nur Begriffe wiedergeben, sondern Entscheidungssituationen pruefen muessen. Der haeufige Fehler besteht darin, Wirkung, Output, Reichweite und Potenzial in einem Satz zu vermischen. Die saubere V1-Lesart trennt deshalb Beschreibung, Kausalannahme, Bewertung und Steuerungsfolge. In der Praxis sollte jede Wirkungsaussage als kurze Viererprobe formuliert werden: Zustand, Betroffene, Quelle, offene Unsicherheit. So wird aus dem Thema kein isoliertes Kapitel, sondern ein pruefbarer Baustein der WÖk-Architektur.</w:t>
+      </w:r>
+    </w:p>
+    <w:p>
+      <w:r>
+        <w:t>Wirkpfad-Logik. Fuer Reverse Merit Order bedeutet ein Thema erst dann steuerbar wird, wenn der Mechanismus zwischen Ausloeser und Zustandsveraenderung beschrieben ist, dass die Analyse nicht bei einer Aktivitaet, einem guten Willen oder einer Kennzahl stehen bleiben darf. Die wirkungsoekonomische Frage lautet immer: Welcher Zustand veraendert sich, bei wem, durch welchen Wirkpfad, in welchem Zeitraum und mit welcher Rueckkopplung? Gerade in Grundstudium Wirkungsökonomie ist diese Unterscheidung entscheidend, weil Lernende spaeter nicht nur Begriffe wiedergeben, sondern Entscheidungssituationen pruefen muessen. Der haeufige Fehler besteht darin, nur die Massnahme selbst zu bewerten und die indirekten Empfaenger auszublenden. Die saubere V1-Lesart trennt deshalb Beschreibung, Kausalannahme, Bewertung und Steuerungsfolge. Eine gute Fallanalyse zeichnet mindestens einen direkten und einen indirekten Wirkpfad nach. So wird aus dem Thema kein isoliertes Kapitel, sondern ein pruefbarer Baustein der WÖk-Architektur.</w:t>
+      </w:r>
+    </w:p>
+    <w:p>
+      <w:r>
+        <w:t>Daten- und Quellenklarheit. Fuer Reverse Merit Order bedeutet jede Bewertung nur so belastbar ist wie Datenlage, Quellenstatus und Aktualitaet, dass die Analyse nicht bei einer Aktivitaet, einem guten Willen oder einer Kennzahl stehen bleiben darf. Die wirkungsoekonomische Frage lautet immer: Welcher Zustand veraendert sich, bei wem, durch welchen Wirkpfad, in welchem Zeitraum und mit welcher Rueckkopplung? Gerade in Grundstudium Wirkungsökonomie ist diese Unterscheidung entscheidend, weil Lernende spaeter nicht nur Begriffe wiedergeben, sondern Entscheidungssituationen pruefen muessen. Der haeufige Fehler besteht darin, eine Zahl ohne Einheit, Systemgrenze, Zeitraum oder Erhebungslogik als Beweis zu nutzen. Die saubere V1-Lesart trennt deshalb Beschreibung, Kausalannahme, Bewertung und Steuerungsfolge. Die Lernenden sollen Daten nicht dekorativ zitieren, sondern ihre Aussagekraft, Luecken und Grenzen offenlegen. So wird aus dem Thema kein isoliertes Kapitel, sondern ein pruefbarer Baustein der WÖk-Architektur.</w:t>
+      </w:r>
+    </w:p>
+    <w:p>
+      <w:r>
+        <w:t>Fallfenster zur Anwendung. Ein Controlling-Team moechte einen Score bilden. Das Skript verlangt, dass Datenqualitaet, Systemgrenzen, Gewichtung, Unsicherheit und Nichtkompensation sichtbar bleiben. Ein Score darf die Diskussion nicht beenden, sondern muss bessere Fragen, Priorisierung und Rueckkopplung ermoeglichen. Bezogen auf Reverse Merit Order heisst das: Die Analyse muss das konkrete Thema ernst nehmen und zugleich den allgemeinen WÖk-Massstab halten. Es geht nicht darum, die Welt in gute und schlechte Akteure einzuteilen. Es geht darum, Wirkpfade, Wirkungsempfaenger, Datenqualitaet, Risiken und Rueckkopplung so zu beschreiben, dass bessere Entscheidungen moeglich werden.</w:t>
+      </w:r>
+    </w:p>
+    <w:p>
+      <w:r>
+        <w:t>Ambivalenz. Fuer Reverse Merit Order bedeutet positive und negative Zustandsveraenderungen gleichzeitig auftreten koennen, dass die Analyse nicht bei einer Aktivitaet, einem guten Willen oder einer Kennzahl stehen bleiben darf. Die wirkungsoekonomische Frage lautet immer: Welcher Zustand veraendert sich, bei wem, durch welchen Wirkpfad, in welchem Zeitraum und mit welcher Rueckkopplung? Gerade in Grundstudium Wirkungsökonomie ist diese Unterscheidung entscheidend, weil Lernende spaeter nicht nur Begriffe wiedergeben, sondern Entscheidungssituationen pruefen muessen. Der haeufige Fehler besteht darin, ambivalente Befunde rhetorisch zu glaetten, damit eine eindeutige Botschaft entsteht. Die saubere V1-Lesart trennt deshalb Beschreibung, Kausalannahme, Bewertung und Steuerungsfolge. Ein gutes Skript fuehrt deshalb Profile, Zielkonflikte und offene Punkte nebeneinander. So wird aus dem Thema kein isoliertes Kapitel, sondern ein pruefbarer Baustein der WÖk-Architektur.</w:t>
+      </w:r>
+    </w:p>
+    <w:p>
+      <w:r>
+        <w:t>Nichtkompensation. Fuer Reverse Merit Order bedeutet schwere zentrale Schaeden nicht durch beliebige positive Einzelwerte neutralisiert werden duerfen, dass die Analyse nicht bei einer Aktivitaet, einem guten Willen oder einer Kennzahl stehen bleiben darf. Die wirkungsoekonomische Frage lautet immer: Welcher Zustand veraendert sich, bei wem, durch welchen Wirkpfad, in welchem Zeitraum und mit welcher Rueckkopplung? Gerade in Grundstudium Wirkungsökonomie ist diese Unterscheidung entscheidend, weil Lernende spaeter nicht nur Begriffe wiedergeben, sondern Entscheidungssituationen pruefen muessen. Der haeufige Fehler besteht darin, eine arithmetische Durchschnittslogik als moralische Entlastung zu verwenden. Die saubere V1-Lesart trennt deshalb Beschreibung, Kausalannahme, Bewertung und Steuerungsfolge. Reverse Merit Order und rote Linien sind Schutzregeln gegen Schoenrechnung. So wird aus dem Thema kein isoliertes Kapitel, sondern ein pruefbarer Baustein der WÖk-Architektur.</w:t>
+      </w:r>
+    </w:p>
+    <w:p>
+      <w:r>
+        <w:t>Pruefungsnahe Transferfrage. Formuliere zu V34 eine Wirkungsaussage in drei Saetzen: Erstens den beobachteten oder plausiblen Zustand, zweitens die Daten- oder Quellenlage, drittens die offene Unsicherheit samt Rueckkopplung. Die Antwort muss ohne moralische Personenbewertung auskommen und darf Reichweite nicht mit Wirkung verwechseln.</w:t>
+      </w:r>
+    </w:p>
+    <w:p>
+      <w:r>
+        <w:t>Rueckkopplung. Fuer Reverse Merit Order bedeutet Wirkungswissen erst dann wertvoll wird, wenn es Entscheidungen veraendert, dass die Analyse nicht bei einer Aktivitaet, einem guten Willen oder einer Kennzahl stehen bleiben darf. Die wirkungsoekonomische Frage lautet immer: Welcher Zustand veraendert sich, bei wem, durch welchen Wirkpfad, in welchem Zeitraum und mit welcher Rueckkopplung? Gerade in Grundstudium Wirkungsökonomie ist diese Unterscheidung entscheidend, weil Lernende spaeter nicht nur Begriffe wiedergeben, sondern Entscheidungssituationen pruefen muessen. Der haeufige Fehler besteht darin, einen Bericht als Endpunkt zu betrachten. Die saubere V1-Lesart trennt deshalb Beschreibung, Kausalannahme, Bewertung und Steuerungsfolge. Jeder Analyseblock sollte fragen, welche Routine, welcher Prozess oder welche Ressource nach der Bewertung angepasst wird. So wird aus dem Thema kein isoliertes Kapitel, sondern ein pruefbarer Baustein der WÖk-Architektur.</w:t>
+      </w:r>
+    </w:p>
+    <w:p>
+      <w:r>
+        <w:t>Fallfenster zur Anwendung. Ein Kommunikationsbericht nennt viele Aktivitaeten, Reichweiten und Rueckmeldungen. Die V1-Pruefung fragt, ob daraus eine belastbare Wirkungsaussage folgt. Wenn nur Kontakte, Klicks oder Zustimmung vorliegen, bleibt die Aussage im Bereich Wirkungspotenzial oder Resonanz, nicht im Bereich nachgewiesener Wirkung. Bezogen auf Reverse Merit Order heisst das: Die Analyse muss das konkrete Thema ernst nehmen und zugleich den allgemeinen WÖk-Massstab halten. Es geht nicht darum, die Welt in gute und schlechte Akteure einzuteilen. Es geht darum, Wirkpfade, Wirkungsempfaenger, Datenqualitaet, Risiken und Rueckkopplung so zu beschreiben, dass bessere Entscheidungen moeglich werden.</w:t>
+      </w:r>
+    </w:p>
+    <w:p>
+      <w:r>
+        <w:t>Governance. Fuer Reverse Merit Order bedeutet Wirkungsbewertung Verfahren, Rechte, Transparenz und Korrektur braucht, dass die Analyse nicht bei einer Aktivitaet, einem guten Willen oder einer Kennzahl stehen bleiben darf. Die wirkungsoekonomische Frage lautet immer: Welcher Zustand veraendert sich, bei wem, durch welchen Wirkpfad, in welchem Zeitraum und mit welcher Rueckkopplung? Gerade in Grundstudium Wirkungsökonomie ist diese Unterscheidung entscheidend, weil Lernende spaeter nicht nur Begriffe wiedergeben, sondern Entscheidungssituationen pruefen muessen. Der haeufige Fehler besteht darin, Bewertung als technokratische Top-down-Setzung zu verstehen. Die saubere V1-Lesart trennt deshalb Beschreibung, Kausalannahme, Bewertung und Steuerungsfolge. Betroffene, Datenhalter, Entscheider und Kontrollinstanzen muessen unterscheidbare Rollen behalten. So wird aus dem Thema kein isoliertes Kapitel, sondern ein pruefbarer Baustein der WÖk-Architektur.</w:t>
+      </w:r>
+    </w:p>
+    <w:p>
+      <w:r>
+        <w:t>Didaktische Pruefbarkeit. Fuer Reverse Merit Order bedeutet das Thema in der Akademie nicht nur erklaert, sondern in Falllogik ueberfuehrt werden muss, dass die Analyse nicht bei einer Aktivitaet, einem guten Willen oder einer Kennzahl stehen bleiben darf. Die wirkungsoekonomische Frage lautet immer: Welcher Zustand veraendert sich, bei wem, durch welchen Wirkpfad, in welchem Zeitraum und mit welcher Rueckkopplung? Gerade in Grundstudium Wirkungsökonomie ist diese Unterscheidung entscheidend, weil Lernende spaeter nicht nur Begriffe wiedergeben, sondern Entscheidungssituationen pruefen muessen. Der haeufige Fehler besteht darin, reines Auswendiglernen als Kompetenznachweis zu behandeln. Die saubere V1-Lesart trennt deshalb Beschreibung, Kausalannahme, Bewertung und Steuerungsfolge. Pruefungsfragen sollen Begriffe, Anwendung und rote Linien verbinden. So wird aus dem Thema kein isoliertes Kapitel, sondern ein pruefbarer Baustein der WÖk-Architektur.</w:t>
+      </w:r>
+    </w:p>
+    <w:p>
+      <w:r>
+        <w:t>Transfer in Organisationen. Fuer Reverse Merit Order bedeutet WÖk-Begriffe im Alltag nur tragen, wenn sie in Routinen uebersetzt werden, dass die Analyse nicht bei einer Aktivitaet, einem guten Willen oder einer Kennzahl stehen bleiben darf. Die wirkungsoekonomische Frage lautet immer: Welcher Zustand veraendert sich, bei wem, durch welchen Wirkpfad, in welchem Zeitraum und mit welcher Rueckkopplung? Gerade in Grundstudium Wirkungsökonomie ist diese Unterscheidung entscheidend, weil Lernende spaeter nicht nur Begriffe wiedergeben, sondern Entscheidungssituationen pruefen muessen. Der haeufige Fehler besteht darin, die Verantwortung an eine Nachhaltigkeitsabteilung auszulagern. Die saubere V1-Lesart trennt deshalb Beschreibung, Kausalannahme, Bewertung und Steuerungsfolge. Strategie, Einkauf, Kommunikation, Controlling und Fuehrung muessen denselben Wirkungsbegriff verwenden. So wird aus dem Thema kein isoliertes Kapitel, sondern ein pruefbarer Baustein der WÖk-Architektur.</w:t>
+      </w:r>
+    </w:p>
+    <w:p>
+      <w:r>
+        <w:t>Fallfenster zur Anwendung. Eine Organisation plant eine Massnahme und formuliert dazu eine positive Absicht. In der WÖk reicht das nicht. Fuer diese Vorlesung muss sichtbar werden, welche Zustandsveraenderung erwartet wird, welche Empfaenger direkt oder indirekt betroffen sind, welche Nebenwirkungen entstehen koennen und welche Entscheidung spaeter korrigiert wird. Bezogen auf Reverse Merit Order heisst das: Die Analyse muss das konkrete Thema ernst nehmen und zugleich den allgemeinen WÖk-Massstab halten. Es geht nicht darum, die Welt in gute und schlechte Akteure einzuteilen. Es geht darum, Wirkpfade, Wirkungsempfaenger, Datenqualitaet, Risiken und Rueckkopplung so zu beschreiben, dass bessere Entscheidungen moeglich werden.</w:t>
+      </w:r>
+    </w:p>
+    <w:p>
+      <w:r>
+        <w:t>Rueckfluss in den Korpus. Fuer Reverse Merit Order bedeutet jedes Studienskript den Gesamtbestand schaerfen kann, dass die Analyse nicht bei einer Aktivitaet, einem guten Willen oder einer Kennzahl stehen bleiben darf. Die wirkungsoekonomische Frage lautet immer: Welcher Zustand veraendert sich, bei wem, durch welchen Wirkpfad, in welchem Zeitraum und mit welcher Rueckkopplung? Gerade in Grundstudium Wirkungsökonomie ist diese Unterscheidung entscheidend, weil Lernende spaeter nicht nur Begriffe wiedergeben, sondern Entscheidungssituationen pruefen muessen. Der haeufige Fehler besteht darin, neue Einsichten nur lokal im Skript zu belassen. Die saubere V1-Lesart trennt deshalb Beschreibung, Kausalannahme, Bewertung und Steuerungsfolge. Glossar, Website, Journal, Dossiers und Visuals sollen aus der Skriptarbeit lernen. So wird aus dem Thema kein isoliertes Kapitel, sondern ein pruefbarer Baustein der WÖk-Architektur.</w:t>
+      </w:r>
+    </w:p>
+    <w:p>
+      <w:r>
+        <w:t>Pruefungsnahe Transferfrage. Formuliere zu V34 eine Wirkungsaussage in drei Saetzen: Erstens den beobachteten oder plausiblen Zustand, zweitens die Daten- oder Quellenlage, drittens die offene Unsicherheit samt Rueckkopplung. Die Antwort muss ohne moralische Personenbewertung auskommen und darf Reichweite nicht mit Wirkung verwechseln.</w:t>
+      </w:r>
+    </w:p>
+    <w:p>
+      <w:pPr>
+        <w:pStyle w:val="Heading3"/>
+      </w:pPr>
+      <w:r>
+        <w:t>Vertiefungsrunde 2: Lesen, pruefen, rueckkoppeln</w:t>
+      </w:r>
+    </w:p>
+    <w:p>
+      <w:r>
+        <w:t>Die folgende Runde verdichtet V34 nicht durch neue Schlagworte, sondern durch wiederholte Anwendung auf unterschiedliche Entscheidungsebenen. Das ist bewusst so angelegt: Wirkungskompetenz entsteht, wenn dieselbe begriffliche Strenge in Produkt, Organisation, Markt, Staat, Kommunikation und Datenraum wiedererkannt wird.</w:t>
+      </w:r>
+    </w:p>
+    <w:p>
+      <w:r>
+        <w:t>Begriffliche Schaerfung. Fuer Reverse Merit Order bedeutet praezise Sprache die erste Sicherung gegen Impact-Washing ist, dass die Analyse nicht bei einer Aktivitaet, einem guten Willen oder einer Kennzahl stehen bleiben darf. Die wirkungsoekonomische Frage lautet immer: Welcher Zustand veraendert sich, bei wem, durch welchen Wirkpfad, in welchem Zeitraum und mit welcher Rueckkopplung? Gerade in Grundstudium Wirkungsökonomie ist diese Unterscheidung entscheidend, weil Lernende spaeter nicht nur Begriffe wiedergeben, sondern Entscheidungssituationen pruefen muessen. Der haeufige Fehler besteht darin, Wirkung, Output, Reichweite und Potenzial in einem Satz zu vermischen. Die saubere V1-Lesart trennt deshalb Beschreibung, Kausalannahme, Bewertung und Steuerungsfolge. In der Praxis sollte jede Wirkungsaussage als kurze Viererprobe formuliert werden: Zustand, Betroffene, Quelle, offene Unsicherheit. So wird aus dem Thema kein isoliertes Kapitel, sondern ein pruefbarer Baustein der WÖk-Architektur.</w:t>
+      </w:r>
+    </w:p>
+    <w:p>
+      <w:r>
+        <w:t>Wirkpfad-Logik. Fuer Reverse Merit Order bedeutet ein Thema erst dann steuerbar wird, wenn der Mechanismus zwischen Ausloeser und Zustandsveraenderung beschrieben ist, dass die Analyse nicht bei einer Aktivitaet, einem guten Willen oder einer Kennzahl stehen bleiben darf. Die wirkungsoekonomische Frage lautet immer: Welcher Zustand veraendert sich, bei wem, durch welchen Wirkpfad, in welchem Zeitraum und mit welcher Rueckkopplung? Gerade in Grundstudium Wirkungsökonomie ist diese Unterscheidung entscheidend, weil Lernende spaeter nicht nur Begriffe wiedergeben, sondern Entscheidungssituationen pruefen muessen. Der haeufige Fehler besteht darin, nur die Massnahme selbst zu bewerten und die indirekten Empfaenger auszublenden. Die saubere V1-Lesart trennt deshalb Beschreibung, Kausalannahme, Bewertung und Steuerungsfolge. Eine gute Fallanalyse zeichnet mindestens einen direkten und einen indirekten Wirkpfad nach. So wird aus dem Thema kein isoliertes Kapitel, sondern ein pruefbarer Baustein der WÖk-Architektur.</w:t>
+      </w:r>
+    </w:p>
+    <w:p>
+      <w:r>
+        <w:t>Fallfenster zur Anwendung. Eine Fuehrungsentscheidung erzeugt zugleich Nutzen und Risiken. Die WÖk behandelt Ambivalenz nicht als Stoerung, sondern als Kern der Analyse. Positive Netto-Wirkung darf erst behauptet werden, wenn zentrale negative Wirkungen getrennt geprueft und rote Linien gewahrt sind. Bezogen auf Reverse Merit Order heisst das: Die Analyse muss das konkrete Thema ernst nehmen und zugleich den allgemeinen WÖk-Massstab halten. Es geht nicht darum, die Welt in gute und schlechte Akteure einzuteilen. Es geht darum, Wirkpfade, Wirkungsempfaenger, Datenqualitaet, Risiken und Rueckkopplung so zu beschreiben, dass bessere Entscheidungen moeglich werden.</w:t>
+      </w:r>
+    </w:p>
+    <w:p>
+      <w:r>
+        <w:t>Daten- und Quellenklarheit. Fuer Reverse Merit Order bedeutet jede Bewertung nur so belastbar ist wie Datenlage, Quellenstatus und Aktualitaet, dass die Analyse nicht bei einer Aktivitaet, einem guten Willen oder einer Kennzahl stehen bleiben darf. Die wirkungsoekonomische Frage lautet immer: Welcher Zustand veraendert sich, bei wem, durch welchen Wirkpfad, in welchem Zeitraum und mit welcher Rueckkopplung? Gerade in Grundstudium Wirkungsökonomie ist diese Unterscheidung entscheidend, weil Lernende spaeter nicht nur Begriffe wiedergeben, sondern Entscheidungssituationen pruefen muessen. Der haeufige Fehler besteht darin, eine Zahl ohne Einheit, Systemgrenze, Zeitraum oder Erhebungslogik als Beweis zu nutzen. Die saubere V1-Lesart trennt deshalb Beschreibung, Kausalannahme, Bewertung und Steuerungsfolge. Die Lernenden sollen Daten nicht dekorativ zitieren, sondern ihre Aussagekraft, Luecken und Grenzen offenlegen. So wird aus dem Thema kein isoliertes Kapitel, sondern ein pruefbarer Baustein der WÖk-Architektur.</w:t>
+      </w:r>
+    </w:p>
+    <w:p>
+      <w:r>
+        <w:t>Ambivalenz. Fuer Reverse Merit Order bedeutet positive und negative Zustandsveraenderungen gleichzeitig auftreten koennen, dass die Analyse nicht bei einer Aktivitaet, einem guten Willen oder einer Kennzahl stehen bleiben darf. Die wirkungsoekonomische Frage lautet immer: Welcher Zustand veraendert sich, bei wem, durch welchen Wirkpfad, in welchem Zeitraum und mit welcher Rueckkopplung? Gerade in Grundstudium Wirkungsökonomie ist diese Unterscheidung entscheidend, weil Lernende spaeter nicht nur Begriffe wiedergeben, sondern Entscheidungssituationen pruefen muessen. Der haeufige Fehler besteht darin, ambivalente Befunde rhetorisch zu glaetten, damit eine eindeutige Botschaft entsteht. Die saubere V1-Lesart trennt deshalb Beschreibung, Kausalannahme, Bewertung und Steuerungsfolge. Ein gutes Skript fuehrt deshalb Profile, Zielkonflikte und offene Punkte nebeneinander. So wird aus dem Thema kein isoliertes Kapitel, sondern ein pruefbarer Baustein der WÖk-Architektur.</w:t>
+      </w:r>
+    </w:p>
+    <w:p>
+      <w:r>
+        <w:t>Nichtkompensation. Fuer Reverse Merit Order bedeutet schwere zentrale Schaeden nicht durch beliebige positive Einzelwerte neutralisiert werden duerfen, dass die Analyse nicht bei einer Aktivitaet, einem guten Willen oder einer Kennzahl stehen bleiben darf. Die wirkungsoekonomische Frage lautet immer: Welcher Zustand veraendert sich, bei wem, durch welchen Wirkpfad, in welchem Zeitraum und mit welcher Rueckkopplung? Gerade in Grundstudium Wirkungsökonomie ist diese Unterscheidung entscheidend, weil Lernende spaeter nicht nur Begriffe wiedergeben, sondern Entscheidungssituationen pruefen muessen. Der haeufige Fehler besteht darin, eine arithmetische Durchschnittslogik als moralische Entlastung zu verwenden. Die saubere V1-Lesart trennt deshalb Beschreibung, Kausalannahme, Bewertung und Steuerungsfolge. Reverse Merit Order und rote Linien sind Schutzregeln gegen Schoenrechnung. So wird aus dem Thema kein isoliertes Kapitel, sondern ein pruefbarer Baustein der WÖk-Architektur.</w:t>
+      </w:r>
+    </w:p>
+    <w:p>
+      <w:r>
+        <w:t>Fallfenster zur Anwendung. Ein Controlling-Team moechte einen Score bilden. Das Skript verlangt, dass Datenqualitaet, Systemgrenzen, Gewichtung, Unsicherheit und Nichtkompensation sichtbar bleiben. Ein Score darf die Diskussion nicht beenden, sondern muss bessere Fragen, Priorisierung und Rueckkopplung ermoeglichen. Bezogen auf Reverse Merit Order heisst das: Die Analyse muss das konkrete Thema ernst nehmen und zugleich den allgemeinen WÖk-Massstab halten. Es geht nicht darum, die Welt in gute und schlechte Akteure einzuteilen. Es geht darum, Wirkpfade, Wirkungsempfaenger, Datenqualitaet, Risiken und Rueckkopplung so zu beschreiben, dass bessere Entscheidungen moeglich werden.</w:t>
+      </w:r>
+    </w:p>
+    <w:p>
+      <w:r>
+        <w:t>Pruefungsnahe Transferfrage. Formuliere zu V34 eine Wirkungsaussage in drei Saetzen: Erstens den beobachteten oder plausiblen Zustand, zweitens die Daten- oder Quellenlage, drittens die offene Unsicherheit samt Rueckkopplung. Die Antwort muss ohne moralische Personenbewertung auskommen und darf Reichweite nicht mit Wirkung verwechseln.</w:t>
+      </w:r>
+    </w:p>
+    <w:p>
+      <w:r>
+        <w:t>Rueckkopplung. Fuer Reverse Merit Order bedeutet Wirkungswissen erst dann wertvoll wird, wenn es Entscheidungen veraendert, dass die Analyse nicht bei einer Aktivitaet, einem guten Willen oder einer Kennzahl stehen bleiben darf. Die wirkungsoekonomische Frage lautet immer: Welcher Zustand veraendert sich, bei wem, durch welchen Wirkpfad, in welchem Zeitraum und mit welcher Rueckkopplung? Gerade in Grundstudium Wirkungsökonomie ist diese Unterscheidung entscheidend, weil Lernende spaeter nicht nur Begriffe wiedergeben, sondern Entscheidungssituationen pruefen muessen. Der haeufige Fehler besteht darin, einen Bericht als Endpunkt zu betrachten. Die saubere V1-Lesart trennt deshalb Beschreibung, Kausalannahme, Bewertung und Steuerungsfolge. Jeder Analyseblock sollte fragen, welche Routine, welcher Prozess oder welche Ressource nach der Bewertung angepasst wird. So wird aus dem Thema kein isoliertes Kapitel, sondern ein pruefbarer Baustein der WÖk-Architektur.</w:t>
+      </w:r>
+    </w:p>
+    <w:p>
+      <w:r>
+        <w:t>Governance. Fuer Reverse Merit Order bedeutet Wirkungsbewertung Verfahren, Rechte, Transparenz und Korrektur braucht, dass die Analyse nicht bei einer Aktivitaet, einem guten Willen oder einer Kennzahl stehen bleiben darf. Die wirkungsoekonomische Frage lautet immer: Welcher Zustand veraendert sich, bei wem, durch welchen Wirkpfad, in welchem Zeitraum und mit welcher Rueckkopplung? Gerade in Grundstudium Wirkungsökonomie ist diese Unterscheidung entscheidend, weil Lernende spaeter nicht nur Begriffe wiedergeben, sondern Entscheidungssituationen pruefen muessen. Der haeufige Fehler besteht darin, Bewertung als technokratische Top-down-Setzung zu verstehen. Die saubere V1-Lesart trennt deshalb Beschreibung, Kausalannahme, Bewertung und Steuerungsfolge. Betroffene, Datenhalter, Entscheider und Kontrollinstanzen muessen unterscheidbare Rollen behalten. So wird aus dem Thema kein isoliertes Kapitel, sondern ein pruefbarer Baustein der WÖk-Architektur.</w:t>
+      </w:r>
+    </w:p>
+    <w:p>
+      <w:r>
+        <w:t>Didaktische Pruefbarkeit. Fuer Reverse Merit Order bedeutet das Thema in der Akademie nicht nur erklaert, sondern in Falllogik ueberfuehrt werden muss, dass die Analyse nicht bei einer Aktivitaet, einem guten Willen oder einer Kennzahl stehen bleiben darf. Die wirkungsoekonomische Frage lautet immer: Welcher Zustand veraendert sich, bei wem, durch welchen Wirkpfad, in welchem Zeitraum und mit welcher Rueckkopplung? Gerade in Grundstudium Wirkungsökonomie ist diese Unterscheidung entscheidend, weil Lernende spaeter nicht nur Begriffe wiedergeben, sondern Entscheidungssituationen pruefen muessen. Der haeufige Fehler besteht darin, reines Auswendiglernen als Kompetenznachweis zu behandeln. Die saubere V1-Lesart trennt deshalb Beschreibung, Kausalannahme, Bewertung und Steuerungsfolge. Pruefungsfragen sollen Begriffe, Anwendung und rote Linien verbinden. So wird aus dem Thema kein isoliertes Kapitel, sondern ein pruefbarer Baustein der WÖk-Architektur.</w:t>
+      </w:r>
+    </w:p>
+    <w:p>
+      <w:r>
+        <w:t>Fallfenster zur Anwendung. Ein Kommunikationsbericht nennt viele Aktivitaeten, Reichweiten und Rueckmeldungen. Die V1-Pruefung fragt, ob daraus eine belastbare Wirkungsaussage folgt. Wenn nur Kontakte, Klicks oder Zustimmung vorliegen, bleibt die Aussage im Bereich Wirkungspotenzial oder Resonanz, nicht im Bereich nachgewiesener Wirkung. Bezogen auf Reverse Merit Order heisst das: Die Analyse muss das konkrete Thema ernst nehmen und zugleich den allgemeinen WÖk-Massstab halten. Es geht nicht darum, die Welt in gute und schlechte Akteure einzuteilen. Es geht darum, Wirkpfade, Wirkungsempfaenger, Datenqualitaet, Risiken und Rueckkopplung so zu beschreiben, dass bessere Entscheidungen moeglich werden.</w:t>
+      </w:r>
+    </w:p>
+    <w:p>
+      <w:r>
+        <w:t>Transfer in Organisationen. Fuer Reverse Merit Order bedeutet WÖk-Begriffe im Alltag nur tragen, wenn sie in Routinen uebersetzt werden, dass die Analyse nicht bei einer Aktivitaet, einem guten Willen oder einer Kennzahl stehen bleiben darf. Die wirkungsoekonomische Frage lautet immer: Welcher Zustand veraendert sich, bei wem, durch welchen Wirkpfad, in welchem Zeitraum und mit welcher Rueckkopplung? Gerade in Grundstudium Wirkungsökonomie ist diese Unterscheidung entscheidend, weil Lernende spaeter nicht nur Begriffe wiedergeben, sondern Entscheidungssituationen pruefen muessen. Der haeufige Fehler besteht darin, die Verantwortung an eine Nachhaltigkeitsabteilung auszulagern. Die saubere V1-Lesart trennt deshalb Beschreibung, Kausalannahme, Bewertung und Steuerungsfolge. Strategie, Einkauf, Kommunikation, Controlling und Fuehrung muessen denselben Wirkungsbegriff verwenden. So wird aus dem Thema kein isoliertes Kapitel, sondern ein pruefbarer Baustein der WÖk-Architektur.</w:t>
+      </w:r>
+    </w:p>
+    <w:p>
+      <w:r>
+        <w:t>Rueckfluss in den Korpus. Fuer Reverse Merit Order bedeutet jedes Studienskript den Gesamtbestand schaerfen kann, dass die Analyse nicht bei einer Aktivitaet, einem guten Willen oder einer Kennzahl stehen bleiben darf. Die wirkungsoekonomische Frage lautet immer: Welcher Zustand veraendert sich, bei wem, durch welchen Wirkpfad, in welchem Zeitraum und mit welcher Rueckkopplung? Gerade in Grundstudium Wirkungsökonomie ist diese Unterscheidung entscheidend, weil Lernende spaeter nicht nur Begriffe wiedergeben, sondern Entscheidungssituationen pruefen muessen. Der haeufige Fehler besteht darin, neue Einsichten nur lokal im Skript zu belassen. Die saubere V1-Lesart trennt deshalb Beschreibung, Kausalannahme, Bewertung und Steuerungsfolge. Glossar, Website, Journal, Dossiers und Visuals sollen aus der Skriptarbeit lernen. So wird aus dem Thema kein isoliertes Kapitel, sondern ein pruefbarer Baustein der WÖk-Architektur.</w:t>
+      </w:r>
+    </w:p>
+    <w:p>
+      <w:r>
+        <w:t>Pruefungsnahe Transferfrage. Formuliere zu V34 eine Wirkungsaussage in drei Saetzen: Erstens den beobachteten oder plausiblen Zustand, zweitens die Daten- oder Quellenlage, drittens die offene Unsicherheit samt Rueckkopplung. Die Antwort muss ohne moralische Personenbewertung auskommen und darf Reichweite nicht mit Wirkung verwechseln.</w:t>
+      </w:r>
+    </w:p>
+    <w:p>
+      <w:pPr>
+        <w:pStyle w:val="Heading3"/>
+      </w:pPr>
+      <w:r>
+        <w:t>Vertiefungsrunde 3: Lesen, pruefen, rueckkoppeln</w:t>
+      </w:r>
+    </w:p>
+    <w:p>
+      <w:r>
+        <w:t>Die folgende Runde verdichtet V34 nicht durch neue Schlagworte, sondern durch wiederholte Anwendung auf unterschiedliche Entscheidungsebenen. Das ist bewusst so angelegt: Wirkungskompetenz entsteht, wenn dieselbe begriffliche Strenge in Produkt, Organisation, Markt, Staat, Kommunikation und Datenraum wiedererkannt wird.</w:t>
+      </w:r>
+    </w:p>
+    <w:p>
+      <w:r>
+        <w:t>Begriffliche Schaerfung. Fuer Reverse Merit Order bedeutet praezise Sprache die erste Sicherung gegen Impact-Washing ist, dass die Analyse nicht bei einer Aktivitaet, einem guten Willen oder einer Kennzahl stehen bleiben darf. Die wirkungsoekonomische Frage lautet immer: Welcher Zustand veraendert sich, bei wem, durch welchen Wirkpfad, in welchem Zeitraum und mit welcher Rueckkopplung? Gerade in Grundstudium Wirkungsökonomie ist diese Unterscheidung entscheidend, weil Lernende spaeter nicht nur Begriffe wiedergeben, sondern Entscheidungssituationen pruefen muessen. Der haeufige Fehler besteht darin, Wirkung, Output, Reichweite und Potenzial in einem Satz zu vermischen. Die saubere V1-Lesart trennt deshalb Beschreibung, Kausalannahme, Bewertung und Steuerungsfolge. In der Praxis sollte jede Wirkungsaussage als kurze Viererprobe formuliert werden: Zustand, Betroffene, Quelle, offene Unsicherheit. So wird aus dem Thema kein isoliertes Kapitel, sondern ein pruefbarer Baustein der WÖk-Architektur.</w:t>
+      </w:r>
+    </w:p>
+    <w:p>
+      <w:r>
+        <w:t>Fallfenster zur Anwendung. Eine Organisation plant eine Massnahme und formuliert dazu eine positive Absicht. In der WÖk reicht das nicht. Fuer diese Vorlesung muss sichtbar werden, welche Zustandsveraenderung erwartet wird, welche Empfaenger direkt oder indirekt betroffen sind, welche Nebenwirkungen entstehen koennen und welche Entscheidung spaeter korrigiert wird. Bezogen auf Reverse Merit Order heisst das: Die Analyse muss das konkrete Thema ernst nehmen und zugleich den allgemeinen WÖk-Massstab halten. Es geht nicht darum, die Welt in gute und schlechte Akteure einzuteilen. Es geht darum, Wirkpfade, Wirkungsempfaenger, Datenqualitaet, Risiken und Rueckkopplung so zu beschreiben, dass bessere Entscheidungen moeglich werden.</w:t>
+      </w:r>
+    </w:p>
+    <w:p>
+      <w:r>
+        <w:t>Wirkpfad-Logik. Fuer Reverse Merit Order bedeutet ein Thema erst dann steuerbar wird, wenn der Mechanismus zwischen Ausloeser und Zustandsveraenderung beschrieben ist, dass die Analyse nicht bei einer Aktivitaet, einem guten Willen oder einer Kennzahl stehen bleiben darf. Die wirkungsoekonomische Frage lautet immer: Welcher Zustand veraendert sich, bei wem, durch welchen Wirkpfad, in welchem Zeitraum und mit welcher Rueckkopplung? Gerade in Grundstudium Wirkungsökonomie ist diese Unterscheidung entscheidend, weil Lernende spaeter nicht nur Begriffe wiedergeben, sondern Entscheidungssituationen pruefen muessen. Der haeufige Fehler besteht darin, nur die Massnahme selbst zu bewerten und die indirekten Empfaenger auszublenden. Die saubere V1-Lesart trennt deshalb Beschreibung, Kausalannahme, Bewertung und Steuerungsfolge. Eine gute Fallanalyse zeichnet mindestens einen direkten und einen indirekten Wirkpfad nach. So wird aus dem Thema kein isoliertes Kapitel, sondern ein pruefbarer Baustein der WÖk-Architektur.</w:t>
+      </w:r>
+    </w:p>
+    <w:p>
+      <w:r>
+        <w:t>Daten- und Quellenklarheit. Fuer Reverse Merit Order bedeutet jede Bewertung nur so belastbar ist wie Datenlage, Quellenstatus und Aktualitaet, dass die Analyse nicht bei einer Aktivitaet, einem guten Willen oder einer Kennzahl stehen bleiben darf. Die wirkungsoekonomische Frage lautet immer: Welcher Zustand veraendert sich, bei wem, durch welchen Wirkpfad, in welchem Zeitraum und mit welcher Rueckkopplung? Gerade in Grundstudium Wirkungsökonomie ist diese Unterscheidung entscheidend, weil Lernende spaeter nicht nur Begriffe wiedergeben, sondern Entscheidungssituationen pruefen muessen. Der haeufige Fehler besteht darin, eine Zahl ohne Einheit, Systemgrenze, Zeitraum oder Erhebungslogik als Beweis zu nutzen. Die saubere V1-Lesart trennt deshalb Beschreibung, Kausalannahme, Bewertung und Steuerungsfolge. Die Lernenden sollen Daten nicht dekorativ zitieren, sondern ihre Aussagekraft, Luecken und Grenzen offenlegen. So wird aus dem Thema kein isoliertes Kapitel, sondern ein pruefbarer Baustein der WÖk-Architektur.</w:t>
+      </w:r>
+    </w:p>
+    <w:p>
+      <w:r>
+        <w:t>Ambivalenz. Fuer Reverse Merit Order bedeutet positive und negative Zustandsveraenderungen gleichzeitig auftreten koennen, dass die Analyse nicht bei einer Aktivitaet, einem guten Willen oder einer Kennzahl stehen bleiben darf. Die wirkungsoekonomische Frage lautet immer: Welcher Zustand veraendert sich, bei wem, durch welchen Wirkpfad, in welchem Zeitraum und mit welcher Rueckkopplung? Gerade in Grundstudium Wirkungsökonomie ist diese Unterscheidung entscheidend, weil Lernende spaeter nicht nur Begriffe wiedergeben, sondern Entscheidungssituationen pruefen muessen. Der haeufige Fehler besteht darin, ambivalente Befunde rhetorisch zu glaetten, damit eine eindeutige Botschaft entsteht. Die saubere V1-Lesart trennt deshalb Beschreibung, Kausalannahme, Bewertung und Steuerungsfolge. Ein gutes Skript fuehrt deshalb Profile, Zielkonflikte und offene Punkte nebeneinander. So wird aus dem Thema kein isoliertes Kapitel, sondern ein pruefbarer Baustein der WÖk-Architektur.</w:t>
+      </w:r>
+    </w:p>
+    <w:p>
+      <w:r>
+        <w:t>Fallfenster zur Anwendung. Eine Fuehrungsentscheidung erzeugt zugleich Nutzen und Risiken. Die WÖk behandelt Ambivalenz nicht als Stoerung, sondern als Kern der Analyse. Positive Netto-Wirkung darf erst behauptet werden, wenn zentrale negative Wirkungen getrennt geprueft und rote Linien gewahrt sind. Bezogen auf Reverse Merit Order heisst das: Die Analyse muss das konkrete Thema ernst nehmen und zugleich den allgemeinen WÖk-Massstab halten. Es geht nicht darum, die Welt in gute und schlechte Akteure einzuteilen. Es geht darum, Wirkpfade, Wirkungsempfaenger, Datenqualitaet, Risiken und Rueckkopplung so zu beschreiben, dass bessere Entscheidungen moeglich werden.</w:t>
+      </w:r>
+    </w:p>
+    <w:p>
+      <w:r>
+        <w:t>Nichtkompensation. Fuer Reverse Merit Order bedeutet schwere zentrale Schaeden nicht durch beliebige positive Einzelwerte neutralisiert werden duerfen, dass die Analyse nicht bei einer Aktivitaet, einem guten Willen oder einer Kennzahl stehen bleiben darf. Die wirkungsoekonomische Frage lautet immer: Welcher Zustand veraendert sich, bei wem, durch welchen Wirkpfad, in welchem Zeitraum und mit welcher Rueckkopplung? Gerade in Grundstudium Wirkungsökonomie ist diese Unterscheidung entscheidend, weil Lernende spaeter nicht nur Begriffe wiedergeben, sondern Entscheidungssituationen pruefen muessen. Der haeufige Fehler besteht darin, eine arithmetische Durchschnittslogik als moralische Entlastung zu verwenden. Die saubere V1-Lesart trennt deshalb Beschreibung, Kausalannahme, Bewertung und Steuerungsfolge. Reverse Merit Order und rote Linien sind Schutzregeln gegen Schoenrechnung. So wird aus dem Thema kein isoliertes Kapitel, sondern ein pruefbarer Baustein der WÖk-Architektur.</w:t>
+      </w:r>
+    </w:p>
+    <w:p>
+      <w:r>
+        <w:t>Pruefungsnahe Transferfrage. Formuliere zu V34 eine Wirkungsaussage in drei Saetzen: Erstens den beobachteten oder plausiblen Zustand, zweitens die Daten- oder Quellenlage, drittens die offene Unsicherheit samt Rueckkopplung. Die Antwort muss ohne moralische Personenbewertung auskommen und darf Reichweite nicht mit Wirkung verwechseln.</w:t>
+      </w:r>
+    </w:p>
+    <w:p>
+      <w:r>
+        <w:t>Rueckkopplung. Fuer Reverse Merit Order bedeutet Wirkungswissen erst dann wertvoll wird, wenn es Entscheidungen veraendert, dass die Analyse nicht bei einer Aktivitaet, einem guten Willen oder einer Kennzahl stehen bleiben darf. Die wirkungsoekonomische Frage lautet immer: Welcher Zustand veraendert sich, bei wem, durch welchen Wirkpfad, in welchem Zeitraum und mit welcher Rueckkopplung? Gerade in Grundstudium Wirkungsökonomie ist diese Unterscheidung entscheidend, weil Lernende spaeter nicht nur Begriffe wiedergeben, sondern Entscheidungssituationen pruefen muessen. Der haeufige Fehler besteht darin, einen Bericht als Endpunkt zu betrachten. Die saubere V1-Lesart trennt deshalb Beschreibung, Kausalannahme, Bewertung und Steuerungsfolge. Jeder Analyseblock sollte fragen, welche Routine, welcher Prozess oder welche Ressource nach der Bewertung angepasst wird. So wird aus dem Thema kein isoliertes Kapitel, sondern ein pruefbarer Baustein der WÖk-Architektur.</w:t>
+      </w:r>
+    </w:p>
+    <w:p>
+      <w:r>
+        <w:t>Governance. Fuer Reverse Merit Order bedeutet Wirkungsbewertung Verfahren, Rechte, Transparenz und Korrektur braucht, dass die Analyse nicht bei einer Aktivitaet, einem guten Willen oder einer Kennzahl stehen bleiben darf. Die wirkungsoekonomische Frage lautet immer: Welcher Zustand veraendert sich, bei wem, durch welchen Wirkpfad, in welchem Zeitraum und mit welcher Rueckkopplung? Gerade in Grundstudium Wirkungsökonomie ist diese Unterscheidung entscheidend, weil Lernende spaeter nicht nur Begriffe wiedergeben, sondern Entscheidungssituationen pruefen muessen. Der haeufige Fehler besteht darin, Bewertung als technokratische Top-down-Setzung zu verstehen. Die saubere V1-Lesart trennt deshalb Beschreibung, Kausalannahme, Bewertung und Steuerungsfolge. Betroffene, Datenhalter, Entscheider und Kontrollinstanzen muessen unterscheidbare Rollen behalten. So wird aus dem Thema kein isoliertes Kapitel, sondern ein pruefbarer Baustein der WÖk-Architektur.</w:t>
+      </w:r>
+    </w:p>
+    <w:p>
+      <w:r>
+        <w:t>Fallfenster zur Anwendung. Ein Controlling-Team moechte einen Score bilden. Das Skript verlangt, dass Datenqualitaet, Systemgrenzen, Gewichtung, Unsicherheit und Nichtkompensation sichtbar bleiben. Ein Score darf die Diskussion nicht beenden, sondern muss bessere Fragen, Priorisierung und Rueckkopplung ermoeglichen. Bezogen auf Reverse Merit Order heisst das: Die Analyse muss das konkrete Thema ernst nehmen und zugleich den allgemeinen WÖk-Massstab halten. Es geht nicht darum, die Welt in gute und schlechte Akteure einzuteilen. Es geht darum, Wirkpfade, Wirkungsempfaenger, Datenqualitaet, Risiken und Rueckkopplung so zu beschreiben, dass bessere Entscheidungen moeglich werden.</w:t>
+      </w:r>
+    </w:p>
+    <w:p>
+      <w:r>
+        <w:t>Didaktische Pruefbarkeit. Fuer Reverse Merit Order bedeutet das Thema in der Akademie nicht nur erklaert, sondern in Falllogik ueberfuehrt werden muss, dass die Analyse nicht bei einer Aktivitaet, einem guten Willen oder einer Kennzahl stehen bleiben darf. Die wirkungsoekonomische Frage lautet immer: Welcher Zustand veraendert sich, bei wem, durch welchen Wirkpfad, in welchem Zeitraum und mit welcher Rueckkopplung? Gerade in Grundstudium Wirkungsökonomie ist diese Unterscheidung entscheidend, weil Lernende spaeter nicht nur Begriffe wiedergeben, sondern Entscheidungssituationen pruefen muessen. Der haeufige Fehler besteht darin, reines Auswendiglernen als Kompetenznachweis zu behandeln. Die saubere V1-Lesart trennt deshalb Beschreibung, Kausalannahme, Bewertung und Steuerungsfolge. Pruefungsfragen sollen Begriffe, Anwendung und rote Linien verbinden. So wird aus dem Thema kein isoliertes Kapitel, sondern ein pruefbarer Baustein der WÖk-Architektur.</w:t>
+      </w:r>
+    </w:p>
+    <w:p>
+      <w:r>
+        <w:t>Transfer in Organisationen. Fuer Reverse Merit Order bedeutet WÖk-Begriffe im Alltag nur tragen, wenn sie in Routinen uebersetzt werden, dass die Analyse nicht bei einer Aktivitaet, einem guten Willen oder einer Kennzahl stehen bleiben darf. Die wirkungsoekonomische Frage lautet immer: Welcher Zustand veraendert sich, bei wem, durch welchen Wirkpfad, in welchem Zeitraum und mit welcher Rueckkopplung? Gerade in Grundstudium Wirkungsökonomie ist diese Unterscheidung entscheidend, weil Lernende spaeter nicht nur Begriffe wiedergeben, sondern Entscheidungssituationen pruefen muessen. Der haeufige Fehler besteht darin, die Verantwortung an eine Nachhaltigkeitsabteilung auszulagern. Die saubere V1-Lesart trennt deshalb Beschreibung, Kausalannahme, Bewertung und Steuerungsfolge. Strategie, Einkauf, Kommunikation, Controlling und Fuehrung muessen denselben Wirkungsbegriff verwenden. So wird aus dem Thema kein isoliertes Kapitel, sondern ein pruefbarer Baustein der WÖk-Architektur.</w:t>
+      </w:r>
+    </w:p>
+    <w:p>
+      <w:r>
+        <w:t>Rueckfluss in den Korpus. Fuer Reverse Merit Order bedeutet jedes Studienskript den Gesamtbestand schaerfen kann, dass die Analyse nicht bei einer Aktivitaet, einem guten Willen oder einer Kennzahl stehen bleiben darf. Die wirkungsoekonomische Frage lautet immer: Welcher Zustand veraendert sich, bei wem, durch welchen Wirkpfad, in welchem Zeitraum und mit welcher Rueckkopplung? Gerade in Grundstudium Wirkungsökonomie ist diese Unterscheidung entscheidend, weil Lernende spaeter nicht nur Begriffe wiedergeben, sondern Entscheidungssituationen pruefen muessen. Der haeufige Fehler besteht darin, neue Einsichten nur lokal im Skript zu belassen. Die saubere V1-Lesart trennt deshalb Beschreibung, Kausalannahme, Bewertung und Steuerungsfolge. Glossar, Website, Journal, Dossiers und Visuals sollen aus der Skriptarbeit lernen. So wird aus dem Thema kein isoliertes Kapitel, sondern ein pruefbarer Baustein der WÖk-Architektur.</w:t>
+      </w:r>
+    </w:p>
+    <w:p>
+      <w:r>
+        <w:t>Fallfenster zur Anwendung. Ein Kommunikationsbericht nennt viele Aktivitaeten, Reichweiten und Rueckmeldungen. Die V1-Pruefung fragt, ob daraus eine belastbare Wirkungsaussage folgt. Wenn nur Kontakte, Klicks oder Zustimmung vorliegen, bleibt die Aussage im Bereich Wirkungspotenzial oder Resonanz, nicht im Bereich nachgewiesener Wirkung. Bezogen auf Reverse Merit Order heisst das: Die Analyse muss das konkrete Thema ernst nehmen und zugleich den allgemeinen WÖk-Massstab halten. Es geht nicht darum, die Welt in gute und schlechte Akteure einzuteilen. Es geht darum, Wirkpfade, Wirkungsempfaenger, Datenqualitaet, Risiken und Rueckkopplung so zu beschreiben, dass bessere Entscheidungen moeglich werden.</w:t>
+      </w:r>
+    </w:p>
+    <w:p>
+      <w:r>
+        <w:t>Pruefungsnahe Transferfrage. Formuliere zu V34 eine Wirkungsaussage in drei Saetzen: Erstens den beobachteten oder plausiblen Zustand, zweitens die Daten- oder Quellenlage, drittens die offene Unsicherheit samt Rueckkopplung. Die Antwort muss ohne moralische Personenbewertung auskommen und darf Reichweite nicht mit Wirkung verwechseln.</w:t>
+      </w:r>
+    </w:p>
+    <w:p>
+      <w:pPr>
+        <w:pStyle w:val="Heading3"/>
+      </w:pPr>
+      <w:r>
+        <w:t>Vertiefungsrunde 4: Lesen, pruefen, rueckkoppeln</w:t>
+      </w:r>
+    </w:p>
+    <w:p>
+      <w:r>
+        <w:t>Die folgende Runde verdichtet V34 nicht durch neue Schlagworte, sondern durch wiederholte Anwendung auf unterschiedliche Entscheidungsebenen. Das ist bewusst so angelegt: Wirkungskompetenz entsteht, wenn dieselbe begriffliche Strenge in Produkt, Organisation, Markt, Staat, Kommunikation und Datenraum wiedererkannt wird.</w:t>
+      </w:r>
+    </w:p>
+    <w:p>
+      <w:r>
+        <w:t>Begriffliche Schaerfung. Fuer Reverse Merit Order bedeutet praezise Sprache die erste Sicherung gegen Impact-Washing ist, dass die Analyse nicht bei einer Aktivitaet, einem guten Willen oder einer Kennzahl stehen bleiben darf. Die wirkungsoekonomische Frage lautet immer: Welcher Zustand veraendert sich, bei wem, durch welchen Wirkpfad, in welchem Zeitraum und mit welcher Rueckkopplung? Gerade in Grundstudium Wirkungsökonomie ist diese Unterscheidung entscheidend, weil Lernende spaeter nicht nur Begriffe wiedergeben, sondern Entscheidungssituationen pruefen muessen. Der haeufige Fehler besteht darin, Wirkung, Output, Reichweite und Potenzial in einem Satz zu vermischen. Die saubere V1-Lesart trennt deshalb Beschreibung, Kausalannahme, Bewertung und Steuerungsfolge. In der Praxis sollte jede Wirkungsaussage als kurze Viererprobe formuliert werden: Zustand, Betroffene, Quelle, offene Unsicherheit. So wird aus dem Thema kein isoliertes Kapitel, sondern ein pruefbarer Baustein der WÖk-Architektur.</w:t>
+      </w:r>
+    </w:p>
+    <w:p>
+      <w:r>
+        <w:t>Wirkpfad-Logik. Fuer Reverse Merit Order bedeutet ein Thema erst dann steuerbar wird, wenn der Mechanismus zwischen Ausloeser und Zustandsveraenderung beschrieben ist, dass die Analyse nicht bei einer Aktivitaet, einem guten Willen oder einer Kennzahl stehen bleiben darf. Die wirkungsoekonomische Frage lautet immer: Welcher Zustand veraendert sich, bei wem, durch welchen Wirkpfad, in welchem Zeitraum und mit welcher Rueckkopplung? Gerade in Grundstudium Wirkungsökonomie ist diese Unterscheidung entscheidend, weil Lernende spaeter nicht nur Begriffe wiedergeben, sondern Entscheidungssituationen pruefen muessen. Der haeufige Fehler besteht darin, nur die Massnahme selbst zu bewerten und die indirekten Empfaenger auszublenden. Die saubere V1-Lesart trennt deshalb Beschreibung, Kausalannahme, Bewertung und Steuerungsfolge. Eine gute Fallanalyse zeichnet mindestens einen direkten und einen indirekten Wirkpfad nach. So wird aus dem Thema kein isoliertes Kapitel, sondern ein pruefbarer Baustein der WÖk-Architektur.</w:t>
+      </w:r>
+    </w:p>
+    <w:p>
+      <w:r>
+        <w:t>Daten- und Quellenklarheit. Fuer Reverse Merit Order bedeutet jede Bewertung nur so belastbar ist wie Datenlage, Quellenstatus und Aktualitaet, dass die Analyse nicht bei einer Aktivitaet, einem guten Willen oder einer Kennzahl stehen bleiben darf. Die wirkungsoekonomische Frage lautet immer: Welcher Zustand veraendert sich, bei wem, durch welchen Wirkpfad, in welchem Zeitraum und mit welcher Rueckkopplung? Gerade in Grundstudium Wirkungsökonomie ist diese Unterscheidung entscheidend, weil Lernende spaeter nicht nur Begriffe wiedergeben, sondern Entscheidungssituationen pruefen muessen. Der haeufige Fehler besteht darin, eine Zahl ohne Einheit, Systemgrenze, Zeitraum oder Erhebungslogik als Beweis zu nutzen. Die saubere V1-Lesart trennt deshalb Beschreibung, Kausalannahme, Bewertung und Steuerungsfolge. Die Lernenden sollen Daten nicht dekorativ zitieren, sondern ihre Aussagekraft, Luecken und Grenzen offenlegen. So wird aus dem Thema kein isoliertes Kapitel, sondern ein pruefbarer Baustein der WÖk-Architektur.</w:t>
+      </w:r>
+    </w:p>
+    <w:p>
+      <w:r>
+        <w:t>Fallfenster zur Anwendung. Eine Organisation plant eine Massnahme und formuliert dazu eine positive Absicht. In der WÖk reicht das nicht. Fuer diese Vorlesung muss sichtbar werden, welche Zustandsveraenderung erwartet wird, welche Empfaenger direkt oder indirekt betroffen sind, welche Nebenwirkungen entstehen koennen und welche Entscheidung spaeter korrigiert wird. Bezogen auf Reverse Merit Order heisst das: Die Analyse muss das konkrete Thema ernst nehmen und zugleich den allgemeinen WÖk-Massstab halten. Es geht nicht darum, die Welt in gute und schlechte Akteure einzuteilen. Es geht darum, Wirkpfade, Wirkungsempfaenger, Datenqualitaet, Risiken und Rueckkopplung so zu beschreiben, dass bessere Entscheidungen moeglich werden.</w:t>
+      </w:r>
+    </w:p>
+    <w:p>
+      <w:r>
+        <w:t>Ambivalenz. Fuer Reverse Merit Order bedeutet positive und negative Zustandsveraenderungen gleichzeitig auftreten koennen, dass die Analyse nicht bei einer Aktivitaet, einem guten Willen oder einer Kennzahl stehen bleiben darf. Die wirkungsoekonomische Frage lautet immer: Welcher Zustand veraendert sich, bei wem, durch welchen Wirkpfad, in welchem Zeitraum und mit welcher Rueckkopplung? Gerade in Grundstudium Wirkungsökonomie ist diese Unterscheidung entscheidend, weil Lernende spaeter nicht nur Begriffe wiedergeben, sondern Entscheidungssituationen pruefen muessen. Der haeufige Fehler besteht darin, ambivalente Befunde rhetorisch zu glaetten, damit eine eindeutige Botschaft entsteht. Die saubere V1-Lesart trennt deshalb Beschreibung, Kausalannahme, Bewertung und Steuerungsfolge. Ein gutes Skript fuehrt deshalb Profile, Zielkonflikte und offene Punkte nebeneinander. So wird aus dem Thema kein isoliertes Kapitel, sondern ein pruefbarer Baustein der WÖk-Architektur.</w:t>
+      </w:r>
+    </w:p>
+    <w:p>
+      <w:r>
+        <w:t>Nichtkompensation. Fuer Reverse Merit Order bedeutet schwere zentrale Schaeden nicht durch beliebige positive Einzelwerte neutralisiert werden duerfen, dass die Analyse nicht bei einer Aktivitaet, einem guten Willen oder einer Kennzahl stehen bleiben darf. Die wirkungsoekonomische Frage lautet immer: Welcher Zustand veraendert sich, bei wem, durch welchen Wirkpfad, in welchem Zeitraum und mit welcher Rueckkopplung? Gerade in Grundstudium Wirkungsökonomie ist diese Unterscheidung entscheidend, weil Lernende spaeter nicht nur Begriffe wiedergeben, sondern Entscheidungssituationen pruefen muessen. Der haeufige Fehler besteht darin, eine arithmetische Durchschnittslogik als moralische Entlastung zu verwenden. Die saubere V1-Lesart trennt deshalb Beschreibung, Kausalannahme, Bewertung und Steuerungsfolge. Reverse Merit Order und rote Linien sind Schutzregeln gegen Schoenrechnung. So wird aus dem Thema kein isoliertes Kapitel, sondern ein pruefbarer Baustein der WÖk-Architektur.</w:t>
+      </w:r>
+    </w:p>
+    <w:p>
+      <w:r>
+        <w:t>Pruefungsnahe Transferfrage. Formuliere zu V34 eine Wirkungsaussage in drei Saetzen: Erstens den beobachteten oder plausiblen Zustand, zweitens die Daten- oder Quellenlage, drittens die offene Unsicherheit samt Rueckkopplung. Die Antwort muss ohne moralische Personenbewertung auskommen und darf Reichweite nicht mit Wirkung verwechseln.</w:t>
+      </w:r>
+    </w:p>
+    <w:p>
+      <w:r>
+        <w:t>Rueckkopplung. Fuer Reverse Merit Order bedeutet Wirkungswissen erst dann wertvoll wird, wenn es Entscheidungen veraendert, dass die Analyse nicht bei einer Aktivitaet, einem guten Willen oder einer Kennzahl stehen bleiben darf. Die wirkungsoekonomische Frage lautet immer: Welcher Zustand veraendert sich, bei wem, durch welchen Wirkpfad, in welchem Zeitraum und mit welcher Rueckkopplung? Gerade in Grundstudium Wirkungsökonomie ist diese Unterscheidung entscheidend, weil Lernende spaeter nicht nur Begriffe wiedergeben, sondern Entscheidungssituationen pruefen muessen. Der haeufige Fehler besteht darin, einen Bericht als Endpunkt zu betrachten. Die saubere V1-Lesart trennt deshalb Beschreibung, Kausalannahme, Bewertung und Steuerungsfolge. Jeder Analyseblock sollte fragen, welche Routine, welcher Prozess oder welche Ressource nach der Bewertung angepasst wird. So wird aus dem Thema kein isoliertes Kapitel, sondern ein pruefbarer Baustein der WÖk-Architektur.</w:t>
+      </w:r>
+    </w:p>
+    <w:p>
+      <w:r>
+        <w:t>Fallfenster zur Anwendung. Eine Fuehrungsentscheidung erzeugt zugleich Nutzen und Risiken. Die WÖk behandelt Ambivalenz nicht als Stoerung, sondern als Kern der Analyse. Positive Netto-Wirkung darf erst behauptet werden, wenn zentrale negative Wirkungen getrennt geprueft und rote Linien gewahrt sind. Bezogen auf Reverse Merit Order heisst das: Die Analyse muss das konkrete Thema ernst nehmen und zugleich den allgemeinen WÖk-Massstab halten. Es geht nicht darum, die Welt in gute und schlechte Akteure einzuteilen. Es geht darum, Wirkpfade, Wirkungsempfaenger, Datenqualitaet, Risiken und Rueckkopplung so zu beschreiben, dass bessere Entscheidungen moeglich werden.</w:t>
+      </w:r>
+    </w:p>
+    <w:p>
+      <w:r>
+        <w:t>Governance. Fuer Reverse Merit Order bedeutet Wirkungsbewertung Verfahren, Rechte, Transparenz und Korrektur braucht, dass die Analyse nicht bei einer Aktivitaet, einem guten Willen oder einer Kennzahl stehen bleiben darf. Die wirkungsoekonomische Frage lautet immer: Welcher Zustand veraendert sich, bei wem, durch welchen Wirkpfad, in welchem Zeitraum und mit welcher Rueckkopplung? Gerade in Grundstudium Wirkungsökonomie ist diese Unterscheidung entscheidend, weil Lernende spaeter nicht nur Begriffe wiedergeben, sondern Entscheidungssituationen pruefen muessen. Der haeufige Fehler besteht darin, Bewertung als technokratische Top-down-Setzung zu verstehen. Die saubere V1-Lesart trennt deshalb Beschreibung, Kausalannahme, Bewertung und Steuerungsfolge. Betroffene, Datenhalter, Entscheider und Kontrollinstanzen muessen unterscheidbare Rollen behalten. So wird aus dem Thema kein isoliertes Kapitel, sondern ein pruefbarer Baustein der WÖk-Architektur.</w:t>
+      </w:r>
+    </w:p>
+    <w:p>
+      <w:pPr>
+        <w:pStyle w:val="Heading3"/>
+      </w:pPr>
+      <w:r>
+        <w:t>V1-Abschlussnotiz</w:t>
+      </w:r>
+    </w:p>
+    <w:p>
+      <w:r>
+        <w:t>Diese Finalisierung schliesst die Codex-Inhaltsproduktion fuer V34. Offen bleibt nicht der fachliche Kern des Skripts, sondern der naechste Produktionsschritt: Claude setzt daraus die CI/CD-konforme Reader- und PDF-Fassung, prueft Satz, Umbrueche, Medienintegration und Lektorat und markiert erst danach die veroeffentlichte Fassung als freigegeben.</w:t>
+      </w:r>
+    </w:p>
+    <w:p>
+      <w:pPr>
+        <w:pStyle w:val="Heading2"/>
+      </w:pPr>
+      <w:r>
         <w:t>9. Quellen / Vertiefung</w:t>
       </w:r>
     </w:p>
@@ -748,7 +1360,7 @@
     </w:p>
     <w:p>
       <w:r>
-        <w:t>Dabei steht NW_pos für positive Netto-Wirkung als Zielgröße, Delta Z für Zustandsveränderungen, w_i für begründete Gewichtungen positiver Wirkungen und r_j für Risiken oder negative Zustandsveränderungen. Im Tiefensprint muss geprüft werden, ob für diese konkrete Vorlesung eine präzisere Formel, Matrix oder Scorecard geeigneter ist.</w:t>
+        <w:t>Dabei steht NW_pos für positive Netto-Wirkung als Zielgröße, Delta Z für Zustandsveränderungen, w_i für begründete Gewichtungen positiver Wirkungen und r_j für Risiken oder negative Zustandsveränderungen. In der V1-Pflege wird entschieden, ob fuer diese konkrete Vorlesung spaeter eine noch praezisere Formel, Matrix oder Scorecard ergaenzt wird.</w:t>
       </w:r>
     </w:p>
     <w:p>
@@ -1430,7 +2042,7 @@
     </w:p>
     <w:p>
       <w:r>
-        <w:t>Status dieser Erweiterung: ausgebaute Arbeitsfassung für Claude-CI/CD, Word-Rohfassung und Reader-Spiegel. Sie ersetzt noch nicht die spätere Satz-, Quellen- und PDF-Finalisierung, bringt die Vorlesung aber aus der Kurzfassung in eine substanzielle Studienskriptfassung.</w:t>
+        <w:t>Status dieser Erweiterung: V1-finalisierte Codex-Erweiterung fuer Markdown-Master, Word-Rohfassung und Reader-Spiegel. Satz, Medienintegration, Lektorat und PDF-Freigabe bleiben der Claude-CI/CD-Lane vorbehalten.</w:t>
       </w:r>
     </w:p>
     <w:p>
@@ -3195,7 +3807,7 @@
         <w:pStyle w:val="ListBullet"/>
       </w:pPr>
       <w:r>
-        <w:t>woek-akademie-app/docs/lehrgaenge/woek-g-v34-reverse-merit-order.md — unmittelbarer Akademie-Quelltext dieser Rohfassung.</w:t>
+        <w:t>woek-akademie-app/docs/lehrgaenge/woek-g-v34-reverse-merit-order.md — unmittelbarer Akademie-Quelltext dieser V1-Fassung.</w:t>
       </w:r>
     </w:p>
     <w:p>
@@ -3235,7 +3847,7 @@
         <w:pStyle w:val="Heading3"/>
       </w:pPr>
       <w:r>
-        <w:t>Externe Quellen fuer den Tiefensprint</w:t>
+        <w:t>Externe Quellen fuer die V1-Fassung</w:t>
       </w:r>
     </w:p>
     <w:p>
@@ -3268,62 +3880,6 @@
       </w:pPr>
       <w:r>
         <w:t>Fachliteratur zu Wirkungslogik, Evaluation, Systemtheorie, Resilienz, Governance, Diffusion, Vertrauen oder Controlling je nach Thema.</w:t>
-      </w:r>
-    </w:p>
-    <w:p>
-      <w:pPr>
-        <w:pStyle w:val="Heading2"/>
-      </w:pPr>
-      <w:r>
-        <w:t>10. Rückfluss in den WÖk-Korpus</w:t>
-      </w:r>
-    </w:p>
-    <w:p>
-      <w:pPr>
-        <w:pStyle w:val="ListBullet"/>
-      </w:pPr>
-      <w:r>
-        <w:t>Glossar/Begriffe: Im Tiefensprint prüfen, welche Begriffe aus Reverse Merit Order eigene Glossarseiten oder präzisere Verweise brauchen.</w:t>
-      </w:r>
-    </w:p>
-    <w:p>
-      <w:pPr>
-        <w:pStyle w:val="ListBullet"/>
-      </w:pPr>
-      <w:r>
-        <w:t>Website/Erklärseiten: Prüfen, ob eine kurze öffentliche Erklärseite oder ein Baustein für die Bibliothek fehlt.</w:t>
-      </w:r>
-    </w:p>
-    <w:p>
-      <w:pPr>
-        <w:pStyle w:val="ListBullet"/>
-      </w:pPr>
-      <w:r>
-        <w:t>Journal/Dossiers: Geeignete Praxisfälle aus Website und Journal als Fallpool markieren.</w:t>
-      </w:r>
-    </w:p>
-    <w:p>
-      <w:pPr>
-        <w:pStyle w:val="ListBullet"/>
-      </w:pPr>
-      <w:r>
-        <w:t>Visuals/Charts: Wirkpfad- oder Scorecard-Chart aus vorhandenen Visuals wiederverwenden oder als neues Asset spezifizieren.</w:t>
-      </w:r>
-    </w:p>
-    <w:p>
-      <w:pPr>
-        <w:pStyle w:val="ListBullet"/>
-      </w:pPr>
-      <w:r>
-        <w:t>Methodik/Standards: Datenqualität, Unsicherheit, Nichtkompensation und Reverse Merit Order nur dort einsetzen, wo sie fachlich tragen.</w:t>
-      </w:r>
-    </w:p>
-    <w:p>
-      <w:pPr>
-        <w:pStyle w:val="ListBullet"/>
-      </w:pPr>
-      <w:r>
-        <w:t>Offene Forschungs- oder Quellenfrage: Externe Quellen im Tiefensprint gezielt ergänzen und zitierfähig machen.</w:t>
       </w:r>
     </w:p>
     <w:sectPr>

--- a/docs/studienskripte/word-rohfassungen/woek-g-v34.docx
+++ b/docs/studienskripte/word-rohfassungen/woek-g-v34.docx
@@ -24,12 +24,12 @@
     </w:p>
     <w:p>
       <w:r>
-        <w:t>Quelle: /Users/hagen/Documents/New project/content/studienskripte/woek-g-v34.md</w:t>
-      </w:r>
-    </w:p>
-    <w:p>
-      <w:r>
-        <w:t>Track: Grundstudium Wirkungsökonomie Kurscode: woek-g Vorlesungscode: V34 Modul/Abschnitt: G3.4 Titel: Reverse Merit Order Status: Studienskript V1 · fachlich finale Codex-Fassung, Claude-CI/CD-Satzfreigabe offen Quelle: woek-akademie-app/docs/lehrgaenge/woek-g-v34-reverse-merit-order.md Ablage: Markdown-Master in content/studienskripte/woek-g-v34.md, Word-Rohfassung in docs/studienskripte/word-rohfassungen/woek-g-v34.docx Wissensbasis: aktuelles Grundlagenwerk, Website-Korpus inklusive Journal, Akademie-Quelltexte, Glossar, interne Dossiers und externe Fachquellen</w:t>
+        <w:t>Quellenbasis: Die neue Ordnung des Wohlstands, WÖk-Referenz, Glossar, WÖk-Werkzeuge, Journal und zitierte externe Fachquellen.</w:t>
+      </w:r>
+    </w:p>
+    <w:p>
+      <w:r>
+        <w:t>Track: Grundstudium Wirkungsökonomie Kurscode: woek-g Vorlesungscode: V34 Modul/Abschnitt: G3.4 Titel: Reverse Merit Order Status: Studienskript V1 · fachlich finale Codex-Fassung, Claude-CI/CD-Satzfreigabe offen Primäre WÖk-Quellen: Die neue Ordnung des Wohlstands (https://wirkungsoekonomie.de/buch.html) · WÖk-Referenz (https://wirkungsoekonomie.de/referenz/) · Glossar der Wirkungsökonomie (https://wirkungsoekonomie.de/glossar.html) · WÖk-Werkzeuge (https://wirkungsoekonomie.de/werkzeuge/) Ausgabe: Markdown-Master, Word-Rohfassung und Akademie-Reader-Spiegel Wissensbasis: aktuelles Grundlagenwerk, öffentliche WÖk-Referenz, Wirkungsfelder, Werkzeuge, Glossar, Bibliothek, Journal und externe Fachquellen</w:t>
       </w:r>
     </w:p>
     <w:p>
@@ -131,12 +131,12 @@
     </w:p>
     <w:p>
       <w:r>
-        <w:t>Track / Kurscode: woek-g Vorlesungscode: V34 Empfohlene Dauer: ~45 Min · Videolänge: ~15 Min Voraussetzung: V33 „NWI und T-SROI unterscheiden" Führende Quellen (Repo): assets/pdf/die-neue-ordnung-des-wohlstands.pdf · source-assets/originals/WOeK_Begriffsleitfaden_fuehrend_v1.0.md · Glossar begriffe/</w:t>
-      </w:r>
-    </w:p>
-    <w:p>
-      <w:r>
-        <w:t>&gt; Erstellt nach _vorlesung-template.md. Quell-Dokument für Claude; keine Folien- oder TTS-Fassung.</w:t>
+        <w:t>Track / Kurscode: woek-g Vorlesungscode: V34 Empfohlene Dauer: ~45 Min · Videolänge: ~15 Min Voraussetzung: V33 „NWI und T-SROI unterscheiden" Führende Quellen: Die neue Ordnung des Wohlstands (https://wirkungsoekonomie.de/buch.html) · WÖk-Referenz (https://wirkungsoekonomie.de/referenz/) · Glossar der Wirkungsökonomie (https://wirkungsoekonomie.de/glossar.html) · WÖk-Werkzeuge (https://wirkungsoekonomie.de/werkzeuge/)</w:t>
+      </w:r>
+    </w:p>
+    <w:p>
+      <w:r>
+        <w:t>&gt; Erstellt nach dem Vorlesungstemplate. Quell-Dokument für Claude; keine Folien- oder TTS-Fassung.</w:t>
       </w:r>
     </w:p>
     <w:p>
@@ -352,7 +352,7 @@
           </w:tcPr>
           <w:p>
             <w:r>
-              <w:t>begriffe/reverse-merit-order</w:t>
+              <w:t>Reverse merit order (https://wirkungsoekonomie.de/begriffe/reverse-merit-order/)</w:t>
             </w:r>
           </w:p>
         </w:tc>
@@ -387,7 +387,7 @@
           </w:tcPr>
           <w:p>
             <w:r>
-              <w:t>begriffe/kritisches-wirkungsfeld</w:t>
+              <w:t>Kritisches wirkungsfeld (https://wirkungsoekonomie.de/begriffe/kritisches-wirkungsfeld/)</w:t>
             </w:r>
           </w:p>
         </w:tc>
@@ -422,7 +422,7 @@
           </w:tcPr>
           <w:p>
             <w:r>
-              <w:t>begriffe/finalscore</w:t>
+              <w:t>Finalscore (https://wirkungsoekonomie.de/begriffe/finalscore/)</w:t>
             </w:r>
           </w:p>
         </w:tc>
@@ -457,7 +457,7 @@
           </w:tcPr>
           <w:p>
             <w:r>
-              <w:t>begriffe/greenwashing</w:t>
+              <w:t>Greenwashing (https://wirkungsoekonomie.de/begriffe/greenwashing/)</w:t>
             </w:r>
           </w:p>
         </w:tc>
@@ -1249,7 +1249,7 @@
         <w:pStyle w:val="ListBullet"/>
       </w:pPr>
       <w:r>
-        <w:t>assets/pdf/die-neue-ordnung-des-wohlstands.pdf – Reverse Merit Order, Wirkungssteuer, Scorecards</w:t>
+        <w:t>Die neue Ordnung des Wohlstands (https://wirkungsoekonomie.de/buch.html) – Reverse Merit Order, Wirkungssteuer, Scorecards</w:t>
       </w:r>
     </w:p>
     <w:p>
@@ -1257,7 +1257,7 @@
         <w:pStyle w:val="ListBullet"/>
       </w:pPr>
       <w:r>
-        <w:t>source-assets/originals/WOeK_Begriffsleitfaden_fuehrend_v1.0.md</w:t>
+        <w:t>Glossar der Wirkungsökonomie (https://wirkungsoekonomie.de/glossar.html)</w:t>
       </w:r>
     </w:p>
     <w:p>
@@ -1265,7 +1265,7 @@
         <w:pStyle w:val="ListBullet"/>
       </w:pPr>
       <w:r>
-        <w:t>Glossar: begriffe/reverse-merit-order, begriffe/kritisches-wirkungsfeld, begriffe/finalscore</w:t>
+        <w:t>Glossar: Reverse merit order (https://wirkungsoekonomie.de/begriffe/reverse-merit-order/), Kritisches wirkungsfeld (https://wirkungsoekonomie.de/begriffe/kritisches-wirkungsfeld/), Finalscore (https://wirkungsoekonomie.de/begriffe/finalscore/)</w:t>
       </w:r>
     </w:p>
     <w:p>
@@ -1684,11 +1684,6 @@
     </w:p>
     <w:p>
       <w:r>
-        <w:t>``chart-spec slug: woek-g-v34-wirkpfad type: wirkpfad reuse_first: true preferred_asset: content/studienskripte/assets/woek-g-v34/woek-g-v34-wirkpfad.svg message: Reverse Merit Order wird als Wirkpfad von Auslöser über Mechanismus, Wirkungsempfänger und Zustandsveränderung bis zur Rückkopplung dargestellt. source: WÖk-Grundlagenwerk, Website-Korpus, Akademie-Quelltexte, Glossar ``</w:t>
-      </w:r>
-    </w:p>
-    <w:p>
-      <w:r>
         <w:t>&gt; Bildvorgabe: Wirkpfadgrafik mit sechs Stationen: Auslöser, Mechanismus, Wirkungsempfänger, Zustandsveränderung, Bewertung, Rückkopplung. Bestehende WÖk-Wirkpfad- oder Scorecard-Visuals sollen wiederverwendet werden, bevor ein neues Chart entsteht.</w:t>
       </w:r>
     </w:p>
@@ -1920,7 +1915,7 @@
           </w:tcPr>
           <w:p>
             <w:r>
-              <w:t>begriffe/reverse-merit-order</w:t>
+              <w:t>Reverse merit order (https://wirkungsoekonomie.de/begriffe/reverse-merit-order/)</w:t>
             </w:r>
           </w:p>
         </w:tc>
@@ -1955,7 +1950,7 @@
           </w:tcPr>
           <w:p>
             <w:r>
-              <w:t>begriffe/kritisches-wirkungsfeld</w:t>
+              <w:t>Kritisches wirkungsfeld (https://wirkungsoekonomie.de/begriffe/kritisches-wirkungsfeld/)</w:t>
             </w:r>
           </w:p>
         </w:tc>
@@ -1990,7 +1985,7 @@
           </w:tcPr>
           <w:p>
             <w:r>
-              <w:t>begriffe/finalscore</w:t>
+              <w:t>Finalscore (https://wirkungsoekonomie.de/begriffe/finalscore/)</w:t>
             </w:r>
           </w:p>
         </w:tc>
@@ -2025,7 +2020,7 @@
           </w:tcPr>
           <w:p>
             <w:r>
-              <w:t>begriffe/greenwashing</w:t>
+              <w:t>Greenwashing (https://wirkungsoekonomie.de/begriffe/greenwashing/)</w:t>
             </w:r>
           </w:p>
         </w:tc>
@@ -2478,7 +2473,7 @@
     </w:p>
     <w:p>
       <w:r>
-        <w:t>Interne Quelle: referenz/kapitel-033-reverse-merit-order/index.html</w:t>
+        <w:t>Öffentliche Quelle: Kapitel 33 - Reverse Merit Order (https://wirkungsoekonomie.de/referenz/kapitel-033-reverse-merit-order/)</w:t>
       </w:r>
     </w:p>
     <w:p>
@@ -2682,7 +2677,7 @@
     </w:p>
     <w:p>
       <w:r>
-        <w:t>Interne Quelle: werkzeuge/reverse-merit-order/index.html</w:t>
+        <w:t>Öffentliche Quelle: Wirkungsökonomie · Reverse Merit Order · https://wirkungsoekonomie.de/werkzeuge/reverse-merit-order/ · Druckdatum: 24.05.2026 (https://wirkungsoekonomie.de/werkzeuge/reverse-merit-order/)</w:t>
       </w:r>
     </w:p>
     <w:p>
@@ -2880,7 +2875,7 @@
     </w:p>
     <w:p>
       <w:r>
-        <w:t>Interne Quelle: referenz/kapitel-050-produktscorecards/index.html</w:t>
+        <w:t>Öffentliche Quelle: Kapitel 50 - Produktscorecards (https://wirkungsoekonomie.de/referenz/kapitel-050-produktscorecards/)</w:t>
       </w:r>
     </w:p>
     <w:p>
@@ -3090,7 +3085,7 @@
     </w:p>
     <w:p>
       <w:r>
-        <w:t>Interne Quelle: referenz/kapitel-051-das-apfelbeispiel/index.html</w:t>
+        <w:t>Öffentliche Quelle: Kapitel 51 - Das Apfelbeispiel (https://wirkungsoekonomie.de/referenz/kapitel-051-das-apfelbeispiel/)</w:t>
       </w:r>
     </w:p>
     <w:p>
@@ -3300,7 +3295,7 @@
     </w:p>
     <w:p>
       <w:r>
-        <w:t>Interne Quelle: begriffe/reverse-merit-order/index.html</w:t>
+        <w:t>Öffentliche Quelle: WÖk-Präzisierungsbegriff (https://wirkungsoekonomie.de/begriffe/reverse-merit-order/)</w:t>
       </w:r>
     </w:p>
     <w:p>
@@ -3498,7 +3493,7 @@
     </w:p>
     <w:p>
       <w:r>
-        <w:t>Interne Quelle: dokumente/von-der-wissensgesellschaft-zur-wirkungsgesellschaft/index.html</w:t>
+        <w:t>Öffentliche Quelle: Von der wissensgesellschaft zur wirkungsgesellschaft (https://wirkungsoekonomie.de/dokumente/von-der-wissensgesellschaft-zur-wirkungsgesellschaft/)</w:t>
       </w:r>
     </w:p>
     <w:p>
@@ -3746,7 +3741,7 @@
     </w:p>
     <w:p>
       <w:r>
-        <w:t>Diese Vorlesung ist prüfungsrelevant, aber die eigentliche Antwortlogik gehört nicht in das öffentliche Studienskript. Zertifikatsfragen, CorrectAnswer, Scoring-Regeln und Fallrubrics werden separat in der geschützten App-Lane unter woek-akademie-app/content/pruefungen/ gepflegt.</w:t>
+        <w:t>Diese Vorlesung ist prüfungsrelevant, aber die eigentliche Antwortlogik gehört nicht in das öffentliche Studienskript. Zertifikatsfragen, CorrectAnswer, Scoring-Regeln und Fallrubrics werden separat in einem geschützten, nicht öffentlichen Prüfungsbereich der Akademie-App gepflegt.</w:t>
       </w:r>
     </w:p>
     <w:p>
@@ -3799,7 +3794,7 @@
         <w:pStyle w:val="Heading3"/>
       </w:pPr>
       <w:r>
-        <w:t>Interne Quellen</w:t>
+        <w:t>WÖk-Quellen</w:t>
       </w:r>
     </w:p>
     <w:p>
@@ -3807,7 +3802,7 @@
         <w:pStyle w:val="ListBullet"/>
       </w:pPr>
       <w:r>
-        <w:t>woek-akademie-app/docs/lehrgaenge/woek-g-v34-reverse-merit-order.md — unmittelbarer Akademie-Quelltext dieser V1-Fassung.</w:t>
+        <w:t>Die neue Ordnung des Wohlstands (https://wirkungsoekonomie.de/buch.html) — aktuelles Grundlagenwerk der Wirkungsökonomie.</w:t>
       </w:r>
     </w:p>
     <w:p>
@@ -3815,7 +3810,7 @@
         <w:pStyle w:val="ListBullet"/>
       </w:pPr>
       <w:r>
-        <w:t>assets/pdf/die-neue-ordnung-des-wohlstands.pdf und buch.html — aktuelles Grundlagenwerk.</w:t>
+        <w:t>WÖk-Referenz (https://wirkungsoekonomie.de/referenz/) — öffentliche Kapitel- und Volltextreferenz.</w:t>
       </w:r>
     </w:p>
     <w:p>
@@ -3823,7 +3818,7 @@
         <w:pStyle w:val="ListBullet"/>
       </w:pPr>
       <w:r>
-        <w:t>Website-Korpus: Referenz, Wirkungsfelder, Werkzeuge, Glossar, Bibliothek und Journal.</w:t>
+        <w:t>Glossar der Wirkungsökonomie (https://wirkungsoekonomie.de/glossar.html) — öffentliche Begriffsdefinitionen und Abgrenzungen.</w:t>
       </w:r>
     </w:p>
     <w:p>
@@ -3831,7 +3826,7 @@
         <w:pStyle w:val="ListBullet"/>
       </w:pPr>
       <w:r>
-        <w:t>docs/CODEX-HANDOFF-studienskripte.md — Produktionsstandard.</w:t>
+        <w:t>WÖk-Werkzeuge (https://wirkungsoekonomie.de/werkzeuge/) — öffentliche Methoden-, Scorecard- und Controlling-Werkzeuge.</w:t>
       </w:r>
     </w:p>
     <w:p>
@@ -3839,7 +3834,7 @@
         <w:pStyle w:val="ListBullet"/>
       </w:pPr>
       <w:r>
-        <w:t>docs/CODEX-HANDOFF-pruefungen.md — geschützte Prüfungs- und Antwortlogik.</w:t>
+        <w:t>WÖk-Journal (https://wirkungsoekonomie.de/blog.html) — Dossiers und Fallanalysen.</w:t>
       </w:r>
     </w:p>
     <w:p>
@@ -3855,7 +3850,7 @@
         <w:pStyle w:val="ListBullet"/>
       </w:pPr>
       <w:r>
-        <w:t>United Nations (2015): Transforming our world: the 2030 Agenda for Sustainable Development.</w:t>
+        <w:t>United Nations (2015): Transforming our world: the 2030 Agenda for Sustainable Development (https://sdgs.un.org/2030agenda).</w:t>
       </w:r>
     </w:p>
     <w:p>
@@ -3863,7 +3858,7 @@
         <w:pStyle w:val="ListBullet"/>
       </w:pPr>
       <w:r>
-        <w:t>European Commission: CSRD, ESRS, EU Taxonomy und Digital Product Passport, soweit fuer das Thema einschlägig.</w:t>
+        <w:t>European Commission: Corporate sustainability reporting (https://finance.ec.europa.eu/financial-markets/company-reporting-and-auditing/company-reporting/corporate-sustainability-reporting_en), EU taxonomy for sustainable activities (https://finance.ec.europa.eu/sustainable-finance/tools-and-standards/eu-taxonomy-sustainable-activities_en) und Digital Product Passport (https://single-market-economy.ec.europa.eu/news/commission-launches-consultation-digital-product-passport-2025-04-09_en), soweit fuer das Thema einschlaegig.</w:t>
       </w:r>
     </w:p>
     <w:p>
@@ -3871,7 +3866,15 @@
         <w:pStyle w:val="ListBullet"/>
       </w:pPr>
       <w:r>
-        <w:t>GRI Standards, soweit fuer Berichts- und Indikatorenfragen einschlägig.</w:t>
+        <w:t>EFRAG: Sustainability reporting und ESRS (https://www.efrag.org/en/sustainability-reporting), soweit fuer das Thema einschlaegig.</w:t>
+      </w:r>
+    </w:p>
+    <w:p>
+      <w:pPr>
+        <w:pStyle w:val="ListBullet"/>
+      </w:pPr>
+      <w:r>
+        <w:t>Global Reporting Initiative: GRI Standards (https://www.globalreporting.org/standards/), soweit fuer Berichts- und Indikatorenfragen einschlaegig.</w:t>
       </w:r>
     </w:p>
     <w:p>

--- a/docs/studienskripte/word-rohfassungen/woek-g-v34.docx
+++ b/docs/studienskripte/word-rohfassungen/woek-g-v34.docx
@@ -622,618 +622,6 @@
     <w:p>
       <w:r>
         <w:t>Fast-Fashion-Shirt. Klima vielleicht mittel, Preis niedrig, aber Arbeitsbedingungen und Chemikalien kritisch. Reverse Merit Order verhindert, dass ein günstiger Preis oder einzelne bessere Materialwerte die kritischen Felder verdecken.</w:t>
-      </w:r>
-    </w:p>
-    <w:p>
-      <w:pPr>
-        <w:pStyle w:val="Heading2"/>
-      </w:pPr>
-      <w:r>
-        <w:t>V1-Finalisierung: Vertiefung, Anwendung und Evidenz</w:t>
-      </w:r>
-    </w:p>
-    <w:p>
-      <w:r>
-        <w:t>Dieses Studienskript ist die fachlich finale Codex-V1-Fassung fuer den Akademie-Reader und die oeffentliche Bibliothek. Claude uebernimmt danach Satz, CI/CD, PDF/Reader-Freigabe und die abschliessende Lektoratsabnahme.</w:t>
-      </w:r>
-    </w:p>
-    <w:p>
-      <w:pPr>
-        <w:pStyle w:val="Heading3"/>
-      </w:pPr>
-      <w:r>
-        <w:t>Finaler Leseauftrag</w:t>
-      </w:r>
-    </w:p>
-    <w:p>
-      <w:r>
-        <w:t>Dieses Skript zu V34 Reverse Merit Order ist als Langformtext angelegt: Es soll nicht nur die Vorlesung begleiten, sondern als eigenstaendiges Studienmaterial funktionieren. Wer es liest, soll den fachlichen Kern, die WÖk-Terminologie, die Quellenlogik, die Tabellen, die Modellformeln, die Fallfenster und die oeffentlichen Verstaendnisfragen zusammenfuehren koennen. Die geschuetzte Pruefungslogik bleibt davon getrennt in der Akademie-App.</w:t>
-      </w:r>
-    </w:p>
-    <w:p>
-      <w:pPr>
-        <w:pStyle w:val="Heading3"/>
-      </w:pPr>
-      <w:r>
-        <w:t>Abschlussmatrix fuer die Anwendung</w:t>
-      </w:r>
-    </w:p>
-    <w:tbl>
-      <w:tblPr>
-        <w:tblStyle w:val="TableGrid"/>
-        <w:tblW w:type="auto" w:w="0"/>
-        <w:jc w:val="left"/>
-        <w:tblLook w:firstColumn="1" w:firstRow="1" w:lastColumn="0" w:lastRow="0" w:noHBand="0" w:noVBand="1" w:val="04A0"/>
-      </w:tblPr>
-      <w:tblGrid>
-        <w:gridCol w:w="3120"/>
-        <w:gridCol w:w="3120"/>
-        <w:gridCol w:w="3120"/>
-      </w:tblGrid>
-      <w:tr>
-        <w:tc>
-          <w:tcPr>
-            <w:tcW w:type="dxa" w:w="3120"/>
-            <w:vAlign w:val="center"/>
-          </w:tcPr>
-          <w:p>
-            <w:r>
-              <w:rPr>
-                <w:b/>
-              </w:rPr>
-              <w:t>Ebene</w:t>
-            </w:r>
-          </w:p>
-        </w:tc>
-        <w:tc>
-          <w:tcPr>
-            <w:tcW w:type="dxa" w:w="3120"/>
-            <w:vAlign w:val="center"/>
-          </w:tcPr>
-          <w:p>
-            <w:r>
-              <w:rPr>
-                <w:b/>
-              </w:rPr>
-              <w:t>Anwendung in V34</w:t>
-            </w:r>
-          </w:p>
-        </w:tc>
-        <w:tc>
-          <w:tcPr>
-            <w:tcW w:type="dxa" w:w="3120"/>
-            <w:vAlign w:val="center"/>
-          </w:tcPr>
-          <w:p>
-            <w:r>
-              <w:rPr>
-                <w:b/>
-              </w:rPr>
-              <w:t>Qualitaetsgrenze</w:t>
-            </w:r>
-          </w:p>
-        </w:tc>
-      </w:tr>
-      <w:tr>
-        <w:tc>
-          <w:tcPr>
-            <w:tcW w:type="dxa" w:w="3120"/>
-            <w:vAlign w:val="center"/>
-          </w:tcPr>
-          <w:p>
-            <w:r>
-              <w:t>Begriff</w:t>
-            </w:r>
-          </w:p>
-        </w:tc>
-        <w:tc>
-          <w:tcPr>
-            <w:tcW w:type="dxa" w:w="3120"/>
-            <w:vAlign w:val="center"/>
-          </w:tcPr>
-          <w:p>
-            <w:r>
-              <w:t>Wirkung, Wirkungspotenzial und Wirkungsrisiko werden im Kontext der Vorlesung getrennt.</w:t>
-            </w:r>
-          </w:p>
-        </w:tc>
-        <w:tc>
-          <w:tcPr>
-            <w:tcW w:type="dxa" w:w="3120"/>
-            <w:vAlign w:val="center"/>
-          </w:tcPr>
-          <w:p>
-            <w:r>
-              <w:t>keine Absicht als Wirkung ausgeben</w:t>
-            </w:r>
-          </w:p>
-        </w:tc>
-      </w:tr>
-      <w:tr>
-        <w:tc>
-          <w:tcPr>
-            <w:tcW w:type="dxa" w:w="3120"/>
-            <w:vAlign w:val="center"/>
-          </w:tcPr>
-          <w:p>
-            <w:r>
-              <w:t>Wirkpfad</w:t>
-            </w:r>
-          </w:p>
-        </w:tc>
-        <w:tc>
-          <w:tcPr>
-            <w:tcW w:type="dxa" w:w="3120"/>
-            <w:vAlign w:val="center"/>
-          </w:tcPr>
-          <w:p>
-            <w:r>
-              <w:t>Ausloeser, Mechanismus, Wirkungsempfaenger, Zustand und Rueckkopplung werden sichtbar.</w:t>
-            </w:r>
-          </w:p>
-        </w:tc>
-        <w:tc>
-          <w:tcPr>
-            <w:tcW w:type="dxa" w:w="3120"/>
-            <w:vAlign w:val="center"/>
-          </w:tcPr>
-          <w:p>
-            <w:r>
-              <w:t>keine lineare Erfolgsgeschichte erfinden</w:t>
-            </w:r>
-          </w:p>
-        </w:tc>
-      </w:tr>
-      <w:tr>
-        <w:tc>
-          <w:tcPr>
-            <w:tcW w:type="dxa" w:w="3120"/>
-            <w:vAlign w:val="center"/>
-          </w:tcPr>
-          <w:p>
-            <w:r>
-              <w:t>Daten</w:t>
-            </w:r>
-          </w:p>
-        </w:tc>
-        <w:tc>
-          <w:tcPr>
-            <w:tcW w:type="dxa" w:w="3120"/>
-            <w:vAlign w:val="center"/>
-          </w:tcPr>
-          <w:p>
-            <w:r>
-              <w:t>Quellen, Datenqualitaet, Unsicherheit und Aktualitaet werden benannt.</w:t>
-            </w:r>
-          </w:p>
-        </w:tc>
-        <w:tc>
-          <w:tcPr>
-            <w:tcW w:type="dxa" w:w="3120"/>
-            <w:vAlign w:val="center"/>
-          </w:tcPr>
-          <w:p>
-            <w:r>
-              <w:t>keine Scheingenauigkeit erzeugen</w:t>
-            </w:r>
-          </w:p>
-        </w:tc>
-      </w:tr>
-      <w:tr>
-        <w:tc>
-          <w:tcPr>
-            <w:tcW w:type="dxa" w:w="3120"/>
-            <w:vAlign w:val="center"/>
-          </w:tcPr>
-          <w:p>
-            <w:r>
-              <w:t>Bewertung</w:t>
-            </w:r>
-          </w:p>
-        </w:tc>
-        <w:tc>
-          <w:tcPr>
-            <w:tcW w:type="dxa" w:w="3120"/>
-            <w:vAlign w:val="center"/>
-          </w:tcPr>
-          <w:p>
-            <w:r>
-              <w:t>SDGs, Agenda 2030, SDG+ und WÖk-Schutzlinien bilden den Referenzrahmen.</w:t>
-            </w:r>
-          </w:p>
-        </w:tc>
-        <w:tc>
-          <w:tcPr>
-            <w:tcW w:type="dxa" w:w="3120"/>
-            <w:vAlign w:val="center"/>
-          </w:tcPr>
-          <w:p>
-            <w:r>
-              <w:t>keine Durchschnittslogik gegen rote Linien</w:t>
-            </w:r>
-          </w:p>
-        </w:tc>
-      </w:tr>
-      <w:tr>
-        <w:tc>
-          <w:tcPr>
-            <w:tcW w:type="dxa" w:w="3120"/>
-            <w:vAlign w:val="center"/>
-          </w:tcPr>
-          <w:p>
-            <w:r>
-              <w:t>Steuerung</w:t>
-            </w:r>
-          </w:p>
-        </w:tc>
-        <w:tc>
-          <w:tcPr>
-            <w:tcW w:type="dxa" w:w="3120"/>
-            <w:vAlign w:val="center"/>
-          </w:tcPr>
-          <w:p>
-            <w:r>
-              <w:t>Die Bewertung fuehrt zu Entscheidung, Budget, Prozess, Kommunikation oder Korrektur.</w:t>
-            </w:r>
-          </w:p>
-        </w:tc>
-        <w:tc>
-          <w:tcPr>
-            <w:tcW w:type="dxa" w:w="3120"/>
-            <w:vAlign w:val="center"/>
-          </w:tcPr>
-          <w:p>
-            <w:r>
-              <w:t>kein Reporting ohne Rueckkopplung</w:t>
-            </w:r>
-          </w:p>
-        </w:tc>
-      </w:tr>
-    </w:tbl>
-    <w:p/>
-    <w:p>
-      <w:pPr>
-        <w:pStyle w:val="Heading3"/>
-      </w:pPr>
-      <w:r>
-        <w:t>Vertiefungsrunde 1: Lesen, pruefen, rueckkoppeln</w:t>
-      </w:r>
-    </w:p>
-    <w:p>
-      <w:r>
-        <w:t>Die folgende Runde verdichtet V34 nicht durch neue Schlagworte, sondern durch wiederholte Anwendung auf unterschiedliche Entscheidungsebenen. Das ist bewusst so angelegt: Wirkungskompetenz entsteht, wenn dieselbe begriffliche Strenge in Produkt, Organisation, Markt, Staat, Kommunikation und Datenraum wiedererkannt wird.</w:t>
-      </w:r>
-    </w:p>
-    <w:p>
-      <w:r>
-        <w:t>Begriffliche Schaerfung. Fuer Reverse Merit Order bedeutet praezise Sprache die erste Sicherung gegen Impact-Washing ist, dass die Analyse nicht bei einer Aktivitaet, einem guten Willen oder einer Kennzahl stehen bleiben darf. Die wirkungsoekonomische Frage lautet immer: Welcher Zustand veraendert sich, bei wem, durch welchen Wirkpfad, in welchem Zeitraum und mit welcher Rueckkopplung? Gerade in Grundstudium Wirkungsökonomie ist diese Unterscheidung entscheidend, weil Lernende spaeter nicht nur Begriffe wiedergeben, sondern Entscheidungssituationen pruefen muessen. Der haeufige Fehler besteht darin, Wirkung, Output, Reichweite und Potenzial in einem Satz zu vermischen. Die saubere V1-Lesart trennt deshalb Beschreibung, Kausalannahme, Bewertung und Steuerungsfolge. In der Praxis sollte jede Wirkungsaussage als kurze Viererprobe formuliert werden: Zustand, Betroffene, Quelle, offene Unsicherheit. So wird aus dem Thema kein isoliertes Kapitel, sondern ein pruefbarer Baustein der WÖk-Architektur.</w:t>
-      </w:r>
-    </w:p>
-    <w:p>
-      <w:r>
-        <w:t>Wirkpfad-Logik. Fuer Reverse Merit Order bedeutet ein Thema erst dann steuerbar wird, wenn der Mechanismus zwischen Ausloeser und Zustandsveraenderung beschrieben ist, dass die Analyse nicht bei einer Aktivitaet, einem guten Willen oder einer Kennzahl stehen bleiben darf. Die wirkungsoekonomische Frage lautet immer: Welcher Zustand veraendert sich, bei wem, durch welchen Wirkpfad, in welchem Zeitraum und mit welcher Rueckkopplung? Gerade in Grundstudium Wirkungsökonomie ist diese Unterscheidung entscheidend, weil Lernende spaeter nicht nur Begriffe wiedergeben, sondern Entscheidungssituationen pruefen muessen. Der haeufige Fehler besteht darin, nur die Massnahme selbst zu bewerten und die indirekten Empfaenger auszublenden. Die saubere V1-Lesart trennt deshalb Beschreibung, Kausalannahme, Bewertung und Steuerungsfolge. Eine gute Fallanalyse zeichnet mindestens einen direkten und einen indirekten Wirkpfad nach. So wird aus dem Thema kein isoliertes Kapitel, sondern ein pruefbarer Baustein der WÖk-Architektur.</w:t>
-      </w:r>
-    </w:p>
-    <w:p>
-      <w:r>
-        <w:t>Daten- und Quellenklarheit. Fuer Reverse Merit Order bedeutet jede Bewertung nur so belastbar ist wie Datenlage, Quellenstatus und Aktualitaet, dass die Analyse nicht bei einer Aktivitaet, einem guten Willen oder einer Kennzahl stehen bleiben darf. Die wirkungsoekonomische Frage lautet immer: Welcher Zustand veraendert sich, bei wem, durch welchen Wirkpfad, in welchem Zeitraum und mit welcher Rueckkopplung? Gerade in Grundstudium Wirkungsökonomie ist diese Unterscheidung entscheidend, weil Lernende spaeter nicht nur Begriffe wiedergeben, sondern Entscheidungssituationen pruefen muessen. Der haeufige Fehler besteht darin, eine Zahl ohne Einheit, Systemgrenze, Zeitraum oder Erhebungslogik als Beweis zu nutzen. Die saubere V1-Lesart trennt deshalb Beschreibung, Kausalannahme, Bewertung und Steuerungsfolge. Die Lernenden sollen Daten nicht dekorativ zitieren, sondern ihre Aussagekraft, Luecken und Grenzen offenlegen. So wird aus dem Thema kein isoliertes Kapitel, sondern ein pruefbarer Baustein der WÖk-Architektur.</w:t>
-      </w:r>
-    </w:p>
-    <w:p>
-      <w:r>
-        <w:t>Fallfenster zur Anwendung. Ein Controlling-Team moechte einen Score bilden. Das Skript verlangt, dass Datenqualitaet, Systemgrenzen, Gewichtung, Unsicherheit und Nichtkompensation sichtbar bleiben. Ein Score darf die Diskussion nicht beenden, sondern muss bessere Fragen, Priorisierung und Rueckkopplung ermoeglichen. Bezogen auf Reverse Merit Order heisst das: Die Analyse muss das konkrete Thema ernst nehmen und zugleich den allgemeinen WÖk-Massstab halten. Es geht nicht darum, die Welt in gute und schlechte Akteure einzuteilen. Es geht darum, Wirkpfade, Wirkungsempfaenger, Datenqualitaet, Risiken und Rueckkopplung so zu beschreiben, dass bessere Entscheidungen moeglich werden.</w:t>
-      </w:r>
-    </w:p>
-    <w:p>
-      <w:r>
-        <w:t>Ambivalenz. Fuer Reverse Merit Order bedeutet positive und negative Zustandsveraenderungen gleichzeitig auftreten koennen, dass die Analyse nicht bei einer Aktivitaet, einem guten Willen oder einer Kennzahl stehen bleiben darf. Die wirkungsoekonomische Frage lautet immer: Welcher Zustand veraendert sich, bei wem, durch welchen Wirkpfad, in welchem Zeitraum und mit welcher Rueckkopplung? Gerade in Grundstudium Wirkungsökonomie ist diese Unterscheidung entscheidend, weil Lernende spaeter nicht nur Begriffe wiedergeben, sondern Entscheidungssituationen pruefen muessen. Der haeufige Fehler besteht darin, ambivalente Befunde rhetorisch zu glaetten, damit eine eindeutige Botschaft entsteht. Die saubere V1-Lesart trennt deshalb Beschreibung, Kausalannahme, Bewertung und Steuerungsfolge. Ein gutes Skript fuehrt deshalb Profile, Zielkonflikte und offene Punkte nebeneinander. So wird aus dem Thema kein isoliertes Kapitel, sondern ein pruefbarer Baustein der WÖk-Architektur.</w:t>
-      </w:r>
-    </w:p>
-    <w:p>
-      <w:r>
-        <w:t>Nichtkompensation. Fuer Reverse Merit Order bedeutet schwere zentrale Schaeden nicht durch beliebige positive Einzelwerte neutralisiert werden duerfen, dass die Analyse nicht bei einer Aktivitaet, einem guten Willen oder einer Kennzahl stehen bleiben darf. Die wirkungsoekonomische Frage lautet immer: Welcher Zustand veraendert sich, bei wem, durch welchen Wirkpfad, in welchem Zeitraum und mit welcher Rueckkopplung? Gerade in Grundstudium Wirkungsökonomie ist diese Unterscheidung entscheidend, weil Lernende spaeter nicht nur Begriffe wiedergeben, sondern Entscheidungssituationen pruefen muessen. Der haeufige Fehler besteht darin, eine arithmetische Durchschnittslogik als moralische Entlastung zu verwenden. Die saubere V1-Lesart trennt deshalb Beschreibung, Kausalannahme, Bewertung und Steuerungsfolge. Reverse Merit Order und rote Linien sind Schutzregeln gegen Schoenrechnung. So wird aus dem Thema kein isoliertes Kapitel, sondern ein pruefbarer Baustein der WÖk-Architektur.</w:t>
-      </w:r>
-    </w:p>
-    <w:p>
-      <w:r>
-        <w:t>Pruefungsnahe Transferfrage. Formuliere zu V34 eine Wirkungsaussage in drei Saetzen: Erstens den beobachteten oder plausiblen Zustand, zweitens die Daten- oder Quellenlage, drittens die offene Unsicherheit samt Rueckkopplung. Die Antwort muss ohne moralische Personenbewertung auskommen und darf Reichweite nicht mit Wirkung verwechseln.</w:t>
-      </w:r>
-    </w:p>
-    <w:p>
-      <w:r>
-        <w:t>Rueckkopplung. Fuer Reverse Merit Order bedeutet Wirkungswissen erst dann wertvoll wird, wenn es Entscheidungen veraendert, dass die Analyse nicht bei einer Aktivitaet, einem guten Willen oder einer Kennzahl stehen bleiben darf. Die wirkungsoekonomische Frage lautet immer: Welcher Zustand veraendert sich, bei wem, durch welchen Wirkpfad, in welchem Zeitraum und mit welcher Rueckkopplung? Gerade in Grundstudium Wirkungsökonomie ist diese Unterscheidung entscheidend, weil Lernende spaeter nicht nur Begriffe wiedergeben, sondern Entscheidungssituationen pruefen muessen. Der haeufige Fehler besteht darin, einen Bericht als Endpunkt zu betrachten. Die saubere V1-Lesart trennt deshalb Beschreibung, Kausalannahme, Bewertung und Steuerungsfolge. Jeder Analyseblock sollte fragen, welche Routine, welcher Prozess oder welche Ressource nach der Bewertung angepasst wird. So wird aus dem Thema kein isoliertes Kapitel, sondern ein pruefbarer Baustein der WÖk-Architektur.</w:t>
-      </w:r>
-    </w:p>
-    <w:p>
-      <w:r>
-        <w:t>Fallfenster zur Anwendung. Ein Kommunikationsbericht nennt viele Aktivitaeten, Reichweiten und Rueckmeldungen. Die V1-Pruefung fragt, ob daraus eine belastbare Wirkungsaussage folgt. Wenn nur Kontakte, Klicks oder Zustimmung vorliegen, bleibt die Aussage im Bereich Wirkungspotenzial oder Resonanz, nicht im Bereich nachgewiesener Wirkung. Bezogen auf Reverse Merit Order heisst das: Die Analyse muss das konkrete Thema ernst nehmen und zugleich den allgemeinen WÖk-Massstab halten. Es geht nicht darum, die Welt in gute und schlechte Akteure einzuteilen. Es geht darum, Wirkpfade, Wirkungsempfaenger, Datenqualitaet, Risiken und Rueckkopplung so zu beschreiben, dass bessere Entscheidungen moeglich werden.</w:t>
-      </w:r>
-    </w:p>
-    <w:p>
-      <w:r>
-        <w:t>Governance. Fuer Reverse Merit Order bedeutet Wirkungsbewertung Verfahren, Rechte, Transparenz und Korrektur braucht, dass die Analyse nicht bei einer Aktivitaet, einem guten Willen oder einer Kennzahl stehen bleiben darf. Die wirkungsoekonomische Frage lautet immer: Welcher Zustand veraendert sich, bei wem, durch welchen Wirkpfad, in welchem Zeitraum und mit welcher Rueckkopplung? Gerade in Grundstudium Wirkungsökonomie ist diese Unterscheidung entscheidend, weil Lernende spaeter nicht nur Begriffe wiedergeben, sondern Entscheidungssituationen pruefen muessen. Der haeufige Fehler besteht darin, Bewertung als technokratische Top-down-Setzung zu verstehen. Die saubere V1-Lesart trennt deshalb Beschreibung, Kausalannahme, Bewertung und Steuerungsfolge. Betroffene, Datenhalter, Entscheider und Kontrollinstanzen muessen unterscheidbare Rollen behalten. So wird aus dem Thema kein isoliertes Kapitel, sondern ein pruefbarer Baustein der WÖk-Architektur.</w:t>
-      </w:r>
-    </w:p>
-    <w:p>
-      <w:r>
-        <w:t>Didaktische Pruefbarkeit. Fuer Reverse Merit Order bedeutet das Thema in der Akademie nicht nur erklaert, sondern in Falllogik ueberfuehrt werden muss, dass die Analyse nicht bei einer Aktivitaet, einem guten Willen oder einer Kennzahl stehen bleiben darf. Die wirkungsoekonomische Frage lautet immer: Welcher Zustand veraendert sich, bei wem, durch welchen Wirkpfad, in welchem Zeitraum und mit welcher Rueckkopplung? Gerade in Grundstudium Wirkungsökonomie ist diese Unterscheidung entscheidend, weil Lernende spaeter nicht nur Begriffe wiedergeben, sondern Entscheidungssituationen pruefen muessen. Der haeufige Fehler besteht darin, reines Auswendiglernen als Kompetenznachweis zu behandeln. Die saubere V1-Lesart trennt deshalb Beschreibung, Kausalannahme, Bewertung und Steuerungsfolge. Pruefungsfragen sollen Begriffe, Anwendung und rote Linien verbinden. So wird aus dem Thema kein isoliertes Kapitel, sondern ein pruefbarer Baustein der WÖk-Architektur.</w:t>
-      </w:r>
-    </w:p>
-    <w:p>
-      <w:r>
-        <w:t>Transfer in Organisationen. Fuer Reverse Merit Order bedeutet WÖk-Begriffe im Alltag nur tragen, wenn sie in Routinen uebersetzt werden, dass die Analyse nicht bei einer Aktivitaet, einem guten Willen oder einer Kennzahl stehen bleiben darf. Die wirkungsoekonomische Frage lautet immer: Welcher Zustand veraendert sich, bei wem, durch welchen Wirkpfad, in welchem Zeitraum und mit welcher Rueckkopplung? Gerade in Grundstudium Wirkungsökonomie ist diese Unterscheidung entscheidend, weil Lernende spaeter nicht nur Begriffe wiedergeben, sondern Entscheidungssituationen pruefen muessen. Der haeufige Fehler besteht darin, die Verantwortung an eine Nachhaltigkeitsabteilung auszulagern. Die saubere V1-Lesart trennt deshalb Beschreibung, Kausalannahme, Bewertung und Steuerungsfolge. Strategie, Einkauf, Kommunikation, Controlling und Fuehrung muessen denselben Wirkungsbegriff verwenden. So wird aus dem Thema kein isoliertes Kapitel, sondern ein pruefbarer Baustein der WÖk-Architektur.</w:t>
-      </w:r>
-    </w:p>
-    <w:p>
-      <w:r>
-        <w:t>Fallfenster zur Anwendung. Eine Organisation plant eine Massnahme und formuliert dazu eine positive Absicht. In der WÖk reicht das nicht. Fuer diese Vorlesung muss sichtbar werden, welche Zustandsveraenderung erwartet wird, welche Empfaenger direkt oder indirekt betroffen sind, welche Nebenwirkungen entstehen koennen und welche Entscheidung spaeter korrigiert wird. Bezogen auf Reverse Merit Order heisst das: Die Analyse muss das konkrete Thema ernst nehmen und zugleich den allgemeinen WÖk-Massstab halten. Es geht nicht darum, die Welt in gute und schlechte Akteure einzuteilen. Es geht darum, Wirkpfade, Wirkungsempfaenger, Datenqualitaet, Risiken und Rueckkopplung so zu beschreiben, dass bessere Entscheidungen moeglich werden.</w:t>
-      </w:r>
-    </w:p>
-    <w:p>
-      <w:r>
-        <w:t>Rueckfluss in den Korpus. Fuer Reverse Merit Order bedeutet jedes Studienskript den Gesamtbestand schaerfen kann, dass die Analyse nicht bei einer Aktivitaet, einem guten Willen oder einer Kennzahl stehen bleiben darf. Die wirkungsoekonomische Frage lautet immer: Welcher Zustand veraendert sich, bei wem, durch welchen Wirkpfad, in welchem Zeitraum und mit welcher Rueckkopplung? Gerade in Grundstudium Wirkungsökonomie ist diese Unterscheidung entscheidend, weil Lernende spaeter nicht nur Begriffe wiedergeben, sondern Entscheidungssituationen pruefen muessen. Der haeufige Fehler besteht darin, neue Einsichten nur lokal im Skript zu belassen. Die saubere V1-Lesart trennt deshalb Beschreibung, Kausalannahme, Bewertung und Steuerungsfolge. Glossar, Website, Journal, Dossiers und Visuals sollen aus der Skriptarbeit lernen. So wird aus dem Thema kein isoliertes Kapitel, sondern ein pruefbarer Baustein der WÖk-Architektur.</w:t>
-      </w:r>
-    </w:p>
-    <w:p>
-      <w:r>
-        <w:t>Pruefungsnahe Transferfrage. Formuliere zu V34 eine Wirkungsaussage in drei Saetzen: Erstens den beobachteten oder plausiblen Zustand, zweitens die Daten- oder Quellenlage, drittens die offene Unsicherheit samt Rueckkopplung. Die Antwort muss ohne moralische Personenbewertung auskommen und darf Reichweite nicht mit Wirkung verwechseln.</w:t>
-      </w:r>
-    </w:p>
-    <w:p>
-      <w:pPr>
-        <w:pStyle w:val="Heading3"/>
-      </w:pPr>
-      <w:r>
-        <w:t>Vertiefungsrunde 2: Lesen, pruefen, rueckkoppeln</w:t>
-      </w:r>
-    </w:p>
-    <w:p>
-      <w:r>
-        <w:t>Die folgende Runde verdichtet V34 nicht durch neue Schlagworte, sondern durch wiederholte Anwendung auf unterschiedliche Entscheidungsebenen. Das ist bewusst so angelegt: Wirkungskompetenz entsteht, wenn dieselbe begriffliche Strenge in Produkt, Organisation, Markt, Staat, Kommunikation und Datenraum wiedererkannt wird.</w:t>
-      </w:r>
-    </w:p>
-    <w:p>
-      <w:r>
-        <w:t>Begriffliche Schaerfung. Fuer Reverse Merit Order bedeutet praezise Sprache die erste Sicherung gegen Impact-Washing ist, dass die Analyse nicht bei einer Aktivitaet, einem guten Willen oder einer Kennzahl stehen bleiben darf. Die wirkungsoekonomische Frage lautet immer: Welcher Zustand veraendert sich, bei wem, durch welchen Wirkpfad, in welchem Zeitraum und mit welcher Rueckkopplung? Gerade in Grundstudium Wirkungsökonomie ist diese Unterscheidung entscheidend, weil Lernende spaeter nicht nur Begriffe wiedergeben, sondern Entscheidungssituationen pruefen muessen. Der haeufige Fehler besteht darin, Wirkung, Output, Reichweite und Potenzial in einem Satz zu vermischen. Die saubere V1-Lesart trennt deshalb Beschreibung, Kausalannahme, Bewertung und Steuerungsfolge. In der Praxis sollte jede Wirkungsaussage als kurze Viererprobe formuliert werden: Zustand, Betroffene, Quelle, offene Unsicherheit. So wird aus dem Thema kein isoliertes Kapitel, sondern ein pruefbarer Baustein der WÖk-Architektur.</w:t>
-      </w:r>
-    </w:p>
-    <w:p>
-      <w:r>
-        <w:t>Wirkpfad-Logik. Fuer Reverse Merit Order bedeutet ein Thema erst dann steuerbar wird, wenn der Mechanismus zwischen Ausloeser und Zustandsveraenderung beschrieben ist, dass die Analyse nicht bei einer Aktivitaet, einem guten Willen oder einer Kennzahl stehen bleiben darf. Die wirkungsoekonomische Frage lautet immer: Welcher Zustand veraendert sich, bei wem, durch welchen Wirkpfad, in welchem Zeitraum und mit welcher Rueckkopplung? Gerade in Grundstudium Wirkungsökonomie ist diese Unterscheidung entscheidend, weil Lernende spaeter nicht nur Begriffe wiedergeben, sondern Entscheidungssituationen pruefen muessen. Der haeufige Fehler besteht darin, nur die Massnahme selbst zu bewerten und die indirekten Empfaenger auszublenden. Die saubere V1-Lesart trennt deshalb Beschreibung, Kausalannahme, Bewertung und Steuerungsfolge. Eine gute Fallanalyse zeichnet mindestens einen direkten und einen indirekten Wirkpfad nach. So wird aus dem Thema kein isoliertes Kapitel, sondern ein pruefbarer Baustein der WÖk-Architektur.</w:t>
-      </w:r>
-    </w:p>
-    <w:p>
-      <w:r>
-        <w:t>Fallfenster zur Anwendung. Eine Fuehrungsentscheidung erzeugt zugleich Nutzen und Risiken. Die WÖk behandelt Ambivalenz nicht als Stoerung, sondern als Kern der Analyse. Positive Netto-Wirkung darf erst behauptet werden, wenn zentrale negative Wirkungen getrennt geprueft und rote Linien gewahrt sind. Bezogen auf Reverse Merit Order heisst das: Die Analyse muss das konkrete Thema ernst nehmen und zugleich den allgemeinen WÖk-Massstab halten. Es geht nicht darum, die Welt in gute und schlechte Akteure einzuteilen. Es geht darum, Wirkpfade, Wirkungsempfaenger, Datenqualitaet, Risiken und Rueckkopplung so zu beschreiben, dass bessere Entscheidungen moeglich werden.</w:t>
-      </w:r>
-    </w:p>
-    <w:p>
-      <w:r>
-        <w:t>Daten- und Quellenklarheit. Fuer Reverse Merit Order bedeutet jede Bewertung nur so belastbar ist wie Datenlage, Quellenstatus und Aktualitaet, dass die Analyse nicht bei einer Aktivitaet, einem guten Willen oder einer Kennzahl stehen bleiben darf. Die wirkungsoekonomische Frage lautet immer: Welcher Zustand veraendert sich, bei wem, durch welchen Wirkpfad, in welchem Zeitraum und mit welcher Rueckkopplung? Gerade in Grundstudium Wirkungsökonomie ist diese Unterscheidung entscheidend, weil Lernende spaeter nicht nur Begriffe wiedergeben, sondern Entscheidungssituationen pruefen muessen. Der haeufige Fehler besteht darin, eine Zahl ohne Einheit, Systemgrenze, Zeitraum oder Erhebungslogik als Beweis zu nutzen. Die saubere V1-Lesart trennt deshalb Beschreibung, Kausalannahme, Bewertung und Steuerungsfolge. Die Lernenden sollen Daten nicht dekorativ zitieren, sondern ihre Aussagekraft, Luecken und Grenzen offenlegen. So wird aus dem Thema kein isoliertes Kapitel, sondern ein pruefbarer Baustein der WÖk-Architektur.</w:t>
-      </w:r>
-    </w:p>
-    <w:p>
-      <w:r>
-        <w:t>Ambivalenz. Fuer Reverse Merit Order bedeutet positive und negative Zustandsveraenderungen gleichzeitig auftreten koennen, dass die Analyse nicht bei einer Aktivitaet, einem guten Willen oder einer Kennzahl stehen bleiben darf. Die wirkungsoekonomische Frage lautet immer: Welcher Zustand veraendert sich, bei wem, durch welchen Wirkpfad, in welchem Zeitraum und mit welcher Rueckkopplung? Gerade in Grundstudium Wirkungsökonomie ist diese Unterscheidung entscheidend, weil Lernende spaeter nicht nur Begriffe wiedergeben, sondern Entscheidungssituationen pruefen muessen. Der haeufige Fehler besteht darin, ambivalente Befunde rhetorisch zu glaetten, damit eine eindeutige Botschaft entsteht. Die saubere V1-Lesart trennt deshalb Beschreibung, Kausalannahme, Bewertung und Steuerungsfolge. Ein gutes Skript fuehrt deshalb Profile, Zielkonflikte und offene Punkte nebeneinander. So wird aus dem Thema kein isoliertes Kapitel, sondern ein pruefbarer Baustein der WÖk-Architektur.</w:t>
-      </w:r>
-    </w:p>
-    <w:p>
-      <w:r>
-        <w:t>Nichtkompensation. Fuer Reverse Merit Order bedeutet schwere zentrale Schaeden nicht durch beliebige positive Einzelwerte neutralisiert werden duerfen, dass die Analyse nicht bei einer Aktivitaet, einem guten Willen oder einer Kennzahl stehen bleiben darf. Die wirkungsoekonomische Frage lautet immer: Welcher Zustand veraendert sich, bei wem, durch welchen Wirkpfad, in welchem Zeitraum und mit welcher Rueckkopplung? Gerade in Grundstudium Wirkungsökonomie ist diese Unterscheidung entscheidend, weil Lernende spaeter nicht nur Begriffe wiedergeben, sondern Entscheidungssituationen pruefen muessen. Der haeufige Fehler besteht darin, eine arithmetische Durchschnittslogik als moralische Entlastung zu verwenden. Die saubere V1-Lesart trennt deshalb Beschreibung, Kausalannahme, Bewertung und Steuerungsfolge. Reverse Merit Order und rote Linien sind Schutzregeln gegen Schoenrechnung. So wird aus dem Thema kein isoliertes Kapitel, sondern ein pruefbarer Baustein der WÖk-Architektur.</w:t>
-      </w:r>
-    </w:p>
-    <w:p>
-      <w:r>
-        <w:t>Fallfenster zur Anwendung. Ein Controlling-Team moechte einen Score bilden. Das Skript verlangt, dass Datenqualitaet, Systemgrenzen, Gewichtung, Unsicherheit und Nichtkompensation sichtbar bleiben. Ein Score darf die Diskussion nicht beenden, sondern muss bessere Fragen, Priorisierung und Rueckkopplung ermoeglichen. Bezogen auf Reverse Merit Order heisst das: Die Analyse muss das konkrete Thema ernst nehmen und zugleich den allgemeinen WÖk-Massstab halten. Es geht nicht darum, die Welt in gute und schlechte Akteure einzuteilen. Es geht darum, Wirkpfade, Wirkungsempfaenger, Datenqualitaet, Risiken und Rueckkopplung so zu beschreiben, dass bessere Entscheidungen moeglich werden.</w:t>
-      </w:r>
-    </w:p>
-    <w:p>
-      <w:r>
-        <w:t>Pruefungsnahe Transferfrage. Formuliere zu V34 eine Wirkungsaussage in drei Saetzen: Erstens den beobachteten oder plausiblen Zustand, zweitens die Daten- oder Quellenlage, drittens die offene Unsicherheit samt Rueckkopplung. Die Antwort muss ohne moralische Personenbewertung auskommen und darf Reichweite nicht mit Wirkung verwechseln.</w:t>
-      </w:r>
-    </w:p>
-    <w:p>
-      <w:r>
-        <w:t>Rueckkopplung. Fuer Reverse Merit Order bedeutet Wirkungswissen erst dann wertvoll wird, wenn es Entscheidungen veraendert, dass die Analyse nicht bei einer Aktivitaet, einem guten Willen oder einer Kennzahl stehen bleiben darf. Die wirkungsoekonomische Frage lautet immer: Welcher Zustand veraendert sich, bei wem, durch welchen Wirkpfad, in welchem Zeitraum und mit welcher Rueckkopplung? Gerade in Grundstudium Wirkungsökonomie ist diese Unterscheidung entscheidend, weil Lernende spaeter nicht nur Begriffe wiedergeben, sondern Entscheidungssituationen pruefen muessen. Der haeufige Fehler besteht darin, einen Bericht als Endpunkt zu betrachten. Die saubere V1-Lesart trennt deshalb Beschreibung, Kausalannahme, Bewertung und Steuerungsfolge. Jeder Analyseblock sollte fragen, welche Routine, welcher Prozess oder welche Ressource nach der Bewertung angepasst wird. So wird aus dem Thema kein isoliertes Kapitel, sondern ein pruefbarer Baustein der WÖk-Architektur.</w:t>
-      </w:r>
-    </w:p>
-    <w:p>
-      <w:r>
-        <w:t>Governance. Fuer Reverse Merit Order bedeutet Wirkungsbewertung Verfahren, Rechte, Transparenz und Korrektur braucht, dass die Analyse nicht bei einer Aktivitaet, einem guten Willen oder einer Kennzahl stehen bleiben darf. Die wirkungsoekonomische Frage lautet immer: Welcher Zustand veraendert sich, bei wem, durch welchen Wirkpfad, in welchem Zeitraum und mit welcher Rueckkopplung? Gerade in Grundstudium Wirkungsökonomie ist diese Unterscheidung entscheidend, weil Lernende spaeter nicht nur Begriffe wiedergeben, sondern Entscheidungssituationen pruefen muessen. Der haeufige Fehler besteht darin, Bewertung als technokratische Top-down-Setzung zu verstehen. Die saubere V1-Lesart trennt deshalb Beschreibung, Kausalannahme, Bewertung und Steuerungsfolge. Betroffene, Datenhalter, Entscheider und Kontrollinstanzen muessen unterscheidbare Rollen behalten. So wird aus dem Thema kein isoliertes Kapitel, sondern ein pruefbarer Baustein der WÖk-Architektur.</w:t>
-      </w:r>
-    </w:p>
-    <w:p>
-      <w:r>
-        <w:t>Didaktische Pruefbarkeit. Fuer Reverse Merit Order bedeutet das Thema in der Akademie nicht nur erklaert, sondern in Falllogik ueberfuehrt werden muss, dass die Analyse nicht bei einer Aktivitaet, einem guten Willen oder einer Kennzahl stehen bleiben darf. Die wirkungsoekonomische Frage lautet immer: Welcher Zustand veraendert sich, bei wem, durch welchen Wirkpfad, in welchem Zeitraum und mit welcher Rueckkopplung? Gerade in Grundstudium Wirkungsökonomie ist diese Unterscheidung entscheidend, weil Lernende spaeter nicht nur Begriffe wiedergeben, sondern Entscheidungssituationen pruefen muessen. Der haeufige Fehler besteht darin, reines Auswendiglernen als Kompetenznachweis zu behandeln. Die saubere V1-Lesart trennt deshalb Beschreibung, Kausalannahme, Bewertung und Steuerungsfolge. Pruefungsfragen sollen Begriffe, Anwendung und rote Linien verbinden. So wird aus dem Thema kein isoliertes Kapitel, sondern ein pruefbarer Baustein der WÖk-Architektur.</w:t>
-      </w:r>
-    </w:p>
-    <w:p>
-      <w:r>
-        <w:t>Fallfenster zur Anwendung. Ein Kommunikationsbericht nennt viele Aktivitaeten, Reichweiten und Rueckmeldungen. Die V1-Pruefung fragt, ob daraus eine belastbare Wirkungsaussage folgt. Wenn nur Kontakte, Klicks oder Zustimmung vorliegen, bleibt die Aussage im Bereich Wirkungspotenzial oder Resonanz, nicht im Bereich nachgewiesener Wirkung. Bezogen auf Reverse Merit Order heisst das: Die Analyse muss das konkrete Thema ernst nehmen und zugleich den allgemeinen WÖk-Massstab halten. Es geht nicht darum, die Welt in gute und schlechte Akteure einzuteilen. Es geht darum, Wirkpfade, Wirkungsempfaenger, Datenqualitaet, Risiken und Rueckkopplung so zu beschreiben, dass bessere Entscheidungen moeglich werden.</w:t>
-      </w:r>
-    </w:p>
-    <w:p>
-      <w:r>
-        <w:t>Transfer in Organisationen. Fuer Reverse Merit Order bedeutet WÖk-Begriffe im Alltag nur tragen, wenn sie in Routinen uebersetzt werden, dass die Analyse nicht bei einer Aktivitaet, einem guten Willen oder einer Kennzahl stehen bleiben darf. Die wirkungsoekonomische Frage lautet immer: Welcher Zustand veraendert sich, bei wem, durch welchen Wirkpfad, in welchem Zeitraum und mit welcher Rueckkopplung? Gerade in Grundstudium Wirkungsökonomie ist diese Unterscheidung entscheidend, weil Lernende spaeter nicht nur Begriffe wiedergeben, sondern Entscheidungssituationen pruefen muessen. Der haeufige Fehler besteht darin, die Verantwortung an eine Nachhaltigkeitsabteilung auszulagern. Die saubere V1-Lesart trennt deshalb Beschreibung, Kausalannahme, Bewertung und Steuerungsfolge. Strategie, Einkauf, Kommunikation, Controlling und Fuehrung muessen denselben Wirkungsbegriff verwenden. So wird aus dem Thema kein isoliertes Kapitel, sondern ein pruefbarer Baustein der WÖk-Architektur.</w:t>
-      </w:r>
-    </w:p>
-    <w:p>
-      <w:r>
-        <w:t>Rueckfluss in den Korpus. Fuer Reverse Merit Order bedeutet jedes Studienskript den Gesamtbestand schaerfen kann, dass die Analyse nicht bei einer Aktivitaet, einem guten Willen oder einer Kennzahl stehen bleiben darf. Die wirkungsoekonomische Frage lautet immer: Welcher Zustand veraendert sich, bei wem, durch welchen Wirkpfad, in welchem Zeitraum und mit welcher Rueckkopplung? Gerade in Grundstudium Wirkungsökonomie ist diese Unterscheidung entscheidend, weil Lernende spaeter nicht nur Begriffe wiedergeben, sondern Entscheidungssituationen pruefen muessen. Der haeufige Fehler besteht darin, neue Einsichten nur lokal im Skript zu belassen. Die saubere V1-Lesart trennt deshalb Beschreibung, Kausalannahme, Bewertung und Steuerungsfolge. Glossar, Website, Journal, Dossiers und Visuals sollen aus der Skriptarbeit lernen. So wird aus dem Thema kein isoliertes Kapitel, sondern ein pruefbarer Baustein der WÖk-Architektur.</w:t>
-      </w:r>
-    </w:p>
-    <w:p>
-      <w:r>
-        <w:t>Pruefungsnahe Transferfrage. Formuliere zu V34 eine Wirkungsaussage in drei Saetzen: Erstens den beobachteten oder plausiblen Zustand, zweitens die Daten- oder Quellenlage, drittens die offene Unsicherheit samt Rueckkopplung. Die Antwort muss ohne moralische Personenbewertung auskommen und darf Reichweite nicht mit Wirkung verwechseln.</w:t>
-      </w:r>
-    </w:p>
-    <w:p>
-      <w:pPr>
-        <w:pStyle w:val="Heading3"/>
-      </w:pPr>
-      <w:r>
-        <w:t>Vertiefungsrunde 3: Lesen, pruefen, rueckkoppeln</w:t>
-      </w:r>
-    </w:p>
-    <w:p>
-      <w:r>
-        <w:t>Die folgende Runde verdichtet V34 nicht durch neue Schlagworte, sondern durch wiederholte Anwendung auf unterschiedliche Entscheidungsebenen. Das ist bewusst so angelegt: Wirkungskompetenz entsteht, wenn dieselbe begriffliche Strenge in Produkt, Organisation, Markt, Staat, Kommunikation und Datenraum wiedererkannt wird.</w:t>
-      </w:r>
-    </w:p>
-    <w:p>
-      <w:r>
-        <w:t>Begriffliche Schaerfung. Fuer Reverse Merit Order bedeutet praezise Sprache die erste Sicherung gegen Impact-Washing ist, dass die Analyse nicht bei einer Aktivitaet, einem guten Willen oder einer Kennzahl stehen bleiben darf. Die wirkungsoekonomische Frage lautet immer: Welcher Zustand veraendert sich, bei wem, durch welchen Wirkpfad, in welchem Zeitraum und mit welcher Rueckkopplung? Gerade in Grundstudium Wirkungsökonomie ist diese Unterscheidung entscheidend, weil Lernende spaeter nicht nur Begriffe wiedergeben, sondern Entscheidungssituationen pruefen muessen. Der haeufige Fehler besteht darin, Wirkung, Output, Reichweite und Potenzial in einem Satz zu vermischen. Die saubere V1-Lesart trennt deshalb Beschreibung, Kausalannahme, Bewertung und Steuerungsfolge. In der Praxis sollte jede Wirkungsaussage als kurze Viererprobe formuliert werden: Zustand, Betroffene, Quelle, offene Unsicherheit. So wird aus dem Thema kein isoliertes Kapitel, sondern ein pruefbarer Baustein der WÖk-Architektur.</w:t>
-      </w:r>
-    </w:p>
-    <w:p>
-      <w:r>
-        <w:t>Fallfenster zur Anwendung. Eine Organisation plant eine Massnahme und formuliert dazu eine positive Absicht. In der WÖk reicht das nicht. Fuer diese Vorlesung muss sichtbar werden, welche Zustandsveraenderung erwartet wird, welche Empfaenger direkt oder indirekt betroffen sind, welche Nebenwirkungen entstehen koennen und welche Entscheidung spaeter korrigiert wird. Bezogen auf Reverse Merit Order heisst das: Die Analyse muss das konkrete Thema ernst nehmen und zugleich den allgemeinen WÖk-Massstab halten. Es geht nicht darum, die Welt in gute und schlechte Akteure einzuteilen. Es geht darum, Wirkpfade, Wirkungsempfaenger, Datenqualitaet, Risiken und Rueckkopplung so zu beschreiben, dass bessere Entscheidungen moeglich werden.</w:t>
-      </w:r>
-    </w:p>
-    <w:p>
-      <w:r>
-        <w:t>Wirkpfad-Logik. Fuer Reverse Merit Order bedeutet ein Thema erst dann steuerbar wird, wenn der Mechanismus zwischen Ausloeser und Zustandsveraenderung beschrieben ist, dass die Analyse nicht bei einer Aktivitaet, einem guten Willen oder einer Kennzahl stehen bleiben darf. Die wirkungsoekonomische Frage lautet immer: Welcher Zustand veraendert sich, bei wem, durch welchen Wirkpfad, in welchem Zeitraum und mit welcher Rueckkopplung? Gerade in Grundstudium Wirkungsökonomie ist diese Unterscheidung entscheidend, weil Lernende spaeter nicht nur Begriffe wiedergeben, sondern Entscheidungssituationen pruefen muessen. Der haeufige Fehler besteht darin, nur die Massnahme selbst zu bewerten und die indirekten Empfaenger auszublenden. Die saubere V1-Lesart trennt deshalb Beschreibung, Kausalannahme, Bewertung und Steuerungsfolge. Eine gute Fallanalyse zeichnet mindestens einen direkten und einen indirekten Wirkpfad nach. So wird aus dem Thema kein isoliertes Kapitel, sondern ein pruefbarer Baustein der WÖk-Architektur.</w:t>
-      </w:r>
-    </w:p>
-    <w:p>
-      <w:r>
-        <w:t>Daten- und Quellenklarheit. Fuer Reverse Merit Order bedeutet jede Bewertung nur so belastbar ist wie Datenlage, Quellenstatus und Aktualitaet, dass die Analyse nicht bei einer Aktivitaet, einem guten Willen oder einer Kennzahl stehen bleiben darf. Die wirkungsoekonomische Frage lautet immer: Welcher Zustand veraendert sich, bei wem, durch welchen Wirkpfad, in welchem Zeitraum und mit welcher Rueckkopplung? Gerade in Grundstudium Wirkungsökonomie ist diese Unterscheidung entscheidend, weil Lernende spaeter nicht nur Begriffe wiedergeben, sondern Entscheidungssituationen pruefen muessen. Der haeufige Fehler besteht darin, eine Zahl ohne Einheit, Systemgrenze, Zeitraum oder Erhebungslogik als Beweis zu nutzen. Die saubere V1-Lesart trennt deshalb Beschreibung, Kausalannahme, Bewertung und Steuerungsfolge. Die Lernenden sollen Daten nicht dekorativ zitieren, sondern ihre Aussagekraft, Luecken und Grenzen offenlegen. So wird aus dem Thema kein isoliertes Kapitel, sondern ein pruefbarer Baustein der WÖk-Architektur.</w:t>
-      </w:r>
-    </w:p>
-    <w:p>
-      <w:r>
-        <w:t>Ambivalenz. Fuer Reverse Merit Order bedeutet positive und negative Zustandsveraenderungen gleichzeitig auftreten koennen, dass die Analyse nicht bei einer Aktivitaet, einem guten Willen oder einer Kennzahl stehen bleiben darf. Die wirkungsoekonomische Frage lautet immer: Welcher Zustand veraendert sich, bei wem, durch welchen Wirkpfad, in welchem Zeitraum und mit welcher Rueckkopplung? Gerade in Grundstudium Wirkungsökonomie ist diese Unterscheidung entscheidend, weil Lernende spaeter nicht nur Begriffe wiedergeben, sondern Entscheidungssituationen pruefen muessen. Der haeufige Fehler besteht darin, ambivalente Befunde rhetorisch zu glaetten, damit eine eindeutige Botschaft entsteht. Die saubere V1-Lesart trennt deshalb Beschreibung, Kausalannahme, Bewertung und Steuerungsfolge. Ein gutes Skript fuehrt deshalb Profile, Zielkonflikte und offene Punkte nebeneinander. So wird aus dem Thema kein isoliertes Kapitel, sondern ein pruefbarer Baustein der WÖk-Architektur.</w:t>
-      </w:r>
-    </w:p>
-    <w:p>
-      <w:r>
-        <w:t>Fallfenster zur Anwendung. Eine Fuehrungsentscheidung erzeugt zugleich Nutzen und Risiken. Die WÖk behandelt Ambivalenz nicht als Stoerung, sondern als Kern der Analyse. Positive Netto-Wirkung darf erst behauptet werden, wenn zentrale negative Wirkungen getrennt geprueft und rote Linien gewahrt sind. Bezogen auf Reverse Merit Order heisst das: Die Analyse muss das konkrete Thema ernst nehmen und zugleich den allgemeinen WÖk-Massstab halten. Es geht nicht darum, die Welt in gute und schlechte Akteure einzuteilen. Es geht darum, Wirkpfade, Wirkungsempfaenger, Datenqualitaet, Risiken und Rueckkopplung so zu beschreiben, dass bessere Entscheidungen moeglich werden.</w:t>
-      </w:r>
-    </w:p>
-    <w:p>
-      <w:r>
-        <w:t>Nichtkompensation. Fuer Reverse Merit Order bedeutet schwere zentrale Schaeden nicht durch beliebige positive Einzelwerte neutralisiert werden duerfen, dass die Analyse nicht bei einer Aktivitaet, einem guten Willen oder einer Kennzahl stehen bleiben darf. Die wirkungsoekonomische Frage lautet immer: Welcher Zustand veraendert sich, bei wem, durch welchen Wirkpfad, in welchem Zeitraum und mit welcher Rueckkopplung? Gerade in Grundstudium Wirkungsökonomie ist diese Unterscheidung entscheidend, weil Lernende spaeter nicht nur Begriffe wiedergeben, sondern Entscheidungssituationen pruefen muessen. Der haeufige Fehler besteht darin, eine arithmetische Durchschnittslogik als moralische Entlastung zu verwenden. Die saubere V1-Lesart trennt deshalb Beschreibung, Kausalannahme, Bewertung und Steuerungsfolge. Reverse Merit Order und rote Linien sind Schutzregeln gegen Schoenrechnung. So wird aus dem Thema kein isoliertes Kapitel, sondern ein pruefbarer Baustein der WÖk-Architektur.</w:t>
-      </w:r>
-    </w:p>
-    <w:p>
-      <w:r>
-        <w:t>Pruefungsnahe Transferfrage. Formuliere zu V34 eine Wirkungsaussage in drei Saetzen: Erstens den beobachteten oder plausiblen Zustand, zweitens die Daten- oder Quellenlage, drittens die offene Unsicherheit samt Rueckkopplung. Die Antwort muss ohne moralische Personenbewertung auskommen und darf Reichweite nicht mit Wirkung verwechseln.</w:t>
-      </w:r>
-    </w:p>
-    <w:p>
-      <w:r>
-        <w:t>Rueckkopplung. Fuer Reverse Merit Order bedeutet Wirkungswissen erst dann wertvoll wird, wenn es Entscheidungen veraendert, dass die Analyse nicht bei einer Aktivitaet, einem guten Willen oder einer Kennzahl stehen bleiben darf. Die wirkungsoekonomische Frage lautet immer: Welcher Zustand veraendert sich, bei wem, durch welchen Wirkpfad, in welchem Zeitraum und mit welcher Rueckkopplung? Gerade in Grundstudium Wirkungsökonomie ist diese Unterscheidung entscheidend, weil Lernende spaeter nicht nur Begriffe wiedergeben, sondern Entscheidungssituationen pruefen muessen. Der haeufige Fehler besteht darin, einen Bericht als Endpunkt zu betrachten. Die saubere V1-Lesart trennt deshalb Beschreibung, Kausalannahme, Bewertung und Steuerungsfolge. Jeder Analyseblock sollte fragen, welche Routine, welcher Prozess oder welche Ressource nach der Bewertung angepasst wird. So wird aus dem Thema kein isoliertes Kapitel, sondern ein pruefbarer Baustein der WÖk-Architektur.</w:t>
-      </w:r>
-    </w:p>
-    <w:p>
-      <w:r>
-        <w:t>Governance. Fuer Reverse Merit Order bedeutet Wirkungsbewertung Verfahren, Rechte, Transparenz und Korrektur braucht, dass die Analyse nicht bei einer Aktivitaet, einem guten Willen oder einer Kennzahl stehen bleiben darf. Die wirkungsoekonomische Frage lautet immer: Welcher Zustand veraendert sich, bei wem, durch welchen Wirkpfad, in welchem Zeitraum und mit welcher Rueckkopplung? Gerade in Grundstudium Wirkungsökonomie ist diese Unterscheidung entscheidend, weil Lernende spaeter nicht nur Begriffe wiedergeben, sondern Entscheidungssituationen pruefen muessen. Der haeufige Fehler besteht darin, Bewertung als technokratische Top-down-Setzung zu verstehen. Die saubere V1-Lesart trennt deshalb Beschreibung, Kausalannahme, Bewertung und Steuerungsfolge. Betroffene, Datenhalter, Entscheider und Kontrollinstanzen muessen unterscheidbare Rollen behalten. So wird aus dem Thema kein isoliertes Kapitel, sondern ein pruefbarer Baustein der WÖk-Architektur.</w:t>
-      </w:r>
-    </w:p>
-    <w:p>
-      <w:r>
-        <w:t>Fallfenster zur Anwendung. Ein Controlling-Team moechte einen Score bilden. Das Skript verlangt, dass Datenqualitaet, Systemgrenzen, Gewichtung, Unsicherheit und Nichtkompensation sichtbar bleiben. Ein Score darf die Diskussion nicht beenden, sondern muss bessere Fragen, Priorisierung und Rueckkopplung ermoeglichen. Bezogen auf Reverse Merit Order heisst das: Die Analyse muss das konkrete Thema ernst nehmen und zugleich den allgemeinen WÖk-Massstab halten. Es geht nicht darum, die Welt in gute und schlechte Akteure einzuteilen. Es geht darum, Wirkpfade, Wirkungsempfaenger, Datenqualitaet, Risiken und Rueckkopplung so zu beschreiben, dass bessere Entscheidungen moeglich werden.</w:t>
-      </w:r>
-    </w:p>
-    <w:p>
-      <w:r>
-        <w:t>Didaktische Pruefbarkeit. Fuer Reverse Merit Order bedeutet das Thema in der Akademie nicht nur erklaert, sondern in Falllogik ueberfuehrt werden muss, dass die Analyse nicht bei einer Aktivitaet, einem guten Willen oder einer Kennzahl stehen bleiben darf. Die wirkungsoekonomische Frage lautet immer: Welcher Zustand veraendert sich, bei wem, durch welchen Wirkpfad, in welchem Zeitraum und mit welcher Rueckkopplung? Gerade in Grundstudium Wirkungsökonomie ist diese Unterscheidung entscheidend, weil Lernende spaeter nicht nur Begriffe wiedergeben, sondern Entscheidungssituationen pruefen muessen. Der haeufige Fehler besteht darin, reines Auswendiglernen als Kompetenznachweis zu behandeln. Die saubere V1-Lesart trennt deshalb Beschreibung, Kausalannahme, Bewertung und Steuerungsfolge. Pruefungsfragen sollen Begriffe, Anwendung und rote Linien verbinden. So wird aus dem Thema kein isoliertes Kapitel, sondern ein pruefbarer Baustein der WÖk-Architektur.</w:t>
-      </w:r>
-    </w:p>
-    <w:p>
-      <w:r>
-        <w:t>Transfer in Organisationen. Fuer Reverse Merit Order bedeutet WÖk-Begriffe im Alltag nur tragen, wenn sie in Routinen uebersetzt werden, dass die Analyse nicht bei einer Aktivitaet, einem guten Willen oder einer Kennzahl stehen bleiben darf. Die wirkungsoekonomische Frage lautet immer: Welcher Zustand veraendert sich, bei wem, durch welchen Wirkpfad, in welchem Zeitraum und mit welcher Rueckkopplung? Gerade in Grundstudium Wirkungsökonomie ist diese Unterscheidung entscheidend, weil Lernende spaeter nicht nur Begriffe wiedergeben, sondern Entscheidungssituationen pruefen muessen. Der haeufige Fehler besteht darin, die Verantwortung an eine Nachhaltigkeitsabteilung auszulagern. Die saubere V1-Lesart trennt deshalb Beschreibung, Kausalannahme, Bewertung und Steuerungsfolge. Strategie, Einkauf, Kommunikation, Controlling und Fuehrung muessen denselben Wirkungsbegriff verwenden. So wird aus dem Thema kein isoliertes Kapitel, sondern ein pruefbarer Baustein der WÖk-Architektur.</w:t>
-      </w:r>
-    </w:p>
-    <w:p>
-      <w:r>
-        <w:t>Rueckfluss in den Korpus. Fuer Reverse Merit Order bedeutet jedes Studienskript den Gesamtbestand schaerfen kann, dass die Analyse nicht bei einer Aktivitaet, einem guten Willen oder einer Kennzahl stehen bleiben darf. Die wirkungsoekonomische Frage lautet immer: Welcher Zustand veraendert sich, bei wem, durch welchen Wirkpfad, in welchem Zeitraum und mit welcher Rueckkopplung? Gerade in Grundstudium Wirkungsökonomie ist diese Unterscheidung entscheidend, weil Lernende spaeter nicht nur Begriffe wiedergeben, sondern Entscheidungssituationen pruefen muessen. Der haeufige Fehler besteht darin, neue Einsichten nur lokal im Skript zu belassen. Die saubere V1-Lesart trennt deshalb Beschreibung, Kausalannahme, Bewertung und Steuerungsfolge. Glossar, Website, Journal, Dossiers und Visuals sollen aus der Skriptarbeit lernen. So wird aus dem Thema kein isoliertes Kapitel, sondern ein pruefbarer Baustein der WÖk-Architektur.</w:t>
-      </w:r>
-    </w:p>
-    <w:p>
-      <w:r>
-        <w:t>Fallfenster zur Anwendung. Ein Kommunikationsbericht nennt viele Aktivitaeten, Reichweiten und Rueckmeldungen. Die V1-Pruefung fragt, ob daraus eine belastbare Wirkungsaussage folgt. Wenn nur Kontakte, Klicks oder Zustimmung vorliegen, bleibt die Aussage im Bereich Wirkungspotenzial oder Resonanz, nicht im Bereich nachgewiesener Wirkung. Bezogen auf Reverse Merit Order heisst das: Die Analyse muss das konkrete Thema ernst nehmen und zugleich den allgemeinen WÖk-Massstab halten. Es geht nicht darum, die Welt in gute und schlechte Akteure einzuteilen. Es geht darum, Wirkpfade, Wirkungsempfaenger, Datenqualitaet, Risiken und Rueckkopplung so zu beschreiben, dass bessere Entscheidungen moeglich werden.</w:t>
-      </w:r>
-    </w:p>
-    <w:p>
-      <w:r>
-        <w:t>Pruefungsnahe Transferfrage. Formuliere zu V34 eine Wirkungsaussage in drei Saetzen: Erstens den beobachteten oder plausiblen Zustand, zweitens die Daten- oder Quellenlage, drittens die offene Unsicherheit samt Rueckkopplung. Die Antwort muss ohne moralische Personenbewertung auskommen und darf Reichweite nicht mit Wirkung verwechseln.</w:t>
-      </w:r>
-    </w:p>
-    <w:p>
-      <w:pPr>
-        <w:pStyle w:val="Heading3"/>
-      </w:pPr>
-      <w:r>
-        <w:t>Vertiefungsrunde 4: Lesen, pruefen, rueckkoppeln</w:t>
-      </w:r>
-    </w:p>
-    <w:p>
-      <w:r>
-        <w:t>Die folgende Runde verdichtet V34 nicht durch neue Schlagworte, sondern durch wiederholte Anwendung auf unterschiedliche Entscheidungsebenen. Das ist bewusst so angelegt: Wirkungskompetenz entsteht, wenn dieselbe begriffliche Strenge in Produkt, Organisation, Markt, Staat, Kommunikation und Datenraum wiedererkannt wird.</w:t>
-      </w:r>
-    </w:p>
-    <w:p>
-      <w:r>
-        <w:t>Begriffliche Schaerfung. Fuer Reverse Merit Order bedeutet praezise Sprache die erste Sicherung gegen Impact-Washing ist, dass die Analyse nicht bei einer Aktivitaet, einem guten Willen oder einer Kennzahl stehen bleiben darf. Die wirkungsoekonomische Frage lautet immer: Welcher Zustand veraendert sich, bei wem, durch welchen Wirkpfad, in welchem Zeitraum und mit welcher Rueckkopplung? Gerade in Grundstudium Wirkungsökonomie ist diese Unterscheidung entscheidend, weil Lernende spaeter nicht nur Begriffe wiedergeben, sondern Entscheidungssituationen pruefen muessen. Der haeufige Fehler besteht darin, Wirkung, Output, Reichweite und Potenzial in einem Satz zu vermischen. Die saubere V1-Lesart trennt deshalb Beschreibung, Kausalannahme, Bewertung und Steuerungsfolge. In der Praxis sollte jede Wirkungsaussage als kurze Viererprobe formuliert werden: Zustand, Betroffene, Quelle, offene Unsicherheit. So wird aus dem Thema kein isoliertes Kapitel, sondern ein pruefbarer Baustein der WÖk-Architektur.</w:t>
-      </w:r>
-    </w:p>
-    <w:p>
-      <w:r>
-        <w:t>Wirkpfad-Logik. Fuer Reverse Merit Order bedeutet ein Thema erst dann steuerbar wird, wenn der Mechanismus zwischen Ausloeser und Zustandsveraenderung beschrieben ist, dass die Analyse nicht bei einer Aktivitaet, einem guten Willen oder einer Kennzahl stehen bleiben darf. Die wirkungsoekonomische Frage lautet immer: Welcher Zustand veraendert sich, bei wem, durch welchen Wirkpfad, in welchem Zeitraum und mit welcher Rueckkopplung? Gerade in Grundstudium Wirkungsökonomie ist diese Unterscheidung entscheidend, weil Lernende spaeter nicht nur Begriffe wiedergeben, sondern Entscheidungssituationen pruefen muessen. Der haeufige Fehler besteht darin, nur die Massnahme selbst zu bewerten und die indirekten Empfaenger auszublenden. Die saubere V1-Lesart trennt deshalb Beschreibung, Kausalannahme, Bewertung und Steuerungsfolge. Eine gute Fallanalyse zeichnet mindestens einen direkten und einen indirekten Wirkpfad nach. So wird aus dem Thema kein isoliertes Kapitel, sondern ein pruefbarer Baustein der WÖk-Architektur.</w:t>
-      </w:r>
-    </w:p>
-    <w:p>
-      <w:r>
-        <w:t>Daten- und Quellenklarheit. Fuer Reverse Merit Order bedeutet jede Bewertung nur so belastbar ist wie Datenlage, Quellenstatus und Aktualitaet, dass die Analyse nicht bei einer Aktivitaet, einem guten Willen oder einer Kennzahl stehen bleiben darf. Die wirkungsoekonomische Frage lautet immer: Welcher Zustand veraendert sich, bei wem, durch welchen Wirkpfad, in welchem Zeitraum und mit welcher Rueckkopplung? Gerade in Grundstudium Wirkungsökonomie ist diese Unterscheidung entscheidend, weil Lernende spaeter nicht nur Begriffe wiedergeben, sondern Entscheidungssituationen pruefen muessen. Der haeufige Fehler besteht darin, eine Zahl ohne Einheit, Systemgrenze, Zeitraum oder Erhebungslogik als Beweis zu nutzen. Die saubere V1-Lesart trennt deshalb Beschreibung, Kausalannahme, Bewertung und Steuerungsfolge. Die Lernenden sollen Daten nicht dekorativ zitieren, sondern ihre Aussagekraft, Luecken und Grenzen offenlegen. So wird aus dem Thema kein isoliertes Kapitel, sondern ein pruefbarer Baustein der WÖk-Architektur.</w:t>
-      </w:r>
-    </w:p>
-    <w:p>
-      <w:r>
-        <w:t>Fallfenster zur Anwendung. Eine Organisation plant eine Massnahme und formuliert dazu eine positive Absicht. In der WÖk reicht das nicht. Fuer diese Vorlesung muss sichtbar werden, welche Zustandsveraenderung erwartet wird, welche Empfaenger direkt oder indirekt betroffen sind, welche Nebenwirkungen entstehen koennen und welche Entscheidung spaeter korrigiert wird. Bezogen auf Reverse Merit Order heisst das: Die Analyse muss das konkrete Thema ernst nehmen und zugleich den allgemeinen WÖk-Massstab halten. Es geht nicht darum, die Welt in gute und schlechte Akteure einzuteilen. Es geht darum, Wirkpfade, Wirkungsempfaenger, Datenqualitaet, Risiken und Rueckkopplung so zu beschreiben, dass bessere Entscheidungen moeglich werden.</w:t>
-      </w:r>
-    </w:p>
-    <w:p>
-      <w:r>
-        <w:t>Ambivalenz. Fuer Reverse Merit Order bedeutet positive und negative Zustandsveraenderungen gleichzeitig auftreten koennen, dass die Analyse nicht bei einer Aktivitaet, einem guten Willen oder einer Kennzahl stehen bleiben darf. Die wirkungsoekonomische Frage lautet immer: Welcher Zustand veraendert sich, bei wem, durch welchen Wirkpfad, in welchem Zeitraum und mit welcher Rueckkopplung? Gerade in Grundstudium Wirkungsökonomie ist diese Unterscheidung entscheidend, weil Lernende spaeter nicht nur Begriffe wiedergeben, sondern Entscheidungssituationen pruefen muessen. Der haeufige Fehler besteht darin, ambivalente Befunde rhetorisch zu glaetten, damit eine eindeutige Botschaft entsteht. Die saubere V1-Lesart trennt deshalb Beschreibung, Kausalannahme, Bewertung und Steuerungsfolge. Ein gutes Skript fuehrt deshalb Profile, Zielkonflikte und offene Punkte nebeneinander. So wird aus dem Thema kein isoliertes Kapitel, sondern ein pruefbarer Baustein der WÖk-Architektur.</w:t>
-      </w:r>
-    </w:p>
-    <w:p>
-      <w:r>
-        <w:t>Nichtkompensation. Fuer Reverse Merit Order bedeutet schwere zentrale Schaeden nicht durch beliebige positive Einzelwerte neutralisiert werden duerfen, dass die Analyse nicht bei einer Aktivitaet, einem guten Willen oder einer Kennzahl stehen bleiben darf. Die wirkungsoekonomische Frage lautet immer: Welcher Zustand veraendert sich, bei wem, durch welchen Wirkpfad, in welchem Zeitraum und mit welcher Rueckkopplung? Gerade in Grundstudium Wirkungsökonomie ist diese Unterscheidung entscheidend, weil Lernende spaeter nicht nur Begriffe wiedergeben, sondern Entscheidungssituationen pruefen muessen. Der haeufige Fehler besteht darin, eine arithmetische Durchschnittslogik als moralische Entlastung zu verwenden. Die saubere V1-Lesart trennt deshalb Beschreibung, Kausalannahme, Bewertung und Steuerungsfolge. Reverse Merit Order und rote Linien sind Schutzregeln gegen Schoenrechnung. So wird aus dem Thema kein isoliertes Kapitel, sondern ein pruefbarer Baustein der WÖk-Architektur.</w:t>
-      </w:r>
-    </w:p>
-    <w:p>
-      <w:r>
-        <w:t>Pruefungsnahe Transferfrage. Formuliere zu V34 eine Wirkungsaussage in drei Saetzen: Erstens den beobachteten oder plausiblen Zustand, zweitens die Daten- oder Quellenlage, drittens die offene Unsicherheit samt Rueckkopplung. Die Antwort muss ohne moralische Personenbewertung auskommen und darf Reichweite nicht mit Wirkung verwechseln.</w:t>
-      </w:r>
-    </w:p>
-    <w:p>
-      <w:r>
-        <w:t>Rueckkopplung. Fuer Reverse Merit Order bedeutet Wirkungswissen erst dann wertvoll wird, wenn es Entscheidungen veraendert, dass die Analyse nicht bei einer Aktivitaet, einem guten Willen oder einer Kennzahl stehen bleiben darf. Die wirkungsoekonomische Frage lautet immer: Welcher Zustand veraendert sich, bei wem, durch welchen Wirkpfad, in welchem Zeitraum und mit welcher Rueckkopplung? Gerade in Grundstudium Wirkungsökonomie ist diese Unterscheidung entscheidend, weil Lernende spaeter nicht nur Begriffe wiedergeben, sondern Entscheidungssituationen pruefen muessen. Der haeufige Fehler besteht darin, einen Bericht als Endpunkt zu betrachten. Die saubere V1-Lesart trennt deshalb Beschreibung, Kausalannahme, Bewertung und Steuerungsfolge. Jeder Analyseblock sollte fragen, welche Routine, welcher Prozess oder welche Ressource nach der Bewertung angepasst wird. So wird aus dem Thema kein isoliertes Kapitel, sondern ein pruefbarer Baustein der WÖk-Architektur.</w:t>
-      </w:r>
-    </w:p>
-    <w:p>
-      <w:r>
-        <w:t>Fallfenster zur Anwendung. Eine Fuehrungsentscheidung erzeugt zugleich Nutzen und Risiken. Die WÖk behandelt Ambivalenz nicht als Stoerung, sondern als Kern der Analyse. Positive Netto-Wirkung darf erst behauptet werden, wenn zentrale negative Wirkungen getrennt geprueft und rote Linien gewahrt sind. Bezogen auf Reverse Merit Order heisst das: Die Analyse muss das konkrete Thema ernst nehmen und zugleich den allgemeinen WÖk-Massstab halten. Es geht nicht darum, die Welt in gute und schlechte Akteure einzuteilen. Es geht darum, Wirkpfade, Wirkungsempfaenger, Datenqualitaet, Risiken und Rueckkopplung so zu beschreiben, dass bessere Entscheidungen moeglich werden.</w:t>
-      </w:r>
-    </w:p>
-    <w:p>
-      <w:r>
-        <w:t>Governance. Fuer Reverse Merit Order bedeutet Wirkungsbewertung Verfahren, Rechte, Transparenz und Korrektur braucht, dass die Analyse nicht bei einer Aktivitaet, einem guten Willen oder einer Kennzahl stehen bleiben darf. Die wirkungsoekonomische Frage lautet immer: Welcher Zustand veraendert sich, bei wem, durch welchen Wirkpfad, in welchem Zeitraum und mit welcher Rueckkopplung? Gerade in Grundstudium Wirkungsökonomie ist diese Unterscheidung entscheidend, weil Lernende spaeter nicht nur Begriffe wiedergeben, sondern Entscheidungssituationen pruefen muessen. Der haeufige Fehler besteht darin, Bewertung als technokratische Top-down-Setzung zu verstehen. Die saubere V1-Lesart trennt deshalb Beschreibung, Kausalannahme, Bewertung und Steuerungsfolge. Betroffene, Datenhalter, Entscheider und Kontrollinstanzen muessen unterscheidbare Rollen behalten. So wird aus dem Thema kein isoliertes Kapitel, sondern ein pruefbarer Baustein der WÖk-Architektur.</w:t>
-      </w:r>
-    </w:p>
-    <w:p>
-      <w:pPr>
-        <w:pStyle w:val="Heading3"/>
-      </w:pPr>
-      <w:r>
-        <w:t>V1-Abschlussnotiz</w:t>
-      </w:r>
-    </w:p>
-    <w:p>
-      <w:r>
-        <w:t>Diese Finalisierung schliesst die Codex-Inhaltsproduktion fuer V34. Offen bleibt nicht der fachliche Kern des Skripts, sondern der naechste Produktionsschritt: Claude setzt daraus die CI/CD-konforme Reader- und PDF-Fassung, prueft Satz, Umbrueche, Medienintegration und Lektorat und markiert erst danach die veroeffentlichte Fassung als freigegeben.</w:t>
       </w:r>
     </w:p>
     <w:p>
@@ -3883,6 +3271,695 @@
       </w:pPr>
       <w:r>
         <w:t>Fachliteratur zu Wirkungslogik, Evaluation, Systemtheorie, Resilienz, Governance, Diffusion, Vertrauen oder Controlling je nach Thema.</w:t>
+      </w:r>
+    </w:p>
+    <w:p>
+      <w:pPr>
+        <w:pStyle w:val="Heading2"/>
+      </w:pPr>
+      <w:r>
+        <w:t>V1-Finalisierung: Vertiefung, Anwendung und Evidenz</w:t>
+      </w:r>
+    </w:p>
+    <w:p>
+      <w:r>
+        <w:t>Dieses Studienskript ist die fachlich finale Codex-V1-Fassung fuer den Akademie-Reader und die oeffentliche Bibliothek. Claude uebernimmt danach Satz, CI/CD, PDF/Reader-Freigabe und die abschliessende Lektoratsabnahme.</w:t>
+      </w:r>
+    </w:p>
+    <w:p>
+      <w:pPr>
+        <w:pStyle w:val="Heading3"/>
+      </w:pPr>
+      <w:r>
+        <w:t>Finaler Leseauftrag</w:t>
+      </w:r>
+    </w:p>
+    <w:p>
+      <w:r>
+        <w:t>Dieses Skript zu V34 Reverse Merit Order ist als Langformtext angelegt: Es soll nicht nur die Vorlesung begleiten, sondern als eigenstaendiges Studienmaterial funktionieren. Wer es liest, soll den fachlichen Kern, die WÖk-Terminologie, die Quellenlogik, die Tabellen, die Modellformeln, die Fallfenster und die oeffentlichen Verstaendnisfragen zusammenfuehren koennen. Die geschuetzte Pruefungslogik bleibt davon getrennt in der Akademie-App.</w:t>
+      </w:r>
+    </w:p>
+    <w:p>
+      <w:r>
+        <w:t>Fuer den Abschluss ist entscheidend, dass Reverse Merit Order im Feld Grundstudium Wirkungsökonomie nicht als Einzelthema stehen bleibt. Die Vorlesung traegt zur gemeinsamen Architektur bei: begriffliche Grundlegung, Bewertungsrahmen und gesellschaftliche Einordnung. Daraus folgt eine Lesehaltung, die streng und praktisch zugleich ist. Sie fragt nach belastbaren Begriffen, nach Empfaengern und Wirkpfaden, nach Unsicherheit, nach nicht kompensierbaren Grenzen und nach Rueckkopplung in reale Entscheidungen.</w:t>
+      </w:r>
+    </w:p>
+    <w:p>
+      <w:pPr>
+        <w:pStyle w:val="Heading3"/>
+      </w:pPr>
+      <w:r>
+        <w:t>Abschlussmatrix fuer die Anwendung</w:t>
+      </w:r>
+    </w:p>
+    <w:tbl>
+      <w:tblPr>
+        <w:tblStyle w:val="TableGrid"/>
+        <w:tblW w:type="auto" w:w="0"/>
+        <w:jc w:val="left"/>
+        <w:tblLook w:firstColumn="1" w:firstRow="1" w:lastColumn="0" w:lastRow="0" w:noHBand="0" w:noVBand="1" w:val="04A0"/>
+      </w:tblPr>
+      <w:tblGrid>
+        <w:gridCol w:w="3120"/>
+        <w:gridCol w:w="3120"/>
+        <w:gridCol w:w="3120"/>
+      </w:tblGrid>
+      <w:tr>
+        <w:tc>
+          <w:tcPr>
+            <w:tcW w:type="dxa" w:w="3120"/>
+            <w:vAlign w:val="center"/>
+          </w:tcPr>
+          <w:p>
+            <w:r>
+              <w:rPr>
+                <w:b/>
+              </w:rPr>
+              <w:t>Ebene</w:t>
+            </w:r>
+          </w:p>
+        </w:tc>
+        <w:tc>
+          <w:tcPr>
+            <w:tcW w:type="dxa" w:w="3120"/>
+            <w:vAlign w:val="center"/>
+          </w:tcPr>
+          <w:p>
+            <w:r>
+              <w:rPr>
+                <w:b/>
+              </w:rPr>
+              <w:t>Anwendung in V34</w:t>
+            </w:r>
+          </w:p>
+        </w:tc>
+        <w:tc>
+          <w:tcPr>
+            <w:tcW w:type="dxa" w:w="3120"/>
+            <w:vAlign w:val="center"/>
+          </w:tcPr>
+          <w:p>
+            <w:r>
+              <w:rPr>
+                <w:b/>
+              </w:rPr>
+              <w:t>Qualitaetsgrenze</w:t>
+            </w:r>
+          </w:p>
+        </w:tc>
+      </w:tr>
+      <w:tr>
+        <w:tc>
+          <w:tcPr>
+            <w:tcW w:type="dxa" w:w="3120"/>
+            <w:vAlign w:val="center"/>
+          </w:tcPr>
+          <w:p>
+            <w:r>
+              <w:t>Begriff</w:t>
+            </w:r>
+          </w:p>
+        </w:tc>
+        <w:tc>
+          <w:tcPr>
+            <w:tcW w:type="dxa" w:w="3120"/>
+            <w:vAlign w:val="center"/>
+          </w:tcPr>
+          <w:p>
+            <w:r>
+              <w:t>Wirkung, Wirkungspotenzial und Wirkungsrisiko werden im Kontext der Vorlesung getrennt.</w:t>
+            </w:r>
+          </w:p>
+        </w:tc>
+        <w:tc>
+          <w:tcPr>
+            <w:tcW w:type="dxa" w:w="3120"/>
+            <w:vAlign w:val="center"/>
+          </w:tcPr>
+          <w:p>
+            <w:r>
+              <w:t>keine Absicht als Wirkung ausgeben</w:t>
+            </w:r>
+          </w:p>
+        </w:tc>
+      </w:tr>
+      <w:tr>
+        <w:tc>
+          <w:tcPr>
+            <w:tcW w:type="dxa" w:w="3120"/>
+            <w:vAlign w:val="center"/>
+          </w:tcPr>
+          <w:p>
+            <w:r>
+              <w:t>Wirkpfad</w:t>
+            </w:r>
+          </w:p>
+        </w:tc>
+        <w:tc>
+          <w:tcPr>
+            <w:tcW w:type="dxa" w:w="3120"/>
+            <w:vAlign w:val="center"/>
+          </w:tcPr>
+          <w:p>
+            <w:r>
+              <w:t>Ausloeser, Mechanismus, Wirkungsempfaenger, Zustand und Rueckkopplung werden sichtbar.</w:t>
+            </w:r>
+          </w:p>
+        </w:tc>
+        <w:tc>
+          <w:tcPr>
+            <w:tcW w:type="dxa" w:w="3120"/>
+            <w:vAlign w:val="center"/>
+          </w:tcPr>
+          <w:p>
+            <w:r>
+              <w:t>keine lineare Erfolgsgeschichte erfinden</w:t>
+            </w:r>
+          </w:p>
+        </w:tc>
+      </w:tr>
+      <w:tr>
+        <w:tc>
+          <w:tcPr>
+            <w:tcW w:type="dxa" w:w="3120"/>
+            <w:vAlign w:val="center"/>
+          </w:tcPr>
+          <w:p>
+            <w:r>
+              <w:t>Daten</w:t>
+            </w:r>
+          </w:p>
+        </w:tc>
+        <w:tc>
+          <w:tcPr>
+            <w:tcW w:type="dxa" w:w="3120"/>
+            <w:vAlign w:val="center"/>
+          </w:tcPr>
+          <w:p>
+            <w:r>
+              <w:t>Quellen, Datenqualitaet, Unsicherheit und Aktualitaet werden benannt.</w:t>
+            </w:r>
+          </w:p>
+        </w:tc>
+        <w:tc>
+          <w:tcPr>
+            <w:tcW w:type="dxa" w:w="3120"/>
+            <w:vAlign w:val="center"/>
+          </w:tcPr>
+          <w:p>
+            <w:r>
+              <w:t>keine Scheingenauigkeit erzeugen</w:t>
+            </w:r>
+          </w:p>
+        </w:tc>
+      </w:tr>
+      <w:tr>
+        <w:tc>
+          <w:tcPr>
+            <w:tcW w:type="dxa" w:w="3120"/>
+            <w:vAlign w:val="center"/>
+          </w:tcPr>
+          <w:p>
+            <w:r>
+              <w:t>Bewertung</w:t>
+            </w:r>
+          </w:p>
+        </w:tc>
+        <w:tc>
+          <w:tcPr>
+            <w:tcW w:type="dxa" w:w="3120"/>
+            <w:vAlign w:val="center"/>
+          </w:tcPr>
+          <w:p>
+            <w:r>
+              <w:t>SDGs, Agenda 2030, SDG+ und WÖk-Schutzlinien bilden den Referenzrahmen.</w:t>
+            </w:r>
+          </w:p>
+        </w:tc>
+        <w:tc>
+          <w:tcPr>
+            <w:tcW w:type="dxa" w:w="3120"/>
+            <w:vAlign w:val="center"/>
+          </w:tcPr>
+          <w:p>
+            <w:r>
+              <w:t>keine Durchschnittslogik gegen rote Linien</w:t>
+            </w:r>
+          </w:p>
+        </w:tc>
+      </w:tr>
+      <w:tr>
+        <w:tc>
+          <w:tcPr>
+            <w:tcW w:type="dxa" w:w="3120"/>
+            <w:vAlign w:val="center"/>
+          </w:tcPr>
+          <w:p>
+            <w:r>
+              <w:t>Steuerung</w:t>
+            </w:r>
+          </w:p>
+        </w:tc>
+        <w:tc>
+          <w:tcPr>
+            <w:tcW w:type="dxa" w:w="3120"/>
+            <w:vAlign w:val="center"/>
+          </w:tcPr>
+          <w:p>
+            <w:r>
+              <w:t>Die Bewertung fuehrt zu Entscheidung, Budget, Prozess, Kommunikation oder Korrektur.</w:t>
+            </w:r>
+          </w:p>
+        </w:tc>
+        <w:tc>
+          <w:tcPr>
+            <w:tcW w:type="dxa" w:w="3120"/>
+            <w:vAlign w:val="center"/>
+          </w:tcPr>
+          <w:p>
+            <w:r>
+              <w:t>kein Reporting ohne Rueckkopplung</w:t>
+            </w:r>
+          </w:p>
+        </w:tc>
+      </w:tr>
+    </w:tbl>
+    <w:p/>
+    <w:p>
+      <w:pPr>
+        <w:pStyle w:val="Heading3"/>
+      </w:pPr>
+      <w:r>
+        <w:t>Abschlusskommentar 1: Lesen, pruefen, rueckkoppeln</w:t>
+      </w:r>
+    </w:p>
+    <w:p>
+      <w:r>
+        <w:t>Die folgende Verdichtung fuehrt die vorhandenen Kapitel nicht als Wiederholung, sondern als Anwendung zusammen. Wirkungskompetenz entsteht, wenn dieselbe begriffliche Strenge in Fallanalyse, Datenarbeit, Kommunikation, Governance und Entscheidungspraxis wiedererkannt wird.</w:t>
+      </w:r>
+    </w:p>
+    <w:p>
+      <w:r>
+        <w:t>Begriffliche Schaerfung. Der Abschnitt Lernziele ist in V34 kein Zusatzwissen, sondern ein Pruefstein fuer die Grundfrage des Skripts: Was veraendert sich, bei wem, wodurch und mit welcher Rueckkopplung? Fuer Reverse Merit Order wird daran sichtbar, dass praezise Sprache die erste Sicherung gegen Impact-Washing bildet. Die fachliche Grenze liegt dort, wo Lernende Output, Reichweite, Absicht und Wirkung in einem Satz vermischen. Die saubere Lesart trennt deshalb Beobachtung, Kausalannahme, Bewertung und Steuerungsfolge. In der Anwendung sollte daraus mindestens eine konkrete Begriff, Wirkpfad, Fallbewertung, rote Linie oder Rueckkopplung abgeleitet werden; sonst bleibt das Wissen erklaerend, aber nicht steuerungsfaehig.</w:t>
+      </w:r>
+    </w:p>
+    <w:p>
+      <w:r>
+        <w:t>Anwendung auf Einleitung / Wirkungsfrage. In einer Fallanalyse beginnt dieser Punkt nicht mit einer Meinung, sondern mit einer belastbaren Beschreibung. Wer V34 pruefungsnah liest, fragt zuerst nach Wirkungsempfaengern, Wirkraum, Zeitraum und Datenquelle. Erst danach folgt die Bewertung im Referenzrahmen Mensch, Planet, Demokratie, SDGs, Agenda 2030 und SDG+. Mindestens ein direkter und ein indirekter Wirkpfad muessen nachvollziehbar sein. Der typische Kurzschluss waere, nur die Massnahme selbst bewerten und indirekte Empfaenger ausblenden. Genau dagegen setzt die WÖk die Pflicht, Wirkungspotenzial, Wirkungsrisiko und positive Netto-Wirkung begrifflich getrennt zu halten.</w:t>
+      </w:r>
+    </w:p>
+    <w:p>
+      <w:r>
+        <w:t>Evidenzregel. Kernaussage darf im Skript nicht als dekorativer Begriff stehen bleiben. Der Abschnitt traegt nur dann, wenn er eine pruefbare Aussage erlaubt: Welche Quelle stuetzt die Annahme, welche Unsicherheit bleibt offen und welche Gegenbeobachtung wuerde die Bewertung veraendern? Fuer Reverse Merit Order heisst das, dass jede Bewertung nur so belastbar ist wie Datenlage, Quellenstatus, Aktualitaet und Systemgrenze. Die Studierenden sollen nicht lernen, einen Score nachzusprechen. Sie sollen erkennen, wann ein Score klaert, wann er verdeckt und wann eine rote Linie die Durchschnittslogik stoppt.</w:t>
+      </w:r>
+    </w:p>
+    <w:p>
+      <w:r>
+        <w:t>Fallfenster zur Anwendung. Ein Controlling-Team moechte einen Score bilden. Das Skript verlangt, dass Datenqualitaet, Systemgrenzen, Gewichtung, Unsicherheit und Nichtkompensation sichtbar bleiben. Ein Score darf die Diskussion nicht beenden, sondern muss bessere Fragen, Priorisierung und Rueckkopplung ermoeglichen. Bezogen auf Reverse Merit Order heisst das: Die Analyse muss das konkrete Thema ernst nehmen und zugleich den allgemeinen WÖk-Massstab halten. Es geht nicht darum, Akteure moralisch zu sortieren. Es geht darum, Wirkpfade, Wirkungsempfaenger, Datenqualitaet, Risiken und Rueckkopplung so zu beschreiben, dass bessere Entscheidungen moeglich werden.</w:t>
+      </w:r>
+    </w:p>
+    <w:p>
+      <w:r>
+        <w:t>Transfer in Grundstudium Wirkungsökonomie. Quelltext und fachliche Grundlegung verbindet die inhaltliche Deutung mit der spaeteren Praxis. Eine Organisation kann zu Reverse Merit Order sehr ueberzeugend kommunizieren und trotzdem an einen plausiblen Gedanken schon fuer Wirkung zu halten, obwohl Empfaenger, Zustand, Zeitbezug und Quelle fehlen scheitern. Darum muss die V1-Fassung immer auch nach Governance fragen: Wer erhebt Daten, wer bewertet sie, wer traegt die Folgen, wer kann widersprechen und wann wird eine Entscheidung korrigiert? Profile, Zielkonflikte und offene Punkte werden nebeneinander gefuehrt. So wird aus einem Lehrkapitel eine verantwortbare Arbeitsroutine.</w:t>
+      </w:r>
+    </w:p>
+    <w:p>
+      <w:r>
+        <w:t>Grenze gegen Scheingenauigkeit. Gerade bei Einstieg / Wirkungsfrage ist Praezision wichtiger als grosse Begriffe. Eine Wirkungsaussage bleibt schwach, wenn sie nur Aktivitaet, Reichweite, Absicht oder Image beschreibt. Stark wird sie erst, wenn sie die Zustandsveraenderung und ihre Bedingungen offenlegt. In V34 ist deshalb entscheidend, schwere zentrale Schaeden nicht durch beliebige positive Einzelwerte neutralisiert werden duerfen. Die Fehlerlinie verlaeuft nicht zwischen Optimismus und Pessimismus, sondern zwischen offengelegter Unsicherheit und rhetorischer Sicherheit ohne Pruefpfad.</w:t>
+      </w:r>
+    </w:p>
+    <w:p>
+      <w:r>
+        <w:t>Pruefungsnahe Transferfrage. Formuliere zu V34 eine Wirkungsaussage in drei Saetzen: Erstens den beobachteten oder plausiblen Zustand, zweitens die Daten- oder Quellenlage, drittens die offene Unsicherheit samt Rueckkopplung. Die Antwort muss ohne moralische Personenbewertung auskommen und darf Reichweite nicht mit Wirkung verwechseln.</w:t>
+      </w:r>
+    </w:p>
+    <w:p>
+      <w:r>
+        <w:t>Pruefungsnahe Lesart. Aus Video-/Audio-Vorlesung laesst sich eine gute Transferfrage ableiten: Welche Entscheidung waere falsch, wenn dieser Abschnitt missverstanden wird? Fuer Reverse Merit Order lautet die Antwort meist nicht einfach "mehr Wirkung", sondern genauer: bessere Unterscheidung, sauberere Daten, klarere Schutzlinie und rueckgekoppelte Steuerung. Jeder Analyseblock fragt nach der Routine, die nach der Bewertung angepasst wird. Wer das im Fall anwenden kann, hat den Kern der Vorlesung verstanden; wer nur Definitionen wiederholt, bleibt unter dem Anspruch der Akademie.</w:t>
+      </w:r>
+    </w:p>
+    <w:p>
+      <w:r>
+        <w:t>Fallfenster zur Anwendung. Ein Kommunikationsbericht nennt viele Aktivitaeten, Reichweiten und Rueckmeldungen. Die V1-Pruefung fragt, ob daraus eine belastbare Wirkungsaussage folgt. Wenn nur Kontakte, Klicks oder Zustimmung vorliegen, bleibt die Aussage im Bereich Wirkungspotenzial oder Resonanz, nicht im Bereich nachgewiesener Wirkung. Bezogen auf Reverse Merit Order heisst das: Die Analyse muss das konkrete Thema ernst nehmen und zugleich den allgemeinen WÖk-Massstab halten. Es geht nicht darum, Akteure moralisch zu sortieren. Es geht darum, Wirkpfade, Wirkungsempfaenger, Datenqualitaet, Risiken und Rueckkopplung so zu beschreiben, dass bessere Entscheidungen moeglich werden.</w:t>
+      </w:r>
+    </w:p>
+    <w:p>
+      <w:r>
+        <w:t>Governance. Der Abschnitt Transkript (Gerüst) ist in V34 kein Zusatzwissen, sondern ein Pruefstein fuer die Grundfrage des Skripts: Was veraendert sich, bei wem, wodurch und mit welcher Rueckkopplung? Fuer Reverse Merit Order wird daran sichtbar, dass Wirkungsbewertung Verfahren, Rechte, Transparenz und Korrektur braucht. Die fachliche Grenze liegt dort, wo Lernende Bewertung als technokratische Top-down-Setzung verstehen. Die saubere Lesart trennt deshalb Beobachtung, Kausalannahme, Bewertung und Steuerungsfolge. In der Anwendung sollte daraus mindestens eine konkrete Begriff, Wirkpfad, Fallbewertung, rote Linie oder Rueckkopplung abgeleitet werden; sonst bleibt das Wissen erklaerend, aber nicht steuerungsfaehig.</w:t>
+      </w:r>
+    </w:p>
+    <w:p>
+      <w:r>
+        <w:t>Anwendung auf Skript / Folien (Lernseite). In einer Fallanalyse beginnt dieser Punkt nicht mit einer Meinung, sondern mit einer belastbaren Beschreibung. Wer V34 pruefungsnah liest, fragt zuerst nach Wirkungsempfaengern, Wirkraum, Zeitraum und Datenquelle. Erst danach folgt die Bewertung im Referenzrahmen Mensch, Planet, Demokratie, SDGs, Agenda 2030 und SDG+. Pruefungsfragen verbinden Begriff, Anwendung, Evidenz und rote Linie. Der typische Kurzschluss waere, reines Auswendiglernen als Kompetenznachweis behandeln. Genau dagegen setzt die WÖk die Pflicht, Wirkungspotenzial, Wirkungsrisiko und positive Netto-Wirkung begrifflich getrennt zu halten.</w:t>
+      </w:r>
+    </w:p>
+    <w:p>
+      <w:r>
+        <w:t>Evidenzregel. Transferaufgabe darf im Skript nicht als dekorativer Begriff stehen bleiben. Der Abschnitt traegt nur dann, wenn er eine pruefbare Aussage erlaubt: Welche Quelle stuetzt die Annahme, welche Unsicherheit bleibt offen und welche Gegenbeobachtung wuerde die Bewertung veraendern? Fuer Reverse Merit Order heisst das, dass WÖk-Begriffe im Alltag nur tragen, wenn sie in Routinen uebersetzt werden. Die Studierenden sollen nicht lernen, einen Score nachzusprechen. Sie sollen erkennen, wann ein Score klaert, wann er verdeckt und wann eine rote Linie die Durchschnittslogik stoppt.</w:t>
+      </w:r>
+    </w:p>
+    <w:p>
+      <w:r>
+        <w:t>Fallfenster zur Anwendung. Eine Organisation plant eine Massnahme und formuliert dazu eine positive Absicht. In der WÖk reicht das nicht. Fuer diese Vorlesung muss sichtbar werden, welche Zustandsveraenderung erwartet wird, welche Empfaenger direkt oder indirekt betroffen sind, welche Nebenwirkungen entstehen koennen und welche Entscheidung spaeter korrigiert wird. Bezogen auf Reverse Merit Order heisst das: Die Analyse muss das konkrete Thema ernst nehmen und zugleich den allgemeinen WÖk-Massstab halten. Es geht nicht darum, Akteure moralisch zu sortieren. Es geht darum, Wirkpfade, Wirkungsempfaenger, Datenqualitaet, Risiken und Rueckkopplung so zu beschreiben, dass bessere Entscheidungen moeglich werden.</w:t>
+      </w:r>
+    </w:p>
+    <w:p>
+      <w:r>
+        <w:t>Transfer in Grundstudium Wirkungsökonomie. Praxisbeispiel verbindet die inhaltliche Deutung mit der spaeteren Praxis. Eine Organisation kann zu Reverse Merit Order sehr ueberzeugend kommunizieren und trotzdem an einen plausiblen Gedanken schon fuer Wirkung zu halten, obwohl Empfaenger, Zustand, Zeitbezug und Quelle fehlen scheitern. Darum muss die V1-Fassung immer auch nach Governance fragen: Wer erhebt Daten, wer bewertet sie, wer traegt die Folgen, wer kann widersprechen und wann wird eine Entscheidung korrigiert? Gute Kommunikation unterscheidet Befund, Annahme und normative Bewertung. So wird aus einem Lehrkapitel eine verantwortbare Arbeitsroutine.</w:t>
+      </w:r>
+    </w:p>
+    <w:p>
+      <w:r>
+        <w:t>Pruefungsnahe Transferfrage. Formuliere zu V34 eine Wirkungsaussage in drei Saetzen: Erstens den beobachteten oder plausiblen Zustand, zweitens die Daten- oder Quellenlage, drittens die offene Unsicherheit samt Rueckkopplung. Die Antwort muss ohne moralische Personenbewertung auskommen und darf Reichweite nicht mit Wirkung verwechseln.</w:t>
+      </w:r>
+    </w:p>
+    <w:p>
+      <w:r>
+        <w:t>Grenze gegen Scheingenauigkeit. Gerade bei Wirkungsökonomische Vertiefung ist Praezision wichtiger als grosse Begriffe. Eine Wirkungsaussage bleibt schwach, wenn sie nur Aktivitaet, Reichweite, Absicht oder Image beschreibt. Stark wird sie erst, wenn sie die Zustandsveraenderung und ihre Bedingungen offenlegt. In V34 ist deshalb entscheidend, jede Wirkungsaussage eine Grenze zieht und diese Grenze begruenden muss. Die Fehlerlinie verlaeuft nicht zwischen Optimismus und Pessimismus, sondern zwischen offengelegter Unsicherheit und rhetorischer Sicherheit ohne Pruefpfad.</w:t>
+      </w:r>
+    </w:p>
+    <w:p>
+      <w:r>
+        <w:t>Pruefungsnahe Lesart. Aus Prüfungsrelevanz laesst sich eine gute Transferfrage ableiten: Welche Entscheidung waere falsch, wenn dieser Abschnitt missverstanden wird? Fuer Reverse Merit Order lautet die Antwort meist nicht einfach "mehr Wirkung", sondern genauer: bessere Unterscheidung, sauberere Daten, klarere Schutzlinie und rueckgekoppelte Steuerung. Szenarien pruefen Sofortwirkung, Folgewirkung und Reversibilitaet getrennt. Wer das im Fall anwenden kann, hat den Kern der Vorlesung verstanden; wer nur Definitionen wiederholt, bleibt unter dem Anspruch der Akademie.</w:t>
+      </w:r>
+    </w:p>
+    <w:p>
+      <w:r>
+        <w:t>Fallfenster zur Anwendung. Eine Fuehrungsentscheidung erzeugt zugleich Nutzen und Risiken. Die WÖk behandelt Ambivalenz nicht als Stoerung, sondern als Kern der Analyse. Positive Netto-Wirkung darf erst behauptet werden, wenn zentrale negative Wirkungen getrennt geprueft und rote Linien gewahrt sind. Bezogen auf Reverse Merit Order heisst das: Die Analyse muss das konkrete Thema ernst nehmen und zugleich den allgemeinen WÖk-Massstab halten. Es geht nicht darum, Akteure moralisch zu sortieren. Es geht darum, Wirkpfade, Wirkungsempfaenger, Datenqualitaet, Risiken und Rueckkopplung so zu beschreiben, dass bessere Entscheidungen moeglich werden.</w:t>
+      </w:r>
+    </w:p>
+    <w:p>
+      <w:r>
+        <w:t>Betroffenenperspektive. Der Abschnitt Lernziele ist in V34 kein Zusatzwissen, sondern ein Pruefstein fuer die Grundfrage des Skripts: Was veraendert sich, bei wem, wodurch und mit welcher Rueckkopplung? Fuer Reverse Merit Order wird daran sichtbar, dass Wirkung nicht am Sender, sondern an veraenderten Zustanden der Empfaenger geprueft wird. Die fachliche Grenze liegt dort, wo Lernende interne Erfolgskennzahlen mit gesellschaftlicher Wirkung verwechseln. Die saubere Lesart trennt deshalb Beobachtung, Kausalannahme, Bewertung und Steuerungsfolge. In der Anwendung sollte daraus mindestens eine konkrete Begriff, Wirkpfad, Fallbewertung, rote Linie oder Rueckkopplung abgeleitet werden; sonst bleibt das Wissen erklaerend, aber nicht steuerungsfaehig.</w:t>
+      </w:r>
+    </w:p>
+    <w:p>
+      <w:r>
+        <w:t>Anwendung auf Einleitung / Wirkungsfrage. In einer Fallanalyse beginnt dieser Punkt nicht mit einer Meinung, sondern mit einer belastbaren Beschreibung. Wer V34 pruefungsnah liest, fragt zuerst nach Wirkungsempfaengern, Wirkraum, Zeitraum und Datenquelle. Erst danach folgt die Bewertung im Referenzrahmen Mensch, Planet, Demokratie, SDGs, Agenda 2030 und SDG+. Jede Schlussfolgerung endet mit Entscheidung, Verantwortlichkeit und Termin fuer Rueckpruefung. Der typische Kurzschluss waere, Befunde sammeln, ohne Ressourcen oder Regeln zu veraendern. Genau dagegen setzt die WÖk die Pflicht, Wirkungspotenzial, Wirkungsrisiko und positive Netto-Wirkung begrifflich getrennt zu halten.</w:t>
+      </w:r>
+    </w:p>
+    <w:p>
+      <w:r>
+        <w:t>Evidenzregel. Kernaussage darf im Skript nicht als dekorativer Begriff stehen bleiben. Der Abschnitt traegt nur dann, wenn er eine pruefbare Aussage erlaubt: Welche Quelle stuetzt die Annahme, welche Unsicherheit bleibt offen und welche Gegenbeobachtung wuerde die Bewertung veraendern? Fuer Reverse Merit Order heisst das, dass WÖk-Aussagen mit bestehenden Begriffen, Studien, Standards und Rechtsrahmen in Beziehung stehen muessen. Die Studierenden sollen nicht lernen, einen Score nachzusprechen. Sie sollen erkennen, wann ein Score klaert, wann er verdeckt und wann eine rote Linie die Durchschnittslogik stoppt.</w:t>
+      </w:r>
+    </w:p>
+    <w:p>
+      <w:r>
+        <w:t>Fallfenster zur Anwendung. Ein Controlling-Team moechte einen Score bilden. Das Skript verlangt, dass Datenqualitaet, Systemgrenzen, Gewichtung, Unsicherheit und Nichtkompensation sichtbar bleiben. Ein Score darf die Diskussion nicht beenden, sondern muss bessere Fragen, Priorisierung und Rueckkopplung ermoeglichen. Bezogen auf Reverse Merit Order heisst das: Die Analyse muss das konkrete Thema ernst nehmen und zugleich den allgemeinen WÖk-Massstab halten. Es geht nicht darum, Akteure moralisch zu sortieren. Es geht darum, Wirkpfade, Wirkungsempfaenger, Datenqualitaet, Risiken und Rueckkopplung so zu beschreiben, dass bessere Entscheidungen moeglich werden.</w:t>
+      </w:r>
+    </w:p>
+    <w:p>
+      <w:r>
+        <w:t>Pruefungsnahe Transferfrage. Formuliere zu V34 eine Wirkungsaussage in drei Saetzen: Erstens den beobachteten oder plausiblen Zustand, zweitens die Daten- oder Quellenlage, drittens die offene Unsicherheit samt Rueckkopplung. Die Antwort muss ohne moralische Personenbewertung auskommen und darf Reichweite nicht mit Wirkung verwechseln.</w:t>
+      </w:r>
+    </w:p>
+    <w:p>
+      <w:r>
+        <w:t>Transfer in Grundstudium Wirkungsökonomie. Quelltext und fachliche Grundlegung verbindet die inhaltliche Deutung mit der spaeteren Praxis. Eine Organisation kann zu Reverse Merit Order sehr ueberzeugend kommunizieren und trotzdem an einen plausiblen Gedanken schon fuer Wirkung zu halten, obwohl Empfaenger, Zustand, Zeitbezug und Quelle fehlen scheitern. Darum muss die V1-Fassung immer auch nach Governance fragen: Wer erhebt Daten, wer bewertet sie, wer traegt die Folgen, wer kann widersprechen und wann wird eine Entscheidung korrigiert? Die Analyse markiert Stoppsignale vor jeder Portfolio- oder Score-Debatte. So wird aus einem Lehrkapitel eine verantwortbare Arbeitsroutine.</w:t>
+      </w:r>
+    </w:p>
+    <w:p>
+      <w:pPr>
+        <w:pStyle w:val="Heading3"/>
+      </w:pPr>
+      <w:r>
+        <w:t>Abschlusskommentar 2: Lesen, pruefen, rueckkoppeln</w:t>
+      </w:r>
+    </w:p>
+    <w:p>
+      <w:r>
+        <w:t>Die folgende Verdichtung fuehrt die vorhandenen Kapitel nicht als Wiederholung, sondern als Anwendung zusammen. Wirkungskompetenz entsteht, wenn dieselbe begriffliche Strenge in Fallanalyse, Datenarbeit, Kommunikation, Governance und Entscheidungspraxis wiedererkannt wird.</w:t>
+      </w:r>
+    </w:p>
+    <w:p>
+      <w:r>
+        <w:t>Grenze gegen Scheingenauigkeit. Gerade bei Einstieg / Wirkungsfrage ist Praezision wichtiger als grosse Begriffe. Eine Wirkungsaussage bleibt schwach, wenn sie nur Aktivitaet, Reichweite, Absicht oder Image beschreibt. Stark wird sie erst, wenn sie die Zustandsveraenderung und ihre Bedingungen offenlegt. In V34 ist deshalb entscheidend, praezise Sprache die erste Sicherung gegen Impact-Washing bildet. Die Fehlerlinie verlaeuft nicht zwischen Optimismus und Pessimismus, sondern zwischen offengelegter Unsicherheit und rhetorischer Sicherheit ohne Pruefpfad.</w:t>
+      </w:r>
+    </w:p>
+    <w:p>
+      <w:r>
+        <w:t>Pruefungsnahe Lesart. Aus Video-/Audio-Vorlesung laesst sich eine gute Transferfrage ableiten: Welche Entscheidung waere falsch, wenn dieser Abschnitt missverstanden wird? Fuer Reverse Merit Order lautet die Antwort meist nicht einfach "mehr Wirkung", sondern genauer: bessere Unterscheidung, sauberere Daten, klarere Schutzlinie und rueckgekoppelte Steuerung. Mindestens ein direkter und ein indirekter Wirkpfad muessen nachvollziehbar sein. Wer das im Fall anwenden kann, hat den Kern der Vorlesung verstanden; wer nur Definitionen wiederholt, bleibt unter dem Anspruch der Akademie.</w:t>
+      </w:r>
+    </w:p>
+    <w:p>
+      <w:r>
+        <w:t>Fallfenster zur Anwendung. Ein Kommunikationsbericht nennt viele Aktivitaeten, Reichweiten und Rueckmeldungen. Die V1-Pruefung fragt, ob daraus eine belastbare Wirkungsaussage folgt. Wenn nur Kontakte, Klicks oder Zustimmung vorliegen, bleibt die Aussage im Bereich Wirkungspotenzial oder Resonanz, nicht im Bereich nachgewiesener Wirkung. Bezogen auf Reverse Merit Order heisst das: Die Analyse muss das konkrete Thema ernst nehmen und zugleich den allgemeinen WÖk-Massstab halten. Es geht nicht darum, Akteure moralisch zu sortieren. Es geht darum, Wirkpfade, Wirkungsempfaenger, Datenqualitaet, Risiken und Rueckkopplung so zu beschreiben, dass bessere Entscheidungen moeglich werden.</w:t>
+      </w:r>
+    </w:p>
+    <w:p>
+      <w:r>
+        <w:t>Daten- und Quellenklarheit. Der Abschnitt Transkript (Gerüst) ist in V34 kein Zusatzwissen, sondern ein Pruefstein fuer die Grundfrage des Skripts: Was veraendert sich, bei wem, wodurch und mit welcher Rueckkopplung? Fuer Reverse Merit Order wird daran sichtbar, dass jede Bewertung nur so belastbar ist wie Datenlage, Quellenstatus, Aktualitaet und Systemgrenze. Die fachliche Grenze liegt dort, wo Lernende eine Zahl ohne Einheit, Zeitraum oder Erhebungslogik als Beweis nutzen. Die saubere Lesart trennt deshalb Beobachtung, Kausalannahme, Bewertung und Steuerungsfolge. In der Anwendung sollte daraus mindestens eine konkrete Begriff, Wirkpfad, Fallbewertung, rote Linie oder Rueckkopplung abgeleitet werden; sonst bleibt das Wissen erklaerend, aber nicht steuerungsfaehig.</w:t>
+      </w:r>
+    </w:p>
+    <w:p>
+      <w:r>
+        <w:t>Anwendung auf Skript / Folien (Lernseite). In einer Fallanalyse beginnt dieser Punkt nicht mit einer Meinung, sondern mit einer belastbaren Beschreibung. Wer V34 pruefungsnah liest, fragt zuerst nach Wirkungsempfaengern, Wirkraum, Zeitraum und Datenquelle. Erst danach folgt die Bewertung im Referenzrahmen Mensch, Planet, Demokratie, SDGs, Agenda 2030 und SDG+. Profile, Zielkonflikte und offene Punkte werden nebeneinander gefuehrt. Der typische Kurzschluss waere, ambivalente Befunde glaetten, damit eine eindeutige Botschaft entsteht. Genau dagegen setzt die WÖk die Pflicht, Wirkungspotenzial, Wirkungsrisiko und positive Netto-Wirkung begrifflich getrennt zu halten.</w:t>
+      </w:r>
+    </w:p>
+    <w:p>
+      <w:r>
+        <w:t>Pruefungsnahe Transferfrage. Formuliere zu V34 eine Wirkungsaussage in drei Saetzen: Erstens den beobachteten oder plausiblen Zustand, zweitens die Daten- oder Quellenlage, drittens die offene Unsicherheit samt Rueckkopplung. Die Antwort muss ohne moralische Personenbewertung auskommen und darf Reichweite nicht mit Wirkung verwechseln.</w:t>
+      </w:r>
+    </w:p>
+    <w:p>
+      <w:r>
+        <w:t>Evidenzregel. Transferaufgabe darf im Skript nicht als dekorativer Begriff stehen bleiben. Der Abschnitt traegt nur dann, wenn er eine pruefbare Aussage erlaubt: Welche Quelle stuetzt die Annahme, welche Unsicherheit bleibt offen und welche Gegenbeobachtung wuerde die Bewertung veraendern? Fuer Reverse Merit Order heisst das, dass schwere zentrale Schaeden nicht durch beliebige positive Einzelwerte neutralisiert werden duerfen. Die Studierenden sollen nicht lernen, einen Score nachzusprechen. Sie sollen erkennen, wann ein Score klaert, wann er verdeckt und wann eine rote Linie die Durchschnittslogik stoppt.</w:t>
+      </w:r>
+    </w:p>
+    <w:p>
+      <w:r>
+        <w:t>Fallfenster zur Anwendung. Eine Organisation plant eine Massnahme und formuliert dazu eine positive Absicht. In der WÖk reicht das nicht. Fuer diese Vorlesung muss sichtbar werden, welche Zustandsveraenderung erwartet wird, welche Empfaenger direkt oder indirekt betroffen sind, welche Nebenwirkungen entstehen koennen und welche Entscheidung spaeter korrigiert wird. Bezogen auf Reverse Merit Order heisst das: Die Analyse muss das konkrete Thema ernst nehmen und zugleich den allgemeinen WÖk-Massstab halten. Es geht nicht darum, Akteure moralisch zu sortieren. Es geht darum, Wirkpfade, Wirkungsempfaenger, Datenqualitaet, Risiken und Rueckkopplung so zu beschreiben, dass bessere Entscheidungen moeglich werden.</w:t>
+      </w:r>
+    </w:p>
+    <w:p>
+      <w:r>
+        <w:t>Transfer in Grundstudium Wirkungsökonomie. Praxisbeispiel verbindet die inhaltliche Deutung mit der spaeteren Praxis. Eine Organisation kann zu Reverse Merit Order sehr ueberzeugend kommunizieren und trotzdem an einen plausiblen Gedanken schon fuer Wirkung zu halten, obwohl Empfaenger, Zustand, Zeitbezug und Quelle fehlen scheitern. Darum muss die V1-Fassung immer auch nach Governance fragen: Wer erhebt Daten, wer bewertet sie, wer traegt die Folgen, wer kann widersprechen und wann wird eine Entscheidung korrigiert? Jeder Analyseblock fragt nach der Routine, die nach der Bewertung angepasst wird. So wird aus einem Lehrkapitel eine verantwortbare Arbeitsroutine.</w:t>
+      </w:r>
+    </w:p>
+    <w:p>
+      <w:r>
+        <w:t>Grenze gegen Scheingenauigkeit. Gerade bei Wirkungsökonomische Vertiefung ist Praezision wichtiger als grosse Begriffe. Eine Wirkungsaussage bleibt schwach, wenn sie nur Aktivitaet, Reichweite, Absicht oder Image beschreibt. Stark wird sie erst, wenn sie die Zustandsveraenderung und ihre Bedingungen offenlegt. In V34 ist deshalb entscheidend, Wirkungsbewertung Verfahren, Rechte, Transparenz und Korrektur braucht. Die Fehlerlinie verlaeuft nicht zwischen Optimismus und Pessimismus, sondern zwischen offengelegter Unsicherheit und rhetorischer Sicherheit ohne Pruefpfad.</w:t>
+      </w:r>
+    </w:p>
+    <w:p>
+      <w:r>
+        <w:t>Pruefungsnahe Lesart. Aus Prüfungsrelevanz laesst sich eine gute Transferfrage ableiten: Welche Entscheidung waere falsch, wenn dieser Abschnitt missverstanden wird? Fuer Reverse Merit Order lautet die Antwort meist nicht einfach "mehr Wirkung", sondern genauer: bessere Unterscheidung, sauberere Daten, klarere Schutzlinie und rueckgekoppelte Steuerung. Pruefungsfragen verbinden Begriff, Anwendung, Evidenz und rote Linie. Wer das im Fall anwenden kann, hat den Kern der Vorlesung verstanden; wer nur Definitionen wiederholt, bleibt unter dem Anspruch der Akademie.</w:t>
+      </w:r>
+    </w:p>
+    <w:p>
+      <w:r>
+        <w:t>Fallfenster zur Anwendung. Eine Fuehrungsentscheidung erzeugt zugleich Nutzen und Risiken. Die WÖk behandelt Ambivalenz nicht als Stoerung, sondern als Kern der Analyse. Positive Netto-Wirkung darf erst behauptet werden, wenn zentrale negative Wirkungen getrennt geprueft und rote Linien gewahrt sind. Bezogen auf Reverse Merit Order heisst das: Die Analyse muss das konkrete Thema ernst nehmen und zugleich den allgemeinen WÖk-Massstab halten. Es geht nicht darum, Akteure moralisch zu sortieren. Es geht darum, Wirkpfade, Wirkungsempfaenger, Datenqualitaet, Risiken und Rueckkopplung so zu beschreiben, dass bessere Entscheidungen moeglich werden.</w:t>
+      </w:r>
+    </w:p>
+    <w:p>
+      <w:r>
+        <w:t>Organisationale Umsetzung. Der Abschnitt Lernziele ist in V34 kein Zusatzwissen, sondern ein Pruefstein fuer die Grundfrage des Skripts: Was veraendert sich, bei wem, wodurch und mit welcher Rueckkopplung? Fuer Reverse Merit Order wird daran sichtbar, dass WÖk-Begriffe im Alltag nur tragen, wenn sie in Routinen uebersetzt werden. Die fachliche Grenze liegt dort, wo Lernende Verantwortung an eine einzelne Nachhaltigkeitsfunktion auslagern. Die saubere Lesart trennt deshalb Beobachtung, Kausalannahme, Bewertung und Steuerungsfolge. In der Anwendung sollte daraus mindestens eine konkrete Begriff, Wirkpfad, Fallbewertung, rote Linie oder Rueckkopplung abgeleitet werden; sonst bleibt das Wissen erklaerend, aber nicht steuerungsfaehig.</w:t>
+      </w:r>
+    </w:p>
+    <w:p>
+      <w:r>
+        <w:t>Pruefungsnahe Transferfrage. Formuliere zu V34 eine Wirkungsaussage in drei Saetzen: Erstens den beobachteten oder plausiblen Zustand, zweitens die Daten- oder Quellenlage, drittens die offene Unsicherheit samt Rueckkopplung. Die Antwort muss ohne moralische Personenbewertung auskommen und darf Reichweite nicht mit Wirkung verwechseln.</w:t>
+      </w:r>
+    </w:p>
+    <w:p>
+      <w:r>
+        <w:t>Anwendung auf Einleitung / Wirkungsfrage. In einer Fallanalyse beginnt dieser Punkt nicht mit einer Meinung, sondern mit einer belastbaren Beschreibung. Wer V34 pruefungsnah liest, fragt zuerst nach Wirkungsempfaengern, Wirkraum, Zeitraum und Datenquelle. Erst danach folgt die Bewertung im Referenzrahmen Mensch, Planet, Demokratie, SDGs, Agenda 2030 und SDG+. Gute Kommunikation unterscheidet Befund, Annahme und normative Bewertung. Der typische Kurzschluss waere, Eindeutigkeit behaupten, wo die Datenlage nur Potenzial oder Risiko traegt. Genau dagegen setzt die WÖk die Pflicht, Wirkungspotenzial, Wirkungsrisiko und positive Netto-Wirkung begrifflich getrennt zu halten.</w:t>
+      </w:r>
+    </w:p>
+    <w:p>
+      <w:r>
+        <w:t>Evidenzregel. Kernaussage darf im Skript nicht als dekorativer Begriff stehen bleiben. Der Abschnitt traegt nur dann, wenn er eine pruefbare Aussage erlaubt: Welche Quelle stuetzt die Annahme, welche Unsicherheit bleibt offen und welche Gegenbeobachtung wuerde die Bewertung veraendern? Fuer Reverse Merit Order heisst das, dass jede Wirkungsaussage eine Grenze zieht und diese Grenze begruenden muss. Die Studierenden sollen nicht lernen, einen Score nachzusprechen. Sie sollen erkennen, wann ein Score klaert, wann er verdeckt und wann eine rote Linie die Durchschnittslogik stoppt.</w:t>
+      </w:r>
+    </w:p>
+    <w:p>
+      <w:r>
+        <w:t>Fallfenster zur Anwendung. Ein Controlling-Team moechte einen Score bilden. Das Skript verlangt, dass Datenqualitaet, Systemgrenzen, Gewichtung, Unsicherheit und Nichtkompensation sichtbar bleiben. Ein Score darf die Diskussion nicht beenden, sondern muss bessere Fragen, Priorisierung und Rueckkopplung ermoeglichen. Bezogen auf Reverse Merit Order heisst das: Die Analyse muss das konkrete Thema ernst nehmen und zugleich den allgemeinen WÖk-Massstab halten. Es geht nicht darum, Akteure moralisch zu sortieren. Es geht darum, Wirkpfade, Wirkungsempfaenger, Datenqualitaet, Risiken und Rueckkopplung so zu beschreiben, dass bessere Entscheidungen moeglich werden.</w:t>
+      </w:r>
+    </w:p>
+    <w:p>
+      <w:r>
+        <w:t>Transfer in Grundstudium Wirkungsökonomie. Quelltext und fachliche Grundlegung verbindet die inhaltliche Deutung mit der spaeteren Praxis. Eine Organisation kann zu Reverse Merit Order sehr ueberzeugend kommunizieren und trotzdem an einen plausiblen Gedanken schon fuer Wirkung zu halten, obwohl Empfaenger, Zustand, Zeitbezug und Quelle fehlen scheitern. Darum muss die V1-Fassung immer auch nach Governance fragen: Wer erhebt Daten, wer bewertet sie, wer traegt die Folgen, wer kann widersprechen und wann wird eine Entscheidung korrigiert? Szenarien pruefen Sofortwirkung, Folgewirkung und Reversibilitaet getrennt. So wird aus einem Lehrkapitel eine verantwortbare Arbeitsroutine.</w:t>
+      </w:r>
+    </w:p>
+    <w:p>
+      <w:r>
+        <w:t>Grenze gegen Scheingenauigkeit. Gerade bei Einstieg / Wirkungsfrage ist Praezision wichtiger als grosse Begriffe. Eine Wirkungsaussage bleibt schwach, wenn sie nur Aktivitaet, Reichweite, Absicht oder Image beschreibt. Stark wird sie erst, wenn sie die Zustandsveraenderung und ihre Bedingungen offenlegt. In V34 ist deshalb entscheidend, Wirkung nicht am Sender, sondern an veraenderten Zustanden der Empfaenger geprueft wird. Die Fehlerlinie verlaeuft nicht zwischen Optimismus und Pessimismus, sondern zwischen offengelegter Unsicherheit und rhetorischer Sicherheit ohne Pruefpfad.</w:t>
+      </w:r>
+    </w:p>
+    <w:p>
+      <w:r>
+        <w:t>Pruefungsnahe Lesart. Aus Video-/Audio-Vorlesung laesst sich eine gute Transferfrage ableiten: Welche Entscheidung waere falsch, wenn dieser Abschnitt missverstanden wird? Fuer Reverse Merit Order lautet die Antwort meist nicht einfach "mehr Wirkung", sondern genauer: bessere Unterscheidung, sauberere Daten, klarere Schutzlinie und rueckgekoppelte Steuerung. Jede Schlussfolgerung endet mit Entscheidung, Verantwortlichkeit und Termin fuer Rueckpruefung. Wer das im Fall anwenden kann, hat den Kern der Vorlesung verstanden; wer nur Definitionen wiederholt, bleibt unter dem Anspruch der Akademie.</w:t>
+      </w:r>
+    </w:p>
+    <w:p>
+      <w:r>
+        <w:t>Fallfenster zur Anwendung. Ein Kommunikationsbericht nennt viele Aktivitaeten, Reichweiten und Rueckmeldungen. Die V1-Pruefung fragt, ob daraus eine belastbare Wirkungsaussage folgt. Wenn nur Kontakte, Klicks oder Zustimmung vorliegen, bleibt die Aussage im Bereich Wirkungspotenzial oder Resonanz, nicht im Bereich nachgewiesener Wirkung. Bezogen auf Reverse Merit Order heisst das: Die Analyse muss das konkrete Thema ernst nehmen und zugleich den allgemeinen WÖk-Massstab halten. Es geht nicht darum, Akteure moralisch zu sortieren. Es geht darum, Wirkpfade, Wirkungsempfaenger, Datenqualitaet, Risiken und Rueckkopplung so zu beschreiben, dass bessere Entscheidungen moeglich werden.</w:t>
+      </w:r>
+    </w:p>
+    <w:p>
+      <w:r>
+        <w:t>Pruefungsnahe Transferfrage. Formuliere zu V34 eine Wirkungsaussage in drei Saetzen: Erstens den beobachteten oder plausiblen Zustand, zweitens die Daten- oder Quellenlage, drittens die offene Unsicherheit samt Rueckkopplung. Die Antwort muss ohne moralische Personenbewertung auskommen und darf Reichweite nicht mit Wirkung verwechseln.</w:t>
+      </w:r>
+    </w:p>
+    <w:p>
+      <w:r>
+        <w:t>Wissenschaftliche Anschlussfaehigkeit. Der Abschnitt Transkript (Gerüst) ist in V34 kein Zusatzwissen, sondern ein Pruefstein fuer die Grundfrage des Skripts: Was veraendert sich, bei wem, wodurch und mit welcher Rueckkopplung? Fuer Reverse Merit Order wird daran sichtbar, dass WÖk-Aussagen mit bestehenden Begriffen, Studien, Standards und Rechtsrahmen in Beziehung stehen muessen. Die fachliche Grenze liegt dort, wo Lernende hausinterne Sprache als Ersatz fuer zitierfaehige Begruendung verwenden. Die saubere Lesart trennt deshalb Beobachtung, Kausalannahme, Bewertung und Steuerungsfolge. In der Anwendung sollte daraus mindestens eine konkrete Begriff, Wirkpfad, Fallbewertung, rote Linie oder Rueckkopplung abgeleitet werden; sonst bleibt das Wissen erklaerend, aber nicht steuerungsfaehig.</w:t>
+      </w:r>
+    </w:p>
+    <w:p>
+      <w:r>
+        <w:t>Anwendung auf Skript / Folien (Lernseite). In einer Fallanalyse beginnt dieser Punkt nicht mit einer Meinung, sondern mit einer belastbaren Beschreibung. Wer V34 pruefungsnah liest, fragt zuerst nach Wirkungsempfaengern, Wirkraum, Zeitraum und Datenquelle. Erst danach folgt die Bewertung im Referenzrahmen Mensch, Planet, Demokratie, SDGs, Agenda 2030 und SDG+. Die Analyse markiert Stoppsignale vor jeder Portfolio- oder Score-Debatte. Der typische Kurzschluss waere, ein gutes Teilresultat gegen zentrale Schaeden aufrechnen. Genau dagegen setzt die WÖk die Pflicht, Wirkungspotenzial, Wirkungsrisiko und positive Netto-Wirkung begrifflich getrennt zu halten.</w:t>
+      </w:r>
+    </w:p>
+    <w:p>
+      <w:pPr>
+        <w:pStyle w:val="Heading3"/>
+      </w:pPr>
+      <w:r>
+        <w:t>Abschlusskommentar 3: Lesen, pruefen, rueckkoppeln</w:t>
+      </w:r>
+    </w:p>
+    <w:p>
+      <w:r>
+        <w:t>Die folgende Verdichtung fuehrt die vorhandenen Kapitel nicht als Wiederholung, sondern als Anwendung zusammen. Wirkungskompetenz entsteht, wenn dieselbe begriffliche Strenge in Fallanalyse, Datenarbeit, Kommunikation, Governance und Entscheidungspraxis wiedererkannt wird.</w:t>
+      </w:r>
+    </w:p>
+    <w:p>
+      <w:r>
+        <w:t>Evidenzregel. Transferaufgabe darf im Skript nicht als dekorativer Begriff stehen bleiben. Der Abschnitt traegt nur dann, wenn er eine pruefbare Aussage erlaubt: Welche Quelle stuetzt die Annahme, welche Unsicherheit bleibt offen und welche Gegenbeobachtung wuerde die Bewertung veraendern? Fuer Reverse Merit Order heisst das, dass praezise Sprache die erste Sicherung gegen Impact-Washing bildet. Die Studierenden sollen nicht lernen, einen Score nachzusprechen. Sie sollen erkennen, wann ein Score klaert, wann er verdeckt und wann eine rote Linie die Durchschnittslogik stoppt.</w:t>
+      </w:r>
+    </w:p>
+    <w:p>
+      <w:r>
+        <w:t>Fallfenster zur Anwendung. Eine Organisation plant eine Massnahme und formuliert dazu eine positive Absicht. In der WÖk reicht das nicht. Fuer diese Vorlesung muss sichtbar werden, welche Zustandsveraenderung erwartet wird, welche Empfaenger direkt oder indirekt betroffen sind, welche Nebenwirkungen entstehen koennen und welche Entscheidung spaeter korrigiert wird. Bezogen auf Reverse Merit Order heisst das: Die Analyse muss das konkrete Thema ernst nehmen und zugleich den allgemeinen WÖk-Massstab halten. Es geht nicht darum, Akteure moralisch zu sortieren. Es geht darum, Wirkpfade, Wirkungsempfaenger, Datenqualitaet, Risiken und Rueckkopplung so zu beschreiben, dass bessere Entscheidungen moeglich werden.</w:t>
+      </w:r>
+    </w:p>
+    <w:p>
+      <w:r>
+        <w:t>Transfer in Grundstudium Wirkungsökonomie. Praxisbeispiel verbindet die inhaltliche Deutung mit der spaeteren Praxis. Eine Organisation kann zu Reverse Merit Order sehr ueberzeugend kommunizieren und trotzdem an einen plausiblen Gedanken schon fuer Wirkung zu halten, obwohl Empfaenger, Zustand, Zeitbezug und Quelle fehlen scheitern. Darum muss die V1-Fassung immer auch nach Governance fragen: Wer erhebt Daten, wer bewertet sie, wer traegt die Folgen, wer kann widersprechen und wann wird eine Entscheidung korrigiert? Mindestens ein direkter und ein indirekter Wirkpfad muessen nachvollziehbar sein. So wird aus einem Lehrkapitel eine verantwortbare Arbeitsroutine.</w:t>
+      </w:r>
+    </w:p>
+    <w:p>
+      <w:r>
+        <w:t>Grenze gegen Scheingenauigkeit. Gerade bei Wirkungsökonomische Vertiefung ist Praezision wichtiger als grosse Begriffe. Eine Wirkungsaussage bleibt schwach, wenn sie nur Aktivitaet, Reichweite, Absicht oder Image beschreibt. Stark wird sie erst, wenn sie die Zustandsveraenderung und ihre Bedingungen offenlegt. In V34 ist deshalb entscheidend, jede Bewertung nur so belastbar ist wie Datenlage, Quellenstatus, Aktualitaet und Systemgrenze. Die Fehlerlinie verlaeuft nicht zwischen Optimismus und Pessimismus, sondern zwischen offengelegter Unsicherheit und rhetorischer Sicherheit ohne Pruefpfad.</w:t>
+      </w:r>
+    </w:p>
+    <w:p>
+      <w:r>
+        <w:t>Pruefungsnahe Transferfrage. Formuliere zu V34 eine Wirkungsaussage in drei Saetzen: Erstens den beobachteten oder plausiblen Zustand, zweitens die Daten- oder Quellenlage, drittens die offene Unsicherheit samt Rueckkopplung. Die Antwort muss ohne moralische Personenbewertung auskommen und darf Reichweite nicht mit Wirkung verwechseln.</w:t>
+      </w:r>
+    </w:p>
+    <w:p>
+      <w:r>
+        <w:t>Pruefungsnahe Lesart. Aus Prüfungsrelevanz laesst sich eine gute Transferfrage ableiten: Welche Entscheidung waere falsch, wenn dieser Abschnitt missverstanden wird? Fuer Reverse Merit Order lautet die Antwort meist nicht einfach "mehr Wirkung", sondern genauer: bessere Unterscheidung, sauberere Daten, klarere Schutzlinie und rueckgekoppelte Steuerung. Profile, Zielkonflikte und offene Punkte werden nebeneinander gefuehrt. Wer das im Fall anwenden kann, hat den Kern der Vorlesung verstanden; wer nur Definitionen wiederholt, bleibt unter dem Anspruch der Akademie.</w:t>
+      </w:r>
+    </w:p>
+    <w:p>
+      <w:r>
+        <w:t>Fallfenster zur Anwendung. Eine Fuehrungsentscheidung erzeugt zugleich Nutzen und Risiken. Die WÖk behandelt Ambivalenz nicht als Stoerung, sondern als Kern der Analyse. Positive Netto-Wirkung darf erst behauptet werden, wenn zentrale negative Wirkungen getrennt geprueft und rote Linien gewahrt sind. Bezogen auf Reverse Merit Order heisst das: Die Analyse muss das konkrete Thema ernst nehmen und zugleich den allgemeinen WÖk-Massstab halten. Es geht nicht darum, Akteure moralisch zu sortieren. Es geht darum, Wirkpfade, Wirkungsempfaenger, Datenqualitaet, Risiken und Rueckkopplung so zu beschreiben, dass bessere Entscheidungen moeglich werden.</w:t>
+      </w:r>
+    </w:p>
+    <w:p>
+      <w:r>
+        <w:t>Nichtkompensation. Der Abschnitt Lernziele ist in V34 kein Zusatzwissen, sondern ein Pruefstein fuer die Grundfrage des Skripts: Was veraendert sich, bei wem, wodurch und mit welcher Rueckkopplung? Fuer Reverse Merit Order wird daran sichtbar, dass schwere zentrale Schaeden nicht durch beliebige positive Einzelwerte neutralisiert werden duerfen. Die fachliche Grenze liegt dort, wo Lernende eine Durchschnittslogik als moralische Entlastung verwenden. Die saubere Lesart trennt deshalb Beobachtung, Kausalannahme, Bewertung und Steuerungsfolge. In der Anwendung sollte daraus mindestens eine konkrete Begriff, Wirkpfad, Fallbewertung, rote Linie oder Rueckkopplung abgeleitet werden; sonst bleibt das Wissen erklaerend, aber nicht steuerungsfaehig.</w:t>
+      </w:r>
+    </w:p>
+    <w:p>
+      <w:r>
+        <w:t>Anwendung auf Einleitung / Wirkungsfrage. In einer Fallanalyse beginnt dieser Punkt nicht mit einer Meinung, sondern mit einer belastbaren Beschreibung. Wer V34 pruefungsnah liest, fragt zuerst nach Wirkungsempfaengern, Wirkraum, Zeitraum und Datenquelle. Erst danach folgt die Bewertung im Referenzrahmen Mensch, Planet, Demokratie, SDGs, Agenda 2030 und SDG+. Jeder Analyseblock fragt nach der Routine, die nach der Bewertung angepasst wird. Der typische Kurzschluss waere, Reporting als Abschluss behandeln. Genau dagegen setzt die WÖk die Pflicht, Wirkungspotenzial, Wirkungsrisiko und positive Netto-Wirkung begrifflich getrennt zu halten.</w:t>
+      </w:r>
+    </w:p>
+    <w:p>
+      <w:r>
+        <w:t>Evidenzregel. Kernaussage darf im Skript nicht als dekorativer Begriff stehen bleiben. Der Abschnitt traegt nur dann, wenn er eine pruefbare Aussage erlaubt: Welche Quelle stuetzt die Annahme, welche Unsicherheit bleibt offen und welche Gegenbeobachtung wuerde die Bewertung veraendern? Fuer Reverse Merit Order heisst das, dass Wirkungsbewertung Verfahren, Rechte, Transparenz und Korrektur braucht. Die Studierenden sollen nicht lernen, einen Score nachzusprechen. Sie sollen erkennen, wann ein Score klaert, wann er verdeckt und wann eine rote Linie die Durchschnittslogik stoppt.</w:t>
+      </w:r>
+    </w:p>
+    <w:p>
+      <w:r>
+        <w:t>Fallfenster zur Anwendung. Ein Controlling-Team moechte einen Score bilden. Das Skript verlangt, dass Datenqualitaet, Systemgrenzen, Gewichtung, Unsicherheit und Nichtkompensation sichtbar bleiben. Ein Score darf die Diskussion nicht beenden, sondern muss bessere Fragen, Priorisierung und Rueckkopplung ermoeglichen. Bezogen auf Reverse Merit Order heisst das: Die Analyse muss das konkrete Thema ernst nehmen und zugleich den allgemeinen WÖk-Massstab halten. Es geht nicht darum, Akteure moralisch zu sortieren. Es geht darum, Wirkpfade, Wirkungsempfaenger, Datenqualitaet, Risiken und Rueckkopplung so zu beschreiben, dass bessere Entscheidungen moeglich werden.</w:t>
+      </w:r>
+    </w:p>
+    <w:p>
+      <w:r>
+        <w:t>Transfer in Grundstudium Wirkungsökonomie. Quelltext und fachliche Grundlegung verbindet die inhaltliche Deutung mit der spaeteren Praxis. Eine Organisation kann zu Reverse Merit Order sehr ueberzeugend kommunizieren und trotzdem an einen plausiblen Gedanken schon fuer Wirkung zu halten, obwohl Empfaenger, Zustand, Zeitbezug und Quelle fehlen scheitern. Darum muss die V1-Fassung immer auch nach Governance fragen: Wer erhebt Daten, wer bewertet sie, wer traegt die Folgen, wer kann widersprechen und wann wird eine Entscheidung korrigiert? Pruefungsfragen verbinden Begriff, Anwendung, Evidenz und rote Linie. So wird aus einem Lehrkapitel eine verantwortbare Arbeitsroutine.</w:t>
+      </w:r>
+    </w:p>
+    <w:p>
+      <w:r>
+        <w:t>Pruefungsnahe Transferfrage. Formuliere zu V34 eine Wirkungsaussage in drei Saetzen: Erstens den beobachteten oder plausiblen Zustand, zweitens die Daten- oder Quellenlage, drittens die offene Unsicherheit samt Rueckkopplung. Die Antwort muss ohne moralische Personenbewertung auskommen und darf Reichweite nicht mit Wirkung verwechseln.</w:t>
+      </w:r>
+    </w:p>
+    <w:p>
+      <w:r>
+        <w:t>Grenze gegen Scheingenauigkeit. Gerade bei Einstieg / Wirkungsfrage ist Praezision wichtiger als grosse Begriffe. Eine Wirkungsaussage bleibt schwach, wenn sie nur Aktivitaet, Reichweite, Absicht oder Image beschreibt. Stark wird sie erst, wenn sie die Zustandsveraenderung und ihre Bedingungen offenlegt. In V34 ist deshalb entscheidend, WÖk-Begriffe im Alltag nur tragen, wenn sie in Routinen uebersetzt werden. Die Fehlerlinie verlaeuft nicht zwischen Optimismus und Pessimismus, sondern zwischen offengelegter Unsicherheit und rhetorischer Sicherheit ohne Pruefpfad.</w:t>
+      </w:r>
+    </w:p>
+    <w:p>
+      <w:r>
+        <w:t>Pruefungsnahe Lesart. Aus Video-/Audio-Vorlesung laesst sich eine gute Transferfrage ableiten: Welche Entscheidung waere falsch, wenn dieser Abschnitt missverstanden wird? Fuer Reverse Merit Order lautet die Antwort meist nicht einfach "mehr Wirkung", sondern genauer: bessere Unterscheidung, sauberere Daten, klarere Schutzlinie und rueckgekoppelte Steuerung. Gute Kommunikation unterscheidet Befund, Annahme und normative Bewertung. Wer das im Fall anwenden kann, hat den Kern der Vorlesung verstanden; wer nur Definitionen wiederholt, bleibt unter dem Anspruch der Akademie.</w:t>
+      </w:r>
+    </w:p>
+    <w:p>
+      <w:r>
+        <w:t>Fallfenster zur Anwendung. Ein Kommunikationsbericht nennt viele Aktivitaeten, Reichweiten und Rueckmeldungen. Die V1-Pruefung fragt, ob daraus eine belastbare Wirkungsaussage folgt. Wenn nur Kontakte, Klicks oder Zustimmung vorliegen, bleibt die Aussage im Bereich Wirkungspotenzial oder Resonanz, nicht im Bereich nachgewiesener Wirkung. Bezogen auf Reverse Merit Order heisst das: Die Analyse muss das konkrete Thema ernst nehmen und zugleich den allgemeinen WÖk-Massstab halten. Es geht nicht darum, Akteure moralisch zu sortieren. Es geht darum, Wirkpfade, Wirkungsempfaenger, Datenqualitaet, Risiken und Rueckkopplung so zu beschreiben, dass bessere Entscheidungen moeglich werden.</w:t>
+      </w:r>
+    </w:p>
+    <w:p>
+      <w:r>
+        <w:t>Systemgrenze. Der Abschnitt Transkript (Gerüst) ist in V34 kein Zusatzwissen, sondern ein Pruefstein fuer die Grundfrage des Skripts: Was veraendert sich, bei wem, wodurch und mit welcher Rueckkopplung? Fuer Reverse Merit Order wird daran sichtbar, dass jede Wirkungsaussage eine Grenze zieht und diese Grenze begruenden muss. Die fachliche Grenze liegt dort, wo Lernende nur den bequemen Ausschnitt betrachten. Die saubere Lesart trennt deshalb Beobachtung, Kausalannahme, Bewertung und Steuerungsfolge. In der Anwendung sollte daraus mindestens eine konkrete Begriff, Wirkpfad, Fallbewertung, rote Linie oder Rueckkopplung abgeleitet werden; sonst bleibt das Wissen erklaerend, aber nicht steuerungsfaehig.</w:t>
+      </w:r>
+    </w:p>
+    <w:p>
+      <w:r>
+        <w:t>Anwendung auf Skript / Folien (Lernseite). In einer Fallanalyse beginnt dieser Punkt nicht mit einer Meinung, sondern mit einer belastbaren Beschreibung. Wer V34 pruefungsnah liest, fragt zuerst nach Wirkungsempfaengern, Wirkraum, Zeitraum und Datenquelle. Erst danach folgt die Bewertung im Referenzrahmen Mensch, Planet, Demokratie, SDGs, Agenda 2030 und SDG+. Szenarien pruefen Sofortwirkung, Folgewirkung und Reversibilitaet getrennt. Der typische Kurzschluss waere, Momentnutzen als dauerhafte positive Netto-Wirkung verkaufen. Genau dagegen setzt die WÖk die Pflicht, Wirkungspotenzial, Wirkungsrisiko und positive Netto-Wirkung begrifflich getrennt zu halten.</w:t>
+      </w:r>
+    </w:p>
+    <w:p>
+      <w:r>
+        <w:t>Evidenzregel. Transferaufgabe darf im Skript nicht als dekorativer Begriff stehen bleiben. Der Abschnitt traegt nur dann, wenn er eine pruefbare Aussage erlaubt: Welche Quelle stuetzt die Annahme, welche Unsicherheit bleibt offen und welche Gegenbeobachtung wuerde die Bewertung veraendern? Fuer Reverse Merit Order heisst das, dass Wirkung nicht am Sender, sondern an veraenderten Zustanden der Empfaenger geprueft wird. Die Studierenden sollen nicht lernen, einen Score nachzusprechen. Sie sollen erkennen, wann ein Score klaert, wann er verdeckt und wann eine rote Linie die Durchschnittslogik stoppt.</w:t>
+      </w:r>
+    </w:p>
+    <w:p>
+      <w:r>
+        <w:t>Fallfenster zur Anwendung. Eine Organisation plant eine Massnahme und formuliert dazu eine positive Absicht. In der WÖk reicht das nicht. Fuer diese Vorlesung muss sichtbar werden, welche Zustandsveraenderung erwartet wird, welche Empfaenger direkt oder indirekt betroffen sind, welche Nebenwirkungen entstehen koennen und welche Entscheidung spaeter korrigiert wird. Bezogen auf Reverse Merit Order heisst das: Die Analyse muss das konkrete Thema ernst nehmen und zugleich den allgemeinen WÖk-Massstab halten. Es geht nicht darum, Akteure moralisch zu sortieren. Es geht darum, Wirkpfade, Wirkungsempfaenger, Datenqualitaet, Risiken und Rueckkopplung so zu beschreiben, dass bessere Entscheidungen moeglich werden.</w:t>
+      </w:r>
+    </w:p>
+    <w:p>
+      <w:r>
+        <w:t>Pruefungsnahe Transferfrage. Formuliere zu V34 eine Wirkungsaussage in drei Saetzen: Erstens den beobachteten oder plausiblen Zustand, zweitens die Daten- oder Quellenlage, drittens die offene Unsicherheit samt Rueckkopplung. Die Antwort muss ohne moralische Personenbewertung auskommen und darf Reichweite nicht mit Wirkung verwechseln.</w:t>
+      </w:r>
+    </w:p>
+    <w:p>
+      <w:r>
+        <w:t>Transfer in Grundstudium Wirkungsökonomie. Praxisbeispiel verbindet die inhaltliche Deutung mit der spaeteren Praxis. Eine Organisation kann zu Reverse Merit Order sehr ueberzeugend kommunizieren und trotzdem an einen plausiblen Gedanken schon fuer Wirkung zu halten, obwohl Empfaenger, Zustand, Zeitbezug und Quelle fehlen scheitern. Darum muss die V1-Fassung immer auch nach Governance fragen: Wer erhebt Daten, wer bewertet sie, wer traegt die Folgen, wer kann widersprechen und wann wird eine Entscheidung korrigiert? Jede Schlussfolgerung endet mit Entscheidung, Verantwortlichkeit und Termin fuer Rueckpruefung. So wird aus einem Lehrkapitel eine verantwortbare Arbeitsroutine.</w:t>
+      </w:r>
+    </w:p>
+    <w:p>
+      <w:r>
+        <w:t>Grenze gegen Scheingenauigkeit. Gerade bei Wirkungsökonomische Vertiefung ist Praezision wichtiger als grosse Begriffe. Eine Wirkungsaussage bleibt schwach, wenn sie nur Aktivitaet, Reichweite, Absicht oder Image beschreibt. Stark wird sie erst, wenn sie die Zustandsveraenderung und ihre Bedingungen offenlegt. In V34 ist deshalb entscheidend, WÖk-Aussagen mit bestehenden Begriffen, Studien, Standards und Rechtsrahmen in Beziehung stehen muessen. Die Fehlerlinie verlaeuft nicht zwischen Optimismus und Pessimismus, sondern zwischen offengelegter Unsicherheit und rhetorischer Sicherheit ohne Pruefpfad.</w:t>
+      </w:r>
+    </w:p>
+    <w:p>
+      <w:r>
+        <w:t>Pruefungsnahe Lesart. Aus Prüfungsrelevanz laesst sich eine gute Transferfrage ableiten: Welche Entscheidung waere falsch, wenn dieser Abschnitt missverstanden wird? Fuer Reverse Merit Order lautet die Antwort meist nicht einfach "mehr Wirkung", sondern genauer: bessere Unterscheidung, sauberere Daten, klarere Schutzlinie und rueckgekoppelte Steuerung. Die Analyse markiert Stoppsignale vor jeder Portfolio- oder Score-Debatte. Wer das im Fall anwenden kann, hat den Kern der Vorlesung verstanden; wer nur Definitionen wiederholt, bleibt unter dem Anspruch der Akademie.</w:t>
+      </w:r>
+    </w:p>
+    <w:p>
+      <w:r>
+        <w:t>Fallfenster zur Anwendung. Eine Fuehrungsentscheidung erzeugt zugleich Nutzen und Risiken. Die WÖk behandelt Ambivalenz nicht als Stoerung, sondern als Kern der Analyse. Positive Netto-Wirkung darf erst behauptet werden, wenn zentrale negative Wirkungen getrennt geprueft und rote Linien gewahrt sind. Bezogen auf Reverse Merit Order heisst das: Die Analyse muss das konkrete Thema ernst nehmen und zugleich den allgemeinen WÖk-Massstab halten. Es geht nicht darum, Akteure moralisch zu sortieren. Es geht darum, Wirkpfade, Wirkungsempfaenger, Datenqualitaet, Risiken und Rueckkopplung so zu beschreiben, dass bessere Entscheidungen moeglich werden.</w:t>
+      </w:r>
+    </w:p>
+    <w:p>
+      <w:pPr>
+        <w:pStyle w:val="Heading3"/>
+      </w:pPr>
+      <w:r>
+        <w:t>V1-Abschlussnotiz</w:t>
+      </w:r>
+    </w:p>
+    <w:p>
+      <w:r>
+        <w:t>Diese Finalisierung schliesst die Codex-Inhaltsproduktion fuer V34. Offen bleibt nicht der fachliche Kern des Skripts, sondern der naechste Produktionsschritt: Claude setzt daraus die CI/CD-konforme Reader- und PDF-Fassung, prueft Satz, Umbrueche, Medienintegration und Lektorat und markiert erst danach die veroeffentlichte Fassung als freigegeben.</w:t>
       </w:r>
     </w:p>
     <w:sectPr>

--- a/docs/studienskripte/word-rohfassungen/woek-g-v34.docx
+++ b/docs/studienskripte/word-rohfassungen/woek-g-v34.docx
@@ -3296,12 +3296,12 @@
     </w:p>
     <w:p>
       <w:r>
-        <w:t>Dieses Skript zu V34 Reverse Merit Order ist als Langformtext angelegt: Es soll nicht nur die Vorlesung begleiten, sondern als eigenstaendiges Studienmaterial funktionieren. Wer es liest, soll den fachlichen Kern, die WÖk-Terminologie, die Quellenlogik, die Tabellen, die Modellformeln, die Fallfenster und die oeffentlichen Verstaendnisfragen zusammenfuehren koennen. Die geschuetzte Pruefungslogik bleibt davon getrennt in der Akademie-App.</w:t>
-      </w:r>
-    </w:p>
-    <w:p>
-      <w:r>
-        <w:t>Fuer den Abschluss ist entscheidend, dass Reverse Merit Order im Feld Grundstudium Wirkungsökonomie nicht als Einzelthema stehen bleibt. Die Vorlesung traegt zur gemeinsamen Architektur bei: begriffliche Grundlegung, Bewertungsrahmen und gesellschaftliche Einordnung. Daraus folgt eine Lesehaltung, die streng und praktisch zugleich ist. Sie fragt nach belastbaren Begriffen, nach Empfaengern und Wirkpfaden, nach Unsicherheit, nach nicht kompensierbaren Grenzen und nach Rueckkopplung in reale Entscheidungen.</w:t>
+        <w:t>Dieses Skript zu V34 Reverse Merit Order ist als Langformtext angelegt. Es fuehrt die Vorlesung, die Begriffe, die Fallfenster, die Tabellen, die Modellformeln, die Mini-Quiz-Fragen, die Quellenlogik und den Rueckfluss in den WOE-Korpus zusammen. Die geschuetzte Antwortlogik bleibt davon getrennt in der Akademie-App.</w:t>
+      </w:r>
+    </w:p>
+    <w:p>
+      <w:r>
+        <w:t>Der Abschluss liest Reverse Merit Order im Feld Grundstudium Wirkungsoekonomie. Der Massstab bleibt neutral und relational: Wirkung bedeutet tatsaechliche Zustandsveraenderung. Wirkungspotenzial beschreibt plausible Moeglichkeit. Wirkungsrisiko beschreibt moegliche negative Veraenderung. Wenn eine Zielgroesse gemeint ist, geht es um positive Netto-Wirkung. Genau diese Trennung entscheidet, ob das Skript fachlich traegt.</w:t>
       </w:r>
     </w:p>
     <w:p>
@@ -3309,7 +3309,7 @@
         <w:pStyle w:val="Heading3"/>
       </w:pPr>
       <w:r>
-        <w:t>Abschlussmatrix fuer die Anwendung</w:t>
+        <w:t>Abschlussmatrix</w:t>
       </w:r>
     </w:p>
     <w:tbl>
@@ -3335,7 +3335,7 @@
               <w:rPr>
                 <w:b/>
               </w:rPr>
-              <w:t>Ebene</w:t>
+              <w:t>Pruefebene</w:t>
             </w:r>
           </w:p>
         </w:tc>
@@ -3363,7 +3363,7 @@
               <w:rPr>
                 <w:b/>
               </w:rPr>
-              <w:t>Qualitaetsgrenze</w:t>
+              <w:t>Grenze</w:t>
             </w:r>
           </w:p>
         </w:tc>
@@ -3387,7 +3387,7 @@
           </w:tcPr>
           <w:p>
             <w:r>
-              <w:t>Wirkung, Wirkungspotenzial und Wirkungsrisiko werden im Kontext der Vorlesung getrennt.</w:t>
+              <w:t>Wirkung, Wirkungspotenzial, Wirkungsrisiko und positive Netto-Wirkung getrennt lesen.</w:t>
             </w:r>
           </w:p>
         </w:tc>
@@ -3398,7 +3398,7 @@
           </w:tcPr>
           <w:p>
             <w:r>
-              <w:t>keine Absicht als Wirkung ausgeben</w:t>
+              <w:t>Keine Absicht als Wirkung ausgeben.</w:t>
             </w:r>
           </w:p>
         </w:tc>
@@ -3422,7 +3422,7 @@
           </w:tcPr>
           <w:p>
             <w:r>
-              <w:t>Ausloeser, Mechanismus, Wirkungsempfaenger, Zustand und Rueckkopplung werden sichtbar.</w:t>
+              <w:t>Ausloeser, Mechanismus, Empfaenger, Zustand und Rueckkopplung verbinden.</w:t>
             </w:r>
           </w:p>
         </w:tc>
@@ -3433,7 +3433,7 @@
           </w:tcPr>
           <w:p>
             <w:r>
-              <w:t>keine lineare Erfolgsgeschichte erfinden</w:t>
+              <w:t>Keine lineare Erfolgsgeschichte erfinden.</w:t>
             </w:r>
           </w:p>
         </w:tc>
@@ -3446,7 +3446,7 @@
           </w:tcPr>
           <w:p>
             <w:r>
-              <w:t>Daten</w:t>
+              <w:t>Evidenz</w:t>
             </w:r>
           </w:p>
         </w:tc>
@@ -3457,7 +3457,7 @@
           </w:tcPr>
           <w:p>
             <w:r>
-              <w:t>Quellen, Datenqualitaet, Unsicherheit und Aktualitaet werden benannt.</w:t>
+              <w:t>begriffliche Praezision, Fallbeschreibung, Quellenklarheit, Plausibilitaet und offene Unsicherheit pruefen.</w:t>
             </w:r>
           </w:p>
         </w:tc>
@@ -3468,7 +3468,7 @@
           </w:tcPr>
           <w:p>
             <w:r>
-              <w:t>keine Scheingenauigkeit erzeugen</w:t>
+              <w:t>Keine Scheingenauigkeit erzeugen.</w:t>
             </w:r>
           </w:p>
         </w:tc>
@@ -3492,7 +3492,7 @@
           </w:tcPr>
           <w:p>
             <w:r>
-              <w:t>SDGs, Agenda 2030, SDG+ und WÖk-Schutzlinien bilden den Referenzrahmen.</w:t>
+              <w:t>SDGs, Agenda 2030, SDG+, Nichtkompensation und Reverse Merit Order passend einsetzen.</w:t>
             </w:r>
           </w:p>
         </w:tc>
@@ -3503,7 +3503,7 @@
           </w:tcPr>
           <w:p>
             <w:r>
-              <w:t>keine Durchschnittslogik gegen rote Linien</w:t>
+              <w:t>Keine Durchschnittslogik gegen rote Linien.</w:t>
             </w:r>
           </w:p>
         </w:tc>
@@ -3527,7 +3527,7 @@
           </w:tcPr>
           <w:p>
             <w:r>
-              <w:t>Die Bewertung fuehrt zu Entscheidung, Budget, Prozess, Kommunikation oder Korrektur.</w:t>
+              <w:t>Ergebnis in Begriff, Fallbewertung, Wirkpfad, rote Linie, Quellenbeurteilung oder Rueckkopplungsregel uebersetzen.</w:t>
             </w:r>
           </w:p>
         </w:tc>
@@ -3538,7 +3538,7 @@
           </w:tcPr>
           <w:p>
             <w:r>
-              <w:t>kein Reporting ohne Rueckkopplung</w:t>
+              <w:t>Kein Reporting ohne Rueckkopplung.</w:t>
             </w:r>
           </w:p>
         </w:tc>
@@ -3550,132 +3550,107 @@
         <w:pStyle w:val="Heading3"/>
       </w:pPr>
       <w:r>
-        <w:t>Abschlusskommentar 1: Lesen, pruefen, rueckkoppeln</w:t>
-      </w:r>
-    </w:p>
-    <w:p>
-      <w:r>
-        <w:t>Die folgende Verdichtung fuehrt die vorhandenen Kapitel nicht als Wiederholung, sondern als Anwendung zusammen. Wirkungskompetenz entsteht, wenn dieselbe begriffliche Strenge in Fallanalyse, Datenarbeit, Kommunikation, Governance und Entscheidungspraxis wiedererkannt wird.</w:t>
-      </w:r>
-    </w:p>
-    <w:p>
-      <w:r>
-        <w:t>Begriffliche Schaerfung. Der Abschnitt Lernziele ist in V34 kein Zusatzwissen, sondern ein Pruefstein fuer die Grundfrage des Skripts: Was veraendert sich, bei wem, wodurch und mit welcher Rueckkopplung? Fuer Reverse Merit Order wird daran sichtbar, dass praezise Sprache die erste Sicherung gegen Impact-Washing bildet. Die fachliche Grenze liegt dort, wo Lernende Output, Reichweite, Absicht und Wirkung in einem Satz vermischen. Die saubere Lesart trennt deshalb Beobachtung, Kausalannahme, Bewertung und Steuerungsfolge. In der Anwendung sollte daraus mindestens eine konkrete Begriff, Wirkpfad, Fallbewertung, rote Linie oder Rueckkopplung abgeleitet werden; sonst bleibt das Wissen erklaerend, aber nicht steuerungsfaehig.</w:t>
-      </w:r>
-    </w:p>
-    <w:p>
-      <w:r>
-        <w:t>Anwendung auf Einleitung / Wirkungsfrage. In einer Fallanalyse beginnt dieser Punkt nicht mit einer Meinung, sondern mit einer belastbaren Beschreibung. Wer V34 pruefungsnah liest, fragt zuerst nach Wirkungsempfaengern, Wirkraum, Zeitraum und Datenquelle. Erst danach folgt die Bewertung im Referenzrahmen Mensch, Planet, Demokratie, SDGs, Agenda 2030 und SDG+. Mindestens ein direkter und ein indirekter Wirkpfad muessen nachvollziehbar sein. Der typische Kurzschluss waere, nur die Massnahme selbst bewerten und indirekte Empfaenger ausblenden. Genau dagegen setzt die WÖk die Pflicht, Wirkungspotenzial, Wirkungsrisiko und positive Netto-Wirkung begrifflich getrennt zu halten.</w:t>
-      </w:r>
-    </w:p>
-    <w:p>
-      <w:r>
-        <w:t>Evidenzregel. Kernaussage darf im Skript nicht als dekorativer Begriff stehen bleiben. Der Abschnitt traegt nur dann, wenn er eine pruefbare Aussage erlaubt: Welche Quelle stuetzt die Annahme, welche Unsicherheit bleibt offen und welche Gegenbeobachtung wuerde die Bewertung veraendern? Fuer Reverse Merit Order heisst das, dass jede Bewertung nur so belastbar ist wie Datenlage, Quellenstatus, Aktualitaet und Systemgrenze. Die Studierenden sollen nicht lernen, einen Score nachzusprechen. Sie sollen erkennen, wann ein Score klaert, wann er verdeckt und wann eine rote Linie die Durchschnittslogik stoppt.</w:t>
-      </w:r>
-    </w:p>
-    <w:p>
-      <w:r>
-        <w:t>Fallfenster zur Anwendung. Ein Controlling-Team moechte einen Score bilden. Das Skript verlangt, dass Datenqualitaet, Systemgrenzen, Gewichtung, Unsicherheit und Nichtkompensation sichtbar bleiben. Ein Score darf die Diskussion nicht beenden, sondern muss bessere Fragen, Priorisierung und Rueckkopplung ermoeglichen. Bezogen auf Reverse Merit Order heisst das: Die Analyse muss das konkrete Thema ernst nehmen und zugleich den allgemeinen WÖk-Massstab halten. Es geht nicht darum, Akteure moralisch zu sortieren. Es geht darum, Wirkpfade, Wirkungsempfaenger, Datenqualitaet, Risiken und Rueckkopplung so zu beschreiben, dass bessere Entscheidungen moeglich werden.</w:t>
-      </w:r>
-    </w:p>
-    <w:p>
-      <w:r>
-        <w:t>Transfer in Grundstudium Wirkungsökonomie. Quelltext und fachliche Grundlegung verbindet die inhaltliche Deutung mit der spaeteren Praxis. Eine Organisation kann zu Reverse Merit Order sehr ueberzeugend kommunizieren und trotzdem an einen plausiblen Gedanken schon fuer Wirkung zu halten, obwohl Empfaenger, Zustand, Zeitbezug und Quelle fehlen scheitern. Darum muss die V1-Fassung immer auch nach Governance fragen: Wer erhebt Daten, wer bewertet sie, wer traegt die Folgen, wer kann widersprechen und wann wird eine Entscheidung korrigiert? Profile, Zielkonflikte und offene Punkte werden nebeneinander gefuehrt. So wird aus einem Lehrkapitel eine verantwortbare Arbeitsroutine.</w:t>
-      </w:r>
-    </w:p>
-    <w:p>
-      <w:r>
-        <w:t>Grenze gegen Scheingenauigkeit. Gerade bei Einstieg / Wirkungsfrage ist Praezision wichtiger als grosse Begriffe. Eine Wirkungsaussage bleibt schwach, wenn sie nur Aktivitaet, Reichweite, Absicht oder Image beschreibt. Stark wird sie erst, wenn sie die Zustandsveraenderung und ihre Bedingungen offenlegt. In V34 ist deshalb entscheidend, schwere zentrale Schaeden nicht durch beliebige positive Einzelwerte neutralisiert werden duerfen. Die Fehlerlinie verlaeuft nicht zwischen Optimismus und Pessimismus, sondern zwischen offengelegter Unsicherheit und rhetorischer Sicherheit ohne Pruefpfad.</w:t>
-      </w:r>
-    </w:p>
-    <w:p>
-      <w:r>
-        <w:t>Pruefungsnahe Transferfrage. Formuliere zu V34 eine Wirkungsaussage in drei Saetzen: Erstens den beobachteten oder plausiblen Zustand, zweitens die Daten- oder Quellenlage, drittens die offene Unsicherheit samt Rueckkopplung. Die Antwort muss ohne moralische Personenbewertung auskommen und darf Reichweite nicht mit Wirkung verwechseln.</w:t>
-      </w:r>
-    </w:p>
-    <w:p>
-      <w:r>
-        <w:t>Pruefungsnahe Lesart. Aus Video-/Audio-Vorlesung laesst sich eine gute Transferfrage ableiten: Welche Entscheidung waere falsch, wenn dieser Abschnitt missverstanden wird? Fuer Reverse Merit Order lautet die Antwort meist nicht einfach "mehr Wirkung", sondern genauer: bessere Unterscheidung, sauberere Daten, klarere Schutzlinie und rueckgekoppelte Steuerung. Jeder Analyseblock fragt nach der Routine, die nach der Bewertung angepasst wird. Wer das im Fall anwenden kann, hat den Kern der Vorlesung verstanden; wer nur Definitionen wiederholt, bleibt unter dem Anspruch der Akademie.</w:t>
-      </w:r>
-    </w:p>
-    <w:p>
-      <w:r>
-        <w:t>Fallfenster zur Anwendung. Ein Kommunikationsbericht nennt viele Aktivitaeten, Reichweiten und Rueckmeldungen. Die V1-Pruefung fragt, ob daraus eine belastbare Wirkungsaussage folgt. Wenn nur Kontakte, Klicks oder Zustimmung vorliegen, bleibt die Aussage im Bereich Wirkungspotenzial oder Resonanz, nicht im Bereich nachgewiesener Wirkung. Bezogen auf Reverse Merit Order heisst das: Die Analyse muss das konkrete Thema ernst nehmen und zugleich den allgemeinen WÖk-Massstab halten. Es geht nicht darum, Akteure moralisch zu sortieren. Es geht darum, Wirkpfade, Wirkungsempfaenger, Datenqualitaet, Risiken und Rueckkopplung so zu beschreiben, dass bessere Entscheidungen moeglich werden.</w:t>
-      </w:r>
-    </w:p>
-    <w:p>
-      <w:r>
-        <w:t>Governance. Der Abschnitt Transkript (Gerüst) ist in V34 kein Zusatzwissen, sondern ein Pruefstein fuer die Grundfrage des Skripts: Was veraendert sich, bei wem, wodurch und mit welcher Rueckkopplung? Fuer Reverse Merit Order wird daran sichtbar, dass Wirkungsbewertung Verfahren, Rechte, Transparenz und Korrektur braucht. Die fachliche Grenze liegt dort, wo Lernende Bewertung als technokratische Top-down-Setzung verstehen. Die saubere Lesart trennt deshalb Beobachtung, Kausalannahme, Bewertung und Steuerungsfolge. In der Anwendung sollte daraus mindestens eine konkrete Begriff, Wirkpfad, Fallbewertung, rote Linie oder Rueckkopplung abgeleitet werden; sonst bleibt das Wissen erklaerend, aber nicht steuerungsfaehig.</w:t>
-      </w:r>
-    </w:p>
-    <w:p>
-      <w:r>
-        <w:t>Anwendung auf Skript / Folien (Lernseite). In einer Fallanalyse beginnt dieser Punkt nicht mit einer Meinung, sondern mit einer belastbaren Beschreibung. Wer V34 pruefungsnah liest, fragt zuerst nach Wirkungsempfaengern, Wirkraum, Zeitraum und Datenquelle. Erst danach folgt die Bewertung im Referenzrahmen Mensch, Planet, Demokratie, SDGs, Agenda 2030 und SDG+. Pruefungsfragen verbinden Begriff, Anwendung, Evidenz und rote Linie. Der typische Kurzschluss waere, reines Auswendiglernen als Kompetenznachweis behandeln. Genau dagegen setzt die WÖk die Pflicht, Wirkungspotenzial, Wirkungsrisiko und positive Netto-Wirkung begrifflich getrennt zu halten.</w:t>
-      </w:r>
-    </w:p>
-    <w:p>
-      <w:r>
-        <w:t>Evidenzregel. Transferaufgabe darf im Skript nicht als dekorativer Begriff stehen bleiben. Der Abschnitt traegt nur dann, wenn er eine pruefbare Aussage erlaubt: Welche Quelle stuetzt die Annahme, welche Unsicherheit bleibt offen und welche Gegenbeobachtung wuerde die Bewertung veraendern? Fuer Reverse Merit Order heisst das, dass WÖk-Begriffe im Alltag nur tragen, wenn sie in Routinen uebersetzt werden. Die Studierenden sollen nicht lernen, einen Score nachzusprechen. Sie sollen erkennen, wann ein Score klaert, wann er verdeckt und wann eine rote Linie die Durchschnittslogik stoppt.</w:t>
-      </w:r>
-    </w:p>
-    <w:p>
-      <w:r>
-        <w:t>Fallfenster zur Anwendung. Eine Organisation plant eine Massnahme und formuliert dazu eine positive Absicht. In der WÖk reicht das nicht. Fuer diese Vorlesung muss sichtbar werden, welche Zustandsveraenderung erwartet wird, welche Empfaenger direkt oder indirekt betroffen sind, welche Nebenwirkungen entstehen koennen und welche Entscheidung spaeter korrigiert wird. Bezogen auf Reverse Merit Order heisst das: Die Analyse muss das konkrete Thema ernst nehmen und zugleich den allgemeinen WÖk-Massstab halten. Es geht nicht darum, Akteure moralisch zu sortieren. Es geht darum, Wirkpfade, Wirkungsempfaenger, Datenqualitaet, Risiken und Rueckkopplung so zu beschreiben, dass bessere Entscheidungen moeglich werden.</w:t>
-      </w:r>
-    </w:p>
-    <w:p>
-      <w:r>
-        <w:t>Transfer in Grundstudium Wirkungsökonomie. Praxisbeispiel verbindet die inhaltliche Deutung mit der spaeteren Praxis. Eine Organisation kann zu Reverse Merit Order sehr ueberzeugend kommunizieren und trotzdem an einen plausiblen Gedanken schon fuer Wirkung zu halten, obwohl Empfaenger, Zustand, Zeitbezug und Quelle fehlen scheitern. Darum muss die V1-Fassung immer auch nach Governance fragen: Wer erhebt Daten, wer bewertet sie, wer traegt die Folgen, wer kann widersprechen und wann wird eine Entscheidung korrigiert? Gute Kommunikation unterscheidet Befund, Annahme und normative Bewertung. So wird aus einem Lehrkapitel eine verantwortbare Arbeitsroutine.</w:t>
-      </w:r>
-    </w:p>
-    <w:p>
-      <w:r>
-        <w:t>Pruefungsnahe Transferfrage. Formuliere zu V34 eine Wirkungsaussage in drei Saetzen: Erstens den beobachteten oder plausiblen Zustand, zweitens die Daten- oder Quellenlage, drittens die offene Unsicherheit samt Rueckkopplung. Die Antwort muss ohne moralische Personenbewertung auskommen und darf Reichweite nicht mit Wirkung verwechseln.</w:t>
-      </w:r>
-    </w:p>
-    <w:p>
-      <w:r>
-        <w:t>Grenze gegen Scheingenauigkeit. Gerade bei Wirkungsökonomische Vertiefung ist Praezision wichtiger als grosse Begriffe. Eine Wirkungsaussage bleibt schwach, wenn sie nur Aktivitaet, Reichweite, Absicht oder Image beschreibt. Stark wird sie erst, wenn sie die Zustandsveraenderung und ihre Bedingungen offenlegt. In V34 ist deshalb entscheidend, jede Wirkungsaussage eine Grenze zieht und diese Grenze begruenden muss. Die Fehlerlinie verlaeuft nicht zwischen Optimismus und Pessimismus, sondern zwischen offengelegter Unsicherheit und rhetorischer Sicherheit ohne Pruefpfad.</w:t>
-      </w:r>
-    </w:p>
-    <w:p>
-      <w:r>
-        <w:t>Pruefungsnahe Lesart. Aus Prüfungsrelevanz laesst sich eine gute Transferfrage ableiten: Welche Entscheidung waere falsch, wenn dieser Abschnitt missverstanden wird? Fuer Reverse Merit Order lautet die Antwort meist nicht einfach "mehr Wirkung", sondern genauer: bessere Unterscheidung, sauberere Daten, klarere Schutzlinie und rueckgekoppelte Steuerung. Szenarien pruefen Sofortwirkung, Folgewirkung und Reversibilitaet getrennt. Wer das im Fall anwenden kann, hat den Kern der Vorlesung verstanden; wer nur Definitionen wiederholt, bleibt unter dem Anspruch der Akademie.</w:t>
-      </w:r>
-    </w:p>
-    <w:p>
-      <w:r>
-        <w:t>Fallfenster zur Anwendung. Eine Fuehrungsentscheidung erzeugt zugleich Nutzen und Risiken. Die WÖk behandelt Ambivalenz nicht als Stoerung, sondern als Kern der Analyse. Positive Netto-Wirkung darf erst behauptet werden, wenn zentrale negative Wirkungen getrennt geprueft und rote Linien gewahrt sind. Bezogen auf Reverse Merit Order heisst das: Die Analyse muss das konkrete Thema ernst nehmen und zugleich den allgemeinen WÖk-Massstab halten. Es geht nicht darum, Akteure moralisch zu sortieren. Es geht darum, Wirkpfade, Wirkungsempfaenger, Datenqualitaet, Risiken und Rueckkopplung so zu beschreiben, dass bessere Entscheidungen moeglich werden.</w:t>
-      </w:r>
-    </w:p>
-    <w:p>
-      <w:r>
-        <w:t>Betroffenenperspektive. Der Abschnitt Lernziele ist in V34 kein Zusatzwissen, sondern ein Pruefstein fuer die Grundfrage des Skripts: Was veraendert sich, bei wem, wodurch und mit welcher Rueckkopplung? Fuer Reverse Merit Order wird daran sichtbar, dass Wirkung nicht am Sender, sondern an veraenderten Zustanden der Empfaenger geprueft wird. Die fachliche Grenze liegt dort, wo Lernende interne Erfolgskennzahlen mit gesellschaftlicher Wirkung verwechseln. Die saubere Lesart trennt deshalb Beobachtung, Kausalannahme, Bewertung und Steuerungsfolge. In der Anwendung sollte daraus mindestens eine konkrete Begriff, Wirkpfad, Fallbewertung, rote Linie oder Rueckkopplung abgeleitet werden; sonst bleibt das Wissen erklaerend, aber nicht steuerungsfaehig.</w:t>
-      </w:r>
-    </w:p>
-    <w:p>
-      <w:r>
-        <w:t>Anwendung auf Einleitung / Wirkungsfrage. In einer Fallanalyse beginnt dieser Punkt nicht mit einer Meinung, sondern mit einer belastbaren Beschreibung. Wer V34 pruefungsnah liest, fragt zuerst nach Wirkungsempfaengern, Wirkraum, Zeitraum und Datenquelle. Erst danach folgt die Bewertung im Referenzrahmen Mensch, Planet, Demokratie, SDGs, Agenda 2030 und SDG+. Jede Schlussfolgerung endet mit Entscheidung, Verantwortlichkeit und Termin fuer Rueckpruefung. Der typische Kurzschluss waere, Befunde sammeln, ohne Ressourcen oder Regeln zu veraendern. Genau dagegen setzt die WÖk die Pflicht, Wirkungspotenzial, Wirkungsrisiko und positive Netto-Wirkung begrifflich getrennt zu halten.</w:t>
-      </w:r>
-    </w:p>
-    <w:p>
-      <w:r>
-        <w:t>Evidenzregel. Kernaussage darf im Skript nicht als dekorativer Begriff stehen bleiben. Der Abschnitt traegt nur dann, wenn er eine pruefbare Aussage erlaubt: Welche Quelle stuetzt die Annahme, welche Unsicherheit bleibt offen und welche Gegenbeobachtung wuerde die Bewertung veraendern? Fuer Reverse Merit Order heisst das, dass WÖk-Aussagen mit bestehenden Begriffen, Studien, Standards und Rechtsrahmen in Beziehung stehen muessen. Die Studierenden sollen nicht lernen, einen Score nachzusprechen. Sie sollen erkennen, wann ein Score klaert, wann er verdeckt und wann eine rote Linie die Durchschnittslogik stoppt.</w:t>
-      </w:r>
-    </w:p>
-    <w:p>
-      <w:r>
-        <w:t>Fallfenster zur Anwendung. Ein Controlling-Team moechte einen Score bilden. Das Skript verlangt, dass Datenqualitaet, Systemgrenzen, Gewichtung, Unsicherheit und Nichtkompensation sichtbar bleiben. Ein Score darf die Diskussion nicht beenden, sondern muss bessere Fragen, Priorisierung und Rueckkopplung ermoeglichen. Bezogen auf Reverse Merit Order heisst das: Die Analyse muss das konkrete Thema ernst nehmen und zugleich den allgemeinen WÖk-Massstab halten. Es geht nicht darum, Akteure moralisch zu sortieren. Es geht darum, Wirkpfade, Wirkungsempfaenger, Datenqualitaet, Risiken und Rueckkopplung so zu beschreiben, dass bessere Entscheidungen moeglich werden.</w:t>
-      </w:r>
-    </w:p>
-    <w:p>
-      <w:r>
-        <w:t>Pruefungsnahe Transferfrage. Formuliere zu V34 eine Wirkungsaussage in drei Saetzen: Erstens den beobachteten oder plausiblen Zustand, zweitens die Daten- oder Quellenlage, drittens die offene Unsicherheit samt Rueckkopplung. Die Antwort muss ohne moralische Personenbewertung auskommen und darf Reichweite nicht mit Wirkung verwechseln.</w:t>
-      </w:r>
-    </w:p>
-    <w:p>
-      <w:r>
-        <w:t>Transfer in Grundstudium Wirkungsökonomie. Quelltext und fachliche Grundlegung verbindet die inhaltliche Deutung mit der spaeteren Praxis. Eine Organisation kann zu Reverse Merit Order sehr ueberzeugend kommunizieren und trotzdem an einen plausiblen Gedanken schon fuer Wirkung zu halten, obwohl Empfaenger, Zustand, Zeitbezug und Quelle fehlen scheitern. Darum muss die V1-Fassung immer auch nach Governance fragen: Wer erhebt Daten, wer bewertet sie, wer traegt die Folgen, wer kann widersprechen und wann wird eine Entscheidung korrigiert? Die Analyse markiert Stoppsignale vor jeder Portfolio- oder Score-Debatte. So wird aus einem Lehrkapitel eine verantwortbare Arbeitsroutine.</w:t>
+        <w:t>Schlussvertiefung 1: Reverse Merit Order im Anwendungsfall</w:t>
+      </w:r>
+    </w:p>
+    <w:p>
+      <w:r>
+        <w:t>Die folgenden Abschnitte sind keine neue Pruefungsloesung. Sie verdichten die vorhandenen Kapitel zu einer Lesart, mit der Studierende einen Fall selbststaendig analysieren koennen. Im Mittelpunkt stehen Bewertungsgrenzen, Nichtkompensation, Reverse Merit Order und positive Netto-Wirkung, nicht moralische Personenbewertung.</w:t>
+      </w:r>
+    </w:p>
+    <w:p>
+      <w:r>
+        <w:t>Begriffliche Schlussklaerung. Einleitung / Wirkungsfrage zeigt, warum Reverse Merit Order mehr ist als ein Schlagwort im Feld Bewertungsgrenzen, Nichtkompensation, Reverse Merit Order und positive Netto-Wirkung. Die wirkungsoekonomische Frage lautet: Welche reale Veraenderung wird moeglich, welche bleibt nur Potenzial und wo entsteht ein Wirkungsrisiko? Diese Unterscheidung schuetzt vor Impact-Washing, weil sie Absicht, Aktivitaet, Reichweite und Wirkung auseinanderhaelt.</w:t>
+      </w:r>
+    </w:p>
+    <w:p>
+      <w:r>
+        <w:t>Eine Kommune, ein Unternehmen oder eine Bildungsorganisation will Reverse Merit Order praktisch anwenden. Der erste Schritt ist nicht die Auswahl eines Instruments, sondern die Klaerung der Zustandsveraenderung. Bei Einleitung / Wirkungsfrage muss deshalb benannt werden, wer betroffen ist, welcher Zustand sich veraendert, welche Frist gilt und welche Gegenbeobachtung die Annahme widerlegen wuerde. Erst danach entsteht eine begruendete Entscheidung im Feld Begriff, Fallbewertung, Wirkpfad, rote Linie, Quellenbeurteilung oder Rueckkopplungsregel.</w:t>
+      </w:r>
+    </w:p>
+    <w:p>
+      <w:r>
+        <w:t>Wirkpfad und Empfaenger. In V34 muss Kernaussage immer mit Empfaengern gelesen werden. Wirkung entsteht nicht beim Sender, sondern an veraenderten Zustaenden von Menschen, Oekosystemen, Institutionen, Oeffentlichkeit oder kuenftigen Handlungsspielraeumen. Darum reicht es nicht, interne Aktivitaeten zu dokumentieren. Entscheidend ist, ob sich ein Zustand nachvollziehbar veraendert und ob diese Veraenderung im Referenzrahmen Mensch, Planet, Demokratie, SDGs, Agenda 2030 und SDG+ tragfaehig bewertet werden kann.</w:t>
+      </w:r>
+    </w:p>
+    <w:p>
+      <w:r>
+        <w:t>Ein Bericht behauptet, die Massnahme zu Reverse Merit Order sei erfolgreich. Die WOE-Lesart fragt bei Kernaussage nach belastbaren Nachweisen: begriffliche Praezision, Fallbeschreibung, Quellenklarheit, Plausibilitaet und offene Unsicherheit. Wenn diese Nachweise fehlen, bleibt die Aussage Wirkungspotenzial oder Kommunikationsbehauptung. Sie kann wichtig sein, aber sie ist noch keine belegte Wirkung.</w:t>
+      </w:r>
+    </w:p>
+    <w:p>
+      <w:r>
+        <w:t>Daten, Quellen und Evidenz. Wissenschaftliche Anschlussfaehigkeit entsteht hier durch Quellenklarheit. Bei Quelltext und fachliche Grundlegung werden interne WOE-Begriffe nicht als Ersatz fuer Belege benutzt, sondern mit WOE-Bewertungslogik, SDG+, rote Linien, NWI/T-SROI-Abgrenzung und Schutzgueter verbunden. Wo die Datenlage offen bleibt, wird das offengelegt. Wo eine Aussage nur plausibel ist, bleibt sie als Wirkungspotenzial markiert. Wo ein Schaden eine rote Linie beruehrt, greift Nichtkompensation vor Durchschnittslogik.</w:t>
+      </w:r>
+    </w:p>
+    <w:p>
+      <w:r>
+        <w:t>In einer kontroversen Entscheidung wirkt Quelltext und fachliche Grundlegung als Pruefpunkt fuer Ambivalenz. Ein Nutzen fuer eine Gruppe kann mit Risiken fuer andere Wirkungsempfaenger einhergehen. Das Skript verlangt deshalb, positive und negative Zustandsveraenderungen getrennt zu fuehren, bevor von positiver Netto-Wirkung gesprochen wird.</w:t>
+      </w:r>
+    </w:p>
+    <w:p>
+      <w:r>
+        <w:t>Bewertung und rote Linien. In Grundstudium Wirkungsoekonomie wird Einstieg / Wirkungsfrage erst steuerungsfaehig, wenn daraus eine Entscheidung folgt. Die Grundbegriffe muessen in spaeteren Modulen wiedererkennbar bleiben. Ohne diese Rueckkopplung bleibt Reporting eine Beschreibung. Mit Rueckkopplung wird aus Bewertung eine veraenderte Routine: ein anderer Prozess, ein geaenderter Anreiz, eine bessere Datenpflicht, eine korrigierte Kommunikation oder eine neue Priorisierung.</w:t>
+      </w:r>
+    </w:p>
+    <w:p>
+      <w:r>
+        <w:t>Die typische Fehlstelle bei Reverse Merit Order liegt darin, schwere Schaeden mit bequemen Pluspunkten zu verrechnen. Bei Einstieg / Wirkungsfrage wird diese Fehlstelle konkret: Ein scheinbar plausibler Befund darf nicht zur Abkuerzung werden. Quellen, Systemgrenzen, Unsicherheit und Rueckkopplung bleiben sichtbar.</w:t>
+      </w:r>
+    </w:p>
+    <w:p>
+      <w:r>
+        <w:t>Kontrollfrage. Welche Entscheidung waere falsch, wenn Einstieg / Wirkungsfrage in V34 missverstanden wird? Die Antwort muss mindestens eine Daten- oder Quellenannahme, eine betroffene Gruppe oder Schutzdimension, eine moegliche Nebenwirkung und einen Rueckkopplungsschritt nennen. Richtig ist nicht die lauteste Bewertung, sondern diejenige, die Begriff, Beleg und Steuerungsfolge zusammenhaelt.</w:t>
+      </w:r>
+    </w:p>
+    <w:p>
+      <w:r>
+        <w:t>Steuerung und Rueckkopplung. Die Grenze gegen Scheingenauigkeit verlaeuft bei Skript / Folien (Lernseite) nicht zwischen Optimismus und Pessimismus. Sie verlaeuft zwischen offengelegter Unsicherheit und rhetorischer Sicherheit. Wer Reverse Merit Order belastbar anwenden will, benennt Systemgrenze, Zeitraum, Vergleichspunkt und offene Gegenhypothese. Gerade dadurch bleibt das Skript anschlussfaehig fuer Forschung, Praxis und spaetere Revision.</w:t>
+      </w:r>
+    </w:p>
+    <w:p>
+      <w:r>
+        <w:t>Fuer die Pruefung ist Skript / Folien (Lernseite) dann verstanden, wenn daraus eine belastbare Fallantwort entsteht. Eine gute Antwort unterscheidet Beobachtung, Kausalannahme, Bewertung und Steuerungsfolge. Sie bewertet keine Menschen, sondern Wirkpfade, Zustandsveraenderungen, Risiken und institutionelle Bedingungen.</w:t>
+      </w:r>
+    </w:p>
+    <w:p>
+      <w:r>
+        <w:t>Pruefungsnahe Anwendung. Transferaufgabe zeigt, warum Reverse Merit Order mehr ist als ein Schlagwort im Feld Bewertungsgrenzen, Nichtkompensation, Reverse Merit Order und positive Netto-Wirkung. Die wirkungsoekonomische Frage lautet: Welche reale Veraenderung wird moeglich, welche bleibt nur Potenzial und wo entsteht ein Wirkungsrisiko? Diese Unterscheidung schuetzt vor Impact-Washing, weil sie Absicht, Aktivitaet, Reichweite und Wirkung auseinanderhaelt.</w:t>
+      </w:r>
+    </w:p>
+    <w:p>
+      <w:r>
+        <w:t>Eine Kommune, ein Unternehmen oder eine Bildungsorganisation will Reverse Merit Order praktisch anwenden. Der erste Schritt ist nicht die Auswahl eines Instruments, sondern die Klaerung der Zustandsveraenderung. Bei Transferaufgabe muss deshalb benannt werden, wer betroffen ist, welcher Zustand sich veraendert, welche Frist gilt und welche Gegenbeobachtung die Annahme widerlegen wuerde. Erst danach entsteht eine begruendete Entscheidung im Feld Begriff, Fallbewertung, Wirkpfad, rote Linie, Quellenbeurteilung oder Rueckkopplungsregel.</w:t>
+      </w:r>
+    </w:p>
+    <w:p>
+      <w:r>
+        <w:t>Rueckfluss. Fuer den WOE-Korpus bedeutet das: Begriffe aus Reverse Merit Order sollten dort geschaerft werden, wo sie in Glossar, Werkzeugen, Journal oder Readern doppeldeutig bleiben. Offene Forschungsfragen werden nicht versteckt. Sie markieren die Stelle, an der spaetere Evidenz, ein besserer Datensatz oder eine praezisere Fallstudie die Bewertung veraendern kann.</w:t>
+      </w:r>
+    </w:p>
+    <w:p>
+      <w:r>
+        <w:t>Transfer in den WOE-Korpus. In V34 muss Praxisbeispiel immer mit Empfaengern gelesen werden. Wirkung entsteht nicht beim Sender, sondern an veraenderten Zustaenden von Menschen, Oekosystemen, Institutionen, Oeffentlichkeit oder kuenftigen Handlungsspielraeumen. Darum reicht es nicht, interne Aktivitaeten zu dokumentieren. Entscheidend ist, ob sich ein Zustand nachvollziehbar veraendert und ob diese Veraenderung im Referenzrahmen Mensch, Planet, Demokratie, SDGs, Agenda 2030 und SDG+ tragfaehig bewertet werden kann.</w:t>
+      </w:r>
+    </w:p>
+    <w:p>
+      <w:r>
+        <w:t>Ein Bericht behauptet, die Massnahme zu Reverse Merit Order sei erfolgreich. Die WOE-Lesart fragt bei Praxisbeispiel nach belastbaren Nachweisen: begriffliche Praezision, Fallbeschreibung, Quellenklarheit, Plausibilitaet und offene Unsicherheit. Wenn diese Nachweise fehlen, bleibt die Aussage Wirkungspotenzial oder Kommunikationsbehauptung. Sie kann wichtig sein, aber sie ist noch keine belegte Wirkung.</w:t>
+      </w:r>
+    </w:p>
+    <w:p>
+      <w:r>
+        <w:t>Grenzen der Aussage. Wissenschaftliche Anschlussfaehigkeit entsteht hier durch Quellenklarheit. Bei Wirkungsökonomische Vertiefung werden interne WOE-Begriffe nicht als Ersatz fuer Belege benutzt, sondern mit WOE-Bewertungslogik, SDG+, rote Linien, NWI/T-SROI-Abgrenzung und Schutzgueter verbunden. Wo die Datenlage offen bleibt, wird das offengelegt. Wo eine Aussage nur plausibel ist, bleibt sie als Wirkungspotenzial markiert. Wo ein Schaden eine rote Linie beruehrt, greift Nichtkompensation vor Durchschnittslogik.</w:t>
+      </w:r>
+    </w:p>
+    <w:p>
+      <w:r>
+        <w:t>In einer kontroversen Entscheidung wirkt Wirkungsökonomische Vertiefung als Pruefpunkt fuer Ambivalenz. Ein Nutzen fuer eine Gruppe kann mit Risiken fuer andere Wirkungsempfaenger einhergehen. Das Skript verlangt deshalb, positive und negative Zustandsveraenderungen getrennt zu fuehren, bevor von positiver Netto-Wirkung gesprochen wird.</w:t>
+      </w:r>
+    </w:p>
+    <w:p>
+      <w:r>
+        <w:t>Kontrollfrage. Welche Entscheidung waere falsch, wenn Wirkungsökonomische Vertiefung in V34 missverstanden wird? Die Antwort muss mindestens eine Daten- oder Quellenannahme, eine betroffene Gruppe oder Schutzdimension, eine moegliche Nebenwirkung und einen Rueckkopplungsschritt nennen. Richtig ist nicht die lauteste Bewertung, sondern diejenige, die Begriff, Beleg und Steuerungsfolge zusammenhaelt.</w:t>
       </w:r>
     </w:p>
     <w:p>
@@ -3683,132 +3658,107 @@
         <w:pStyle w:val="Heading3"/>
       </w:pPr>
       <w:r>
-        <w:t>Abschlusskommentar 2: Lesen, pruefen, rueckkoppeln</w:t>
-      </w:r>
-    </w:p>
-    <w:p>
-      <w:r>
-        <w:t>Die folgende Verdichtung fuehrt die vorhandenen Kapitel nicht als Wiederholung, sondern als Anwendung zusammen. Wirkungskompetenz entsteht, wenn dieselbe begriffliche Strenge in Fallanalyse, Datenarbeit, Kommunikation, Governance und Entscheidungspraxis wiedererkannt wird.</w:t>
-      </w:r>
-    </w:p>
-    <w:p>
-      <w:r>
-        <w:t>Grenze gegen Scheingenauigkeit. Gerade bei Einstieg / Wirkungsfrage ist Praezision wichtiger als grosse Begriffe. Eine Wirkungsaussage bleibt schwach, wenn sie nur Aktivitaet, Reichweite, Absicht oder Image beschreibt. Stark wird sie erst, wenn sie die Zustandsveraenderung und ihre Bedingungen offenlegt. In V34 ist deshalb entscheidend, praezise Sprache die erste Sicherung gegen Impact-Washing bildet. Die Fehlerlinie verlaeuft nicht zwischen Optimismus und Pessimismus, sondern zwischen offengelegter Unsicherheit und rhetorischer Sicherheit ohne Pruefpfad.</w:t>
-      </w:r>
-    </w:p>
-    <w:p>
-      <w:r>
-        <w:t>Pruefungsnahe Lesart. Aus Video-/Audio-Vorlesung laesst sich eine gute Transferfrage ableiten: Welche Entscheidung waere falsch, wenn dieser Abschnitt missverstanden wird? Fuer Reverse Merit Order lautet die Antwort meist nicht einfach "mehr Wirkung", sondern genauer: bessere Unterscheidung, sauberere Daten, klarere Schutzlinie und rueckgekoppelte Steuerung. Mindestens ein direkter und ein indirekter Wirkpfad muessen nachvollziehbar sein. Wer das im Fall anwenden kann, hat den Kern der Vorlesung verstanden; wer nur Definitionen wiederholt, bleibt unter dem Anspruch der Akademie.</w:t>
-      </w:r>
-    </w:p>
-    <w:p>
-      <w:r>
-        <w:t>Fallfenster zur Anwendung. Ein Kommunikationsbericht nennt viele Aktivitaeten, Reichweiten und Rueckmeldungen. Die V1-Pruefung fragt, ob daraus eine belastbare Wirkungsaussage folgt. Wenn nur Kontakte, Klicks oder Zustimmung vorliegen, bleibt die Aussage im Bereich Wirkungspotenzial oder Resonanz, nicht im Bereich nachgewiesener Wirkung. Bezogen auf Reverse Merit Order heisst das: Die Analyse muss das konkrete Thema ernst nehmen und zugleich den allgemeinen WÖk-Massstab halten. Es geht nicht darum, Akteure moralisch zu sortieren. Es geht darum, Wirkpfade, Wirkungsempfaenger, Datenqualitaet, Risiken und Rueckkopplung so zu beschreiben, dass bessere Entscheidungen moeglich werden.</w:t>
-      </w:r>
-    </w:p>
-    <w:p>
-      <w:r>
-        <w:t>Daten- und Quellenklarheit. Der Abschnitt Transkript (Gerüst) ist in V34 kein Zusatzwissen, sondern ein Pruefstein fuer die Grundfrage des Skripts: Was veraendert sich, bei wem, wodurch und mit welcher Rueckkopplung? Fuer Reverse Merit Order wird daran sichtbar, dass jede Bewertung nur so belastbar ist wie Datenlage, Quellenstatus, Aktualitaet und Systemgrenze. Die fachliche Grenze liegt dort, wo Lernende eine Zahl ohne Einheit, Zeitraum oder Erhebungslogik als Beweis nutzen. Die saubere Lesart trennt deshalb Beobachtung, Kausalannahme, Bewertung und Steuerungsfolge. In der Anwendung sollte daraus mindestens eine konkrete Begriff, Wirkpfad, Fallbewertung, rote Linie oder Rueckkopplung abgeleitet werden; sonst bleibt das Wissen erklaerend, aber nicht steuerungsfaehig.</w:t>
-      </w:r>
-    </w:p>
-    <w:p>
-      <w:r>
-        <w:t>Anwendung auf Skript / Folien (Lernseite). In einer Fallanalyse beginnt dieser Punkt nicht mit einer Meinung, sondern mit einer belastbaren Beschreibung. Wer V34 pruefungsnah liest, fragt zuerst nach Wirkungsempfaengern, Wirkraum, Zeitraum und Datenquelle. Erst danach folgt die Bewertung im Referenzrahmen Mensch, Planet, Demokratie, SDGs, Agenda 2030 und SDG+. Profile, Zielkonflikte und offene Punkte werden nebeneinander gefuehrt. Der typische Kurzschluss waere, ambivalente Befunde glaetten, damit eine eindeutige Botschaft entsteht. Genau dagegen setzt die WÖk die Pflicht, Wirkungspotenzial, Wirkungsrisiko und positive Netto-Wirkung begrifflich getrennt zu halten.</w:t>
-      </w:r>
-    </w:p>
-    <w:p>
-      <w:r>
-        <w:t>Pruefungsnahe Transferfrage. Formuliere zu V34 eine Wirkungsaussage in drei Saetzen: Erstens den beobachteten oder plausiblen Zustand, zweitens die Daten- oder Quellenlage, drittens die offene Unsicherheit samt Rueckkopplung. Die Antwort muss ohne moralische Personenbewertung auskommen und darf Reichweite nicht mit Wirkung verwechseln.</w:t>
-      </w:r>
-    </w:p>
-    <w:p>
-      <w:r>
-        <w:t>Evidenzregel. Transferaufgabe darf im Skript nicht als dekorativer Begriff stehen bleiben. Der Abschnitt traegt nur dann, wenn er eine pruefbare Aussage erlaubt: Welche Quelle stuetzt die Annahme, welche Unsicherheit bleibt offen und welche Gegenbeobachtung wuerde die Bewertung veraendern? Fuer Reverse Merit Order heisst das, dass schwere zentrale Schaeden nicht durch beliebige positive Einzelwerte neutralisiert werden duerfen. Die Studierenden sollen nicht lernen, einen Score nachzusprechen. Sie sollen erkennen, wann ein Score klaert, wann er verdeckt und wann eine rote Linie die Durchschnittslogik stoppt.</w:t>
-      </w:r>
-    </w:p>
-    <w:p>
-      <w:r>
-        <w:t>Fallfenster zur Anwendung. Eine Organisation plant eine Massnahme und formuliert dazu eine positive Absicht. In der WÖk reicht das nicht. Fuer diese Vorlesung muss sichtbar werden, welche Zustandsveraenderung erwartet wird, welche Empfaenger direkt oder indirekt betroffen sind, welche Nebenwirkungen entstehen koennen und welche Entscheidung spaeter korrigiert wird. Bezogen auf Reverse Merit Order heisst das: Die Analyse muss das konkrete Thema ernst nehmen und zugleich den allgemeinen WÖk-Massstab halten. Es geht nicht darum, Akteure moralisch zu sortieren. Es geht darum, Wirkpfade, Wirkungsempfaenger, Datenqualitaet, Risiken und Rueckkopplung so zu beschreiben, dass bessere Entscheidungen moeglich werden.</w:t>
-      </w:r>
-    </w:p>
-    <w:p>
-      <w:r>
-        <w:t>Transfer in Grundstudium Wirkungsökonomie. Praxisbeispiel verbindet die inhaltliche Deutung mit der spaeteren Praxis. Eine Organisation kann zu Reverse Merit Order sehr ueberzeugend kommunizieren und trotzdem an einen plausiblen Gedanken schon fuer Wirkung zu halten, obwohl Empfaenger, Zustand, Zeitbezug und Quelle fehlen scheitern. Darum muss die V1-Fassung immer auch nach Governance fragen: Wer erhebt Daten, wer bewertet sie, wer traegt die Folgen, wer kann widersprechen und wann wird eine Entscheidung korrigiert? Jeder Analyseblock fragt nach der Routine, die nach der Bewertung angepasst wird. So wird aus einem Lehrkapitel eine verantwortbare Arbeitsroutine.</w:t>
-      </w:r>
-    </w:p>
-    <w:p>
-      <w:r>
-        <w:t>Grenze gegen Scheingenauigkeit. Gerade bei Wirkungsökonomische Vertiefung ist Praezision wichtiger als grosse Begriffe. Eine Wirkungsaussage bleibt schwach, wenn sie nur Aktivitaet, Reichweite, Absicht oder Image beschreibt. Stark wird sie erst, wenn sie die Zustandsveraenderung und ihre Bedingungen offenlegt. In V34 ist deshalb entscheidend, Wirkungsbewertung Verfahren, Rechte, Transparenz und Korrektur braucht. Die Fehlerlinie verlaeuft nicht zwischen Optimismus und Pessimismus, sondern zwischen offengelegter Unsicherheit und rhetorischer Sicherheit ohne Pruefpfad.</w:t>
-      </w:r>
-    </w:p>
-    <w:p>
-      <w:r>
-        <w:t>Pruefungsnahe Lesart. Aus Prüfungsrelevanz laesst sich eine gute Transferfrage ableiten: Welche Entscheidung waere falsch, wenn dieser Abschnitt missverstanden wird? Fuer Reverse Merit Order lautet die Antwort meist nicht einfach "mehr Wirkung", sondern genauer: bessere Unterscheidung, sauberere Daten, klarere Schutzlinie und rueckgekoppelte Steuerung. Pruefungsfragen verbinden Begriff, Anwendung, Evidenz und rote Linie. Wer das im Fall anwenden kann, hat den Kern der Vorlesung verstanden; wer nur Definitionen wiederholt, bleibt unter dem Anspruch der Akademie.</w:t>
-      </w:r>
-    </w:p>
-    <w:p>
-      <w:r>
-        <w:t>Fallfenster zur Anwendung. Eine Fuehrungsentscheidung erzeugt zugleich Nutzen und Risiken. Die WÖk behandelt Ambivalenz nicht als Stoerung, sondern als Kern der Analyse. Positive Netto-Wirkung darf erst behauptet werden, wenn zentrale negative Wirkungen getrennt geprueft und rote Linien gewahrt sind. Bezogen auf Reverse Merit Order heisst das: Die Analyse muss das konkrete Thema ernst nehmen und zugleich den allgemeinen WÖk-Massstab halten. Es geht nicht darum, Akteure moralisch zu sortieren. Es geht darum, Wirkpfade, Wirkungsempfaenger, Datenqualitaet, Risiken und Rueckkopplung so zu beschreiben, dass bessere Entscheidungen moeglich werden.</w:t>
-      </w:r>
-    </w:p>
-    <w:p>
-      <w:r>
-        <w:t>Organisationale Umsetzung. Der Abschnitt Lernziele ist in V34 kein Zusatzwissen, sondern ein Pruefstein fuer die Grundfrage des Skripts: Was veraendert sich, bei wem, wodurch und mit welcher Rueckkopplung? Fuer Reverse Merit Order wird daran sichtbar, dass WÖk-Begriffe im Alltag nur tragen, wenn sie in Routinen uebersetzt werden. Die fachliche Grenze liegt dort, wo Lernende Verantwortung an eine einzelne Nachhaltigkeitsfunktion auslagern. Die saubere Lesart trennt deshalb Beobachtung, Kausalannahme, Bewertung und Steuerungsfolge. In der Anwendung sollte daraus mindestens eine konkrete Begriff, Wirkpfad, Fallbewertung, rote Linie oder Rueckkopplung abgeleitet werden; sonst bleibt das Wissen erklaerend, aber nicht steuerungsfaehig.</w:t>
-      </w:r>
-    </w:p>
-    <w:p>
-      <w:r>
-        <w:t>Pruefungsnahe Transferfrage. Formuliere zu V34 eine Wirkungsaussage in drei Saetzen: Erstens den beobachteten oder plausiblen Zustand, zweitens die Daten- oder Quellenlage, drittens die offene Unsicherheit samt Rueckkopplung. Die Antwort muss ohne moralische Personenbewertung auskommen und darf Reichweite nicht mit Wirkung verwechseln.</w:t>
-      </w:r>
-    </w:p>
-    <w:p>
-      <w:r>
-        <w:t>Anwendung auf Einleitung / Wirkungsfrage. In einer Fallanalyse beginnt dieser Punkt nicht mit einer Meinung, sondern mit einer belastbaren Beschreibung. Wer V34 pruefungsnah liest, fragt zuerst nach Wirkungsempfaengern, Wirkraum, Zeitraum und Datenquelle. Erst danach folgt die Bewertung im Referenzrahmen Mensch, Planet, Demokratie, SDGs, Agenda 2030 und SDG+. Gute Kommunikation unterscheidet Befund, Annahme und normative Bewertung. Der typische Kurzschluss waere, Eindeutigkeit behaupten, wo die Datenlage nur Potenzial oder Risiko traegt. Genau dagegen setzt die WÖk die Pflicht, Wirkungspotenzial, Wirkungsrisiko und positive Netto-Wirkung begrifflich getrennt zu halten.</w:t>
-      </w:r>
-    </w:p>
-    <w:p>
-      <w:r>
-        <w:t>Evidenzregel. Kernaussage darf im Skript nicht als dekorativer Begriff stehen bleiben. Der Abschnitt traegt nur dann, wenn er eine pruefbare Aussage erlaubt: Welche Quelle stuetzt die Annahme, welche Unsicherheit bleibt offen und welche Gegenbeobachtung wuerde die Bewertung veraendern? Fuer Reverse Merit Order heisst das, dass jede Wirkungsaussage eine Grenze zieht und diese Grenze begruenden muss. Die Studierenden sollen nicht lernen, einen Score nachzusprechen. Sie sollen erkennen, wann ein Score klaert, wann er verdeckt und wann eine rote Linie die Durchschnittslogik stoppt.</w:t>
-      </w:r>
-    </w:p>
-    <w:p>
-      <w:r>
-        <w:t>Fallfenster zur Anwendung. Ein Controlling-Team moechte einen Score bilden. Das Skript verlangt, dass Datenqualitaet, Systemgrenzen, Gewichtung, Unsicherheit und Nichtkompensation sichtbar bleiben. Ein Score darf die Diskussion nicht beenden, sondern muss bessere Fragen, Priorisierung und Rueckkopplung ermoeglichen. Bezogen auf Reverse Merit Order heisst das: Die Analyse muss das konkrete Thema ernst nehmen und zugleich den allgemeinen WÖk-Massstab halten. Es geht nicht darum, Akteure moralisch zu sortieren. Es geht darum, Wirkpfade, Wirkungsempfaenger, Datenqualitaet, Risiken und Rueckkopplung so zu beschreiben, dass bessere Entscheidungen moeglich werden.</w:t>
-      </w:r>
-    </w:p>
-    <w:p>
-      <w:r>
-        <w:t>Transfer in Grundstudium Wirkungsökonomie. Quelltext und fachliche Grundlegung verbindet die inhaltliche Deutung mit der spaeteren Praxis. Eine Organisation kann zu Reverse Merit Order sehr ueberzeugend kommunizieren und trotzdem an einen plausiblen Gedanken schon fuer Wirkung zu halten, obwohl Empfaenger, Zustand, Zeitbezug und Quelle fehlen scheitern. Darum muss die V1-Fassung immer auch nach Governance fragen: Wer erhebt Daten, wer bewertet sie, wer traegt die Folgen, wer kann widersprechen und wann wird eine Entscheidung korrigiert? Szenarien pruefen Sofortwirkung, Folgewirkung und Reversibilitaet getrennt. So wird aus einem Lehrkapitel eine verantwortbare Arbeitsroutine.</w:t>
-      </w:r>
-    </w:p>
-    <w:p>
-      <w:r>
-        <w:t>Grenze gegen Scheingenauigkeit. Gerade bei Einstieg / Wirkungsfrage ist Praezision wichtiger als grosse Begriffe. Eine Wirkungsaussage bleibt schwach, wenn sie nur Aktivitaet, Reichweite, Absicht oder Image beschreibt. Stark wird sie erst, wenn sie die Zustandsveraenderung und ihre Bedingungen offenlegt. In V34 ist deshalb entscheidend, Wirkung nicht am Sender, sondern an veraenderten Zustanden der Empfaenger geprueft wird. Die Fehlerlinie verlaeuft nicht zwischen Optimismus und Pessimismus, sondern zwischen offengelegter Unsicherheit und rhetorischer Sicherheit ohne Pruefpfad.</w:t>
-      </w:r>
-    </w:p>
-    <w:p>
-      <w:r>
-        <w:t>Pruefungsnahe Lesart. Aus Video-/Audio-Vorlesung laesst sich eine gute Transferfrage ableiten: Welche Entscheidung waere falsch, wenn dieser Abschnitt missverstanden wird? Fuer Reverse Merit Order lautet die Antwort meist nicht einfach "mehr Wirkung", sondern genauer: bessere Unterscheidung, sauberere Daten, klarere Schutzlinie und rueckgekoppelte Steuerung. Jede Schlussfolgerung endet mit Entscheidung, Verantwortlichkeit und Termin fuer Rueckpruefung. Wer das im Fall anwenden kann, hat den Kern der Vorlesung verstanden; wer nur Definitionen wiederholt, bleibt unter dem Anspruch der Akademie.</w:t>
-      </w:r>
-    </w:p>
-    <w:p>
-      <w:r>
-        <w:t>Fallfenster zur Anwendung. Ein Kommunikationsbericht nennt viele Aktivitaeten, Reichweiten und Rueckmeldungen. Die V1-Pruefung fragt, ob daraus eine belastbare Wirkungsaussage folgt. Wenn nur Kontakte, Klicks oder Zustimmung vorliegen, bleibt die Aussage im Bereich Wirkungspotenzial oder Resonanz, nicht im Bereich nachgewiesener Wirkung. Bezogen auf Reverse Merit Order heisst das: Die Analyse muss das konkrete Thema ernst nehmen und zugleich den allgemeinen WÖk-Massstab halten. Es geht nicht darum, Akteure moralisch zu sortieren. Es geht darum, Wirkpfade, Wirkungsempfaenger, Datenqualitaet, Risiken und Rueckkopplung so zu beschreiben, dass bessere Entscheidungen moeglich werden.</w:t>
-      </w:r>
-    </w:p>
-    <w:p>
-      <w:r>
-        <w:t>Pruefungsnahe Transferfrage. Formuliere zu V34 eine Wirkungsaussage in drei Saetzen: Erstens den beobachteten oder plausiblen Zustand, zweitens die Daten- oder Quellenlage, drittens die offene Unsicherheit samt Rueckkopplung. Die Antwort muss ohne moralische Personenbewertung auskommen und darf Reichweite nicht mit Wirkung verwechseln.</w:t>
-      </w:r>
-    </w:p>
-    <w:p>
-      <w:r>
-        <w:t>Wissenschaftliche Anschlussfaehigkeit. Der Abschnitt Transkript (Gerüst) ist in V34 kein Zusatzwissen, sondern ein Pruefstein fuer die Grundfrage des Skripts: Was veraendert sich, bei wem, wodurch und mit welcher Rueckkopplung? Fuer Reverse Merit Order wird daran sichtbar, dass WÖk-Aussagen mit bestehenden Begriffen, Studien, Standards und Rechtsrahmen in Beziehung stehen muessen. Die fachliche Grenze liegt dort, wo Lernende hausinterne Sprache als Ersatz fuer zitierfaehige Begruendung verwenden. Die saubere Lesart trennt deshalb Beobachtung, Kausalannahme, Bewertung und Steuerungsfolge. In der Anwendung sollte daraus mindestens eine konkrete Begriff, Wirkpfad, Fallbewertung, rote Linie oder Rueckkopplung abgeleitet werden; sonst bleibt das Wissen erklaerend, aber nicht steuerungsfaehig.</w:t>
-      </w:r>
-    </w:p>
-    <w:p>
-      <w:r>
-        <w:t>Anwendung auf Skript / Folien (Lernseite). In einer Fallanalyse beginnt dieser Punkt nicht mit einer Meinung, sondern mit einer belastbaren Beschreibung. Wer V34 pruefungsnah liest, fragt zuerst nach Wirkungsempfaengern, Wirkraum, Zeitraum und Datenquelle. Erst danach folgt die Bewertung im Referenzrahmen Mensch, Planet, Demokratie, SDGs, Agenda 2030 und SDG+. Die Analyse markiert Stoppsignale vor jeder Portfolio- oder Score-Debatte. Der typische Kurzschluss waere, ein gutes Teilresultat gegen zentrale Schaeden aufrechnen. Genau dagegen setzt die WÖk die Pflicht, Wirkungspotenzial, Wirkungsrisiko und positive Netto-Wirkung begrifflich getrennt zu halten.</w:t>
+        <w:t>Schlussvertiefung 2: Reverse Merit Order im Anwendungsfall</w:t>
+      </w:r>
+    </w:p>
+    <w:p>
+      <w:r>
+        <w:t>Die folgenden Abschnitte sind keine neue Pruefungsloesung. Sie verdichten die vorhandenen Kapitel zu einer Lesart, mit der Studierende einen Fall selbststaendig analysieren koennen. Im Mittelpunkt stehen Bewertungsgrenzen, Nichtkompensation, Reverse Merit Order und positive Netto-Wirkung, nicht moralische Personenbewertung.</w:t>
+      </w:r>
+    </w:p>
+    <w:p>
+      <w:r>
+        <w:t>Begriffliche Schlussklaerung. In Grundstudium Wirkungsoekonomie wird Begriffliche Präzision erst steuerungsfaehig, wenn daraus eine Entscheidung folgt. Die Grundbegriffe muessen in spaeteren Modulen wiedererkennbar bleiben. Ohne diese Rueckkopplung bleibt Reporting eine Beschreibung. Mit Rueckkopplung wird aus Bewertung eine veraenderte Routine: ein anderer Prozess, ein geaenderter Anreiz, eine bessere Datenpflicht, eine korrigierte Kommunikation oder eine neue Priorisierung.</w:t>
+      </w:r>
+    </w:p>
+    <w:p>
+      <w:r>
+        <w:t>Die typische Fehlstelle bei Reverse Merit Order liegt darin, schwere Schaeden mit bequemen Pluspunkten zu verrechnen. Bei Begriffliche Präzision wird diese Fehlstelle konkret: Ein scheinbar plausibler Befund darf nicht zur Abkuerzung werden. Quellen, Systemgrenzen, Unsicherheit und Rueckkopplung bleiben sichtbar.</w:t>
+      </w:r>
+    </w:p>
+    <w:p>
+      <w:r>
+        <w:t>Wirkpfad und Empfaenger. Die Grenze gegen Scheingenauigkeit verlaeuft bei Wirkpfad nicht zwischen Optimismus und Pessimismus. Sie verlaeuft zwischen offengelegter Unsicherheit und rhetorischer Sicherheit. Wer Reverse Merit Order belastbar anwenden will, benennt Systemgrenze, Zeitraum, Vergleichspunkt und offene Gegenhypothese. Gerade dadurch bleibt das Skript anschlussfaehig fuer Forschung, Praxis und spaetere Revision.</w:t>
+      </w:r>
+    </w:p>
+    <w:p>
+      <w:r>
+        <w:t>Fuer die Pruefung ist Wirkpfad dann verstanden, wenn daraus eine belastbare Fallantwort entsteht. Eine gute Antwort unterscheidet Beobachtung, Kausalannahme, Bewertung und Steuerungsfolge. Sie bewertet keine Menschen, sondern Wirkpfade, Zustandsveraenderungen, Risiken und institutionelle Bedingungen.</w:t>
+      </w:r>
+    </w:p>
+    <w:p>
+      <w:r>
+        <w:t>Daten, Quellen und Evidenz. Leitthese zeigt, warum Reverse Merit Order mehr ist als ein Schlagwort im Feld Bewertungsgrenzen, Nichtkompensation, Reverse Merit Order und positive Netto-Wirkung. Die wirkungsoekonomische Frage lautet: Welche reale Veraenderung wird moeglich, welche bleibt nur Potenzial und wo entsteht ein Wirkungsrisiko? Diese Unterscheidung schuetzt vor Impact-Washing, weil sie Absicht, Aktivitaet, Reichweite und Wirkung auseinanderhaelt.</w:t>
+      </w:r>
+    </w:p>
+    <w:p>
+      <w:r>
+        <w:t>Eine Kommune, ein Unternehmen oder eine Bildungsorganisation will Reverse Merit Order praktisch anwenden. Der erste Schritt ist nicht die Auswahl eines Instruments, sondern die Klaerung der Zustandsveraenderung. Bei Leitthese muss deshalb benannt werden, wer betroffen ist, welcher Zustand sich veraendert, welche Frist gilt und welche Gegenbeobachtung die Annahme widerlegen wuerde. Erst danach entsteht eine begruendete Entscheidung im Feld Begriff, Fallbewertung, Wirkpfad, rote Linie, Quellenbeurteilung oder Rueckkopplungsregel.</w:t>
+      </w:r>
+    </w:p>
+    <w:p>
+      <w:r>
+        <w:t>Bewertung und rote Linien. In V34 muss Didaktische Einordnung im Studiengang immer mit Empfaengern gelesen werden. Wirkung entsteht nicht beim Sender, sondern an veraenderten Zustaenden von Menschen, Oekosystemen, Institutionen, Oeffentlichkeit oder kuenftigen Handlungsspielraeumen. Darum reicht es nicht, interne Aktivitaeten zu dokumentieren. Entscheidend ist, ob sich ein Zustand nachvollziehbar veraendert und ob diese Veraenderung im Referenzrahmen Mensch, Planet, Demokratie, SDGs, Agenda 2030 und SDG+ tragfaehig bewertet werden kann.</w:t>
+      </w:r>
+    </w:p>
+    <w:p>
+      <w:r>
+        <w:t>Ein Bericht behauptet, die Massnahme zu Reverse Merit Order sei erfolgreich. Die WOE-Lesart fragt bei Didaktische Einordnung im Studiengang nach belastbaren Nachweisen: begriffliche Praezision, Fallbeschreibung, Quellenklarheit, Plausibilitaet und offene Unsicherheit. Wenn diese Nachweise fehlen, bleibt die Aussage Wirkungspotenzial oder Kommunikationsbehauptung. Sie kann wichtig sein, aber sie ist noch keine belegte Wirkung.</w:t>
+      </w:r>
+    </w:p>
+    <w:p>
+      <w:r>
+        <w:t>Kontrollfrage. Welche Entscheidung waere falsch, wenn Didaktische Einordnung im Studiengang in V34 missverstanden wird? Die Antwort muss mindestens eine Daten- oder Quellenannahme, eine betroffene Gruppe oder Schutzdimension, eine moegliche Nebenwirkung und einen Rueckkopplungsschritt nennen. Richtig ist nicht die lauteste Bewertung, sondern diejenige, die Begriff, Beleg und Steuerungsfolge zusammenhaelt.</w:t>
+      </w:r>
+    </w:p>
+    <w:p>
+      <w:r>
+        <w:t>Rueckfluss. Fuer den WOE-Korpus bedeutet das: Begriffe aus Reverse Merit Order sollten dort geschaerft werden, wo sie in Glossar, Werkzeugen, Journal oder Readern doppeldeutig bleiben. Offene Forschungsfragen werden nicht versteckt. Sie markieren die Stelle, an der spaetere Evidenz, ein besserer Datensatz oder eine praezisere Fallstudie die Bewertung veraendern kann.</w:t>
+      </w:r>
+    </w:p>
+    <w:p>
+      <w:r>
+        <w:t>Steuerung und Rueckkopplung. Wissenschaftliche Anschlussfaehigkeit entsteht hier durch Quellenklarheit. Bei Analysemodell werden interne WOE-Begriffe nicht als Ersatz fuer Belege benutzt, sondern mit WOE-Bewertungslogik, SDG+, rote Linien, NWI/T-SROI-Abgrenzung und Schutzgueter verbunden. Wo die Datenlage offen bleibt, wird das offengelegt. Wo eine Aussage nur plausibel ist, bleibt sie als Wirkungspotenzial markiert. Wo ein Schaden eine rote Linie beruehrt, greift Nichtkompensation vor Durchschnittslogik.</w:t>
+      </w:r>
+    </w:p>
+    <w:p>
+      <w:r>
+        <w:t>In einer kontroversen Entscheidung wirkt Analysemodell als Pruefpunkt fuer Ambivalenz. Ein Nutzen fuer eine Gruppe kann mit Risiken fuer andere Wirkungsempfaenger einhergehen. Das Skript verlangt deshalb, positive und negative Zustandsveraenderungen getrennt zu fuehren, bevor von positiver Netto-Wirkung gesprochen wird.</w:t>
+      </w:r>
+    </w:p>
+    <w:p>
+      <w:r>
+        <w:t>Pruefungsnahe Anwendung. In Grundstudium Wirkungsoekonomie wird Modellformel erst steuerungsfaehig, wenn daraus eine Entscheidung folgt. Die Grundbegriffe muessen in spaeteren Modulen wiedererkennbar bleiben. Ohne diese Rueckkopplung bleibt Reporting eine Beschreibung. Mit Rueckkopplung wird aus Bewertung eine veraenderte Routine: ein anderer Prozess, ein geaenderter Anreiz, eine bessere Datenpflicht, eine korrigierte Kommunikation oder eine neue Priorisierung.</w:t>
+      </w:r>
+    </w:p>
+    <w:p>
+      <w:r>
+        <w:t>Die typische Fehlstelle bei Reverse Merit Order liegt darin, schwere Schaeden mit bequemen Pluspunkten zu verrechnen. Bei Modellformel wird diese Fehlstelle konkret: Ein scheinbar plausibler Befund darf nicht zur Abkuerzung werden. Quellen, Systemgrenzen, Unsicherheit und Rueckkopplung bleiben sichtbar.</w:t>
+      </w:r>
+    </w:p>
+    <w:p>
+      <w:r>
+        <w:t>Transfer in den WOE-Korpus. Die Grenze gegen Scheingenauigkeit verlaeuft bei Fallfenster nicht zwischen Optimismus und Pessimismus. Sie verlaeuft zwischen offengelegter Unsicherheit und rhetorischer Sicherheit. Wer Reverse Merit Order belastbar anwenden will, benennt Systemgrenze, Zeitraum, Vergleichspunkt und offene Gegenhypothese. Gerade dadurch bleibt das Skript anschlussfaehig fuer Forschung, Praxis und spaetere Revision.</w:t>
+      </w:r>
+    </w:p>
+    <w:p>
+      <w:r>
+        <w:t>Fuer die Pruefung ist Fallfenster dann verstanden, wenn daraus eine belastbare Fallantwort entsteht. Eine gute Antwort unterscheidet Beobachtung, Kausalannahme, Bewertung und Steuerungsfolge. Sie bewertet keine Menschen, sondern Wirkpfade, Zustandsveraenderungen, Risiken und institutionelle Bedingungen.</w:t>
+      </w:r>
+    </w:p>
+    <w:p>
+      <w:r>
+        <w:t>Grenzen der Aussage. Prüfungsnahe Fallfragen ohne geschützte Antwortlogik zeigt, warum Reverse Merit Order mehr ist als ein Schlagwort im Feld Bewertungsgrenzen, Nichtkompensation, Reverse Merit Order und positive Netto-Wirkung. Die wirkungsoekonomische Frage lautet: Welche reale Veraenderung wird moeglich, welche bleibt nur Potenzial und wo entsteht ein Wirkungsrisiko? Diese Unterscheidung schuetzt vor Impact-Washing, weil sie Absicht, Aktivitaet, Reichweite und Wirkung auseinanderhaelt.</w:t>
+      </w:r>
+    </w:p>
+    <w:p>
+      <w:r>
+        <w:t>Eine Kommune, ein Unternehmen oder eine Bildungsorganisation will Reverse Merit Order praktisch anwenden. Der erste Schritt ist nicht die Auswahl eines Instruments, sondern die Klaerung der Zustandsveraenderung. Bei Prüfungsnahe Fallfragen ohne geschützte Antwortlogik muss deshalb benannt werden, wer betroffen ist, welcher Zustand sich veraendert, welche Frist gilt und welche Gegenbeobachtung die Annahme widerlegen wuerde. Erst danach entsteht eine begruendete Entscheidung im Feld Begriff, Fallbewertung, Wirkpfad, rote Linie, Quellenbeurteilung oder Rueckkopplungsregel.</w:t>
+      </w:r>
+    </w:p>
+    <w:p>
+      <w:r>
+        <w:t>Kontrollfrage. Welche Entscheidung waere falsch, wenn Prüfungsnahe Fallfragen ohne geschützte Antwortlogik in V34 missverstanden wird? Die Antwort muss mindestens eine Daten- oder Quellenannahme, eine betroffene Gruppe oder Schutzdimension, eine moegliche Nebenwirkung und einen Rueckkopplungsschritt nennen. Richtig ist nicht die lauteste Bewertung, sondern diejenige, die Begriff, Beleg und Steuerungsfolge zusammenhaelt.</w:t>
       </w:r>
     </w:p>
     <w:p>
@@ -3816,137 +3766,112 @@
         <w:pStyle w:val="Heading3"/>
       </w:pPr>
       <w:r>
-        <w:t>Abschlusskommentar 3: Lesen, pruefen, rueckkoppeln</w:t>
-      </w:r>
-    </w:p>
-    <w:p>
-      <w:r>
-        <w:t>Die folgende Verdichtung fuehrt die vorhandenen Kapitel nicht als Wiederholung, sondern als Anwendung zusammen. Wirkungskompetenz entsteht, wenn dieselbe begriffliche Strenge in Fallanalyse, Datenarbeit, Kommunikation, Governance und Entscheidungspraxis wiedererkannt wird.</w:t>
-      </w:r>
-    </w:p>
-    <w:p>
-      <w:r>
-        <w:t>Evidenzregel. Transferaufgabe darf im Skript nicht als dekorativer Begriff stehen bleiben. Der Abschnitt traegt nur dann, wenn er eine pruefbare Aussage erlaubt: Welche Quelle stuetzt die Annahme, welche Unsicherheit bleibt offen und welche Gegenbeobachtung wuerde die Bewertung veraendern? Fuer Reverse Merit Order heisst das, dass praezise Sprache die erste Sicherung gegen Impact-Washing bildet. Die Studierenden sollen nicht lernen, einen Score nachzusprechen. Sie sollen erkennen, wann ein Score klaert, wann er verdeckt und wann eine rote Linie die Durchschnittslogik stoppt.</w:t>
-      </w:r>
-    </w:p>
-    <w:p>
-      <w:r>
-        <w:t>Fallfenster zur Anwendung. Eine Organisation plant eine Massnahme und formuliert dazu eine positive Absicht. In der WÖk reicht das nicht. Fuer diese Vorlesung muss sichtbar werden, welche Zustandsveraenderung erwartet wird, welche Empfaenger direkt oder indirekt betroffen sind, welche Nebenwirkungen entstehen koennen und welche Entscheidung spaeter korrigiert wird. Bezogen auf Reverse Merit Order heisst das: Die Analyse muss das konkrete Thema ernst nehmen und zugleich den allgemeinen WÖk-Massstab halten. Es geht nicht darum, Akteure moralisch zu sortieren. Es geht darum, Wirkpfade, Wirkungsempfaenger, Datenqualitaet, Risiken und Rueckkopplung so zu beschreiben, dass bessere Entscheidungen moeglich werden.</w:t>
-      </w:r>
-    </w:p>
-    <w:p>
-      <w:r>
-        <w:t>Transfer in Grundstudium Wirkungsökonomie. Praxisbeispiel verbindet die inhaltliche Deutung mit der spaeteren Praxis. Eine Organisation kann zu Reverse Merit Order sehr ueberzeugend kommunizieren und trotzdem an einen plausiblen Gedanken schon fuer Wirkung zu halten, obwohl Empfaenger, Zustand, Zeitbezug und Quelle fehlen scheitern. Darum muss die V1-Fassung immer auch nach Governance fragen: Wer erhebt Daten, wer bewertet sie, wer traegt die Folgen, wer kann widersprechen und wann wird eine Entscheidung korrigiert? Mindestens ein direkter und ein indirekter Wirkpfad muessen nachvollziehbar sein. So wird aus einem Lehrkapitel eine verantwortbare Arbeitsroutine.</w:t>
-      </w:r>
-    </w:p>
-    <w:p>
-      <w:r>
-        <w:t>Grenze gegen Scheingenauigkeit. Gerade bei Wirkungsökonomische Vertiefung ist Praezision wichtiger als grosse Begriffe. Eine Wirkungsaussage bleibt schwach, wenn sie nur Aktivitaet, Reichweite, Absicht oder Image beschreibt. Stark wird sie erst, wenn sie die Zustandsveraenderung und ihre Bedingungen offenlegt. In V34 ist deshalb entscheidend, jede Bewertung nur so belastbar ist wie Datenlage, Quellenstatus, Aktualitaet und Systemgrenze. Die Fehlerlinie verlaeuft nicht zwischen Optimismus und Pessimismus, sondern zwischen offengelegter Unsicherheit und rhetorischer Sicherheit ohne Pruefpfad.</w:t>
-      </w:r>
-    </w:p>
-    <w:p>
-      <w:r>
-        <w:t>Pruefungsnahe Transferfrage. Formuliere zu V34 eine Wirkungsaussage in drei Saetzen: Erstens den beobachteten oder plausiblen Zustand, zweitens die Daten- oder Quellenlage, drittens die offene Unsicherheit samt Rueckkopplung. Die Antwort muss ohne moralische Personenbewertung auskommen und darf Reichweite nicht mit Wirkung verwechseln.</w:t>
-      </w:r>
-    </w:p>
-    <w:p>
-      <w:r>
-        <w:t>Pruefungsnahe Lesart. Aus Prüfungsrelevanz laesst sich eine gute Transferfrage ableiten: Welche Entscheidung waere falsch, wenn dieser Abschnitt missverstanden wird? Fuer Reverse Merit Order lautet die Antwort meist nicht einfach "mehr Wirkung", sondern genauer: bessere Unterscheidung, sauberere Daten, klarere Schutzlinie und rueckgekoppelte Steuerung. Profile, Zielkonflikte und offene Punkte werden nebeneinander gefuehrt. Wer das im Fall anwenden kann, hat den Kern der Vorlesung verstanden; wer nur Definitionen wiederholt, bleibt unter dem Anspruch der Akademie.</w:t>
-      </w:r>
-    </w:p>
-    <w:p>
-      <w:r>
-        <w:t>Fallfenster zur Anwendung. Eine Fuehrungsentscheidung erzeugt zugleich Nutzen und Risiken. Die WÖk behandelt Ambivalenz nicht als Stoerung, sondern als Kern der Analyse. Positive Netto-Wirkung darf erst behauptet werden, wenn zentrale negative Wirkungen getrennt geprueft und rote Linien gewahrt sind. Bezogen auf Reverse Merit Order heisst das: Die Analyse muss das konkrete Thema ernst nehmen und zugleich den allgemeinen WÖk-Massstab halten. Es geht nicht darum, Akteure moralisch zu sortieren. Es geht darum, Wirkpfade, Wirkungsempfaenger, Datenqualitaet, Risiken und Rueckkopplung so zu beschreiben, dass bessere Entscheidungen moeglich werden.</w:t>
-      </w:r>
-    </w:p>
-    <w:p>
-      <w:r>
-        <w:t>Nichtkompensation. Der Abschnitt Lernziele ist in V34 kein Zusatzwissen, sondern ein Pruefstein fuer die Grundfrage des Skripts: Was veraendert sich, bei wem, wodurch und mit welcher Rueckkopplung? Fuer Reverse Merit Order wird daran sichtbar, dass schwere zentrale Schaeden nicht durch beliebige positive Einzelwerte neutralisiert werden duerfen. Die fachliche Grenze liegt dort, wo Lernende eine Durchschnittslogik als moralische Entlastung verwenden. Die saubere Lesart trennt deshalb Beobachtung, Kausalannahme, Bewertung und Steuerungsfolge. In der Anwendung sollte daraus mindestens eine konkrete Begriff, Wirkpfad, Fallbewertung, rote Linie oder Rueckkopplung abgeleitet werden; sonst bleibt das Wissen erklaerend, aber nicht steuerungsfaehig.</w:t>
-      </w:r>
-    </w:p>
-    <w:p>
-      <w:r>
-        <w:t>Anwendung auf Einleitung / Wirkungsfrage. In einer Fallanalyse beginnt dieser Punkt nicht mit einer Meinung, sondern mit einer belastbaren Beschreibung. Wer V34 pruefungsnah liest, fragt zuerst nach Wirkungsempfaengern, Wirkraum, Zeitraum und Datenquelle. Erst danach folgt die Bewertung im Referenzrahmen Mensch, Planet, Demokratie, SDGs, Agenda 2030 und SDG+. Jeder Analyseblock fragt nach der Routine, die nach der Bewertung angepasst wird. Der typische Kurzschluss waere, Reporting als Abschluss behandeln. Genau dagegen setzt die WÖk die Pflicht, Wirkungspotenzial, Wirkungsrisiko und positive Netto-Wirkung begrifflich getrennt zu halten.</w:t>
-      </w:r>
-    </w:p>
-    <w:p>
-      <w:r>
-        <w:t>Evidenzregel. Kernaussage darf im Skript nicht als dekorativer Begriff stehen bleiben. Der Abschnitt traegt nur dann, wenn er eine pruefbare Aussage erlaubt: Welche Quelle stuetzt die Annahme, welche Unsicherheit bleibt offen und welche Gegenbeobachtung wuerde die Bewertung veraendern? Fuer Reverse Merit Order heisst das, dass Wirkungsbewertung Verfahren, Rechte, Transparenz und Korrektur braucht. Die Studierenden sollen nicht lernen, einen Score nachzusprechen. Sie sollen erkennen, wann ein Score klaert, wann er verdeckt und wann eine rote Linie die Durchschnittslogik stoppt.</w:t>
-      </w:r>
-    </w:p>
-    <w:p>
-      <w:r>
-        <w:t>Fallfenster zur Anwendung. Ein Controlling-Team moechte einen Score bilden. Das Skript verlangt, dass Datenqualitaet, Systemgrenzen, Gewichtung, Unsicherheit und Nichtkompensation sichtbar bleiben. Ein Score darf die Diskussion nicht beenden, sondern muss bessere Fragen, Priorisierung und Rueckkopplung ermoeglichen. Bezogen auf Reverse Merit Order heisst das: Die Analyse muss das konkrete Thema ernst nehmen und zugleich den allgemeinen WÖk-Massstab halten. Es geht nicht darum, Akteure moralisch zu sortieren. Es geht darum, Wirkpfade, Wirkungsempfaenger, Datenqualitaet, Risiken und Rueckkopplung so zu beschreiben, dass bessere Entscheidungen moeglich werden.</w:t>
-      </w:r>
-    </w:p>
-    <w:p>
-      <w:r>
-        <w:t>Transfer in Grundstudium Wirkungsökonomie. Quelltext und fachliche Grundlegung verbindet die inhaltliche Deutung mit der spaeteren Praxis. Eine Organisation kann zu Reverse Merit Order sehr ueberzeugend kommunizieren und trotzdem an einen plausiblen Gedanken schon fuer Wirkung zu halten, obwohl Empfaenger, Zustand, Zeitbezug und Quelle fehlen scheitern. Darum muss die V1-Fassung immer auch nach Governance fragen: Wer erhebt Daten, wer bewertet sie, wer traegt die Folgen, wer kann widersprechen und wann wird eine Entscheidung korrigiert? Pruefungsfragen verbinden Begriff, Anwendung, Evidenz und rote Linie. So wird aus einem Lehrkapitel eine verantwortbare Arbeitsroutine.</w:t>
-      </w:r>
-    </w:p>
-    <w:p>
-      <w:r>
-        <w:t>Pruefungsnahe Transferfrage. Formuliere zu V34 eine Wirkungsaussage in drei Saetzen: Erstens den beobachteten oder plausiblen Zustand, zweitens die Daten- oder Quellenlage, drittens die offene Unsicherheit samt Rueckkopplung. Die Antwort muss ohne moralische Personenbewertung auskommen und darf Reichweite nicht mit Wirkung verwechseln.</w:t>
-      </w:r>
-    </w:p>
-    <w:p>
-      <w:r>
-        <w:t>Grenze gegen Scheingenauigkeit. Gerade bei Einstieg / Wirkungsfrage ist Praezision wichtiger als grosse Begriffe. Eine Wirkungsaussage bleibt schwach, wenn sie nur Aktivitaet, Reichweite, Absicht oder Image beschreibt. Stark wird sie erst, wenn sie die Zustandsveraenderung und ihre Bedingungen offenlegt. In V34 ist deshalb entscheidend, WÖk-Begriffe im Alltag nur tragen, wenn sie in Routinen uebersetzt werden. Die Fehlerlinie verlaeuft nicht zwischen Optimismus und Pessimismus, sondern zwischen offengelegter Unsicherheit und rhetorischer Sicherheit ohne Pruefpfad.</w:t>
-      </w:r>
-    </w:p>
-    <w:p>
-      <w:r>
-        <w:t>Pruefungsnahe Lesart. Aus Video-/Audio-Vorlesung laesst sich eine gute Transferfrage ableiten: Welche Entscheidung waere falsch, wenn dieser Abschnitt missverstanden wird? Fuer Reverse Merit Order lautet die Antwort meist nicht einfach "mehr Wirkung", sondern genauer: bessere Unterscheidung, sauberere Daten, klarere Schutzlinie und rueckgekoppelte Steuerung. Gute Kommunikation unterscheidet Befund, Annahme und normative Bewertung. Wer das im Fall anwenden kann, hat den Kern der Vorlesung verstanden; wer nur Definitionen wiederholt, bleibt unter dem Anspruch der Akademie.</w:t>
-      </w:r>
-    </w:p>
-    <w:p>
-      <w:r>
-        <w:t>Fallfenster zur Anwendung. Ein Kommunikationsbericht nennt viele Aktivitaeten, Reichweiten und Rueckmeldungen. Die V1-Pruefung fragt, ob daraus eine belastbare Wirkungsaussage folgt. Wenn nur Kontakte, Klicks oder Zustimmung vorliegen, bleibt die Aussage im Bereich Wirkungspotenzial oder Resonanz, nicht im Bereich nachgewiesener Wirkung. Bezogen auf Reverse Merit Order heisst das: Die Analyse muss das konkrete Thema ernst nehmen und zugleich den allgemeinen WÖk-Massstab halten. Es geht nicht darum, Akteure moralisch zu sortieren. Es geht darum, Wirkpfade, Wirkungsempfaenger, Datenqualitaet, Risiken und Rueckkopplung so zu beschreiben, dass bessere Entscheidungen moeglich werden.</w:t>
-      </w:r>
-    </w:p>
-    <w:p>
-      <w:r>
-        <w:t>Systemgrenze. Der Abschnitt Transkript (Gerüst) ist in V34 kein Zusatzwissen, sondern ein Pruefstein fuer die Grundfrage des Skripts: Was veraendert sich, bei wem, wodurch und mit welcher Rueckkopplung? Fuer Reverse Merit Order wird daran sichtbar, dass jede Wirkungsaussage eine Grenze zieht und diese Grenze begruenden muss. Die fachliche Grenze liegt dort, wo Lernende nur den bequemen Ausschnitt betrachten. Die saubere Lesart trennt deshalb Beobachtung, Kausalannahme, Bewertung und Steuerungsfolge. In der Anwendung sollte daraus mindestens eine konkrete Begriff, Wirkpfad, Fallbewertung, rote Linie oder Rueckkopplung abgeleitet werden; sonst bleibt das Wissen erklaerend, aber nicht steuerungsfaehig.</w:t>
-      </w:r>
-    </w:p>
-    <w:p>
-      <w:r>
-        <w:t>Anwendung auf Skript / Folien (Lernseite). In einer Fallanalyse beginnt dieser Punkt nicht mit einer Meinung, sondern mit einer belastbaren Beschreibung. Wer V34 pruefungsnah liest, fragt zuerst nach Wirkungsempfaengern, Wirkraum, Zeitraum und Datenquelle. Erst danach folgt die Bewertung im Referenzrahmen Mensch, Planet, Demokratie, SDGs, Agenda 2030 und SDG+. Szenarien pruefen Sofortwirkung, Folgewirkung und Reversibilitaet getrennt. Der typische Kurzschluss waere, Momentnutzen als dauerhafte positive Netto-Wirkung verkaufen. Genau dagegen setzt die WÖk die Pflicht, Wirkungspotenzial, Wirkungsrisiko und positive Netto-Wirkung begrifflich getrennt zu halten.</w:t>
-      </w:r>
-    </w:p>
-    <w:p>
-      <w:r>
-        <w:t>Evidenzregel. Transferaufgabe darf im Skript nicht als dekorativer Begriff stehen bleiben. Der Abschnitt traegt nur dann, wenn er eine pruefbare Aussage erlaubt: Welche Quelle stuetzt die Annahme, welche Unsicherheit bleibt offen und welche Gegenbeobachtung wuerde die Bewertung veraendern? Fuer Reverse Merit Order heisst das, dass Wirkung nicht am Sender, sondern an veraenderten Zustanden der Empfaenger geprueft wird. Die Studierenden sollen nicht lernen, einen Score nachzusprechen. Sie sollen erkennen, wann ein Score klaert, wann er verdeckt und wann eine rote Linie die Durchschnittslogik stoppt.</w:t>
-      </w:r>
-    </w:p>
-    <w:p>
-      <w:r>
-        <w:t>Fallfenster zur Anwendung. Eine Organisation plant eine Massnahme und formuliert dazu eine positive Absicht. In der WÖk reicht das nicht. Fuer diese Vorlesung muss sichtbar werden, welche Zustandsveraenderung erwartet wird, welche Empfaenger direkt oder indirekt betroffen sind, welche Nebenwirkungen entstehen koennen und welche Entscheidung spaeter korrigiert wird. Bezogen auf Reverse Merit Order heisst das: Die Analyse muss das konkrete Thema ernst nehmen und zugleich den allgemeinen WÖk-Massstab halten. Es geht nicht darum, Akteure moralisch zu sortieren. Es geht darum, Wirkpfade, Wirkungsempfaenger, Datenqualitaet, Risiken und Rueckkopplung so zu beschreiben, dass bessere Entscheidungen moeglich werden.</w:t>
-      </w:r>
-    </w:p>
-    <w:p>
-      <w:r>
-        <w:t>Pruefungsnahe Transferfrage. Formuliere zu V34 eine Wirkungsaussage in drei Saetzen: Erstens den beobachteten oder plausiblen Zustand, zweitens die Daten- oder Quellenlage, drittens die offene Unsicherheit samt Rueckkopplung. Die Antwort muss ohne moralische Personenbewertung auskommen und darf Reichweite nicht mit Wirkung verwechseln.</w:t>
-      </w:r>
-    </w:p>
-    <w:p>
-      <w:r>
-        <w:t>Transfer in Grundstudium Wirkungsökonomie. Praxisbeispiel verbindet die inhaltliche Deutung mit der spaeteren Praxis. Eine Organisation kann zu Reverse Merit Order sehr ueberzeugend kommunizieren und trotzdem an einen plausiblen Gedanken schon fuer Wirkung zu halten, obwohl Empfaenger, Zustand, Zeitbezug und Quelle fehlen scheitern. Darum muss die V1-Fassung immer auch nach Governance fragen: Wer erhebt Daten, wer bewertet sie, wer traegt die Folgen, wer kann widersprechen und wann wird eine Entscheidung korrigiert? Jede Schlussfolgerung endet mit Entscheidung, Verantwortlichkeit und Termin fuer Rueckpruefung. So wird aus einem Lehrkapitel eine verantwortbare Arbeitsroutine.</w:t>
-      </w:r>
-    </w:p>
-    <w:p>
-      <w:r>
-        <w:t>Grenze gegen Scheingenauigkeit. Gerade bei Wirkungsökonomische Vertiefung ist Praezision wichtiger als grosse Begriffe. Eine Wirkungsaussage bleibt schwach, wenn sie nur Aktivitaet, Reichweite, Absicht oder Image beschreibt. Stark wird sie erst, wenn sie die Zustandsveraenderung und ihre Bedingungen offenlegt. In V34 ist deshalb entscheidend, WÖk-Aussagen mit bestehenden Begriffen, Studien, Standards und Rechtsrahmen in Beziehung stehen muessen. Die Fehlerlinie verlaeuft nicht zwischen Optimismus und Pessimismus, sondern zwischen offengelegter Unsicherheit und rhetorischer Sicherheit ohne Pruefpfad.</w:t>
-      </w:r>
-    </w:p>
-    <w:p>
-      <w:r>
-        <w:t>Pruefungsnahe Lesart. Aus Prüfungsrelevanz laesst sich eine gute Transferfrage ableiten: Welche Entscheidung waere falsch, wenn dieser Abschnitt missverstanden wird? Fuer Reverse Merit Order lautet die Antwort meist nicht einfach "mehr Wirkung", sondern genauer: bessere Unterscheidung, sauberere Daten, klarere Schutzlinie und rueckgekoppelte Steuerung. Die Analyse markiert Stoppsignale vor jeder Portfolio- oder Score-Debatte. Wer das im Fall anwenden kann, hat den Kern der Vorlesung verstanden; wer nur Definitionen wiederholt, bleibt unter dem Anspruch der Akademie.</w:t>
-      </w:r>
-    </w:p>
-    <w:p>
-      <w:r>
-        <w:t>Fallfenster zur Anwendung. Eine Fuehrungsentscheidung erzeugt zugleich Nutzen und Risiken. Die WÖk behandelt Ambivalenz nicht als Stoerung, sondern als Kern der Analyse. Positive Netto-Wirkung darf erst behauptet werden, wenn zentrale negative Wirkungen getrennt geprueft und rote Linien gewahrt sind. Bezogen auf Reverse Merit Order heisst das: Die Analyse muss das konkrete Thema ernst nehmen und zugleich den allgemeinen WÖk-Massstab halten. Es geht nicht darum, Akteure moralisch zu sortieren. Es geht darum, Wirkpfade, Wirkungsempfaenger, Datenqualitaet, Risiken und Rueckkopplung so zu beschreiben, dass bessere Entscheidungen moeglich werden.</w:t>
+        <w:t>Schlussvertiefung 3: Reverse Merit Order im Anwendungsfall</w:t>
+      </w:r>
+    </w:p>
+    <w:p>
+      <w:r>
+        <w:t>Die folgenden Abschnitte sind keine neue Pruefungsloesung. Sie verdichten die vorhandenen Kapitel zu einer Lesart, mit der Studierende einen Fall selbststaendig analysieren koennen. Im Mittelpunkt stehen Bewertungsgrenzen, Nichtkompensation, Reverse Merit Order und positive Netto-Wirkung, nicht moralische Personenbewertung.</w:t>
+      </w:r>
+    </w:p>
+    <w:p>
+      <w:r>
+        <w:t>Begriffliche Schlussklaerung. In V34 muss Auswertung aus der lebenden Website-Referenz immer mit Empfaengern gelesen werden. Wirkung entsteht nicht beim Sender, sondern an veraenderten Zustaenden von Menschen, Oekosystemen, Institutionen, Oeffentlichkeit oder kuenftigen Handlungsspielraeumen. Darum reicht es nicht, interne Aktivitaeten zu dokumentieren. Entscheidend ist, ob sich ein Zustand nachvollziehbar veraendert und ob diese Veraenderung im Referenzrahmen Mensch, Planet, Demokratie, SDGs, Agenda 2030 und SDG+ tragfaehig bewertet werden kann.</w:t>
+      </w:r>
+    </w:p>
+    <w:p>
+      <w:r>
+        <w:t>Ein Bericht behauptet, die Massnahme zu Reverse Merit Order sei erfolgreich. Die WOE-Lesart fragt bei Auswertung aus der lebenden Website-Referenz nach belastbaren Nachweisen: begriffliche Praezision, Fallbeschreibung, Quellenklarheit, Plausibilitaet und offene Unsicherheit. Wenn diese Nachweise fehlen, bleibt die Aussage Wirkungspotenzial oder Kommunikationsbehauptung. Sie kann wichtig sein, aber sie ist noch keine belegte Wirkung.</w:t>
+      </w:r>
+    </w:p>
+    <w:p>
+      <w:r>
+        <w:t>Wirkpfad und Empfaenger. Wissenschaftliche Anschlussfaehigkeit entsteht hier durch Quellenklarheit. Bei Warum Durchschnittswerte nicht reichen werden interne WOE-Begriffe nicht als Ersatz fuer Belege benutzt, sondern mit WOE-Bewertungslogik, SDG+, rote Linien, NWI/T-SROI-Abgrenzung und Schutzgueter verbunden. Wo die Datenlage offen bleibt, wird das offengelegt. Wo eine Aussage nur plausibel ist, bleibt sie als Wirkungspotenzial markiert. Wo ein Schaden eine rote Linie beruehrt, greift Nichtkompensation vor Durchschnittslogik.</w:t>
+      </w:r>
+    </w:p>
+    <w:p>
+      <w:r>
+        <w:t>In einer kontroversen Entscheidung wirkt Warum Durchschnittswerte nicht reichen als Pruefpunkt fuer Ambivalenz. Ein Nutzen fuer eine Gruppe kann mit Risiken fuer andere Wirkungsempfaenger einhergehen. Das Skript verlangt deshalb, positive und negative Zustandsveraenderungen getrennt zu fuehren, bevor von positiver Netto-Wirkung gesprochen wird.</w:t>
+      </w:r>
+    </w:p>
+    <w:p>
+      <w:r>
+        <w:t>Rueckfluss. Fuer den WOE-Korpus bedeutet das: Begriffe aus Reverse Merit Order sollten dort geschaerft werden, wo sie in Glossar, Werkzeugen, Journal oder Readern doppeldeutig bleiben. Offene Forschungsfragen werden nicht versteckt. Sie markieren die Stelle, an der spaetere Evidenz, ein besserer Datensatz oder eine praezisere Fallstudie die Bewertung veraendern kann.</w:t>
+      </w:r>
+    </w:p>
+    <w:p>
+      <w:r>
+        <w:t>Daten, Quellen und Evidenz. In Grundstudium Wirkungsoekonomie wird Das schwächste Wirkungsfeld entscheidet erst steuerungsfaehig, wenn daraus eine Entscheidung folgt. Die Grundbegriffe muessen in spaeteren Modulen wiedererkennbar bleiben. Ohne diese Rueckkopplung bleibt Reporting eine Beschreibung. Mit Rueckkopplung wird aus Bewertung eine veraenderte Routine: ein anderer Prozess, ein geaenderter Anreiz, eine bessere Datenpflicht, eine korrigierte Kommunikation oder eine neue Priorisierung.</w:t>
+      </w:r>
+    </w:p>
+    <w:p>
+      <w:r>
+        <w:t>Die typische Fehlstelle bei Reverse Merit Order liegt darin, schwere Schaeden mit bequemen Pluspunkten zu verrechnen. Bei Das schwächste Wirkungsfeld entscheidet wird diese Fehlstelle konkret: Ein scheinbar plausibler Befund darf nicht zur Abkuerzung werden. Quellen, Systemgrenzen, Unsicherheit und Rueckkopplung bleiben sichtbar.</w:t>
+      </w:r>
+    </w:p>
+    <w:p>
+      <w:r>
+        <w:t>Bewertung und rote Linien. Die Grenze gegen Scheingenauigkeit verlaeuft bei Aufbau nicht zwischen Optimismus und Pessimismus. Sie verlaeuft zwischen offengelegter Unsicherheit und rhetorischer Sicherheit. Wer Reverse Merit Order belastbar anwenden will, benennt Systemgrenze, Zeitraum, Vergleichspunkt und offene Gegenhypothese. Gerade dadurch bleibt das Skript anschlussfaehig fuer Forschung, Praxis und spaetere Revision.</w:t>
+      </w:r>
+    </w:p>
+    <w:p>
+      <w:r>
+        <w:t>Fuer die Pruefung ist Aufbau dann verstanden, wenn daraus eine belastbare Fallantwort entsteht. Eine gute Antwort unterscheidet Beobachtung, Kausalannahme, Bewertung und Steuerungsfolge. Sie bewertet keine Menschen, sondern Wirkpfade, Zustandsveraenderungen, Risiken und institutionelle Bedingungen.</w:t>
+      </w:r>
+    </w:p>
+    <w:p>
+      <w:r>
+        <w:t>Kontrollfrage. Welche Entscheidung waere falsch, wenn Aufbau in V34 missverstanden wird? Die Antwort muss mindestens eine Daten- oder Quellenannahme, eine betroffene Gruppe oder Schutzdimension, eine moegliche Nebenwirkung und einen Rueckkopplungsschritt nennen. Richtig ist nicht die lauteste Bewertung, sondern diejenige, die Begriff, Beleg und Steuerungsfolge zusammenhaelt.</w:t>
+      </w:r>
+    </w:p>
+    <w:p>
+      <w:r>
+        <w:t>Steuerung und Rueckkopplung. Kernfelder zeigt, warum Reverse Merit Order mehr ist als ein Schlagwort im Feld Bewertungsgrenzen, Nichtkompensation, Reverse Merit Order und positive Netto-Wirkung. Die wirkungsoekonomische Frage lautet: Welche reale Veraenderung wird moeglich, welche bleibt nur Potenzial und wo entsteht ein Wirkungsrisiko? Diese Unterscheidung schuetzt vor Impact-Washing, weil sie Absicht, Aktivitaet, Reichweite und Wirkung auseinanderhaelt.</w:t>
+      </w:r>
+    </w:p>
+    <w:p>
+      <w:r>
+        <w:t>Eine Kommune, ein Unternehmen oder eine Bildungsorganisation will Reverse Merit Order praktisch anwenden. Der erste Schritt ist nicht die Auswahl eines Instruments, sondern die Klaerung der Zustandsveraenderung. Bei Kernfelder muss deshalb benannt werden, wer betroffen ist, welcher Zustand sich veraendert, welche Frist gilt und welche Gegenbeobachtung die Annahme widerlegen wuerde. Erst danach entsteht eine begruendete Entscheidung im Feld Begriff, Fallbewertung, Wirkpfad, rote Linie, Quellenbeurteilung oder Rueckkopplungsregel.</w:t>
+      </w:r>
+    </w:p>
+    <w:p>
+      <w:r>
+        <w:t>Pruefungsnahe Anwendung. In V34 muss FinalScore immer mit Empfaengern gelesen werden. Wirkung entsteht nicht beim Sender, sondern an veraenderten Zustaenden von Menschen, Oekosystemen, Institutionen, Oeffentlichkeit oder kuenftigen Handlungsspielraeumen. Darum reicht es nicht, interne Aktivitaeten zu dokumentieren. Entscheidend ist, ob sich ein Zustand nachvollziehbar veraendert und ob diese Veraenderung im Referenzrahmen Mensch, Planet, Demokratie, SDGs, Agenda 2030 und SDG+ tragfaehig bewertet werden kann.</w:t>
+      </w:r>
+    </w:p>
+    <w:p>
+      <w:r>
+        <w:t>Ein Bericht behauptet, die Massnahme zu Reverse Merit Order sei erfolgreich. Die WOE-Lesart fragt bei FinalScore nach belastbaren Nachweisen: begriffliche Praezision, Fallbeschreibung, Quellenklarheit, Plausibilitaet und offene Unsicherheit. Wenn diese Nachweise fehlen, bleibt die Aussage Wirkungspotenzial oder Kommunikationsbehauptung. Sie kann wichtig sein, aber sie ist noch keine belegte Wirkung.</w:t>
+      </w:r>
+    </w:p>
+    <w:p>
+      <w:r>
+        <w:t>Transfer in den WOE-Korpus. Wissenschaftliche Anschlussfaehigkeit entsteht hier durch Quellenklarheit. Bei Einleitung / Wirkungsfrage werden interne WOE-Begriffe nicht als Ersatz fuer Belege benutzt, sondern mit WOE-Bewertungslogik, SDG+, rote Linien, NWI/T-SROI-Abgrenzung und Schutzgueter verbunden. Wo die Datenlage offen bleibt, wird das offengelegt. Wo eine Aussage nur plausibel ist, bleibt sie als Wirkungspotenzial markiert. Wo ein Schaden eine rote Linie beruehrt, greift Nichtkompensation vor Durchschnittslogik.</w:t>
+      </w:r>
+    </w:p>
+    <w:p>
+      <w:r>
+        <w:t>In einer kontroversen Entscheidung wirkt Einleitung / Wirkungsfrage als Pruefpunkt fuer Ambivalenz. Ein Nutzen fuer eine Gruppe kann mit Risiken fuer andere Wirkungsempfaenger einhergehen. Das Skript verlangt deshalb, positive und negative Zustandsveraenderungen getrennt zu fuehren, bevor von positiver Netto-Wirkung gesprochen wird.</w:t>
+      </w:r>
+    </w:p>
+    <w:p>
+      <w:r>
+        <w:t>Grenzen der Aussage. In Grundstudium Wirkungsoekonomie wird Kernaussage erst steuerungsfaehig, wenn daraus eine Entscheidung folgt. Die Grundbegriffe muessen in spaeteren Modulen wiedererkennbar bleiben. Ohne diese Rueckkopplung bleibt Reporting eine Beschreibung. Mit Rueckkopplung wird aus Bewertung eine veraenderte Routine: ein anderer Prozess, ein geaenderter Anreiz, eine bessere Datenpflicht, eine korrigierte Kommunikation oder eine neue Priorisierung.</w:t>
+      </w:r>
+    </w:p>
+    <w:p>
+      <w:r>
+        <w:t>Die typische Fehlstelle bei Reverse Merit Order liegt darin, schwere Schaeden mit bequemen Pluspunkten zu verrechnen. Bei Kernaussage wird diese Fehlstelle konkret: Ein scheinbar plausibler Befund darf nicht zur Abkuerzung werden. Quellen, Systemgrenzen, Unsicherheit und Rueckkopplung bleiben sichtbar.</w:t>
+      </w:r>
+    </w:p>
+    <w:p>
+      <w:r>
+        <w:t>Kontrollfrage. Welche Entscheidung waere falsch, wenn Kernaussage in V34 missverstanden wird? Die Antwort muss mindestens eine Daten- oder Quellenannahme, eine betroffene Gruppe oder Schutzdimension, eine moegliche Nebenwirkung und einen Rueckkopplungsschritt nennen. Richtig ist nicht die lauteste Bewertung, sondern diejenige, die Begriff, Beleg und Steuerungsfolge zusammenhaelt.</w:t>
+      </w:r>
+    </w:p>
+    <w:p>
+      <w:r>
+        <w:t>Rueckfluss. Fuer den WOE-Korpus bedeutet das: Begriffe aus Reverse Merit Order sollten dort geschaerft werden, wo sie in Glossar, Werkzeugen, Journal oder Readern doppeldeutig bleiben. Offene Forschungsfragen werden nicht versteckt. Sie markieren die Stelle, an der spaetere Evidenz, ein besserer Datensatz oder eine praezisere Fallstudie die Bewertung veraendern kann.</w:t>
       </w:r>
     </w:p>
     <w:p>
@@ -3954,12 +3879,321 @@
         <w:pStyle w:val="Heading3"/>
       </w:pPr>
       <w:r>
+        <w:t>Schlussvertiefung 4: Reverse Merit Order im Anwendungsfall</w:t>
+      </w:r>
+    </w:p>
+    <w:p>
+      <w:r>
+        <w:t>Die folgenden Abschnitte sind keine neue Pruefungsloesung. Sie verdichten die vorhandenen Kapitel zu einer Lesart, mit der Studierende einen Fall selbststaendig analysieren koennen. Im Mittelpunkt stehen Bewertungsgrenzen, Nichtkompensation, Reverse Merit Order und positive Netto-Wirkung, nicht moralische Personenbewertung.</w:t>
+      </w:r>
+    </w:p>
+    <w:p>
+      <w:r>
+        <w:t>Begriffliche Schlussklaerung. Die Grenze gegen Scheingenauigkeit verlaeuft bei Quelltext und fachliche Grundlegung nicht zwischen Optimismus und Pessimismus. Sie verlaeuft zwischen offengelegter Unsicherheit und rhetorischer Sicherheit. Wer Reverse Merit Order belastbar anwenden will, benennt Systemgrenze, Zeitraum, Vergleichspunkt und offene Gegenhypothese. Gerade dadurch bleibt das Skript anschlussfaehig fuer Forschung, Praxis und spaetere Revision.</w:t>
+      </w:r>
+    </w:p>
+    <w:p>
+      <w:r>
+        <w:t>Fuer die Pruefung ist Quelltext und fachliche Grundlegung dann verstanden, wenn daraus eine belastbare Fallantwort entsteht. Eine gute Antwort unterscheidet Beobachtung, Kausalannahme, Bewertung und Steuerungsfolge. Sie bewertet keine Menschen, sondern Wirkpfade, Zustandsveraenderungen, Risiken und institutionelle Bedingungen.</w:t>
+      </w:r>
+    </w:p>
+    <w:p>
+      <w:r>
+        <w:t>Wirkpfad und Empfaenger. Einstieg / Wirkungsfrage zeigt, warum Reverse Merit Order mehr ist als ein Schlagwort im Feld Bewertungsgrenzen, Nichtkompensation, Reverse Merit Order und positive Netto-Wirkung. Die wirkungsoekonomische Frage lautet: Welche reale Veraenderung wird moeglich, welche bleibt nur Potenzial und wo entsteht ein Wirkungsrisiko? Diese Unterscheidung schuetzt vor Impact-Washing, weil sie Absicht, Aktivitaet, Reichweite und Wirkung auseinanderhaelt.</w:t>
+      </w:r>
+    </w:p>
+    <w:p>
+      <w:r>
+        <w:t>Eine Kommune, ein Unternehmen oder eine Bildungsorganisation will Reverse Merit Order praktisch anwenden. Der erste Schritt ist nicht die Auswahl eines Instruments, sondern die Klaerung der Zustandsveraenderung. Bei Einstieg / Wirkungsfrage muss deshalb benannt werden, wer betroffen ist, welcher Zustand sich veraendert, welche Frist gilt und welche Gegenbeobachtung die Annahme widerlegen wuerde. Erst danach entsteht eine begruendete Entscheidung im Feld Begriff, Fallbewertung, Wirkpfad, rote Linie, Quellenbeurteilung oder Rueckkopplungsregel.</w:t>
+      </w:r>
+    </w:p>
+    <w:p>
+      <w:r>
+        <w:t>Daten, Quellen und Evidenz. In V34 muss Skript / Folien (Lernseite) immer mit Empfaengern gelesen werden. Wirkung entsteht nicht beim Sender, sondern an veraenderten Zustaenden von Menschen, Oekosystemen, Institutionen, Oeffentlichkeit oder kuenftigen Handlungsspielraeumen. Darum reicht es nicht, interne Aktivitaeten zu dokumentieren. Entscheidend ist, ob sich ein Zustand nachvollziehbar veraendert und ob diese Veraenderung im Referenzrahmen Mensch, Planet, Demokratie, SDGs, Agenda 2030 und SDG+ tragfaehig bewertet werden kann.</w:t>
+      </w:r>
+    </w:p>
+    <w:p>
+      <w:r>
+        <w:t>Ein Bericht behauptet, die Massnahme zu Reverse Merit Order sei erfolgreich. Die WOE-Lesart fragt bei Skript / Folien (Lernseite) nach belastbaren Nachweisen: begriffliche Praezision, Fallbeschreibung, Quellenklarheit, Plausibilitaet und offene Unsicherheit. Wenn diese Nachweise fehlen, bleibt die Aussage Wirkungspotenzial oder Kommunikationsbehauptung. Sie kann wichtig sein, aber sie ist noch keine belegte Wirkung.</w:t>
+      </w:r>
+    </w:p>
+    <w:p>
+      <w:r>
+        <w:t>Bewertung und rote Linien. Wissenschaftliche Anschlussfaehigkeit entsteht hier durch Quellenklarheit. Bei Transferaufgabe werden interne WOE-Begriffe nicht als Ersatz fuer Belege benutzt, sondern mit WOE-Bewertungslogik, SDG+, rote Linien, NWI/T-SROI-Abgrenzung und Schutzgueter verbunden. Wo die Datenlage offen bleibt, wird das offengelegt. Wo eine Aussage nur plausibel ist, bleibt sie als Wirkungspotenzial markiert. Wo ein Schaden eine rote Linie beruehrt, greift Nichtkompensation vor Durchschnittslogik.</w:t>
+      </w:r>
+    </w:p>
+    <w:p>
+      <w:r>
+        <w:t>In einer kontroversen Entscheidung wirkt Transferaufgabe als Pruefpunkt fuer Ambivalenz. Ein Nutzen fuer eine Gruppe kann mit Risiken fuer andere Wirkungsempfaenger einhergehen. Das Skript verlangt deshalb, positive und negative Zustandsveraenderungen getrennt zu fuehren, bevor von positiver Netto-Wirkung gesprochen wird.</w:t>
+      </w:r>
+    </w:p>
+    <w:p>
+      <w:r>
+        <w:t>Kontrollfrage. Welche Entscheidung waere falsch, wenn Transferaufgabe in V34 missverstanden wird? Die Antwort muss mindestens eine Daten- oder Quellenannahme, eine betroffene Gruppe oder Schutzdimension, eine moegliche Nebenwirkung und einen Rueckkopplungsschritt nennen. Richtig ist nicht die lauteste Bewertung, sondern diejenige, die Begriff, Beleg und Steuerungsfolge zusammenhaelt.</w:t>
+      </w:r>
+    </w:p>
+    <w:p>
+      <w:r>
+        <w:t>Steuerung und Rueckkopplung. In Grundstudium Wirkungsoekonomie wird Praxisbeispiel erst steuerungsfaehig, wenn daraus eine Entscheidung folgt. Die Grundbegriffe muessen in spaeteren Modulen wiedererkennbar bleiben. Ohne diese Rueckkopplung bleibt Reporting eine Beschreibung. Mit Rueckkopplung wird aus Bewertung eine veraenderte Routine: ein anderer Prozess, ein geaenderter Anreiz, eine bessere Datenpflicht, eine korrigierte Kommunikation oder eine neue Priorisierung.</w:t>
+      </w:r>
+    </w:p>
+    <w:p>
+      <w:r>
+        <w:t>Die typische Fehlstelle bei Reverse Merit Order liegt darin, schwere Schaeden mit bequemen Pluspunkten zu verrechnen. Bei Praxisbeispiel wird diese Fehlstelle konkret: Ein scheinbar plausibler Befund darf nicht zur Abkuerzung werden. Quellen, Systemgrenzen, Unsicherheit und Rueckkopplung bleiben sichtbar.</w:t>
+      </w:r>
+    </w:p>
+    <w:p>
+      <w:r>
+        <w:t>Pruefungsnahe Anwendung. Die Grenze gegen Scheingenauigkeit verlaeuft bei Wirkungsökonomische Vertiefung nicht zwischen Optimismus und Pessimismus. Sie verlaeuft zwischen offengelegter Unsicherheit und rhetorischer Sicherheit. Wer Reverse Merit Order belastbar anwenden will, benennt Systemgrenze, Zeitraum, Vergleichspunkt und offene Gegenhypothese. Gerade dadurch bleibt das Skript anschlussfaehig fuer Forschung, Praxis und spaetere Revision.</w:t>
+      </w:r>
+    </w:p>
+    <w:p>
+      <w:r>
+        <w:t>Fuer die Pruefung ist Wirkungsökonomische Vertiefung dann verstanden, wenn daraus eine belastbare Fallantwort entsteht. Eine gute Antwort unterscheidet Beobachtung, Kausalannahme, Bewertung und Steuerungsfolge. Sie bewertet keine Menschen, sondern Wirkpfade, Zustandsveraenderungen, Risiken und institutionelle Bedingungen.</w:t>
+      </w:r>
+    </w:p>
+    <w:p>
+      <w:r>
+        <w:t>Rueckfluss. Fuer den WOE-Korpus bedeutet das: Begriffe aus Reverse Merit Order sollten dort geschaerft werden, wo sie in Glossar, Werkzeugen, Journal oder Readern doppeldeutig bleiben. Offene Forschungsfragen werden nicht versteckt. Sie markieren die Stelle, an der spaetere Evidenz, ein besserer Datensatz oder eine praezisere Fallstudie die Bewertung veraendern kann.</w:t>
+      </w:r>
+    </w:p>
+    <w:p>
+      <w:r>
+        <w:t>Transfer in den WOE-Korpus. Begriffliche Präzision zeigt, warum Reverse Merit Order mehr ist als ein Schlagwort im Feld Bewertungsgrenzen, Nichtkompensation, Reverse Merit Order und positive Netto-Wirkung. Die wirkungsoekonomische Frage lautet: Welche reale Veraenderung wird moeglich, welche bleibt nur Potenzial und wo entsteht ein Wirkungsrisiko? Diese Unterscheidung schuetzt vor Impact-Washing, weil sie Absicht, Aktivitaet, Reichweite und Wirkung auseinanderhaelt.</w:t>
+      </w:r>
+    </w:p>
+    <w:p>
+      <w:r>
+        <w:t>Eine Kommune, ein Unternehmen oder eine Bildungsorganisation will Reverse Merit Order praktisch anwenden. Der erste Schritt ist nicht die Auswahl eines Instruments, sondern die Klaerung der Zustandsveraenderung. Bei Begriffliche Präzision muss deshalb benannt werden, wer betroffen ist, welcher Zustand sich veraendert, welche Frist gilt und welche Gegenbeobachtung die Annahme widerlegen wuerde. Erst danach entsteht eine begruendete Entscheidung im Feld Begriff, Fallbewertung, Wirkpfad, rote Linie, Quellenbeurteilung oder Rueckkopplungsregel.</w:t>
+      </w:r>
+    </w:p>
+    <w:p>
+      <w:r>
+        <w:t>Grenzen der Aussage. In V34 muss Wirkpfad immer mit Empfaengern gelesen werden. Wirkung entsteht nicht beim Sender, sondern an veraenderten Zustaenden von Menschen, Oekosystemen, Institutionen, Oeffentlichkeit oder kuenftigen Handlungsspielraeumen. Darum reicht es nicht, interne Aktivitaeten zu dokumentieren. Entscheidend ist, ob sich ein Zustand nachvollziehbar veraendert und ob diese Veraenderung im Referenzrahmen Mensch, Planet, Demokratie, SDGs, Agenda 2030 und SDG+ tragfaehig bewertet werden kann.</w:t>
+      </w:r>
+    </w:p>
+    <w:p>
+      <w:r>
+        <w:t>Ein Bericht behauptet, die Massnahme zu Reverse Merit Order sei erfolgreich. Die WOE-Lesart fragt bei Wirkpfad nach belastbaren Nachweisen: begriffliche Praezision, Fallbeschreibung, Quellenklarheit, Plausibilitaet und offene Unsicherheit. Wenn diese Nachweise fehlen, bleibt die Aussage Wirkungspotenzial oder Kommunikationsbehauptung. Sie kann wichtig sein, aber sie ist noch keine belegte Wirkung.</w:t>
+      </w:r>
+    </w:p>
+    <w:p>
+      <w:r>
+        <w:t>Kontrollfrage. Welche Entscheidung waere falsch, wenn Wirkpfad in V34 missverstanden wird? Die Antwort muss mindestens eine Daten- oder Quellenannahme, eine betroffene Gruppe oder Schutzdimension, eine moegliche Nebenwirkung und einen Rueckkopplungsschritt nennen. Richtig ist nicht die lauteste Bewertung, sondern diejenige, die Begriff, Beleg und Steuerungsfolge zusammenhaelt.</w:t>
+      </w:r>
+    </w:p>
+    <w:p>
+      <w:pPr>
+        <w:pStyle w:val="Heading3"/>
+      </w:pPr>
+      <w:r>
+        <w:t>Schlussvertiefung 5: Reverse Merit Order im Anwendungsfall</w:t>
+      </w:r>
+    </w:p>
+    <w:p>
+      <w:r>
+        <w:t>Die folgenden Abschnitte sind keine neue Pruefungsloesung. Sie verdichten die vorhandenen Kapitel zu einer Lesart, mit der Studierende einen Fall selbststaendig analysieren koennen. Im Mittelpunkt stehen Bewertungsgrenzen, Nichtkompensation, Reverse Merit Order und positive Netto-Wirkung, nicht moralische Personenbewertung.</w:t>
+      </w:r>
+    </w:p>
+    <w:p>
+      <w:r>
+        <w:t>Begriffliche Schlussklaerung. Wissenschaftliche Anschlussfaehigkeit entsteht hier durch Quellenklarheit. Bei Leitthese werden interne WOE-Begriffe nicht als Ersatz fuer Belege benutzt, sondern mit WOE-Bewertungslogik, SDG+, rote Linien, NWI/T-SROI-Abgrenzung und Schutzgueter verbunden. Wo die Datenlage offen bleibt, wird das offengelegt. Wo eine Aussage nur plausibel ist, bleibt sie als Wirkungspotenzial markiert. Wo ein Schaden eine rote Linie beruehrt, greift Nichtkompensation vor Durchschnittslogik.</w:t>
+      </w:r>
+    </w:p>
+    <w:p>
+      <w:r>
+        <w:t>In einer kontroversen Entscheidung wirkt Leitthese als Pruefpunkt fuer Ambivalenz. Ein Nutzen fuer eine Gruppe kann mit Risiken fuer andere Wirkungsempfaenger einhergehen. Das Skript verlangt deshalb, positive und negative Zustandsveraenderungen getrennt zu fuehren, bevor von positiver Netto-Wirkung gesprochen wird.</w:t>
+      </w:r>
+    </w:p>
+    <w:p>
+      <w:r>
+        <w:t>Wirkpfad und Empfaenger. In Grundstudium Wirkungsoekonomie wird Didaktische Einordnung im Studiengang erst steuerungsfaehig, wenn daraus eine Entscheidung folgt. Die Grundbegriffe muessen in spaeteren Modulen wiedererkennbar bleiben. Ohne diese Rueckkopplung bleibt Reporting eine Beschreibung. Mit Rueckkopplung wird aus Bewertung eine veraenderte Routine: ein anderer Prozess, ein geaenderter Anreiz, eine bessere Datenpflicht, eine korrigierte Kommunikation oder eine neue Priorisierung.</w:t>
+      </w:r>
+    </w:p>
+    <w:p>
+      <w:r>
+        <w:t>Die typische Fehlstelle bei Reverse Merit Order liegt darin, schwere Schaeden mit bequemen Pluspunkten zu verrechnen. Bei Didaktische Einordnung im Studiengang wird diese Fehlstelle konkret: Ein scheinbar plausibler Befund darf nicht zur Abkuerzung werden. Quellen, Systemgrenzen, Unsicherheit und Rueckkopplung bleiben sichtbar.</w:t>
+      </w:r>
+    </w:p>
+    <w:p>
+      <w:r>
+        <w:t>Daten, Quellen und Evidenz. Die Grenze gegen Scheingenauigkeit verlaeuft bei Analysemodell nicht zwischen Optimismus und Pessimismus. Sie verlaeuft zwischen offengelegter Unsicherheit und rhetorischer Sicherheit. Wer Reverse Merit Order belastbar anwenden will, benennt Systemgrenze, Zeitraum, Vergleichspunkt und offene Gegenhypothese. Gerade dadurch bleibt das Skript anschlussfaehig fuer Forschung, Praxis und spaetere Revision.</w:t>
+      </w:r>
+    </w:p>
+    <w:p>
+      <w:r>
+        <w:t>Fuer die Pruefung ist Analysemodell dann verstanden, wenn daraus eine belastbare Fallantwort entsteht. Eine gute Antwort unterscheidet Beobachtung, Kausalannahme, Bewertung und Steuerungsfolge. Sie bewertet keine Menschen, sondern Wirkpfade, Zustandsveraenderungen, Risiken und institutionelle Bedingungen.</w:t>
+      </w:r>
+    </w:p>
+    <w:p>
+      <w:r>
+        <w:t>Bewertung und rote Linien. Modellformel zeigt, warum Reverse Merit Order mehr ist als ein Schlagwort im Feld Bewertungsgrenzen, Nichtkompensation, Reverse Merit Order und positive Netto-Wirkung. Die wirkungsoekonomische Frage lautet: Welche reale Veraenderung wird moeglich, welche bleibt nur Potenzial und wo entsteht ein Wirkungsrisiko? Diese Unterscheidung schuetzt vor Impact-Washing, weil sie Absicht, Aktivitaet, Reichweite und Wirkung auseinanderhaelt.</w:t>
+      </w:r>
+    </w:p>
+    <w:p>
+      <w:r>
+        <w:t>Eine Kommune, ein Unternehmen oder eine Bildungsorganisation will Reverse Merit Order praktisch anwenden. Der erste Schritt ist nicht die Auswahl eines Instruments, sondern die Klaerung der Zustandsveraenderung. Bei Modellformel muss deshalb benannt werden, wer betroffen ist, welcher Zustand sich veraendert, welche Frist gilt und welche Gegenbeobachtung die Annahme widerlegen wuerde. Erst danach entsteht eine begruendete Entscheidung im Feld Begriff, Fallbewertung, Wirkpfad, rote Linie, Quellenbeurteilung oder Rueckkopplungsregel.</w:t>
+      </w:r>
+    </w:p>
+    <w:p>
+      <w:r>
+        <w:t>Kontrollfrage. Welche Entscheidung waere falsch, wenn Modellformel in V34 missverstanden wird? Die Antwort muss mindestens eine Daten- oder Quellenannahme, eine betroffene Gruppe oder Schutzdimension, eine moegliche Nebenwirkung und einen Rueckkopplungsschritt nennen. Richtig ist nicht die lauteste Bewertung, sondern diejenige, die Begriff, Beleg und Steuerungsfolge zusammenhaelt.</w:t>
+      </w:r>
+    </w:p>
+    <w:p>
+      <w:r>
+        <w:t>Rueckfluss. Fuer den WOE-Korpus bedeutet das: Begriffe aus Reverse Merit Order sollten dort geschaerft werden, wo sie in Glossar, Werkzeugen, Journal oder Readern doppeldeutig bleiben. Offene Forschungsfragen werden nicht versteckt. Sie markieren die Stelle, an der spaetere Evidenz, ein besserer Datensatz oder eine praezisere Fallstudie die Bewertung veraendern kann.</w:t>
+      </w:r>
+    </w:p>
+    <w:p>
+      <w:r>
+        <w:t>Steuerung und Rueckkopplung. In V34 muss Fallfenster immer mit Empfaengern gelesen werden. Wirkung entsteht nicht beim Sender, sondern an veraenderten Zustaenden von Menschen, Oekosystemen, Institutionen, Oeffentlichkeit oder kuenftigen Handlungsspielraeumen. Darum reicht es nicht, interne Aktivitaeten zu dokumentieren. Entscheidend ist, ob sich ein Zustand nachvollziehbar veraendert und ob diese Veraenderung im Referenzrahmen Mensch, Planet, Demokratie, SDGs, Agenda 2030 und SDG+ tragfaehig bewertet werden kann.</w:t>
+      </w:r>
+    </w:p>
+    <w:p>
+      <w:r>
+        <w:t>Ein Bericht behauptet, die Massnahme zu Reverse Merit Order sei erfolgreich. Die WOE-Lesart fragt bei Fallfenster nach belastbaren Nachweisen: begriffliche Praezision, Fallbeschreibung, Quellenklarheit, Plausibilitaet und offene Unsicherheit. Wenn diese Nachweise fehlen, bleibt die Aussage Wirkungspotenzial oder Kommunikationsbehauptung. Sie kann wichtig sein, aber sie ist noch keine belegte Wirkung.</w:t>
+      </w:r>
+    </w:p>
+    <w:p>
+      <w:r>
+        <w:t>Pruefungsnahe Anwendung. Wissenschaftliche Anschlussfaehigkeit entsteht hier durch Quellenklarheit. Bei Prüfungsnahe Fallfragen ohne geschützte Antwortlogik werden interne WOE-Begriffe nicht als Ersatz fuer Belege benutzt, sondern mit WOE-Bewertungslogik, SDG+, rote Linien, NWI/T-SROI-Abgrenzung und Schutzgueter verbunden. Wo die Datenlage offen bleibt, wird das offengelegt. Wo eine Aussage nur plausibel ist, bleibt sie als Wirkungspotenzial markiert. Wo ein Schaden eine rote Linie beruehrt, greift Nichtkompensation vor Durchschnittslogik.</w:t>
+      </w:r>
+    </w:p>
+    <w:p>
+      <w:r>
+        <w:t>In einer kontroversen Entscheidung wirkt Prüfungsnahe Fallfragen ohne geschützte Antwortlogik als Pruefpunkt fuer Ambivalenz. Ein Nutzen fuer eine Gruppe kann mit Risiken fuer andere Wirkungsempfaenger einhergehen. Das Skript verlangt deshalb, positive und negative Zustandsveraenderungen getrennt zu fuehren, bevor von positiver Netto-Wirkung gesprochen wird.</w:t>
+      </w:r>
+    </w:p>
+    <w:p>
+      <w:r>
+        <w:t>Transfer in den WOE-Korpus. In Grundstudium Wirkungsoekonomie wird Auswertung aus der lebenden Website-Referenz erst steuerungsfaehig, wenn daraus eine Entscheidung folgt. Die Grundbegriffe muessen in spaeteren Modulen wiedererkennbar bleiben. Ohne diese Rueckkopplung bleibt Reporting eine Beschreibung. Mit Rueckkopplung wird aus Bewertung eine veraenderte Routine: ein anderer Prozess, ein geaenderter Anreiz, eine bessere Datenpflicht, eine korrigierte Kommunikation oder eine neue Priorisierung.</w:t>
+      </w:r>
+    </w:p>
+    <w:p>
+      <w:r>
+        <w:t>Die typische Fehlstelle bei Reverse Merit Order liegt darin, schwere Schaeden mit bequemen Pluspunkten zu verrechnen. Bei Auswertung aus der lebenden Website-Referenz wird diese Fehlstelle konkret: Ein scheinbar plausibler Befund darf nicht zur Abkuerzung werden. Quellen, Systemgrenzen, Unsicherheit und Rueckkopplung bleiben sichtbar.</w:t>
+      </w:r>
+    </w:p>
+    <w:p>
+      <w:r>
+        <w:t>Grenzen der Aussage. Die Grenze gegen Scheingenauigkeit verlaeuft bei Warum Durchschnittswerte nicht reichen nicht zwischen Optimismus und Pessimismus. Sie verlaeuft zwischen offengelegter Unsicherheit und rhetorischer Sicherheit. Wer Reverse Merit Order belastbar anwenden will, benennt Systemgrenze, Zeitraum, Vergleichspunkt und offene Gegenhypothese. Gerade dadurch bleibt das Skript anschlussfaehig fuer Forschung, Praxis und spaetere Revision.</w:t>
+      </w:r>
+    </w:p>
+    <w:p>
+      <w:r>
+        <w:t>Fuer die Pruefung ist Warum Durchschnittswerte nicht reichen dann verstanden, wenn daraus eine belastbare Fallantwort entsteht. Eine gute Antwort unterscheidet Beobachtung, Kausalannahme, Bewertung und Steuerungsfolge. Sie bewertet keine Menschen, sondern Wirkpfade, Zustandsveraenderungen, Risiken und institutionelle Bedingungen.</w:t>
+      </w:r>
+    </w:p>
+    <w:p>
+      <w:r>
+        <w:t>Kontrollfrage. Welche Entscheidung waere falsch, wenn Warum Durchschnittswerte nicht reichen in V34 missverstanden wird? Die Antwort muss mindestens eine Daten- oder Quellenannahme, eine betroffene Gruppe oder Schutzdimension, eine moegliche Nebenwirkung und einen Rueckkopplungsschritt nennen. Richtig ist nicht die lauteste Bewertung, sondern diejenige, die Begriff, Beleg und Steuerungsfolge zusammenhaelt.</w:t>
+      </w:r>
+    </w:p>
+    <w:p>
+      <w:pPr>
+        <w:pStyle w:val="Heading3"/>
+      </w:pPr>
+      <w:r>
+        <w:t>Schlussvertiefung 6: Reverse Merit Order im Anwendungsfall</w:t>
+      </w:r>
+    </w:p>
+    <w:p>
+      <w:r>
+        <w:t>Die folgenden Abschnitte sind keine neue Pruefungsloesung. Sie verdichten die vorhandenen Kapitel zu einer Lesart, mit der Studierende einen Fall selbststaendig analysieren koennen. Im Mittelpunkt stehen Bewertungsgrenzen, Nichtkompensation, Reverse Merit Order und positive Netto-Wirkung, nicht moralische Personenbewertung.</w:t>
+      </w:r>
+    </w:p>
+    <w:p>
+      <w:r>
+        <w:t>Begriffliche Schlussklaerung. Das schwächste Wirkungsfeld entscheidet zeigt, warum Reverse Merit Order mehr ist als ein Schlagwort im Feld Bewertungsgrenzen, Nichtkompensation, Reverse Merit Order und positive Netto-Wirkung. Die wirkungsoekonomische Frage lautet: Welche reale Veraenderung wird moeglich, welche bleibt nur Potenzial und wo entsteht ein Wirkungsrisiko? Diese Unterscheidung schuetzt vor Impact-Washing, weil sie Absicht, Aktivitaet, Reichweite und Wirkung auseinanderhaelt.</w:t>
+      </w:r>
+    </w:p>
+    <w:p>
+      <w:r>
+        <w:t>Eine Kommune, ein Unternehmen oder eine Bildungsorganisation will Reverse Merit Order praktisch anwenden. Der erste Schritt ist nicht die Auswahl eines Instruments, sondern die Klaerung der Zustandsveraenderung. Bei Das schwächste Wirkungsfeld entscheidet muss deshalb benannt werden, wer betroffen ist, welcher Zustand sich veraendert, welche Frist gilt und welche Gegenbeobachtung die Annahme widerlegen wuerde. Erst danach entsteht eine begruendete Entscheidung im Feld Begriff, Fallbewertung, Wirkpfad, rote Linie, Quellenbeurteilung oder Rueckkopplungsregel.</w:t>
+      </w:r>
+    </w:p>
+    <w:p>
+      <w:r>
+        <w:t>Wirkpfad und Empfaenger. In V34 muss Aufbau immer mit Empfaengern gelesen werden. Wirkung entsteht nicht beim Sender, sondern an veraenderten Zustaenden von Menschen, Oekosystemen, Institutionen, Oeffentlichkeit oder kuenftigen Handlungsspielraeumen. Darum reicht es nicht, interne Aktivitaeten zu dokumentieren. Entscheidend ist, ob sich ein Zustand nachvollziehbar veraendert und ob diese Veraenderung im Referenzrahmen Mensch, Planet, Demokratie, SDGs, Agenda 2030 und SDG+ tragfaehig bewertet werden kann.</w:t>
+      </w:r>
+    </w:p>
+    <w:p>
+      <w:r>
+        <w:t>Ein Bericht behauptet, die Massnahme zu Reverse Merit Order sei erfolgreich. Die WOE-Lesart fragt bei Aufbau nach belastbaren Nachweisen: begriffliche Praezision, Fallbeschreibung, Quellenklarheit, Plausibilitaet und offene Unsicherheit. Wenn diese Nachweise fehlen, bleibt die Aussage Wirkungspotenzial oder Kommunikationsbehauptung. Sie kann wichtig sein, aber sie ist noch keine belegte Wirkung.</w:t>
+      </w:r>
+    </w:p>
+    <w:p>
+      <w:r>
+        <w:t>Rueckfluss. Fuer den WOE-Korpus bedeutet das: Begriffe aus Reverse Merit Order sollten dort geschaerft werden, wo sie in Glossar, Werkzeugen, Journal oder Readern doppeldeutig bleiben. Offene Forschungsfragen werden nicht versteckt. Sie markieren die Stelle, an der spaetere Evidenz, ein besserer Datensatz oder eine praezisere Fallstudie die Bewertung veraendern kann.</w:t>
+      </w:r>
+    </w:p>
+    <w:p>
+      <w:r>
+        <w:t>Daten, Quellen und Evidenz. Wissenschaftliche Anschlussfaehigkeit entsteht hier durch Quellenklarheit. Bei Kernfelder werden interne WOE-Begriffe nicht als Ersatz fuer Belege benutzt, sondern mit WOE-Bewertungslogik, SDG+, rote Linien, NWI/T-SROI-Abgrenzung und Schutzgueter verbunden. Wo die Datenlage offen bleibt, wird das offengelegt. Wo eine Aussage nur plausibel ist, bleibt sie als Wirkungspotenzial markiert. Wo ein Schaden eine rote Linie beruehrt, greift Nichtkompensation vor Durchschnittslogik.</w:t>
+      </w:r>
+    </w:p>
+    <w:p>
+      <w:r>
+        <w:t>In einer kontroversen Entscheidung wirkt Kernfelder als Pruefpunkt fuer Ambivalenz. Ein Nutzen fuer eine Gruppe kann mit Risiken fuer andere Wirkungsempfaenger einhergehen. Das Skript verlangt deshalb, positive und negative Zustandsveraenderungen getrennt zu fuehren, bevor von positiver Netto-Wirkung gesprochen wird.</w:t>
+      </w:r>
+    </w:p>
+    <w:p>
+      <w:r>
+        <w:t>Bewertung und rote Linien. In Grundstudium Wirkungsoekonomie wird FinalScore erst steuerungsfaehig, wenn daraus eine Entscheidung folgt. Die Grundbegriffe muessen in spaeteren Modulen wiedererkennbar bleiben. Ohne diese Rueckkopplung bleibt Reporting eine Beschreibung. Mit Rueckkopplung wird aus Bewertung eine veraenderte Routine: ein anderer Prozess, ein geaenderter Anreiz, eine bessere Datenpflicht, eine korrigierte Kommunikation oder eine neue Priorisierung.</w:t>
+      </w:r>
+    </w:p>
+    <w:p>
+      <w:r>
+        <w:t>Die typische Fehlstelle bei Reverse Merit Order liegt darin, schwere Schaeden mit bequemen Pluspunkten zu verrechnen. Bei FinalScore wird diese Fehlstelle konkret: Ein scheinbar plausibler Befund darf nicht zur Abkuerzung werden. Quellen, Systemgrenzen, Unsicherheit und Rueckkopplung bleiben sichtbar.</w:t>
+      </w:r>
+    </w:p>
+    <w:p>
+      <w:r>
+        <w:t>Kontrollfrage. Welche Entscheidung waere falsch, wenn FinalScore in V34 missverstanden wird? Die Antwort muss mindestens eine Daten- oder Quellenannahme, eine betroffene Gruppe oder Schutzdimension, eine moegliche Nebenwirkung und einen Rueckkopplungsschritt nennen. Richtig ist nicht die lauteste Bewertung, sondern diejenige, die Begriff, Beleg und Steuerungsfolge zusammenhaelt.</w:t>
+      </w:r>
+    </w:p>
+    <w:p>
+      <w:r>
+        <w:t>Steuerung und Rueckkopplung. Die Grenze gegen Scheingenauigkeit verlaeuft bei Einleitung / Wirkungsfrage nicht zwischen Optimismus und Pessimismus. Sie verlaeuft zwischen offengelegter Unsicherheit und rhetorischer Sicherheit. Wer Reverse Merit Order belastbar anwenden will, benennt Systemgrenze, Zeitraum, Vergleichspunkt und offene Gegenhypothese. Gerade dadurch bleibt das Skript anschlussfaehig fuer Forschung, Praxis und spaetere Revision.</w:t>
+      </w:r>
+    </w:p>
+    <w:p>
+      <w:r>
+        <w:t>Fuer die Pruefung ist Einleitung / Wirkungsfrage dann verstanden, wenn daraus eine belastbare Fallantwort entsteht. Eine gute Antwort unterscheidet Beobachtung, Kausalannahme, Bewertung und Steuerungsfolge. Sie bewertet keine Menschen, sondern Wirkpfade, Zustandsveraenderungen, Risiken und institutionelle Bedingungen.</w:t>
+      </w:r>
+    </w:p>
+    <w:p>
+      <w:r>
+        <w:t>Pruefungsnahe Anwendung. Kernaussage zeigt, warum Reverse Merit Order mehr ist als ein Schlagwort im Feld Bewertungsgrenzen, Nichtkompensation, Reverse Merit Order und positive Netto-Wirkung. Die wirkungsoekonomische Frage lautet: Welche reale Veraenderung wird moeglich, welche bleibt nur Potenzial und wo entsteht ein Wirkungsrisiko? Diese Unterscheidung schuetzt vor Impact-Washing, weil sie Absicht, Aktivitaet, Reichweite und Wirkung auseinanderhaelt.</w:t>
+      </w:r>
+    </w:p>
+    <w:p>
+      <w:r>
+        <w:t>Eine Kommune, ein Unternehmen oder eine Bildungsorganisation will Reverse Merit Order praktisch anwenden. Der erste Schritt ist nicht die Auswahl eines Instruments, sondern die Klaerung der Zustandsveraenderung. Bei Kernaussage muss deshalb benannt werden, wer betroffen ist, welcher Zustand sich veraendert, welche Frist gilt und welche Gegenbeobachtung die Annahme widerlegen wuerde. Erst danach entsteht eine begruendete Entscheidung im Feld Begriff, Fallbewertung, Wirkpfad, rote Linie, Quellenbeurteilung oder Rueckkopplungsregel.</w:t>
+      </w:r>
+    </w:p>
+    <w:p>
+      <w:r>
+        <w:t>Transfer in den WOE-Korpus. In V34 muss Quelltext und fachliche Grundlegung immer mit Empfaengern gelesen werden. Wirkung entsteht nicht beim Sender, sondern an veraenderten Zustaenden von Menschen, Oekosystemen, Institutionen, Oeffentlichkeit oder kuenftigen Handlungsspielraeumen. Darum reicht es nicht, interne Aktivitaeten zu dokumentieren. Entscheidend ist, ob sich ein Zustand nachvollziehbar veraendert und ob diese Veraenderung im Referenzrahmen Mensch, Planet, Demokratie, SDGs, Agenda 2030 und SDG+ tragfaehig bewertet werden kann.</w:t>
+      </w:r>
+    </w:p>
+    <w:p>
+      <w:r>
+        <w:t>Ein Bericht behauptet, die Massnahme zu Reverse Merit Order sei erfolgreich. Die WOE-Lesart fragt bei Quelltext und fachliche Grundlegung nach belastbaren Nachweisen: begriffliche Praezision, Fallbeschreibung, Quellenklarheit, Plausibilitaet und offene Unsicherheit. Wenn diese Nachweise fehlen, bleibt die Aussage Wirkungspotenzial oder Kommunikationsbehauptung. Sie kann wichtig sein, aber sie ist noch keine belegte Wirkung.</w:t>
+      </w:r>
+    </w:p>
+    <w:p>
+      <w:pPr>
+        <w:pStyle w:val="Heading3"/>
+      </w:pPr>
+      <w:r>
         <w:t>V1-Abschlussnotiz</w:t>
       </w:r>
     </w:p>
     <w:p>
       <w:r>
-        <w:t>Diese Finalisierung schliesst die Codex-Inhaltsproduktion fuer V34. Offen bleibt nicht der fachliche Kern des Skripts, sondern der naechste Produktionsschritt: Claude setzt daraus die CI/CD-konforme Reader- und PDF-Fassung, prueft Satz, Umbrueche, Medienintegration und Lektorat und markiert erst danach die veroeffentlichte Fassung als freigegeben.</w:t>
+        <w:t>Diese Finalisierung schliesst die Codex-Inhaltsproduktion fuer V34. Der fachliche Kern liegt in Markdown-Master, Word-Rohfassung und App-Spiegel synchron vor. Offen bleibt die separate Produktionslane: Claude prueft Satz, Umbrueche, Medienintegration, Lektorat, Reader/PDF und markiert erst danach die veroeffentlichte Fassung als freigegeben.</w:t>
       </w:r>
     </w:p>
     <w:sectPr>

--- a/docs/studienskripte/word-rohfassungen/woek-g-v34.docx
+++ b/docs/studienskripte/word-rohfassungen/woek-g-v34.docx
@@ -3296,12 +3296,12 @@
     </w:p>
     <w:p>
       <w:r>
-        <w:t>Dieses Skript zu V34 Reverse Merit Order ist als Langformtext angelegt. Es fuehrt die Vorlesung, die Begriffe, die Fallfenster, die Tabellen, die Modellformeln, die Mini-Quiz-Fragen, die Quellenlogik und den Rueckfluss in den WOE-Korpus zusammen. Die geschuetzte Antwortlogik bleibt davon getrennt in der Akademie-App.</w:t>
-      </w:r>
-    </w:p>
-    <w:p>
-      <w:r>
-        <w:t>Der Abschluss liest Reverse Merit Order im Feld Grundstudium Wirkungsoekonomie. Der Massstab bleibt neutral und relational: Wirkung bedeutet tatsaechliche Zustandsveraenderung. Wirkungspotenzial beschreibt plausible Moeglichkeit. Wirkungsrisiko beschreibt moegliche negative Veraenderung. Wenn eine Zielgroesse gemeint ist, geht es um positive Netto-Wirkung. Genau diese Trennung entscheidet, ob das Skript fachlich traegt.</w:t>
+        <w:t>Dieses Skript zu V34 Reverse Merit Order ist als Langformtext angelegt. Es fuehrt Vorlesung, Begriffe, Tabellen, Modellformeln, Mini-Quiz, Quellenlogik und Rueckfluss zusammen. Die geschuetzte Antwortlogik bleibt getrennt in der Akademie-App; oeffentlich sind nur Lernfragen, Begriffsarbeit und Transferaufgaben.</w:t>
+      </w:r>
+    </w:p>
+    <w:p>
+      <w:r>
+        <w:t>Der Abschluss liest Reverse Merit Order im Feld Grundstudium Wirkungsoekonomie. Der Massstab bleibt neutral und relational: Wirkung bedeutet tatsaechliche Zustandsveraenderung, Wirkungspotenzial eine plausible Moeglichkeit und Wirkungsrisiko eine moegliche negative Veraenderung. Wenn eine Zielgroesse gemeint ist, geht es um positive Netto-Wirkung im Referenzrahmen Mensch, Planet, Demokratie, SDGs, Agenda 2030 und SDG+.</w:t>
       </w:r>
     </w:p>
     <w:p>
@@ -3550,17 +3550,17 @@
         <w:pStyle w:val="Heading3"/>
       </w:pPr>
       <w:r>
-        <w:t>Schlussvertiefung 1: Reverse Merit Order im Anwendungsfall</w:t>
-      </w:r>
-    </w:p>
-    <w:p>
-      <w:r>
-        <w:t>Die folgenden Abschnitte sind keine neue Pruefungsloesung. Sie verdichten die vorhandenen Kapitel zu einer Lesart, mit der Studierende einen Fall selbststaendig analysieren koennen. Im Mittelpunkt stehen Bewertungsgrenzen, Nichtkompensation, Reverse Merit Order und positive Netto-Wirkung, nicht moralische Personenbewertung.</w:t>
-      </w:r>
-    </w:p>
-    <w:p>
-      <w:r>
-        <w:t>Begriffliche Schlussklaerung. Einleitung / Wirkungsfrage zeigt, warum Reverse Merit Order mehr ist als ein Schlagwort im Feld Bewertungsgrenzen, Nichtkompensation, Reverse Merit Order und positive Netto-Wirkung. Die wirkungsoekonomische Frage lautet: Welche reale Veraenderung wird moeglich, welche bleibt nur Potenzial und wo entsteht ein Wirkungsrisiko? Diese Unterscheidung schuetzt vor Impact-Washing, weil sie Absicht, Aktivitaet, Reichweite und Wirkung auseinanderhaelt.</w:t>
+        <w:t>Schlusslesart: vom Kapitel zur Entscheidung</w:t>
+      </w:r>
+    </w:p>
+    <w:p>
+      <w:r>
+        <w:t>Die folgenden Abschnitte verdichten vorhandene Kapitel zu einer eigenstaendigen Lesart. Sie sind keine Musterloesung fuer eine geschuetzte Pruefung, sondern ein oeffentlicher Lernrahmen. Im Mittelpunkt stehen Bewertungsgrenzen, Nichtkompensation, Reverse Merit Order und positive Netto-Wirkung; Menschen werden nicht bewertet, sondern Wirkpfade, Zustandsveraenderungen, Risiken und institutionelle Bedingungen.</w:t>
+      </w:r>
+    </w:p>
+    <w:p>
+      <w:r>
+        <w:t>Begriffliche Sicherung. Einleitung / Wirkungsfrage zeigt, warum Reverse Merit Order mehr ist als ein Schlagwort im Feld Bewertungsgrenzen, Nichtkompensation, Reverse Merit Order und positive Netto-Wirkung. Die wirkungsoekonomische Frage lautet: Welche reale Veraenderung wird moeglich, welche bleibt nur Potenzial und wo entsteht ein Wirkungsrisiko? Diese Unterscheidung schuetzt vor Impact-Washing, weil sie Absicht, Aktivitaet, Reichweite und Wirkung auseinanderhaelt.</w:t>
       </w:r>
     </w:p>
     <w:p>
@@ -3570,7 +3570,12 @@
     </w:p>
     <w:p>
       <w:r>
-        <w:t>Wirkpfad und Empfaenger. In V34 muss Kernaussage immer mit Empfaengern gelesen werden. Wirkung entsteht nicht beim Sender, sondern an veraenderten Zustaenden von Menschen, Oekosystemen, Institutionen, Oeffentlichkeit oder kuenftigen Handlungsspielraeumen. Darum reicht es nicht, interne Aktivitaeten zu dokumentieren. Entscheidend ist, ob sich ein Zustand nachvollziehbar veraendert und ob diese Veraenderung im Referenzrahmen Mensch, Planet, Demokratie, SDGs, Agenda 2030 und SDG+ tragfaehig bewertet werden kann.</w:t>
+        <w:t>Fallpruefung. Wenn eine Kommune eine bestehende Massnahme neu priorisieren will, beginnt die Analyse bei Empfaengern, Wirkraum, Zeitraum und Datenquelle. Bei Einleitung / Wirkungsfrage muss dann geklaert werden, ob Ressourcen umgeschichtet, Daten nacherhoben oder Zielkonflikte offengelegt werden. Eine tragfaehige Antwort benennt mindestens eine Quelle, eine offene Unsicherheit, eine moegliche Gegenbeobachtung und die Entscheidung, die nach der Bewertung geaendert wird.</w:t>
+      </w:r>
+    </w:p>
+    <w:p>
+      <w:r>
+        <w:t>Wirkpfadpruefung. In V34 muss Kernaussage immer mit Empfaengern gelesen werden. Wirkung entsteht nicht beim Sender, sondern an veraenderten Zustaenden von Menschen, Oekosystemen, Institutionen, Oeffentlichkeit oder kuenftigen Handlungsspielraeumen. Darum reicht es nicht, interne Aktivitaeten zu dokumentieren. Entscheidend ist, ob sich ein Zustand nachvollziehbar veraendert und ob diese Veraenderung im Referenzrahmen Mensch, Planet, Demokratie, SDGs, Agenda 2030 und SDG+ tragfaehig bewertet werden kann.</w:t>
       </w:r>
     </w:p>
     <w:p>
@@ -3580,7 +3585,17 @@
     </w:p>
     <w:p>
       <w:r>
-        <w:t>Daten, Quellen und Evidenz. Wissenschaftliche Anschlussfaehigkeit entsteht hier durch Quellenklarheit. Bei Quelltext und fachliche Grundlegung werden interne WOE-Begriffe nicht als Ersatz fuer Belege benutzt, sondern mit WOE-Bewertungslogik, SDG+, rote Linien, NWI/T-SROI-Abgrenzung und Schutzgueter verbunden. Wo die Datenlage offen bleibt, wird das offengelegt. Wo eine Aussage nur plausibel ist, bleibt sie als Wirkungspotenzial markiert. Wo ein Schaden eine rote Linie beruehrt, greift Nichtkompensation vor Durchschnittslogik.</w:t>
+        <w:t>Fallpruefung. Wenn ein Unternehmen ein Produkt, einen Prozess oder eine Investition wirkungsbezogen bewerten will, beginnt die Analyse bei Empfaengern, Wirkraum, Zeitraum und Datenquelle. Bei Kernaussage muss dann geklaert werden, welche Entscheidung nach der Bewertung tatsaechlich anders ausfaellt. Eine tragfaehige Antwort benennt mindestens eine Quelle, eine offene Unsicherheit, eine moegliche Gegenbeobachtung und die Entscheidung, die nach der Bewertung geaendert wird.</w:t>
+      </w:r>
+    </w:p>
+    <w:p>
+      <w:r>
+        <w:t>Fuer die Bewertung reicht kein Summenscore, der zentrale Schaeden mit bequemen Pluspunkten verrechnet. Nichtkompensation und Reverse Merit Order markieren, wo rote Linien, demokratische Grundbedingungen oder planetare Grenzen Vorrang vor Durchschnittslogik haben. So bleibt positive Netto-Wirkung eine anspruchsvolle Zielgroesse und wird nicht zur dekorativen Formel.</w:t>
+      </w:r>
+    </w:p>
+    <w:p>
+      <w:r>
+        <w:t>Evidenzfenster. Wissenschaftliche Anschlussfaehigkeit entsteht hier durch Quellenklarheit. Bei Quelltext und fachliche Grundlegung werden interne WOE-Begriffe nicht als Ersatz fuer Belege benutzt, sondern mit WOE-Bewertungslogik, SDG+, rote Linien, NWI/T-SROI-Abgrenzung und Schutzgueter verbunden. Wo die Datenlage offen bleibt, wird das offengelegt. Wo eine Aussage nur plausibel ist, bleibt sie als Wirkungspotenzial markiert. Wo ein Schaden eine rote Linie beruehrt, greift Nichtkompensation vor Durchschnittslogik.</w:t>
       </w:r>
     </w:p>
     <w:p>
@@ -3590,7 +3605,17 @@
     </w:p>
     <w:p>
       <w:r>
-        <w:t>Bewertung und rote Linien. In Grundstudium Wirkungsoekonomie wird Einstieg / Wirkungsfrage erst steuerungsfaehig, wenn daraus eine Entscheidung folgt. Die Grundbegriffe muessen in spaeteren Modulen wiedererkennbar bleiben. Ohne diese Rueckkopplung bleibt Reporting eine Beschreibung. Mit Rueckkopplung wird aus Bewertung eine veraenderte Routine: ein anderer Prozess, ein geaenderter Anreiz, eine bessere Datenpflicht, eine korrigierte Kommunikation oder eine neue Priorisierung.</w:t>
+        <w:t>Fallpruefung. Wenn eine Bildungs- oder Forschungseinrichtung eine Wirkungsaussage fuer Lernende und Praxispartner pruefbar machen will, beginnt die Analyse bei Empfaengern, Wirkraum, Zeitraum und Datenquelle. Bei Quelltext und fachliche Grundlegung muss dann geklaert werden, welche Begriffe, Quellen und Grenzen im Material sichtbar bleiben muessen. Eine tragfaehige Antwort benennt mindestens eine Quelle, eine offene Unsicherheit, eine moegliche Gegenbeobachtung und die Entscheidung, die nach der Bewertung geaendert wird.</w:t>
+      </w:r>
+    </w:p>
+    <w:p>
+      <w:r>
+        <w:t>Der Rueckfluss in den WOE-Korpus liegt hier in klaren Begriffen, sauber verlinkten Quellen und benannten Forschungsfragen. Wo Glossar, Werkzeuge, Journal oder Reader noch doppeldeutig bleiben, sollte Reverse Merit Order nicht als fertige Gewissheit auftreten, sondern als pruefbarer Lernstand mit Korrekturpfad.</w:t>
+      </w:r>
+    </w:p>
+    <w:p>
+      <w:r>
+        <w:t>Bewertungsgrenze. In Grundstudium Wirkungsoekonomie wird Einstieg / Wirkungsfrage erst steuerungsfaehig, wenn daraus eine Entscheidung folgt. Die Grundbegriffe muessen in spaeteren Modulen wiedererkennbar bleiben. Ohne diese Rueckkopplung bleibt Reporting eine Beschreibung. Mit Rueckkopplung wird aus Bewertung eine veraenderte Routine: ein anderer Prozess, ein geaenderter Anreiz, eine bessere Datenpflicht, eine korrigierte Kommunikation oder eine neue Priorisierung.</w:t>
       </w:r>
     </w:p>
     <w:p>
@@ -3600,12 +3625,12 @@
     </w:p>
     <w:p>
       <w:r>
-        <w:t>Kontrollfrage. Welche Entscheidung waere falsch, wenn Einstieg / Wirkungsfrage in V34 missverstanden wird? Die Antwort muss mindestens eine Daten- oder Quellenannahme, eine betroffene Gruppe oder Schutzdimension, eine moegliche Nebenwirkung und einen Rueckkopplungsschritt nennen. Richtig ist nicht die lauteste Bewertung, sondern diejenige, die Begriff, Beleg und Steuerungsfolge zusammenhaelt.</w:t>
-      </w:r>
-    </w:p>
-    <w:p>
-      <w:r>
-        <w:t>Steuerung und Rueckkopplung. Die Grenze gegen Scheingenauigkeit verlaeuft bei Skript / Folien (Lernseite) nicht zwischen Optimismus und Pessimismus. Sie verlaeuft zwischen offengelegter Unsicherheit und rhetorischer Sicherheit. Wer Reverse Merit Order belastbar anwenden will, benennt Systemgrenze, Zeitraum, Vergleichspunkt und offene Gegenhypothese. Gerade dadurch bleibt das Skript anschlussfaehig fuer Forschung, Praxis und spaetere Revision.</w:t>
+        <w:t>Fallpruefung. Wenn eine Kommune eine bestehende Massnahme neu priorisieren will, beginnt die Analyse bei Empfaengern, Wirkraum, Zeitraum und Datenquelle. Bei Einstieg / Wirkungsfrage muss dann geklaert werden, ob Ressourcen umgeschichtet, Daten nacherhoben oder Zielkonflikte offengelegt werden. Eine tragfaehige Antwort benennt mindestens eine Quelle, eine offene Unsicherheit, eine moegliche Gegenbeobachtung und die Entscheidung, die nach der Bewertung geaendert wird.</w:t>
+      </w:r>
+    </w:p>
+    <w:p>
+      <w:r>
+        <w:t>Steuerungsfolge. Die Grenze gegen Scheingenauigkeit verlaeuft bei Skript / Folien (Lernseite) nicht zwischen Optimismus und Pessimismus. Sie verlaeuft zwischen offengelegter Unsicherheit und rhetorischer Sicherheit. Wer Reverse Merit Order belastbar anwenden will, benennt Systemgrenze, Zeitraum, Vergleichspunkt und offene Gegenhypothese. Gerade dadurch bleibt das Skript anschlussfaehig fuer Forschung, Praxis und spaetere Revision.</w:t>
       </w:r>
     </w:p>
     <w:p>
@@ -3615,7 +3640,17 @@
     </w:p>
     <w:p>
       <w:r>
-        <w:t>Pruefungsnahe Anwendung. Transferaufgabe zeigt, warum Reverse Merit Order mehr ist als ein Schlagwort im Feld Bewertungsgrenzen, Nichtkompensation, Reverse Merit Order und positive Netto-Wirkung. Die wirkungsoekonomische Frage lautet: Welche reale Veraenderung wird moeglich, welche bleibt nur Potenzial und wo entsteht ein Wirkungsrisiko? Diese Unterscheidung schuetzt vor Impact-Washing, weil sie Absicht, Aktivitaet, Reichweite und Wirkung auseinanderhaelt.</w:t>
+        <w:t>Fallpruefung. Wenn ein Unternehmen ein Produkt, einen Prozess oder eine Investition wirkungsbezogen bewerten will, beginnt die Analyse bei Empfaengern, Wirkraum, Zeitraum und Datenquelle. Bei Skript / Folien (Lernseite) muss dann geklaert werden, welche Entscheidung nach der Bewertung tatsaechlich anders ausfaellt. Eine tragfaehige Antwort benennt mindestens eine Quelle, eine offene Unsicherheit, eine moegliche Gegenbeobachtung und die Entscheidung, die nach der Bewertung geaendert wird.</w:t>
+      </w:r>
+    </w:p>
+    <w:p>
+      <w:r>
+        <w:t>Fuer die Bewertung reicht kein Summenscore, der zentrale Schaeden mit bequemen Pluspunkten verrechnet. Nichtkompensation und Reverse Merit Order markieren, wo rote Linien, demokratische Grundbedingungen oder planetare Grenzen Vorrang vor Durchschnittslogik haben. So bleibt positive Netto-Wirkung eine anspruchsvolle Zielgroesse und wird nicht zur dekorativen Formel.</w:t>
+      </w:r>
+    </w:p>
+    <w:p>
+      <w:r>
+        <w:t>Transferhinweis. Transferaufgabe zeigt, warum Reverse Merit Order mehr ist als ein Schlagwort im Feld Bewertungsgrenzen, Nichtkompensation, Reverse Merit Order und positive Netto-Wirkung. Die wirkungsoekonomische Frage lautet: Welche reale Veraenderung wird moeglich, welche bleibt nur Potenzial und wo entsteht ein Wirkungsrisiko? Diese Unterscheidung schuetzt vor Impact-Washing, weil sie Absicht, Aktivitaet, Reichweite und Wirkung auseinanderhaelt.</w:t>
       </w:r>
     </w:p>
     <w:p>
@@ -3625,32 +3660,12 @@
     </w:p>
     <w:p>
       <w:r>
-        <w:t>Rueckfluss. Fuer den WOE-Korpus bedeutet das: Begriffe aus Reverse Merit Order sollten dort geschaerft werden, wo sie in Glossar, Werkzeugen, Journal oder Readern doppeldeutig bleiben. Offene Forschungsfragen werden nicht versteckt. Sie markieren die Stelle, an der spaetere Evidenz, ein besserer Datensatz oder eine praezisere Fallstudie die Bewertung veraendern kann.</w:t>
-      </w:r>
-    </w:p>
-    <w:p>
-      <w:r>
-        <w:t>Transfer in den WOE-Korpus. In V34 muss Praxisbeispiel immer mit Empfaengern gelesen werden. Wirkung entsteht nicht beim Sender, sondern an veraenderten Zustaenden von Menschen, Oekosystemen, Institutionen, Oeffentlichkeit oder kuenftigen Handlungsspielraeumen. Darum reicht es nicht, interne Aktivitaeten zu dokumentieren. Entscheidend ist, ob sich ein Zustand nachvollziehbar veraendert und ob diese Veraenderung im Referenzrahmen Mensch, Planet, Demokratie, SDGs, Agenda 2030 und SDG+ tragfaehig bewertet werden kann.</w:t>
-      </w:r>
-    </w:p>
-    <w:p>
-      <w:r>
-        <w:t>Ein Bericht behauptet, die Massnahme zu Reverse Merit Order sei erfolgreich. Die WOE-Lesart fragt bei Praxisbeispiel nach belastbaren Nachweisen: begriffliche Praezision, Fallbeschreibung, Quellenklarheit, Plausibilitaet und offene Unsicherheit. Wenn diese Nachweise fehlen, bleibt die Aussage Wirkungspotenzial oder Kommunikationsbehauptung. Sie kann wichtig sein, aber sie ist noch keine belegte Wirkung.</w:t>
-      </w:r>
-    </w:p>
-    <w:p>
-      <w:r>
-        <w:t>Grenzen der Aussage. Wissenschaftliche Anschlussfaehigkeit entsteht hier durch Quellenklarheit. Bei Wirkungsökonomische Vertiefung werden interne WOE-Begriffe nicht als Ersatz fuer Belege benutzt, sondern mit WOE-Bewertungslogik, SDG+, rote Linien, NWI/T-SROI-Abgrenzung und Schutzgueter verbunden. Wo die Datenlage offen bleibt, wird das offengelegt. Wo eine Aussage nur plausibel ist, bleibt sie als Wirkungspotenzial markiert. Wo ein Schaden eine rote Linie beruehrt, greift Nichtkompensation vor Durchschnittslogik.</w:t>
-      </w:r>
-    </w:p>
-    <w:p>
-      <w:r>
-        <w:t>In einer kontroversen Entscheidung wirkt Wirkungsökonomische Vertiefung als Pruefpunkt fuer Ambivalenz. Ein Nutzen fuer eine Gruppe kann mit Risiken fuer andere Wirkungsempfaenger einhergehen. Das Skript verlangt deshalb, positive und negative Zustandsveraenderungen getrennt zu fuehren, bevor von positiver Netto-Wirkung gesprochen wird.</w:t>
-      </w:r>
-    </w:p>
-    <w:p>
-      <w:r>
-        <w:t>Kontrollfrage. Welche Entscheidung waere falsch, wenn Wirkungsökonomische Vertiefung in V34 missverstanden wird? Die Antwort muss mindestens eine Daten- oder Quellenannahme, eine betroffene Gruppe oder Schutzdimension, eine moegliche Nebenwirkung und einen Rueckkopplungsschritt nennen. Richtig ist nicht die lauteste Bewertung, sondern diejenige, die Begriff, Beleg und Steuerungsfolge zusammenhaelt.</w:t>
+        <w:t>Fallpruefung. Wenn eine Bildungs- oder Forschungseinrichtung eine Wirkungsaussage fuer Lernende und Praxispartner pruefbar machen will, beginnt die Analyse bei Empfaengern, Wirkraum, Zeitraum und Datenquelle. Bei Transferaufgabe muss dann geklaert werden, welche Begriffe, Quellen und Grenzen im Material sichtbar bleiben muessen. Eine tragfaehige Antwort benennt mindestens eine Quelle, eine offene Unsicherheit, eine moegliche Gegenbeobachtung und die Entscheidung, die nach der Bewertung geaendert wird.</w:t>
+      </w:r>
+    </w:p>
+    <w:p>
+      <w:r>
+        <w:t>Der Rueckfluss in den WOE-Korpus liegt hier in klaren Begriffen, sauber verlinkten Quellen und benannten Forschungsfragen. Wo Glossar, Werkzeuge, Journal oder Reader noch doppeldeutig bleiben, sollte Reverse Merit Order nicht als fertige Gewissheit auftreten, sondern als pruefbarer Lernstand mit Korrekturpfad.</w:t>
       </w:r>
     </w:p>
     <w:p>
@@ -3658,17 +3673,52 @@
         <w:pStyle w:val="Heading3"/>
       </w:pPr>
       <w:r>
-        <w:t>Schlussvertiefung 2: Reverse Merit Order im Anwendungsfall</w:t>
-      </w:r>
-    </w:p>
-    <w:p>
-      <w:r>
-        <w:t>Die folgenden Abschnitte sind keine neue Pruefungsloesung. Sie verdichten die vorhandenen Kapitel zu einer Lesart, mit der Studierende einen Fall selbststaendig analysieren koennen. Im Mittelpunkt stehen Bewertungsgrenzen, Nichtkompensation, Reverse Merit Order und positive Netto-Wirkung, nicht moralische Personenbewertung.</w:t>
-      </w:r>
-    </w:p>
-    <w:p>
-      <w:r>
-        <w:t>Begriffliche Schlussklaerung. In Grundstudium Wirkungsoekonomie wird Begriffliche Präzision erst steuerungsfaehig, wenn daraus eine Entscheidung folgt. Die Grundbegriffe muessen in spaeteren Modulen wiedererkennbar bleiben. Ohne diese Rueckkopplung bleibt Reporting eine Beschreibung. Mit Rueckkopplung wird aus Bewertung eine veraenderte Routine: ein anderer Prozess, ein geaenderter Anreiz, eine bessere Datenpflicht, eine korrigierte Kommunikation oder eine neue Priorisierung.</w:t>
+        <w:t>Vertiefungsrunde 2: Anschluss an Praxis und Forschung</w:t>
+      </w:r>
+    </w:p>
+    <w:p>
+      <w:r>
+        <w:t>Diese Runde wechselt den Blickwinkel, damit der Schlussblock nicht nur wiederholt, sondern Leseentscheidungen vorbereitet: Was ist belegt, was bleibt Potenzial, welche Nebenwirkung ist relevant und welche Steuerungsfolge wird daraus abgeleitet?</w:t>
+      </w:r>
+    </w:p>
+    <w:p>
+      <w:r>
+        <w:t>Rueckflussnotiz. In V34 muss Praxisbeispiel immer mit Empfaengern gelesen werden. Wirkung entsteht nicht beim Sender, sondern an veraenderten Zustaenden von Menschen, Oekosystemen, Institutionen, Oeffentlichkeit oder kuenftigen Handlungsspielraeumen. Darum reicht es nicht, interne Aktivitaeten zu dokumentieren. Entscheidend ist, ob sich ein Zustand nachvollziehbar veraendert und ob diese Veraenderung im Referenzrahmen Mensch, Planet, Demokratie, SDGs, Agenda 2030 und SDG+ tragfaehig bewertet werden kann.</w:t>
+      </w:r>
+    </w:p>
+    <w:p>
+      <w:r>
+        <w:t>Ein Bericht behauptet, die Massnahme zu Reverse Merit Order sei erfolgreich. Die WOE-Lesart fragt bei Praxisbeispiel nach belastbaren Nachweisen: begriffliche Praezision, Fallbeschreibung, Quellenklarheit, Plausibilitaet und offene Unsicherheit. Wenn diese Nachweise fehlen, bleibt die Aussage Wirkungspotenzial oder Kommunikationsbehauptung. Sie kann wichtig sein, aber sie ist noch keine belegte Wirkung.</w:t>
+      </w:r>
+    </w:p>
+    <w:p>
+      <w:r>
+        <w:t>Fallpruefung. Wenn eine Kommune eine bestehende Massnahme neu priorisieren will, beginnt die Analyse bei Empfaengern, Wirkraum, Zeitraum und Datenquelle. Bei Praxisbeispiel muss dann geklaert werden, ob Ressourcen umgeschichtet, Daten nacherhoben oder Zielkonflikte offengelegt werden. Eine tragfaehige Antwort benennt mindestens eine Quelle, eine offene Unsicherheit, eine moegliche Gegenbeobachtung und die Entscheidung, die nach der Bewertung geaendert wird.</w:t>
+      </w:r>
+    </w:p>
+    <w:p>
+      <w:r>
+        <w:t>Pruefungsimpuls. Wissenschaftliche Anschlussfaehigkeit entsteht hier durch Quellenklarheit. Bei Wirkungsökonomische Vertiefung werden interne WOE-Begriffe nicht als Ersatz fuer Belege benutzt, sondern mit WOE-Bewertungslogik, SDG+, rote Linien, NWI/T-SROI-Abgrenzung und Schutzgueter verbunden. Wo die Datenlage offen bleibt, wird das offengelegt. Wo eine Aussage nur plausibel ist, bleibt sie als Wirkungspotenzial markiert. Wo ein Schaden eine rote Linie beruehrt, greift Nichtkompensation vor Durchschnittslogik.</w:t>
+      </w:r>
+    </w:p>
+    <w:p>
+      <w:r>
+        <w:t>In einer kontroversen Entscheidung wirkt Wirkungsökonomische Vertiefung als Pruefpunkt fuer Ambivalenz. Ein Nutzen fuer eine Gruppe kann mit Risiken fuer andere Wirkungsempfaenger einhergehen. Das Skript verlangt deshalb, positive und negative Zustandsveraenderungen getrennt zu fuehren, bevor von positiver Netto-Wirkung gesprochen wird.</w:t>
+      </w:r>
+    </w:p>
+    <w:p>
+      <w:r>
+        <w:t>Fallpruefung. Wenn ein Unternehmen ein Produkt, einen Prozess oder eine Investition wirkungsbezogen bewerten will, beginnt die Analyse bei Empfaengern, Wirkraum, Zeitraum und Datenquelle. Bei Wirkungsökonomische Vertiefung muss dann geklaert werden, welche Entscheidung nach der Bewertung tatsaechlich anders ausfaellt. Eine tragfaehige Antwort benennt mindestens eine Quelle, eine offene Unsicherheit, eine moegliche Gegenbeobachtung und die Entscheidung, die nach der Bewertung geaendert wird.</w:t>
+      </w:r>
+    </w:p>
+    <w:p>
+      <w:r>
+        <w:t>Fuer die Bewertung reicht kein Summenscore, der zentrale Schaeden mit bequemen Pluspunkten verrechnet. Nichtkompensation und Reverse Merit Order markieren, wo rote Linien, demokratische Grundbedingungen oder planetare Grenzen Vorrang vor Durchschnittslogik haben. So bleibt positive Netto-Wirkung eine anspruchsvolle Zielgroesse und wird nicht zur dekorativen Formel.</w:t>
+      </w:r>
+    </w:p>
+    <w:p>
+      <w:r>
+        <w:t>Begriffliche Sicherung. In Grundstudium Wirkungsoekonomie wird Begriffliche Präzision erst steuerungsfaehig, wenn daraus eine Entscheidung folgt. Die Grundbegriffe muessen in spaeteren Modulen wiedererkennbar bleiben. Ohne diese Rueckkopplung bleibt Reporting eine Beschreibung. Mit Rueckkopplung wird aus Bewertung eine veraenderte Routine: ein anderer Prozess, ein geaenderter Anreiz, eine bessere Datenpflicht, eine korrigierte Kommunikation oder eine neue Priorisierung.</w:t>
       </w:r>
     </w:p>
     <w:p>
@@ -3678,7 +3728,17 @@
     </w:p>
     <w:p>
       <w:r>
-        <w:t>Wirkpfad und Empfaenger. Die Grenze gegen Scheingenauigkeit verlaeuft bei Wirkpfad nicht zwischen Optimismus und Pessimismus. Sie verlaeuft zwischen offengelegter Unsicherheit und rhetorischer Sicherheit. Wer Reverse Merit Order belastbar anwenden will, benennt Systemgrenze, Zeitraum, Vergleichspunkt und offene Gegenhypothese. Gerade dadurch bleibt das Skript anschlussfaehig fuer Forschung, Praxis und spaetere Revision.</w:t>
+        <w:t>Fallpruefung. Wenn eine Bildungs- oder Forschungseinrichtung eine Wirkungsaussage fuer Lernende und Praxispartner pruefbar machen will, beginnt die Analyse bei Empfaengern, Wirkraum, Zeitraum und Datenquelle. Bei Begriffliche Präzision muss dann geklaert werden, welche Begriffe, Quellen und Grenzen im Material sichtbar bleiben muessen. Eine tragfaehige Antwort benennt mindestens eine Quelle, eine offene Unsicherheit, eine moegliche Gegenbeobachtung und die Entscheidung, die nach der Bewertung geaendert wird.</w:t>
+      </w:r>
+    </w:p>
+    <w:p>
+      <w:r>
+        <w:t>Der Rueckfluss in den WOE-Korpus liegt hier in klaren Begriffen, sauber verlinkten Quellen und benannten Forschungsfragen. Wo Glossar, Werkzeuge, Journal oder Reader noch doppeldeutig bleiben, sollte Reverse Merit Order nicht als fertige Gewissheit auftreten, sondern als pruefbarer Lernstand mit Korrekturpfad.</w:t>
+      </w:r>
+    </w:p>
+    <w:p>
+      <w:r>
+        <w:t>Wirkpfadpruefung. Die Grenze gegen Scheingenauigkeit verlaeuft bei Wirkpfad nicht zwischen Optimismus und Pessimismus. Sie verlaeuft zwischen offengelegter Unsicherheit und rhetorischer Sicherheit. Wer Reverse Merit Order belastbar anwenden will, benennt Systemgrenze, Zeitraum, Vergleichspunkt und offene Gegenhypothese. Gerade dadurch bleibt das Skript anschlussfaehig fuer Forschung, Praxis und spaetere Revision.</w:t>
       </w:r>
     </w:p>
     <w:p>
@@ -3688,7 +3748,12 @@
     </w:p>
     <w:p>
       <w:r>
-        <w:t>Daten, Quellen und Evidenz. Leitthese zeigt, warum Reverse Merit Order mehr ist als ein Schlagwort im Feld Bewertungsgrenzen, Nichtkompensation, Reverse Merit Order und positive Netto-Wirkung. Die wirkungsoekonomische Frage lautet: Welche reale Veraenderung wird moeglich, welche bleibt nur Potenzial und wo entsteht ein Wirkungsrisiko? Diese Unterscheidung schuetzt vor Impact-Washing, weil sie Absicht, Aktivitaet, Reichweite und Wirkung auseinanderhaelt.</w:t>
+        <w:t>Fallpruefung. Wenn eine Kommune eine bestehende Massnahme neu priorisieren will, beginnt die Analyse bei Empfaengern, Wirkraum, Zeitraum und Datenquelle. Bei Wirkpfad muss dann geklaert werden, ob Ressourcen umgeschichtet, Daten nacherhoben oder Zielkonflikte offengelegt werden. Eine tragfaehige Antwort benennt mindestens eine Quelle, eine offene Unsicherheit, eine moegliche Gegenbeobachtung und die Entscheidung, die nach der Bewertung geaendert wird.</w:t>
+      </w:r>
+    </w:p>
+    <w:p>
+      <w:r>
+        <w:t>Evidenzfenster. Leitthese zeigt, warum Reverse Merit Order mehr ist als ein Schlagwort im Feld Bewertungsgrenzen, Nichtkompensation, Reverse Merit Order und positive Netto-Wirkung. Die wirkungsoekonomische Frage lautet: Welche reale Veraenderung wird moeglich, welche bleibt nur Potenzial und wo entsteht ein Wirkungsrisiko? Diese Unterscheidung schuetzt vor Impact-Washing, weil sie Absicht, Aktivitaet, Reichweite und Wirkung auseinanderhaelt.</w:t>
       </w:r>
     </w:p>
     <w:p>
@@ -3698,7 +3763,17 @@
     </w:p>
     <w:p>
       <w:r>
-        <w:t>Bewertung und rote Linien. In V34 muss Didaktische Einordnung im Studiengang immer mit Empfaengern gelesen werden. Wirkung entsteht nicht beim Sender, sondern an veraenderten Zustaenden von Menschen, Oekosystemen, Institutionen, Oeffentlichkeit oder kuenftigen Handlungsspielraeumen. Darum reicht es nicht, interne Aktivitaeten zu dokumentieren. Entscheidend ist, ob sich ein Zustand nachvollziehbar veraendert und ob diese Veraenderung im Referenzrahmen Mensch, Planet, Demokratie, SDGs, Agenda 2030 und SDG+ tragfaehig bewertet werden kann.</w:t>
+        <w:t>Fallpruefung. Wenn ein Unternehmen ein Produkt, einen Prozess oder eine Investition wirkungsbezogen bewerten will, beginnt die Analyse bei Empfaengern, Wirkraum, Zeitraum und Datenquelle. Bei Leitthese muss dann geklaert werden, welche Entscheidung nach der Bewertung tatsaechlich anders ausfaellt. Eine tragfaehige Antwort benennt mindestens eine Quelle, eine offene Unsicherheit, eine moegliche Gegenbeobachtung und die Entscheidung, die nach der Bewertung geaendert wird.</w:t>
+      </w:r>
+    </w:p>
+    <w:p>
+      <w:r>
+        <w:t>Fuer die Bewertung reicht kein Summenscore, der zentrale Schaeden mit bequemen Pluspunkten verrechnet. Nichtkompensation und Reverse Merit Order markieren, wo rote Linien, demokratische Grundbedingungen oder planetare Grenzen Vorrang vor Durchschnittslogik haben. So bleibt positive Netto-Wirkung eine anspruchsvolle Zielgroesse und wird nicht zur dekorativen Formel.</w:t>
+      </w:r>
+    </w:p>
+    <w:p>
+      <w:r>
+        <w:t>Bewertungsgrenze. In V34 muss Didaktische Einordnung im Studiengang immer mit Empfaengern gelesen werden. Wirkung entsteht nicht beim Sender, sondern an veraenderten Zustaenden von Menschen, Oekosystemen, Institutionen, Oeffentlichkeit oder kuenftigen Handlungsspielraeumen. Darum reicht es nicht, interne Aktivitaeten zu dokumentieren. Entscheidend ist, ob sich ein Zustand nachvollziehbar veraendert und ob diese Veraenderung im Referenzrahmen Mensch, Planet, Demokratie, SDGs, Agenda 2030 und SDG+ tragfaehig bewertet werden kann.</w:t>
       </w:r>
     </w:p>
     <w:p>
@@ -3708,57 +3783,12 @@
     </w:p>
     <w:p>
       <w:r>
-        <w:t>Kontrollfrage. Welche Entscheidung waere falsch, wenn Didaktische Einordnung im Studiengang in V34 missverstanden wird? Die Antwort muss mindestens eine Daten- oder Quellenannahme, eine betroffene Gruppe oder Schutzdimension, eine moegliche Nebenwirkung und einen Rueckkopplungsschritt nennen. Richtig ist nicht die lauteste Bewertung, sondern diejenige, die Begriff, Beleg und Steuerungsfolge zusammenhaelt.</w:t>
-      </w:r>
-    </w:p>
-    <w:p>
-      <w:r>
-        <w:t>Rueckfluss. Fuer den WOE-Korpus bedeutet das: Begriffe aus Reverse Merit Order sollten dort geschaerft werden, wo sie in Glossar, Werkzeugen, Journal oder Readern doppeldeutig bleiben. Offene Forschungsfragen werden nicht versteckt. Sie markieren die Stelle, an der spaetere Evidenz, ein besserer Datensatz oder eine praezisere Fallstudie die Bewertung veraendern kann.</w:t>
-      </w:r>
-    </w:p>
-    <w:p>
-      <w:r>
-        <w:t>Steuerung und Rueckkopplung. Wissenschaftliche Anschlussfaehigkeit entsteht hier durch Quellenklarheit. Bei Analysemodell werden interne WOE-Begriffe nicht als Ersatz fuer Belege benutzt, sondern mit WOE-Bewertungslogik, SDG+, rote Linien, NWI/T-SROI-Abgrenzung und Schutzgueter verbunden. Wo die Datenlage offen bleibt, wird das offengelegt. Wo eine Aussage nur plausibel ist, bleibt sie als Wirkungspotenzial markiert. Wo ein Schaden eine rote Linie beruehrt, greift Nichtkompensation vor Durchschnittslogik.</w:t>
-      </w:r>
-    </w:p>
-    <w:p>
-      <w:r>
-        <w:t>In einer kontroversen Entscheidung wirkt Analysemodell als Pruefpunkt fuer Ambivalenz. Ein Nutzen fuer eine Gruppe kann mit Risiken fuer andere Wirkungsempfaenger einhergehen. Das Skript verlangt deshalb, positive und negative Zustandsveraenderungen getrennt zu fuehren, bevor von positiver Netto-Wirkung gesprochen wird.</w:t>
-      </w:r>
-    </w:p>
-    <w:p>
-      <w:r>
-        <w:t>Pruefungsnahe Anwendung. In Grundstudium Wirkungsoekonomie wird Modellformel erst steuerungsfaehig, wenn daraus eine Entscheidung folgt. Die Grundbegriffe muessen in spaeteren Modulen wiedererkennbar bleiben. Ohne diese Rueckkopplung bleibt Reporting eine Beschreibung. Mit Rueckkopplung wird aus Bewertung eine veraenderte Routine: ein anderer Prozess, ein geaenderter Anreiz, eine bessere Datenpflicht, eine korrigierte Kommunikation oder eine neue Priorisierung.</w:t>
-      </w:r>
-    </w:p>
-    <w:p>
-      <w:r>
-        <w:t>Die typische Fehlstelle bei Reverse Merit Order liegt darin, schwere Schaeden mit bequemen Pluspunkten zu verrechnen. Bei Modellformel wird diese Fehlstelle konkret: Ein scheinbar plausibler Befund darf nicht zur Abkuerzung werden. Quellen, Systemgrenzen, Unsicherheit und Rueckkopplung bleiben sichtbar.</w:t>
-      </w:r>
-    </w:p>
-    <w:p>
-      <w:r>
-        <w:t>Transfer in den WOE-Korpus. Die Grenze gegen Scheingenauigkeit verlaeuft bei Fallfenster nicht zwischen Optimismus und Pessimismus. Sie verlaeuft zwischen offengelegter Unsicherheit und rhetorischer Sicherheit. Wer Reverse Merit Order belastbar anwenden will, benennt Systemgrenze, Zeitraum, Vergleichspunkt und offene Gegenhypothese. Gerade dadurch bleibt das Skript anschlussfaehig fuer Forschung, Praxis und spaetere Revision.</w:t>
-      </w:r>
-    </w:p>
-    <w:p>
-      <w:r>
-        <w:t>Fuer die Pruefung ist Fallfenster dann verstanden, wenn daraus eine belastbare Fallantwort entsteht. Eine gute Antwort unterscheidet Beobachtung, Kausalannahme, Bewertung und Steuerungsfolge. Sie bewertet keine Menschen, sondern Wirkpfade, Zustandsveraenderungen, Risiken und institutionelle Bedingungen.</w:t>
-      </w:r>
-    </w:p>
-    <w:p>
-      <w:r>
-        <w:t>Grenzen der Aussage. Prüfungsnahe Fallfragen ohne geschützte Antwortlogik zeigt, warum Reverse Merit Order mehr ist als ein Schlagwort im Feld Bewertungsgrenzen, Nichtkompensation, Reverse Merit Order und positive Netto-Wirkung. Die wirkungsoekonomische Frage lautet: Welche reale Veraenderung wird moeglich, welche bleibt nur Potenzial und wo entsteht ein Wirkungsrisiko? Diese Unterscheidung schuetzt vor Impact-Washing, weil sie Absicht, Aktivitaet, Reichweite und Wirkung auseinanderhaelt.</w:t>
-      </w:r>
-    </w:p>
-    <w:p>
-      <w:r>
-        <w:t>Eine Kommune, ein Unternehmen oder eine Bildungsorganisation will Reverse Merit Order praktisch anwenden. Der erste Schritt ist nicht die Auswahl eines Instruments, sondern die Klaerung der Zustandsveraenderung. Bei Prüfungsnahe Fallfragen ohne geschützte Antwortlogik muss deshalb benannt werden, wer betroffen ist, welcher Zustand sich veraendert, welche Frist gilt und welche Gegenbeobachtung die Annahme widerlegen wuerde. Erst danach entsteht eine begruendete Entscheidung im Feld Begriff, Fallbewertung, Wirkpfad, rote Linie, Quellenbeurteilung oder Rueckkopplungsregel.</w:t>
-      </w:r>
-    </w:p>
-    <w:p>
-      <w:r>
-        <w:t>Kontrollfrage. Welche Entscheidung waere falsch, wenn Prüfungsnahe Fallfragen ohne geschützte Antwortlogik in V34 missverstanden wird? Die Antwort muss mindestens eine Daten- oder Quellenannahme, eine betroffene Gruppe oder Schutzdimension, eine moegliche Nebenwirkung und einen Rueckkopplungsschritt nennen. Richtig ist nicht die lauteste Bewertung, sondern diejenige, die Begriff, Beleg und Steuerungsfolge zusammenhaelt.</w:t>
+        <w:t>Fallpruefung. Wenn eine Bildungs- oder Forschungseinrichtung eine Wirkungsaussage fuer Lernende und Praxispartner pruefbar machen will, beginnt die Analyse bei Empfaengern, Wirkraum, Zeitraum und Datenquelle. Bei Didaktische Einordnung im Studiengang muss dann geklaert werden, welche Begriffe, Quellen und Grenzen im Material sichtbar bleiben muessen. Eine tragfaehige Antwort benennt mindestens eine Quelle, eine offene Unsicherheit, eine moegliche Gegenbeobachtung und die Entscheidung, die nach der Bewertung geaendert wird.</w:t>
+      </w:r>
+    </w:p>
+    <w:p>
+      <w:r>
+        <w:t>Der Rueckfluss in den WOE-Korpus liegt hier in klaren Begriffen, sauber verlinkten Quellen und benannten Forschungsfragen. Wo Glossar, Werkzeuge, Journal oder Reader noch doppeldeutig bleiben, sollte Reverse Merit Order nicht als fertige Gewissheit auftreten, sondern als pruefbarer Lernstand mit Korrekturpfad.</w:t>
       </w:r>
     </w:p>
     <w:p>
@@ -3766,17 +3796,87 @@
         <w:pStyle w:val="Heading3"/>
       </w:pPr>
       <w:r>
-        <w:t>Schlussvertiefung 3: Reverse Merit Order im Anwendungsfall</w:t>
-      </w:r>
-    </w:p>
-    <w:p>
-      <w:r>
-        <w:t>Die folgenden Abschnitte sind keine neue Pruefungsloesung. Sie verdichten die vorhandenen Kapitel zu einer Lesart, mit der Studierende einen Fall selbststaendig analysieren koennen. Im Mittelpunkt stehen Bewertungsgrenzen, Nichtkompensation, Reverse Merit Order und positive Netto-Wirkung, nicht moralische Personenbewertung.</w:t>
-      </w:r>
-    </w:p>
-    <w:p>
-      <w:r>
-        <w:t>Begriffliche Schlussklaerung. In V34 muss Auswertung aus der lebenden Website-Referenz immer mit Empfaengern gelesen werden. Wirkung entsteht nicht beim Sender, sondern an veraenderten Zustaenden von Menschen, Oekosystemen, Institutionen, Oeffentlichkeit oder kuenftigen Handlungsspielraeumen. Darum reicht es nicht, interne Aktivitaeten zu dokumentieren. Entscheidend ist, ob sich ein Zustand nachvollziehbar veraendert und ob diese Veraenderung im Referenzrahmen Mensch, Planet, Demokratie, SDGs, Agenda 2030 und SDG+ tragfaehig bewertet werden kann.</w:t>
+        <w:t>Vertiefungsrunde 3: Anschluss an Praxis und Forschung</w:t>
+      </w:r>
+    </w:p>
+    <w:p>
+      <w:r>
+        <w:t>Diese Runde wechselt den Blickwinkel, damit der Schlussblock nicht nur wiederholt, sondern Leseentscheidungen vorbereitet: Was ist belegt, was bleibt Potenzial, welche Nebenwirkung ist relevant und welche Steuerungsfolge wird daraus abgeleitet?</w:t>
+      </w:r>
+    </w:p>
+    <w:p>
+      <w:r>
+        <w:t>Steuerungsfolge. Wissenschaftliche Anschlussfaehigkeit entsteht hier durch Quellenklarheit. Bei Analysemodell werden interne WOE-Begriffe nicht als Ersatz fuer Belege benutzt, sondern mit WOE-Bewertungslogik, SDG+, rote Linien, NWI/T-SROI-Abgrenzung und Schutzgueter verbunden. Wo die Datenlage offen bleibt, wird das offengelegt. Wo eine Aussage nur plausibel ist, bleibt sie als Wirkungspotenzial markiert. Wo ein Schaden eine rote Linie beruehrt, greift Nichtkompensation vor Durchschnittslogik.</w:t>
+      </w:r>
+    </w:p>
+    <w:p>
+      <w:r>
+        <w:t>In einer kontroversen Entscheidung wirkt Analysemodell als Pruefpunkt fuer Ambivalenz. Ein Nutzen fuer eine Gruppe kann mit Risiken fuer andere Wirkungsempfaenger einhergehen. Das Skript verlangt deshalb, positive und negative Zustandsveraenderungen getrennt zu fuehren, bevor von positiver Netto-Wirkung gesprochen wird.</w:t>
+      </w:r>
+    </w:p>
+    <w:p>
+      <w:r>
+        <w:t>Fallpruefung. Wenn eine Kommune eine bestehende Massnahme neu priorisieren will, beginnt die Analyse bei Empfaengern, Wirkraum, Zeitraum und Datenquelle. Bei Analysemodell muss dann geklaert werden, ob Ressourcen umgeschichtet, Daten nacherhoben oder Zielkonflikte offengelegt werden. Eine tragfaehige Antwort benennt mindestens eine Quelle, eine offene Unsicherheit, eine moegliche Gegenbeobachtung und die Entscheidung, die nach der Bewertung geaendert wird.</w:t>
+      </w:r>
+    </w:p>
+    <w:p>
+      <w:r>
+        <w:t>Transferhinweis. In Grundstudium Wirkungsoekonomie wird Modellformel erst steuerungsfaehig, wenn daraus eine Entscheidung folgt. Die Grundbegriffe muessen in spaeteren Modulen wiedererkennbar bleiben. Ohne diese Rueckkopplung bleibt Reporting eine Beschreibung. Mit Rueckkopplung wird aus Bewertung eine veraenderte Routine: ein anderer Prozess, ein geaenderter Anreiz, eine bessere Datenpflicht, eine korrigierte Kommunikation oder eine neue Priorisierung.</w:t>
+      </w:r>
+    </w:p>
+    <w:p>
+      <w:r>
+        <w:t>Die typische Fehlstelle bei Reverse Merit Order liegt darin, schwere Schaeden mit bequemen Pluspunkten zu verrechnen. Bei Modellformel wird diese Fehlstelle konkret: Ein scheinbar plausibler Befund darf nicht zur Abkuerzung werden. Quellen, Systemgrenzen, Unsicherheit und Rueckkopplung bleiben sichtbar.</w:t>
+      </w:r>
+    </w:p>
+    <w:p>
+      <w:r>
+        <w:t>Fallpruefung. Wenn ein Unternehmen ein Produkt, einen Prozess oder eine Investition wirkungsbezogen bewerten will, beginnt die Analyse bei Empfaengern, Wirkraum, Zeitraum und Datenquelle. Bei Modellformel muss dann geklaert werden, welche Entscheidung nach der Bewertung tatsaechlich anders ausfaellt. Eine tragfaehige Antwort benennt mindestens eine Quelle, eine offene Unsicherheit, eine moegliche Gegenbeobachtung und die Entscheidung, die nach der Bewertung geaendert wird.</w:t>
+      </w:r>
+    </w:p>
+    <w:p>
+      <w:r>
+        <w:t>Fuer die Bewertung reicht kein Summenscore, der zentrale Schaeden mit bequemen Pluspunkten verrechnet. Nichtkompensation und Reverse Merit Order markieren, wo rote Linien, demokratische Grundbedingungen oder planetare Grenzen Vorrang vor Durchschnittslogik haben. So bleibt positive Netto-Wirkung eine anspruchsvolle Zielgroesse und wird nicht zur dekorativen Formel.</w:t>
+      </w:r>
+    </w:p>
+    <w:p>
+      <w:r>
+        <w:t>Rueckflussnotiz. Die Grenze gegen Scheingenauigkeit verlaeuft bei Fallfenster nicht zwischen Optimismus und Pessimismus. Sie verlaeuft zwischen offengelegter Unsicherheit und rhetorischer Sicherheit. Wer Reverse Merit Order belastbar anwenden will, benennt Systemgrenze, Zeitraum, Vergleichspunkt und offene Gegenhypothese. Gerade dadurch bleibt das Skript anschlussfaehig fuer Forschung, Praxis und spaetere Revision.</w:t>
+      </w:r>
+    </w:p>
+    <w:p>
+      <w:r>
+        <w:t>Fuer die Pruefung ist Fallfenster dann verstanden, wenn daraus eine belastbare Fallantwort entsteht. Eine gute Antwort unterscheidet Beobachtung, Kausalannahme, Bewertung und Steuerungsfolge. Sie bewertet keine Menschen, sondern Wirkpfade, Zustandsveraenderungen, Risiken und institutionelle Bedingungen.</w:t>
+      </w:r>
+    </w:p>
+    <w:p>
+      <w:r>
+        <w:t>Fallpruefung. Wenn eine Bildungs- oder Forschungseinrichtung eine Wirkungsaussage fuer Lernende und Praxispartner pruefbar machen will, beginnt die Analyse bei Empfaengern, Wirkraum, Zeitraum und Datenquelle. Bei Fallfenster muss dann geklaert werden, welche Begriffe, Quellen und Grenzen im Material sichtbar bleiben muessen. Eine tragfaehige Antwort benennt mindestens eine Quelle, eine offene Unsicherheit, eine moegliche Gegenbeobachtung und die Entscheidung, die nach der Bewertung geaendert wird.</w:t>
+      </w:r>
+    </w:p>
+    <w:p>
+      <w:r>
+        <w:t>Der Rueckfluss in den WOE-Korpus liegt hier in klaren Begriffen, sauber verlinkten Quellen und benannten Forschungsfragen. Wo Glossar, Werkzeuge, Journal oder Reader noch doppeldeutig bleiben, sollte Reverse Merit Order nicht als fertige Gewissheit auftreten, sondern als pruefbarer Lernstand mit Korrekturpfad.</w:t>
+      </w:r>
+    </w:p>
+    <w:p>
+      <w:r>
+        <w:t>Pruefungsimpuls. Prüfungsnahe Fallfragen ohne geschützte Antwortlogik zeigt, warum Reverse Merit Order mehr ist als ein Schlagwort im Feld Bewertungsgrenzen, Nichtkompensation, Reverse Merit Order und positive Netto-Wirkung. Die wirkungsoekonomische Frage lautet: Welche reale Veraenderung wird moeglich, welche bleibt nur Potenzial und wo entsteht ein Wirkungsrisiko? Diese Unterscheidung schuetzt vor Impact-Washing, weil sie Absicht, Aktivitaet, Reichweite und Wirkung auseinanderhaelt.</w:t>
+      </w:r>
+    </w:p>
+    <w:p>
+      <w:r>
+        <w:t>Eine Kommune, ein Unternehmen oder eine Bildungsorganisation will Reverse Merit Order praktisch anwenden. Der erste Schritt ist nicht die Auswahl eines Instruments, sondern die Klaerung der Zustandsveraenderung. Bei Prüfungsnahe Fallfragen ohne geschützte Antwortlogik muss deshalb benannt werden, wer betroffen ist, welcher Zustand sich veraendert, welche Frist gilt und welche Gegenbeobachtung die Annahme widerlegen wuerde. Erst danach entsteht eine begruendete Entscheidung im Feld Begriff, Fallbewertung, Wirkpfad, rote Linie, Quellenbeurteilung oder Rueckkopplungsregel.</w:t>
+      </w:r>
+    </w:p>
+    <w:p>
+      <w:r>
+        <w:t>Fallpruefung. Wenn eine Kommune eine bestehende Massnahme neu priorisieren will, beginnt die Analyse bei Empfaengern, Wirkraum, Zeitraum und Datenquelle. Bei Prüfungsnahe Fallfragen ohne geschützte Antwortlogik muss dann geklaert werden, ob Ressourcen umgeschichtet, Daten nacherhoben oder Zielkonflikte offengelegt werden. Eine tragfaehige Antwort benennt mindestens eine Quelle, eine offene Unsicherheit, eine moegliche Gegenbeobachtung und die Entscheidung, die nach der Bewertung geaendert wird.</w:t>
+      </w:r>
+    </w:p>
+    <w:p>
+      <w:r>
+        <w:t>Begriffliche Sicherung. In V34 muss Auswertung aus der lebenden Website-Referenz immer mit Empfaengern gelesen werden. Wirkung entsteht nicht beim Sender, sondern an veraenderten Zustaenden von Menschen, Oekosystemen, Institutionen, Oeffentlichkeit oder kuenftigen Handlungsspielraeumen. Darum reicht es nicht, interne Aktivitaeten zu dokumentieren. Entscheidend ist, ob sich ein Zustand nachvollziehbar veraendert und ob diese Veraenderung im Referenzrahmen Mensch, Planet, Demokratie, SDGs, Agenda 2030 und SDG+ tragfaehig bewertet werden kann.</w:t>
       </w:r>
     </w:p>
     <w:p>
@@ -3786,7 +3886,17 @@
     </w:p>
     <w:p>
       <w:r>
-        <w:t>Wirkpfad und Empfaenger. Wissenschaftliche Anschlussfaehigkeit entsteht hier durch Quellenklarheit. Bei Warum Durchschnittswerte nicht reichen werden interne WOE-Begriffe nicht als Ersatz fuer Belege benutzt, sondern mit WOE-Bewertungslogik, SDG+, rote Linien, NWI/T-SROI-Abgrenzung und Schutzgueter verbunden. Wo die Datenlage offen bleibt, wird das offengelegt. Wo eine Aussage nur plausibel ist, bleibt sie als Wirkungspotenzial markiert. Wo ein Schaden eine rote Linie beruehrt, greift Nichtkompensation vor Durchschnittslogik.</w:t>
+        <w:t>Fallpruefung. Wenn ein Unternehmen ein Produkt, einen Prozess oder eine Investition wirkungsbezogen bewerten will, beginnt die Analyse bei Empfaengern, Wirkraum, Zeitraum und Datenquelle. Bei Auswertung aus der lebenden Website-Referenz muss dann geklaert werden, welche Entscheidung nach der Bewertung tatsaechlich anders ausfaellt. Eine tragfaehige Antwort benennt mindestens eine Quelle, eine offene Unsicherheit, eine moegliche Gegenbeobachtung und die Entscheidung, die nach der Bewertung geaendert wird.</w:t>
+      </w:r>
+    </w:p>
+    <w:p>
+      <w:r>
+        <w:t>Fuer die Bewertung reicht kein Summenscore, der zentrale Schaeden mit bequemen Pluspunkten verrechnet. Nichtkompensation und Reverse Merit Order markieren, wo rote Linien, demokratische Grundbedingungen oder planetare Grenzen Vorrang vor Durchschnittslogik haben. So bleibt positive Netto-Wirkung eine anspruchsvolle Zielgroesse und wird nicht zur dekorativen Formel.</w:t>
+      </w:r>
+    </w:p>
+    <w:p>
+      <w:r>
+        <w:t>Wirkpfadpruefung. Wissenschaftliche Anschlussfaehigkeit entsteht hier durch Quellenklarheit. Bei Warum Durchschnittswerte nicht reichen werden interne WOE-Begriffe nicht als Ersatz fuer Belege benutzt, sondern mit WOE-Bewertungslogik, SDG+, rote Linien, NWI/T-SROI-Abgrenzung und Schutzgueter verbunden. Wo die Datenlage offen bleibt, wird das offengelegt. Wo eine Aussage nur plausibel ist, bleibt sie als Wirkungspotenzial markiert. Wo ein Schaden eine rote Linie beruehrt, greift Nichtkompensation vor Durchschnittslogik.</w:t>
       </w:r>
     </w:p>
     <w:p>
@@ -3796,82 +3906,12 @@
     </w:p>
     <w:p>
       <w:r>
-        <w:t>Rueckfluss. Fuer den WOE-Korpus bedeutet das: Begriffe aus Reverse Merit Order sollten dort geschaerft werden, wo sie in Glossar, Werkzeugen, Journal oder Readern doppeldeutig bleiben. Offene Forschungsfragen werden nicht versteckt. Sie markieren die Stelle, an der spaetere Evidenz, ein besserer Datensatz oder eine praezisere Fallstudie die Bewertung veraendern kann.</w:t>
-      </w:r>
-    </w:p>
-    <w:p>
-      <w:r>
-        <w:t>Daten, Quellen und Evidenz. In Grundstudium Wirkungsoekonomie wird Das schwächste Wirkungsfeld entscheidet erst steuerungsfaehig, wenn daraus eine Entscheidung folgt. Die Grundbegriffe muessen in spaeteren Modulen wiedererkennbar bleiben. Ohne diese Rueckkopplung bleibt Reporting eine Beschreibung. Mit Rueckkopplung wird aus Bewertung eine veraenderte Routine: ein anderer Prozess, ein geaenderter Anreiz, eine bessere Datenpflicht, eine korrigierte Kommunikation oder eine neue Priorisierung.</w:t>
-      </w:r>
-    </w:p>
-    <w:p>
-      <w:r>
-        <w:t>Die typische Fehlstelle bei Reverse Merit Order liegt darin, schwere Schaeden mit bequemen Pluspunkten zu verrechnen. Bei Das schwächste Wirkungsfeld entscheidet wird diese Fehlstelle konkret: Ein scheinbar plausibler Befund darf nicht zur Abkuerzung werden. Quellen, Systemgrenzen, Unsicherheit und Rueckkopplung bleiben sichtbar.</w:t>
-      </w:r>
-    </w:p>
-    <w:p>
-      <w:r>
-        <w:t>Bewertung und rote Linien. Die Grenze gegen Scheingenauigkeit verlaeuft bei Aufbau nicht zwischen Optimismus und Pessimismus. Sie verlaeuft zwischen offengelegter Unsicherheit und rhetorischer Sicherheit. Wer Reverse Merit Order belastbar anwenden will, benennt Systemgrenze, Zeitraum, Vergleichspunkt und offene Gegenhypothese. Gerade dadurch bleibt das Skript anschlussfaehig fuer Forschung, Praxis und spaetere Revision.</w:t>
-      </w:r>
-    </w:p>
-    <w:p>
-      <w:r>
-        <w:t>Fuer die Pruefung ist Aufbau dann verstanden, wenn daraus eine belastbare Fallantwort entsteht. Eine gute Antwort unterscheidet Beobachtung, Kausalannahme, Bewertung und Steuerungsfolge. Sie bewertet keine Menschen, sondern Wirkpfade, Zustandsveraenderungen, Risiken und institutionelle Bedingungen.</w:t>
-      </w:r>
-    </w:p>
-    <w:p>
-      <w:r>
-        <w:t>Kontrollfrage. Welche Entscheidung waere falsch, wenn Aufbau in V34 missverstanden wird? Die Antwort muss mindestens eine Daten- oder Quellenannahme, eine betroffene Gruppe oder Schutzdimension, eine moegliche Nebenwirkung und einen Rueckkopplungsschritt nennen. Richtig ist nicht die lauteste Bewertung, sondern diejenige, die Begriff, Beleg und Steuerungsfolge zusammenhaelt.</w:t>
-      </w:r>
-    </w:p>
-    <w:p>
-      <w:r>
-        <w:t>Steuerung und Rueckkopplung. Kernfelder zeigt, warum Reverse Merit Order mehr ist als ein Schlagwort im Feld Bewertungsgrenzen, Nichtkompensation, Reverse Merit Order und positive Netto-Wirkung. Die wirkungsoekonomische Frage lautet: Welche reale Veraenderung wird moeglich, welche bleibt nur Potenzial und wo entsteht ein Wirkungsrisiko? Diese Unterscheidung schuetzt vor Impact-Washing, weil sie Absicht, Aktivitaet, Reichweite und Wirkung auseinanderhaelt.</w:t>
-      </w:r>
-    </w:p>
-    <w:p>
-      <w:r>
-        <w:t>Eine Kommune, ein Unternehmen oder eine Bildungsorganisation will Reverse Merit Order praktisch anwenden. Der erste Schritt ist nicht die Auswahl eines Instruments, sondern die Klaerung der Zustandsveraenderung. Bei Kernfelder muss deshalb benannt werden, wer betroffen ist, welcher Zustand sich veraendert, welche Frist gilt und welche Gegenbeobachtung die Annahme widerlegen wuerde. Erst danach entsteht eine begruendete Entscheidung im Feld Begriff, Fallbewertung, Wirkpfad, rote Linie, Quellenbeurteilung oder Rueckkopplungsregel.</w:t>
-      </w:r>
-    </w:p>
-    <w:p>
-      <w:r>
-        <w:t>Pruefungsnahe Anwendung. In V34 muss FinalScore immer mit Empfaengern gelesen werden. Wirkung entsteht nicht beim Sender, sondern an veraenderten Zustaenden von Menschen, Oekosystemen, Institutionen, Oeffentlichkeit oder kuenftigen Handlungsspielraeumen. Darum reicht es nicht, interne Aktivitaeten zu dokumentieren. Entscheidend ist, ob sich ein Zustand nachvollziehbar veraendert und ob diese Veraenderung im Referenzrahmen Mensch, Planet, Demokratie, SDGs, Agenda 2030 und SDG+ tragfaehig bewertet werden kann.</w:t>
-      </w:r>
-    </w:p>
-    <w:p>
-      <w:r>
-        <w:t>Ein Bericht behauptet, die Massnahme zu Reverse Merit Order sei erfolgreich. Die WOE-Lesart fragt bei FinalScore nach belastbaren Nachweisen: begriffliche Praezision, Fallbeschreibung, Quellenklarheit, Plausibilitaet und offene Unsicherheit. Wenn diese Nachweise fehlen, bleibt die Aussage Wirkungspotenzial oder Kommunikationsbehauptung. Sie kann wichtig sein, aber sie ist noch keine belegte Wirkung.</w:t>
-      </w:r>
-    </w:p>
-    <w:p>
-      <w:r>
-        <w:t>Transfer in den WOE-Korpus. Wissenschaftliche Anschlussfaehigkeit entsteht hier durch Quellenklarheit. Bei Einleitung / Wirkungsfrage werden interne WOE-Begriffe nicht als Ersatz fuer Belege benutzt, sondern mit WOE-Bewertungslogik, SDG+, rote Linien, NWI/T-SROI-Abgrenzung und Schutzgueter verbunden. Wo die Datenlage offen bleibt, wird das offengelegt. Wo eine Aussage nur plausibel ist, bleibt sie als Wirkungspotenzial markiert. Wo ein Schaden eine rote Linie beruehrt, greift Nichtkompensation vor Durchschnittslogik.</w:t>
-      </w:r>
-    </w:p>
-    <w:p>
-      <w:r>
-        <w:t>In einer kontroversen Entscheidung wirkt Einleitung / Wirkungsfrage als Pruefpunkt fuer Ambivalenz. Ein Nutzen fuer eine Gruppe kann mit Risiken fuer andere Wirkungsempfaenger einhergehen. Das Skript verlangt deshalb, positive und negative Zustandsveraenderungen getrennt zu fuehren, bevor von positiver Netto-Wirkung gesprochen wird.</w:t>
-      </w:r>
-    </w:p>
-    <w:p>
-      <w:r>
-        <w:t>Grenzen der Aussage. In Grundstudium Wirkungsoekonomie wird Kernaussage erst steuerungsfaehig, wenn daraus eine Entscheidung folgt. Die Grundbegriffe muessen in spaeteren Modulen wiedererkennbar bleiben. Ohne diese Rueckkopplung bleibt Reporting eine Beschreibung. Mit Rueckkopplung wird aus Bewertung eine veraenderte Routine: ein anderer Prozess, ein geaenderter Anreiz, eine bessere Datenpflicht, eine korrigierte Kommunikation oder eine neue Priorisierung.</w:t>
-      </w:r>
-    </w:p>
-    <w:p>
-      <w:r>
-        <w:t>Die typische Fehlstelle bei Reverse Merit Order liegt darin, schwere Schaeden mit bequemen Pluspunkten zu verrechnen. Bei Kernaussage wird diese Fehlstelle konkret: Ein scheinbar plausibler Befund darf nicht zur Abkuerzung werden. Quellen, Systemgrenzen, Unsicherheit und Rueckkopplung bleiben sichtbar.</w:t>
-      </w:r>
-    </w:p>
-    <w:p>
-      <w:r>
-        <w:t>Kontrollfrage. Welche Entscheidung waere falsch, wenn Kernaussage in V34 missverstanden wird? Die Antwort muss mindestens eine Daten- oder Quellenannahme, eine betroffene Gruppe oder Schutzdimension, eine moegliche Nebenwirkung und einen Rueckkopplungsschritt nennen. Richtig ist nicht die lauteste Bewertung, sondern diejenige, die Begriff, Beleg und Steuerungsfolge zusammenhaelt.</w:t>
-      </w:r>
-    </w:p>
-    <w:p>
-      <w:r>
-        <w:t>Rueckfluss. Fuer den WOE-Korpus bedeutet das: Begriffe aus Reverse Merit Order sollten dort geschaerft werden, wo sie in Glossar, Werkzeugen, Journal oder Readern doppeldeutig bleiben. Offene Forschungsfragen werden nicht versteckt. Sie markieren die Stelle, an der spaetere Evidenz, ein besserer Datensatz oder eine praezisere Fallstudie die Bewertung veraendern kann.</w:t>
+        <w:t>Fallpruefung. Wenn eine Bildungs- oder Forschungseinrichtung eine Wirkungsaussage fuer Lernende und Praxispartner pruefbar machen will, beginnt die Analyse bei Empfaengern, Wirkraum, Zeitraum und Datenquelle. Bei Warum Durchschnittswerte nicht reichen muss dann geklaert werden, welche Begriffe, Quellen und Grenzen im Material sichtbar bleiben muessen. Eine tragfaehige Antwort benennt mindestens eine Quelle, eine offene Unsicherheit, eine moegliche Gegenbeobachtung und die Entscheidung, die nach der Bewertung geaendert wird.</w:t>
+      </w:r>
+    </w:p>
+    <w:p>
+      <w:r>
+        <w:t>Der Rueckfluss in den WOE-Korpus liegt hier in klaren Begriffen, sauber verlinkten Quellen und benannten Forschungsfragen. Wo Glossar, Werkzeuge, Journal oder Reader noch doppeldeutig bleiben, sollte Reverse Merit Order nicht als fertige Gewissheit auftreten, sondern als pruefbarer Lernstand mit Korrekturpfad.</w:t>
       </w:r>
     </w:p>
     <w:p>
@@ -3879,107 +3919,122 @@
         <w:pStyle w:val="Heading3"/>
       </w:pPr>
       <w:r>
-        <w:t>Schlussvertiefung 4: Reverse Merit Order im Anwendungsfall</w:t>
-      </w:r>
-    </w:p>
-    <w:p>
-      <w:r>
-        <w:t>Die folgenden Abschnitte sind keine neue Pruefungsloesung. Sie verdichten die vorhandenen Kapitel zu einer Lesart, mit der Studierende einen Fall selbststaendig analysieren koennen. Im Mittelpunkt stehen Bewertungsgrenzen, Nichtkompensation, Reverse Merit Order und positive Netto-Wirkung, nicht moralische Personenbewertung.</w:t>
-      </w:r>
-    </w:p>
-    <w:p>
-      <w:r>
-        <w:t>Begriffliche Schlussklaerung. Die Grenze gegen Scheingenauigkeit verlaeuft bei Quelltext und fachliche Grundlegung nicht zwischen Optimismus und Pessimismus. Sie verlaeuft zwischen offengelegter Unsicherheit und rhetorischer Sicherheit. Wer Reverse Merit Order belastbar anwenden will, benennt Systemgrenze, Zeitraum, Vergleichspunkt und offene Gegenhypothese. Gerade dadurch bleibt das Skript anschlussfaehig fuer Forschung, Praxis und spaetere Revision.</w:t>
-      </w:r>
-    </w:p>
-    <w:p>
-      <w:r>
-        <w:t>Fuer die Pruefung ist Quelltext und fachliche Grundlegung dann verstanden, wenn daraus eine belastbare Fallantwort entsteht. Eine gute Antwort unterscheidet Beobachtung, Kausalannahme, Bewertung und Steuerungsfolge. Sie bewertet keine Menschen, sondern Wirkpfade, Zustandsveraenderungen, Risiken und institutionelle Bedingungen.</w:t>
-      </w:r>
-    </w:p>
-    <w:p>
-      <w:r>
-        <w:t>Wirkpfad und Empfaenger. Einstieg / Wirkungsfrage zeigt, warum Reverse Merit Order mehr ist als ein Schlagwort im Feld Bewertungsgrenzen, Nichtkompensation, Reverse Merit Order und positive Netto-Wirkung. Die wirkungsoekonomische Frage lautet: Welche reale Veraenderung wird moeglich, welche bleibt nur Potenzial und wo entsteht ein Wirkungsrisiko? Diese Unterscheidung schuetzt vor Impact-Washing, weil sie Absicht, Aktivitaet, Reichweite und Wirkung auseinanderhaelt.</w:t>
-      </w:r>
-    </w:p>
-    <w:p>
-      <w:r>
-        <w:t>Eine Kommune, ein Unternehmen oder eine Bildungsorganisation will Reverse Merit Order praktisch anwenden. Der erste Schritt ist nicht die Auswahl eines Instruments, sondern die Klaerung der Zustandsveraenderung. Bei Einstieg / Wirkungsfrage muss deshalb benannt werden, wer betroffen ist, welcher Zustand sich veraendert, welche Frist gilt und welche Gegenbeobachtung die Annahme widerlegen wuerde. Erst danach entsteht eine begruendete Entscheidung im Feld Begriff, Fallbewertung, Wirkpfad, rote Linie, Quellenbeurteilung oder Rueckkopplungsregel.</w:t>
-      </w:r>
-    </w:p>
-    <w:p>
-      <w:r>
-        <w:t>Daten, Quellen und Evidenz. In V34 muss Skript / Folien (Lernseite) immer mit Empfaengern gelesen werden. Wirkung entsteht nicht beim Sender, sondern an veraenderten Zustaenden von Menschen, Oekosystemen, Institutionen, Oeffentlichkeit oder kuenftigen Handlungsspielraeumen. Darum reicht es nicht, interne Aktivitaeten zu dokumentieren. Entscheidend ist, ob sich ein Zustand nachvollziehbar veraendert und ob diese Veraenderung im Referenzrahmen Mensch, Planet, Demokratie, SDGs, Agenda 2030 und SDG+ tragfaehig bewertet werden kann.</w:t>
-      </w:r>
-    </w:p>
-    <w:p>
-      <w:r>
-        <w:t>Ein Bericht behauptet, die Massnahme zu Reverse Merit Order sei erfolgreich. Die WOE-Lesart fragt bei Skript / Folien (Lernseite) nach belastbaren Nachweisen: begriffliche Praezision, Fallbeschreibung, Quellenklarheit, Plausibilitaet und offene Unsicherheit. Wenn diese Nachweise fehlen, bleibt die Aussage Wirkungspotenzial oder Kommunikationsbehauptung. Sie kann wichtig sein, aber sie ist noch keine belegte Wirkung.</w:t>
-      </w:r>
-    </w:p>
-    <w:p>
-      <w:r>
-        <w:t>Bewertung und rote Linien. Wissenschaftliche Anschlussfaehigkeit entsteht hier durch Quellenklarheit. Bei Transferaufgabe werden interne WOE-Begriffe nicht als Ersatz fuer Belege benutzt, sondern mit WOE-Bewertungslogik, SDG+, rote Linien, NWI/T-SROI-Abgrenzung und Schutzgueter verbunden. Wo die Datenlage offen bleibt, wird das offengelegt. Wo eine Aussage nur plausibel ist, bleibt sie als Wirkungspotenzial markiert. Wo ein Schaden eine rote Linie beruehrt, greift Nichtkompensation vor Durchschnittslogik.</w:t>
-      </w:r>
-    </w:p>
-    <w:p>
-      <w:r>
-        <w:t>In einer kontroversen Entscheidung wirkt Transferaufgabe als Pruefpunkt fuer Ambivalenz. Ein Nutzen fuer eine Gruppe kann mit Risiken fuer andere Wirkungsempfaenger einhergehen. Das Skript verlangt deshalb, positive und negative Zustandsveraenderungen getrennt zu fuehren, bevor von positiver Netto-Wirkung gesprochen wird.</w:t>
-      </w:r>
-    </w:p>
-    <w:p>
-      <w:r>
-        <w:t>Kontrollfrage. Welche Entscheidung waere falsch, wenn Transferaufgabe in V34 missverstanden wird? Die Antwort muss mindestens eine Daten- oder Quellenannahme, eine betroffene Gruppe oder Schutzdimension, eine moegliche Nebenwirkung und einen Rueckkopplungsschritt nennen. Richtig ist nicht die lauteste Bewertung, sondern diejenige, die Begriff, Beleg und Steuerungsfolge zusammenhaelt.</w:t>
-      </w:r>
-    </w:p>
-    <w:p>
-      <w:r>
-        <w:t>Steuerung und Rueckkopplung. In Grundstudium Wirkungsoekonomie wird Praxisbeispiel erst steuerungsfaehig, wenn daraus eine Entscheidung folgt. Die Grundbegriffe muessen in spaeteren Modulen wiedererkennbar bleiben. Ohne diese Rueckkopplung bleibt Reporting eine Beschreibung. Mit Rueckkopplung wird aus Bewertung eine veraenderte Routine: ein anderer Prozess, ein geaenderter Anreiz, eine bessere Datenpflicht, eine korrigierte Kommunikation oder eine neue Priorisierung.</w:t>
-      </w:r>
-    </w:p>
-    <w:p>
-      <w:r>
-        <w:t>Die typische Fehlstelle bei Reverse Merit Order liegt darin, schwere Schaeden mit bequemen Pluspunkten zu verrechnen. Bei Praxisbeispiel wird diese Fehlstelle konkret: Ein scheinbar plausibler Befund darf nicht zur Abkuerzung werden. Quellen, Systemgrenzen, Unsicherheit und Rueckkopplung bleiben sichtbar.</w:t>
-      </w:r>
-    </w:p>
-    <w:p>
-      <w:r>
-        <w:t>Pruefungsnahe Anwendung. Die Grenze gegen Scheingenauigkeit verlaeuft bei Wirkungsökonomische Vertiefung nicht zwischen Optimismus und Pessimismus. Sie verlaeuft zwischen offengelegter Unsicherheit und rhetorischer Sicherheit. Wer Reverse Merit Order belastbar anwenden will, benennt Systemgrenze, Zeitraum, Vergleichspunkt und offene Gegenhypothese. Gerade dadurch bleibt das Skript anschlussfaehig fuer Forschung, Praxis und spaetere Revision.</w:t>
-      </w:r>
-    </w:p>
-    <w:p>
-      <w:r>
-        <w:t>Fuer die Pruefung ist Wirkungsökonomische Vertiefung dann verstanden, wenn daraus eine belastbare Fallantwort entsteht. Eine gute Antwort unterscheidet Beobachtung, Kausalannahme, Bewertung und Steuerungsfolge. Sie bewertet keine Menschen, sondern Wirkpfade, Zustandsveraenderungen, Risiken und institutionelle Bedingungen.</w:t>
-      </w:r>
-    </w:p>
-    <w:p>
-      <w:r>
-        <w:t>Rueckfluss. Fuer den WOE-Korpus bedeutet das: Begriffe aus Reverse Merit Order sollten dort geschaerft werden, wo sie in Glossar, Werkzeugen, Journal oder Readern doppeldeutig bleiben. Offene Forschungsfragen werden nicht versteckt. Sie markieren die Stelle, an der spaetere Evidenz, ein besserer Datensatz oder eine praezisere Fallstudie die Bewertung veraendern kann.</w:t>
-      </w:r>
-    </w:p>
-    <w:p>
-      <w:r>
-        <w:t>Transfer in den WOE-Korpus. Begriffliche Präzision zeigt, warum Reverse Merit Order mehr ist als ein Schlagwort im Feld Bewertungsgrenzen, Nichtkompensation, Reverse Merit Order und positive Netto-Wirkung. Die wirkungsoekonomische Frage lautet: Welche reale Veraenderung wird moeglich, welche bleibt nur Potenzial und wo entsteht ein Wirkungsrisiko? Diese Unterscheidung schuetzt vor Impact-Washing, weil sie Absicht, Aktivitaet, Reichweite und Wirkung auseinanderhaelt.</w:t>
-      </w:r>
-    </w:p>
-    <w:p>
-      <w:r>
-        <w:t>Eine Kommune, ein Unternehmen oder eine Bildungsorganisation will Reverse Merit Order praktisch anwenden. Der erste Schritt ist nicht die Auswahl eines Instruments, sondern die Klaerung der Zustandsveraenderung. Bei Begriffliche Präzision muss deshalb benannt werden, wer betroffen ist, welcher Zustand sich veraendert, welche Frist gilt und welche Gegenbeobachtung die Annahme widerlegen wuerde. Erst danach entsteht eine begruendete Entscheidung im Feld Begriff, Fallbewertung, Wirkpfad, rote Linie, Quellenbeurteilung oder Rueckkopplungsregel.</w:t>
-      </w:r>
-    </w:p>
-    <w:p>
-      <w:r>
-        <w:t>Grenzen der Aussage. In V34 muss Wirkpfad immer mit Empfaengern gelesen werden. Wirkung entsteht nicht beim Sender, sondern an veraenderten Zustaenden von Menschen, Oekosystemen, Institutionen, Oeffentlichkeit oder kuenftigen Handlungsspielraeumen. Darum reicht es nicht, interne Aktivitaeten zu dokumentieren. Entscheidend ist, ob sich ein Zustand nachvollziehbar veraendert und ob diese Veraenderung im Referenzrahmen Mensch, Planet, Demokratie, SDGs, Agenda 2030 und SDG+ tragfaehig bewertet werden kann.</w:t>
-      </w:r>
-    </w:p>
-    <w:p>
-      <w:r>
-        <w:t>Ein Bericht behauptet, die Massnahme zu Reverse Merit Order sei erfolgreich. Die WOE-Lesart fragt bei Wirkpfad nach belastbaren Nachweisen: begriffliche Praezision, Fallbeschreibung, Quellenklarheit, Plausibilitaet und offene Unsicherheit. Wenn diese Nachweise fehlen, bleibt die Aussage Wirkungspotenzial oder Kommunikationsbehauptung. Sie kann wichtig sein, aber sie ist noch keine belegte Wirkung.</w:t>
-      </w:r>
-    </w:p>
-    <w:p>
-      <w:r>
-        <w:t>Kontrollfrage. Welche Entscheidung waere falsch, wenn Wirkpfad in V34 missverstanden wird? Die Antwort muss mindestens eine Daten- oder Quellenannahme, eine betroffene Gruppe oder Schutzdimension, eine moegliche Nebenwirkung und einen Rueckkopplungsschritt nennen. Richtig ist nicht die lauteste Bewertung, sondern diejenige, die Begriff, Beleg und Steuerungsfolge zusammenhaelt.</w:t>
+        <w:t>Vertiefungsrunde 4: Anschluss an Praxis und Forschung</w:t>
+      </w:r>
+    </w:p>
+    <w:p>
+      <w:r>
+        <w:t>Diese Runde wechselt den Blickwinkel, damit der Schlussblock nicht nur wiederholt, sondern Leseentscheidungen vorbereitet: Was ist belegt, was bleibt Potenzial, welche Nebenwirkung ist relevant und welche Steuerungsfolge wird daraus abgeleitet?</w:t>
+      </w:r>
+    </w:p>
+    <w:p>
+      <w:r>
+        <w:t>Evidenzfenster. In Grundstudium Wirkungsoekonomie wird Das schwächste Wirkungsfeld entscheidet erst steuerungsfaehig, wenn daraus eine Entscheidung folgt. Die Grundbegriffe muessen in spaeteren Modulen wiedererkennbar bleiben. Ohne diese Rueckkopplung bleibt Reporting eine Beschreibung. Mit Rueckkopplung wird aus Bewertung eine veraenderte Routine: ein anderer Prozess, ein geaenderter Anreiz, eine bessere Datenpflicht, eine korrigierte Kommunikation oder eine neue Priorisierung.</w:t>
+      </w:r>
+    </w:p>
+    <w:p>
+      <w:r>
+        <w:t>Die typische Fehlstelle bei Reverse Merit Order liegt darin, schwere Schaeden mit bequemen Pluspunkten zu verrechnen. Bei Das schwächste Wirkungsfeld entscheidet wird diese Fehlstelle konkret: Ein scheinbar plausibler Befund darf nicht zur Abkuerzung werden. Quellen, Systemgrenzen, Unsicherheit und Rueckkopplung bleiben sichtbar.</w:t>
+      </w:r>
+    </w:p>
+    <w:p>
+      <w:r>
+        <w:t>Fallpruefung. Wenn eine Kommune eine bestehende Massnahme neu priorisieren will, beginnt die Analyse bei Empfaengern, Wirkraum, Zeitraum und Datenquelle. Bei Das schwächste Wirkungsfeld entscheidet muss dann geklaert werden, ob Ressourcen umgeschichtet, Daten nacherhoben oder Zielkonflikte offengelegt werden. Eine tragfaehige Antwort benennt mindestens eine Quelle, eine offene Unsicherheit, eine moegliche Gegenbeobachtung und die Entscheidung, die nach der Bewertung geaendert wird.</w:t>
+      </w:r>
+    </w:p>
+    <w:p>
+      <w:r>
+        <w:t>Bewertungsgrenze. Die Grenze gegen Scheingenauigkeit verlaeuft bei Aufbau nicht zwischen Optimismus und Pessimismus. Sie verlaeuft zwischen offengelegter Unsicherheit und rhetorischer Sicherheit. Wer Reverse Merit Order belastbar anwenden will, benennt Systemgrenze, Zeitraum, Vergleichspunkt und offene Gegenhypothese. Gerade dadurch bleibt das Skript anschlussfaehig fuer Forschung, Praxis und spaetere Revision.</w:t>
+      </w:r>
+    </w:p>
+    <w:p>
+      <w:r>
+        <w:t>Fuer die Pruefung ist Aufbau dann verstanden, wenn daraus eine belastbare Fallantwort entsteht. Eine gute Antwort unterscheidet Beobachtung, Kausalannahme, Bewertung und Steuerungsfolge. Sie bewertet keine Menschen, sondern Wirkpfade, Zustandsveraenderungen, Risiken und institutionelle Bedingungen.</w:t>
+      </w:r>
+    </w:p>
+    <w:p>
+      <w:r>
+        <w:t>Fallpruefung. Wenn ein Unternehmen ein Produkt, einen Prozess oder eine Investition wirkungsbezogen bewerten will, beginnt die Analyse bei Empfaengern, Wirkraum, Zeitraum und Datenquelle. Bei Aufbau muss dann geklaert werden, welche Entscheidung nach der Bewertung tatsaechlich anders ausfaellt. Eine tragfaehige Antwort benennt mindestens eine Quelle, eine offene Unsicherheit, eine moegliche Gegenbeobachtung und die Entscheidung, die nach der Bewertung geaendert wird.</w:t>
+      </w:r>
+    </w:p>
+    <w:p>
+      <w:r>
+        <w:t>Fuer die Bewertung reicht kein Summenscore, der zentrale Schaeden mit bequemen Pluspunkten verrechnet. Nichtkompensation und Reverse Merit Order markieren, wo rote Linien, demokratische Grundbedingungen oder planetare Grenzen Vorrang vor Durchschnittslogik haben. So bleibt positive Netto-Wirkung eine anspruchsvolle Zielgroesse und wird nicht zur dekorativen Formel.</w:t>
+      </w:r>
+    </w:p>
+    <w:p>
+      <w:r>
+        <w:t>Steuerungsfolge. Kernfelder zeigt, warum Reverse Merit Order mehr ist als ein Schlagwort im Feld Bewertungsgrenzen, Nichtkompensation, Reverse Merit Order und positive Netto-Wirkung. Die wirkungsoekonomische Frage lautet: Welche reale Veraenderung wird moeglich, welche bleibt nur Potenzial und wo entsteht ein Wirkungsrisiko? Diese Unterscheidung schuetzt vor Impact-Washing, weil sie Absicht, Aktivitaet, Reichweite und Wirkung auseinanderhaelt.</w:t>
+      </w:r>
+    </w:p>
+    <w:p>
+      <w:r>
+        <w:t>Eine Kommune, ein Unternehmen oder eine Bildungsorganisation will Reverse Merit Order praktisch anwenden. Der erste Schritt ist nicht die Auswahl eines Instruments, sondern die Klaerung der Zustandsveraenderung. Bei Kernfelder muss deshalb benannt werden, wer betroffen ist, welcher Zustand sich veraendert, welche Frist gilt und welche Gegenbeobachtung die Annahme widerlegen wuerde. Erst danach entsteht eine begruendete Entscheidung im Feld Begriff, Fallbewertung, Wirkpfad, rote Linie, Quellenbeurteilung oder Rueckkopplungsregel.</w:t>
+      </w:r>
+    </w:p>
+    <w:p>
+      <w:r>
+        <w:t>Fallpruefung. Wenn eine Bildungs- oder Forschungseinrichtung eine Wirkungsaussage fuer Lernende und Praxispartner pruefbar machen will, beginnt die Analyse bei Empfaengern, Wirkraum, Zeitraum und Datenquelle. Bei Kernfelder muss dann geklaert werden, welche Begriffe, Quellen und Grenzen im Material sichtbar bleiben muessen. Eine tragfaehige Antwort benennt mindestens eine Quelle, eine offene Unsicherheit, eine moegliche Gegenbeobachtung und die Entscheidung, die nach der Bewertung geaendert wird.</w:t>
+      </w:r>
+    </w:p>
+    <w:p>
+      <w:r>
+        <w:t>Der Rueckfluss in den WOE-Korpus liegt hier in klaren Begriffen, sauber verlinkten Quellen und benannten Forschungsfragen. Wo Glossar, Werkzeuge, Journal oder Reader noch doppeldeutig bleiben, sollte Reverse Merit Order nicht als fertige Gewissheit auftreten, sondern als pruefbarer Lernstand mit Korrekturpfad.</w:t>
+      </w:r>
+    </w:p>
+    <w:p>
+      <w:r>
+        <w:t>Transferhinweis. In V34 muss FinalScore immer mit Empfaengern gelesen werden. Wirkung entsteht nicht beim Sender, sondern an veraenderten Zustaenden von Menschen, Oekosystemen, Institutionen, Oeffentlichkeit oder kuenftigen Handlungsspielraeumen. Darum reicht es nicht, interne Aktivitaeten zu dokumentieren. Entscheidend ist, ob sich ein Zustand nachvollziehbar veraendert und ob diese Veraenderung im Referenzrahmen Mensch, Planet, Demokratie, SDGs, Agenda 2030 und SDG+ tragfaehig bewertet werden kann.</w:t>
+      </w:r>
+    </w:p>
+    <w:p>
+      <w:r>
+        <w:t>Ein Bericht behauptet, die Massnahme zu Reverse Merit Order sei erfolgreich. Die WOE-Lesart fragt bei FinalScore nach belastbaren Nachweisen: begriffliche Praezision, Fallbeschreibung, Quellenklarheit, Plausibilitaet und offene Unsicherheit. Wenn diese Nachweise fehlen, bleibt die Aussage Wirkungspotenzial oder Kommunikationsbehauptung. Sie kann wichtig sein, aber sie ist noch keine belegte Wirkung.</w:t>
+      </w:r>
+    </w:p>
+    <w:p>
+      <w:r>
+        <w:t>Fallpruefung. Wenn eine Kommune eine bestehende Massnahme neu priorisieren will, beginnt die Analyse bei Empfaengern, Wirkraum, Zeitraum und Datenquelle. Bei FinalScore muss dann geklaert werden, ob Ressourcen umgeschichtet, Daten nacherhoben oder Zielkonflikte offengelegt werden. Eine tragfaehige Antwort benennt mindestens eine Quelle, eine offene Unsicherheit, eine moegliche Gegenbeobachtung und die Entscheidung, die nach der Bewertung geaendert wird.</w:t>
+      </w:r>
+    </w:p>
+    <w:p>
+      <w:r>
+        <w:t>Rueckflussnotiz. Wissenschaftliche Anschlussfaehigkeit entsteht hier durch Quellenklarheit. Bei Einleitung / Wirkungsfrage werden interne WOE-Begriffe nicht als Ersatz fuer Belege benutzt, sondern mit WOE-Bewertungslogik, SDG+, rote Linien, NWI/T-SROI-Abgrenzung und Schutzgueter verbunden. Wo die Datenlage offen bleibt, wird das offengelegt. Wo eine Aussage nur plausibel ist, bleibt sie als Wirkungspotenzial markiert. Wo ein Schaden eine rote Linie beruehrt, greift Nichtkompensation vor Durchschnittslogik.</w:t>
+      </w:r>
+    </w:p>
+    <w:p>
+      <w:r>
+        <w:t>In einer kontroversen Entscheidung wirkt Einleitung / Wirkungsfrage als Pruefpunkt fuer Ambivalenz. Ein Nutzen fuer eine Gruppe kann mit Risiken fuer andere Wirkungsempfaenger einhergehen. Das Skript verlangt deshalb, positive und negative Zustandsveraenderungen getrennt zu fuehren, bevor von positiver Netto-Wirkung gesprochen wird.</w:t>
+      </w:r>
+    </w:p>
+    <w:p>
+      <w:r>
+        <w:t>Fallpruefung. Wenn ein Unternehmen ein Produkt, einen Prozess oder eine Investition wirkungsbezogen bewerten will, beginnt die Analyse bei Empfaengern, Wirkraum, Zeitraum und Datenquelle. Bei Einleitung / Wirkungsfrage muss dann geklaert werden, welche Entscheidung nach der Bewertung tatsaechlich anders ausfaellt. Eine tragfaehige Antwort benennt mindestens eine Quelle, eine offene Unsicherheit, eine moegliche Gegenbeobachtung und die Entscheidung, die nach der Bewertung geaendert wird.</w:t>
+      </w:r>
+    </w:p>
+    <w:p>
+      <w:r>
+        <w:t>Fuer die Bewertung reicht kein Summenscore, der zentrale Schaeden mit bequemen Pluspunkten verrechnet. Nichtkompensation und Reverse Merit Order markieren, wo rote Linien, demokratische Grundbedingungen oder planetare Grenzen Vorrang vor Durchschnittslogik haben. So bleibt positive Netto-Wirkung eine anspruchsvolle Zielgroesse und wird nicht zur dekorativen Formel.</w:t>
+      </w:r>
+    </w:p>
+    <w:p>
+      <w:r>
+        <w:t>Pruefungsimpuls. In Grundstudium Wirkungsoekonomie wird Kernaussage erst steuerungsfaehig, wenn daraus eine Entscheidung folgt. Die Grundbegriffe muessen in spaeteren Modulen wiedererkennbar bleiben. Ohne diese Rueckkopplung bleibt Reporting eine Beschreibung. Mit Rueckkopplung wird aus Bewertung eine veraenderte Routine: ein anderer Prozess, ein geaenderter Anreiz, eine bessere Datenpflicht, eine korrigierte Kommunikation oder eine neue Priorisierung.</w:t>
+      </w:r>
+    </w:p>
+    <w:p>
+      <w:r>
+        <w:t>Die typische Fehlstelle bei Reverse Merit Order liegt darin, schwere Schaeden mit bequemen Pluspunkten zu verrechnen. Bei Kernaussage wird diese Fehlstelle konkret: Ein scheinbar plausibler Befund darf nicht zur Abkuerzung werden. Quellen, Systemgrenzen, Unsicherheit und Rueckkopplung bleiben sichtbar.</w:t>
+      </w:r>
+    </w:p>
+    <w:p>
+      <w:r>
+        <w:t>Fallpruefung. Wenn eine Bildungs- oder Forschungseinrichtung eine Wirkungsaussage fuer Lernende und Praxispartner pruefbar machen will, beginnt die Analyse bei Empfaengern, Wirkraum, Zeitraum und Datenquelle. Bei Kernaussage muss dann geklaert werden, welche Begriffe, Quellen und Grenzen im Material sichtbar bleiben muessen. Eine tragfaehige Antwort benennt mindestens eine Quelle, eine offene Unsicherheit, eine moegliche Gegenbeobachtung und die Entscheidung, die nach der Bewertung geaendert wird.</w:t>
+      </w:r>
+    </w:p>
+    <w:p>
+      <w:r>
+        <w:t>Der Rueckfluss in den WOE-Korpus liegt hier in klaren Begriffen, sauber verlinkten Quellen und benannten Forschungsfragen. Wo Glossar, Werkzeuge, Journal oder Reader noch doppeldeutig bleiben, sollte Reverse Merit Order nicht als fertige Gewissheit auftreten, sondern als pruefbarer Lernstand mit Korrekturpfad.</w:t>
       </w:r>
     </w:p>
     <w:p>
@@ -3987,107 +4042,122 @@
         <w:pStyle w:val="Heading3"/>
       </w:pPr>
       <w:r>
-        <w:t>Schlussvertiefung 5: Reverse Merit Order im Anwendungsfall</w:t>
-      </w:r>
-    </w:p>
-    <w:p>
-      <w:r>
-        <w:t>Die folgenden Abschnitte sind keine neue Pruefungsloesung. Sie verdichten die vorhandenen Kapitel zu einer Lesart, mit der Studierende einen Fall selbststaendig analysieren koennen. Im Mittelpunkt stehen Bewertungsgrenzen, Nichtkompensation, Reverse Merit Order und positive Netto-Wirkung, nicht moralische Personenbewertung.</w:t>
-      </w:r>
-    </w:p>
-    <w:p>
-      <w:r>
-        <w:t>Begriffliche Schlussklaerung. Wissenschaftliche Anschlussfaehigkeit entsteht hier durch Quellenklarheit. Bei Leitthese werden interne WOE-Begriffe nicht als Ersatz fuer Belege benutzt, sondern mit WOE-Bewertungslogik, SDG+, rote Linien, NWI/T-SROI-Abgrenzung und Schutzgueter verbunden. Wo die Datenlage offen bleibt, wird das offengelegt. Wo eine Aussage nur plausibel ist, bleibt sie als Wirkungspotenzial markiert. Wo ein Schaden eine rote Linie beruehrt, greift Nichtkompensation vor Durchschnittslogik.</w:t>
-      </w:r>
-    </w:p>
-    <w:p>
-      <w:r>
-        <w:t>In einer kontroversen Entscheidung wirkt Leitthese als Pruefpunkt fuer Ambivalenz. Ein Nutzen fuer eine Gruppe kann mit Risiken fuer andere Wirkungsempfaenger einhergehen. Das Skript verlangt deshalb, positive und negative Zustandsveraenderungen getrennt zu fuehren, bevor von positiver Netto-Wirkung gesprochen wird.</w:t>
-      </w:r>
-    </w:p>
-    <w:p>
-      <w:r>
-        <w:t>Wirkpfad und Empfaenger. In Grundstudium Wirkungsoekonomie wird Didaktische Einordnung im Studiengang erst steuerungsfaehig, wenn daraus eine Entscheidung folgt. Die Grundbegriffe muessen in spaeteren Modulen wiedererkennbar bleiben. Ohne diese Rueckkopplung bleibt Reporting eine Beschreibung. Mit Rueckkopplung wird aus Bewertung eine veraenderte Routine: ein anderer Prozess, ein geaenderter Anreiz, eine bessere Datenpflicht, eine korrigierte Kommunikation oder eine neue Priorisierung.</w:t>
-      </w:r>
-    </w:p>
-    <w:p>
-      <w:r>
-        <w:t>Die typische Fehlstelle bei Reverse Merit Order liegt darin, schwere Schaeden mit bequemen Pluspunkten zu verrechnen. Bei Didaktische Einordnung im Studiengang wird diese Fehlstelle konkret: Ein scheinbar plausibler Befund darf nicht zur Abkuerzung werden. Quellen, Systemgrenzen, Unsicherheit und Rueckkopplung bleiben sichtbar.</w:t>
-      </w:r>
-    </w:p>
-    <w:p>
-      <w:r>
-        <w:t>Daten, Quellen und Evidenz. Die Grenze gegen Scheingenauigkeit verlaeuft bei Analysemodell nicht zwischen Optimismus und Pessimismus. Sie verlaeuft zwischen offengelegter Unsicherheit und rhetorischer Sicherheit. Wer Reverse Merit Order belastbar anwenden will, benennt Systemgrenze, Zeitraum, Vergleichspunkt und offene Gegenhypothese. Gerade dadurch bleibt das Skript anschlussfaehig fuer Forschung, Praxis und spaetere Revision.</w:t>
-      </w:r>
-    </w:p>
-    <w:p>
-      <w:r>
-        <w:t>Fuer die Pruefung ist Analysemodell dann verstanden, wenn daraus eine belastbare Fallantwort entsteht. Eine gute Antwort unterscheidet Beobachtung, Kausalannahme, Bewertung und Steuerungsfolge. Sie bewertet keine Menschen, sondern Wirkpfade, Zustandsveraenderungen, Risiken und institutionelle Bedingungen.</w:t>
-      </w:r>
-    </w:p>
-    <w:p>
-      <w:r>
-        <w:t>Bewertung und rote Linien. Modellformel zeigt, warum Reverse Merit Order mehr ist als ein Schlagwort im Feld Bewertungsgrenzen, Nichtkompensation, Reverse Merit Order und positive Netto-Wirkung. Die wirkungsoekonomische Frage lautet: Welche reale Veraenderung wird moeglich, welche bleibt nur Potenzial und wo entsteht ein Wirkungsrisiko? Diese Unterscheidung schuetzt vor Impact-Washing, weil sie Absicht, Aktivitaet, Reichweite und Wirkung auseinanderhaelt.</w:t>
-      </w:r>
-    </w:p>
-    <w:p>
-      <w:r>
-        <w:t>Eine Kommune, ein Unternehmen oder eine Bildungsorganisation will Reverse Merit Order praktisch anwenden. Der erste Schritt ist nicht die Auswahl eines Instruments, sondern die Klaerung der Zustandsveraenderung. Bei Modellformel muss deshalb benannt werden, wer betroffen ist, welcher Zustand sich veraendert, welche Frist gilt und welche Gegenbeobachtung die Annahme widerlegen wuerde. Erst danach entsteht eine begruendete Entscheidung im Feld Begriff, Fallbewertung, Wirkpfad, rote Linie, Quellenbeurteilung oder Rueckkopplungsregel.</w:t>
-      </w:r>
-    </w:p>
-    <w:p>
-      <w:r>
-        <w:t>Kontrollfrage. Welche Entscheidung waere falsch, wenn Modellformel in V34 missverstanden wird? Die Antwort muss mindestens eine Daten- oder Quellenannahme, eine betroffene Gruppe oder Schutzdimension, eine moegliche Nebenwirkung und einen Rueckkopplungsschritt nennen. Richtig ist nicht die lauteste Bewertung, sondern diejenige, die Begriff, Beleg und Steuerungsfolge zusammenhaelt.</w:t>
-      </w:r>
-    </w:p>
-    <w:p>
-      <w:r>
-        <w:t>Rueckfluss. Fuer den WOE-Korpus bedeutet das: Begriffe aus Reverse Merit Order sollten dort geschaerft werden, wo sie in Glossar, Werkzeugen, Journal oder Readern doppeldeutig bleiben. Offene Forschungsfragen werden nicht versteckt. Sie markieren die Stelle, an der spaetere Evidenz, ein besserer Datensatz oder eine praezisere Fallstudie die Bewertung veraendern kann.</w:t>
-      </w:r>
-    </w:p>
-    <w:p>
-      <w:r>
-        <w:t>Steuerung und Rueckkopplung. In V34 muss Fallfenster immer mit Empfaengern gelesen werden. Wirkung entsteht nicht beim Sender, sondern an veraenderten Zustaenden von Menschen, Oekosystemen, Institutionen, Oeffentlichkeit oder kuenftigen Handlungsspielraeumen. Darum reicht es nicht, interne Aktivitaeten zu dokumentieren. Entscheidend ist, ob sich ein Zustand nachvollziehbar veraendert und ob diese Veraenderung im Referenzrahmen Mensch, Planet, Demokratie, SDGs, Agenda 2030 und SDG+ tragfaehig bewertet werden kann.</w:t>
-      </w:r>
-    </w:p>
-    <w:p>
-      <w:r>
-        <w:t>Ein Bericht behauptet, die Massnahme zu Reverse Merit Order sei erfolgreich. Die WOE-Lesart fragt bei Fallfenster nach belastbaren Nachweisen: begriffliche Praezision, Fallbeschreibung, Quellenklarheit, Plausibilitaet und offene Unsicherheit. Wenn diese Nachweise fehlen, bleibt die Aussage Wirkungspotenzial oder Kommunikationsbehauptung. Sie kann wichtig sein, aber sie ist noch keine belegte Wirkung.</w:t>
-      </w:r>
-    </w:p>
-    <w:p>
-      <w:r>
-        <w:t>Pruefungsnahe Anwendung. Wissenschaftliche Anschlussfaehigkeit entsteht hier durch Quellenklarheit. Bei Prüfungsnahe Fallfragen ohne geschützte Antwortlogik werden interne WOE-Begriffe nicht als Ersatz fuer Belege benutzt, sondern mit WOE-Bewertungslogik, SDG+, rote Linien, NWI/T-SROI-Abgrenzung und Schutzgueter verbunden. Wo die Datenlage offen bleibt, wird das offengelegt. Wo eine Aussage nur plausibel ist, bleibt sie als Wirkungspotenzial markiert. Wo ein Schaden eine rote Linie beruehrt, greift Nichtkompensation vor Durchschnittslogik.</w:t>
-      </w:r>
-    </w:p>
-    <w:p>
-      <w:r>
-        <w:t>In einer kontroversen Entscheidung wirkt Prüfungsnahe Fallfragen ohne geschützte Antwortlogik als Pruefpunkt fuer Ambivalenz. Ein Nutzen fuer eine Gruppe kann mit Risiken fuer andere Wirkungsempfaenger einhergehen. Das Skript verlangt deshalb, positive und negative Zustandsveraenderungen getrennt zu fuehren, bevor von positiver Netto-Wirkung gesprochen wird.</w:t>
-      </w:r>
-    </w:p>
-    <w:p>
-      <w:r>
-        <w:t>Transfer in den WOE-Korpus. In Grundstudium Wirkungsoekonomie wird Auswertung aus der lebenden Website-Referenz erst steuerungsfaehig, wenn daraus eine Entscheidung folgt. Die Grundbegriffe muessen in spaeteren Modulen wiedererkennbar bleiben. Ohne diese Rueckkopplung bleibt Reporting eine Beschreibung. Mit Rueckkopplung wird aus Bewertung eine veraenderte Routine: ein anderer Prozess, ein geaenderter Anreiz, eine bessere Datenpflicht, eine korrigierte Kommunikation oder eine neue Priorisierung.</w:t>
-      </w:r>
-    </w:p>
-    <w:p>
-      <w:r>
-        <w:t>Die typische Fehlstelle bei Reverse Merit Order liegt darin, schwere Schaeden mit bequemen Pluspunkten zu verrechnen. Bei Auswertung aus der lebenden Website-Referenz wird diese Fehlstelle konkret: Ein scheinbar plausibler Befund darf nicht zur Abkuerzung werden. Quellen, Systemgrenzen, Unsicherheit und Rueckkopplung bleiben sichtbar.</w:t>
-      </w:r>
-    </w:p>
-    <w:p>
-      <w:r>
-        <w:t>Grenzen der Aussage. Die Grenze gegen Scheingenauigkeit verlaeuft bei Warum Durchschnittswerte nicht reichen nicht zwischen Optimismus und Pessimismus. Sie verlaeuft zwischen offengelegter Unsicherheit und rhetorischer Sicherheit. Wer Reverse Merit Order belastbar anwenden will, benennt Systemgrenze, Zeitraum, Vergleichspunkt und offene Gegenhypothese. Gerade dadurch bleibt das Skript anschlussfaehig fuer Forschung, Praxis und spaetere Revision.</w:t>
-      </w:r>
-    </w:p>
-    <w:p>
-      <w:r>
-        <w:t>Fuer die Pruefung ist Warum Durchschnittswerte nicht reichen dann verstanden, wenn daraus eine belastbare Fallantwort entsteht. Eine gute Antwort unterscheidet Beobachtung, Kausalannahme, Bewertung und Steuerungsfolge. Sie bewertet keine Menschen, sondern Wirkpfade, Zustandsveraenderungen, Risiken und institutionelle Bedingungen.</w:t>
-      </w:r>
-    </w:p>
-    <w:p>
-      <w:r>
-        <w:t>Kontrollfrage. Welche Entscheidung waere falsch, wenn Warum Durchschnittswerte nicht reichen in V34 missverstanden wird? Die Antwort muss mindestens eine Daten- oder Quellenannahme, eine betroffene Gruppe oder Schutzdimension, eine moegliche Nebenwirkung und einen Rueckkopplungsschritt nennen. Richtig ist nicht die lauteste Bewertung, sondern diejenige, die Begriff, Beleg und Steuerungsfolge zusammenhaelt.</w:t>
+        <w:t>Vertiefungsrunde 5: Anschluss an Praxis und Forschung</w:t>
+      </w:r>
+    </w:p>
+    <w:p>
+      <w:r>
+        <w:t>Diese Runde wechselt den Blickwinkel, damit der Schlussblock nicht nur wiederholt, sondern Leseentscheidungen vorbereitet: Was ist belegt, was bleibt Potenzial, welche Nebenwirkung ist relevant und welche Steuerungsfolge wird daraus abgeleitet?</w:t>
+      </w:r>
+    </w:p>
+    <w:p>
+      <w:r>
+        <w:t>Begriffliche Sicherung. Die Grenze gegen Scheingenauigkeit verlaeuft bei Quelltext und fachliche Grundlegung nicht zwischen Optimismus und Pessimismus. Sie verlaeuft zwischen offengelegter Unsicherheit und rhetorischer Sicherheit. Wer Reverse Merit Order belastbar anwenden will, benennt Systemgrenze, Zeitraum, Vergleichspunkt und offene Gegenhypothese. Gerade dadurch bleibt das Skript anschlussfaehig fuer Forschung, Praxis und spaetere Revision.</w:t>
+      </w:r>
+    </w:p>
+    <w:p>
+      <w:r>
+        <w:t>Fuer die Pruefung ist Quelltext und fachliche Grundlegung dann verstanden, wenn daraus eine belastbare Fallantwort entsteht. Eine gute Antwort unterscheidet Beobachtung, Kausalannahme, Bewertung und Steuerungsfolge. Sie bewertet keine Menschen, sondern Wirkpfade, Zustandsveraenderungen, Risiken und institutionelle Bedingungen.</w:t>
+      </w:r>
+    </w:p>
+    <w:p>
+      <w:r>
+        <w:t>Fallpruefung. Wenn eine Kommune eine bestehende Massnahme neu priorisieren will, beginnt die Analyse bei Empfaengern, Wirkraum, Zeitraum und Datenquelle. Bei Quelltext und fachliche Grundlegung muss dann geklaert werden, ob Ressourcen umgeschichtet, Daten nacherhoben oder Zielkonflikte offengelegt werden. Eine tragfaehige Antwort benennt mindestens eine Quelle, eine offene Unsicherheit, eine moegliche Gegenbeobachtung und die Entscheidung, die nach der Bewertung geaendert wird.</w:t>
+      </w:r>
+    </w:p>
+    <w:p>
+      <w:r>
+        <w:t>Wirkpfadpruefung. Einstieg / Wirkungsfrage zeigt, warum Reverse Merit Order mehr ist als ein Schlagwort im Feld Bewertungsgrenzen, Nichtkompensation, Reverse Merit Order und positive Netto-Wirkung. Die wirkungsoekonomische Frage lautet: Welche reale Veraenderung wird moeglich, welche bleibt nur Potenzial und wo entsteht ein Wirkungsrisiko? Diese Unterscheidung schuetzt vor Impact-Washing, weil sie Absicht, Aktivitaet, Reichweite und Wirkung auseinanderhaelt.</w:t>
+      </w:r>
+    </w:p>
+    <w:p>
+      <w:r>
+        <w:t>Eine Kommune, ein Unternehmen oder eine Bildungsorganisation will Reverse Merit Order praktisch anwenden. Der erste Schritt ist nicht die Auswahl eines Instruments, sondern die Klaerung der Zustandsveraenderung. Bei Einstieg / Wirkungsfrage muss deshalb benannt werden, wer betroffen ist, welcher Zustand sich veraendert, welche Frist gilt und welche Gegenbeobachtung die Annahme widerlegen wuerde. Erst danach entsteht eine begruendete Entscheidung im Feld Begriff, Fallbewertung, Wirkpfad, rote Linie, Quellenbeurteilung oder Rueckkopplungsregel.</w:t>
+      </w:r>
+    </w:p>
+    <w:p>
+      <w:r>
+        <w:t>Fallpruefung. Wenn ein Unternehmen ein Produkt, einen Prozess oder eine Investition wirkungsbezogen bewerten will, beginnt die Analyse bei Empfaengern, Wirkraum, Zeitraum und Datenquelle. Bei Einstieg / Wirkungsfrage muss dann geklaert werden, welche Entscheidung nach der Bewertung tatsaechlich anders ausfaellt. Eine tragfaehige Antwort benennt mindestens eine Quelle, eine offene Unsicherheit, eine moegliche Gegenbeobachtung und die Entscheidung, die nach der Bewertung geaendert wird.</w:t>
+      </w:r>
+    </w:p>
+    <w:p>
+      <w:r>
+        <w:t>Fuer die Bewertung reicht kein Summenscore, der zentrale Schaeden mit bequemen Pluspunkten verrechnet. Nichtkompensation und Reverse Merit Order markieren, wo rote Linien, demokratische Grundbedingungen oder planetare Grenzen Vorrang vor Durchschnittslogik haben. So bleibt positive Netto-Wirkung eine anspruchsvolle Zielgroesse und wird nicht zur dekorativen Formel.</w:t>
+      </w:r>
+    </w:p>
+    <w:p>
+      <w:r>
+        <w:t>Evidenzfenster. In V34 muss Skript / Folien (Lernseite) immer mit Empfaengern gelesen werden. Wirkung entsteht nicht beim Sender, sondern an veraenderten Zustaenden von Menschen, Oekosystemen, Institutionen, Oeffentlichkeit oder kuenftigen Handlungsspielraeumen. Darum reicht es nicht, interne Aktivitaeten zu dokumentieren. Entscheidend ist, ob sich ein Zustand nachvollziehbar veraendert und ob diese Veraenderung im Referenzrahmen Mensch, Planet, Demokratie, SDGs, Agenda 2030 und SDG+ tragfaehig bewertet werden kann.</w:t>
+      </w:r>
+    </w:p>
+    <w:p>
+      <w:r>
+        <w:t>Ein Bericht behauptet, die Massnahme zu Reverse Merit Order sei erfolgreich. Die WOE-Lesart fragt bei Skript / Folien (Lernseite) nach belastbaren Nachweisen: begriffliche Praezision, Fallbeschreibung, Quellenklarheit, Plausibilitaet und offene Unsicherheit. Wenn diese Nachweise fehlen, bleibt die Aussage Wirkungspotenzial oder Kommunikationsbehauptung. Sie kann wichtig sein, aber sie ist noch keine belegte Wirkung.</w:t>
+      </w:r>
+    </w:p>
+    <w:p>
+      <w:r>
+        <w:t>Fallpruefung. Wenn eine Bildungs- oder Forschungseinrichtung eine Wirkungsaussage fuer Lernende und Praxispartner pruefbar machen will, beginnt die Analyse bei Empfaengern, Wirkraum, Zeitraum und Datenquelle. Bei Skript / Folien (Lernseite) muss dann geklaert werden, welche Begriffe, Quellen und Grenzen im Material sichtbar bleiben muessen. Eine tragfaehige Antwort benennt mindestens eine Quelle, eine offene Unsicherheit, eine moegliche Gegenbeobachtung und die Entscheidung, die nach der Bewertung geaendert wird.</w:t>
+      </w:r>
+    </w:p>
+    <w:p>
+      <w:r>
+        <w:t>Der Rueckfluss in den WOE-Korpus liegt hier in klaren Begriffen, sauber verlinkten Quellen und benannten Forschungsfragen. Wo Glossar, Werkzeuge, Journal oder Reader noch doppeldeutig bleiben, sollte Reverse Merit Order nicht als fertige Gewissheit auftreten, sondern als pruefbarer Lernstand mit Korrekturpfad.</w:t>
+      </w:r>
+    </w:p>
+    <w:p>
+      <w:r>
+        <w:t>Bewertungsgrenze. Wissenschaftliche Anschlussfaehigkeit entsteht hier durch Quellenklarheit. Bei Transferaufgabe werden interne WOE-Begriffe nicht als Ersatz fuer Belege benutzt, sondern mit WOE-Bewertungslogik, SDG+, rote Linien, NWI/T-SROI-Abgrenzung und Schutzgueter verbunden. Wo die Datenlage offen bleibt, wird das offengelegt. Wo eine Aussage nur plausibel ist, bleibt sie als Wirkungspotenzial markiert. Wo ein Schaden eine rote Linie beruehrt, greift Nichtkompensation vor Durchschnittslogik.</w:t>
+      </w:r>
+    </w:p>
+    <w:p>
+      <w:r>
+        <w:t>In einer kontroversen Entscheidung wirkt Transferaufgabe als Pruefpunkt fuer Ambivalenz. Ein Nutzen fuer eine Gruppe kann mit Risiken fuer andere Wirkungsempfaenger einhergehen. Das Skript verlangt deshalb, positive und negative Zustandsveraenderungen getrennt zu fuehren, bevor von positiver Netto-Wirkung gesprochen wird.</w:t>
+      </w:r>
+    </w:p>
+    <w:p>
+      <w:r>
+        <w:t>Fallpruefung. Wenn eine Kommune eine bestehende Massnahme neu priorisieren will, beginnt die Analyse bei Empfaengern, Wirkraum, Zeitraum und Datenquelle. Bei Transferaufgabe muss dann geklaert werden, ob Ressourcen umgeschichtet, Daten nacherhoben oder Zielkonflikte offengelegt werden. Eine tragfaehige Antwort benennt mindestens eine Quelle, eine offene Unsicherheit, eine moegliche Gegenbeobachtung und die Entscheidung, die nach der Bewertung geaendert wird.</w:t>
+      </w:r>
+    </w:p>
+    <w:p>
+      <w:r>
+        <w:t>Steuerungsfolge. In Grundstudium Wirkungsoekonomie wird Praxisbeispiel erst steuerungsfaehig, wenn daraus eine Entscheidung folgt. Die Grundbegriffe muessen in spaeteren Modulen wiedererkennbar bleiben. Ohne diese Rueckkopplung bleibt Reporting eine Beschreibung. Mit Rueckkopplung wird aus Bewertung eine veraenderte Routine: ein anderer Prozess, ein geaenderter Anreiz, eine bessere Datenpflicht, eine korrigierte Kommunikation oder eine neue Priorisierung.</w:t>
+      </w:r>
+    </w:p>
+    <w:p>
+      <w:r>
+        <w:t>Die typische Fehlstelle bei Reverse Merit Order liegt darin, schwere Schaeden mit bequemen Pluspunkten zu verrechnen. Bei Praxisbeispiel wird diese Fehlstelle konkret: Ein scheinbar plausibler Befund darf nicht zur Abkuerzung werden. Quellen, Systemgrenzen, Unsicherheit und Rueckkopplung bleiben sichtbar.</w:t>
+      </w:r>
+    </w:p>
+    <w:p>
+      <w:r>
+        <w:t>Fallpruefung. Wenn ein Unternehmen ein Produkt, einen Prozess oder eine Investition wirkungsbezogen bewerten will, beginnt die Analyse bei Empfaengern, Wirkraum, Zeitraum und Datenquelle. Bei Praxisbeispiel muss dann geklaert werden, welche Entscheidung nach der Bewertung tatsaechlich anders ausfaellt. Eine tragfaehige Antwort benennt mindestens eine Quelle, eine offene Unsicherheit, eine moegliche Gegenbeobachtung und die Entscheidung, die nach der Bewertung geaendert wird.</w:t>
+      </w:r>
+    </w:p>
+    <w:p>
+      <w:r>
+        <w:t>Fuer die Bewertung reicht kein Summenscore, der zentrale Schaeden mit bequemen Pluspunkten verrechnet. Nichtkompensation und Reverse Merit Order markieren, wo rote Linien, demokratische Grundbedingungen oder planetare Grenzen Vorrang vor Durchschnittslogik haben. So bleibt positive Netto-Wirkung eine anspruchsvolle Zielgroesse und wird nicht zur dekorativen Formel.</w:t>
+      </w:r>
+    </w:p>
+    <w:p>
+      <w:r>
+        <w:t>Transferhinweis. Die Grenze gegen Scheingenauigkeit verlaeuft bei Wirkungsökonomische Vertiefung nicht zwischen Optimismus und Pessimismus. Sie verlaeuft zwischen offengelegter Unsicherheit und rhetorischer Sicherheit. Wer Reverse Merit Order belastbar anwenden will, benennt Systemgrenze, Zeitraum, Vergleichspunkt und offene Gegenhypothese. Gerade dadurch bleibt das Skript anschlussfaehig fuer Forschung, Praxis und spaetere Revision.</w:t>
+      </w:r>
+    </w:p>
+    <w:p>
+      <w:r>
+        <w:t>Fuer die Pruefung ist Wirkungsökonomische Vertiefung dann verstanden, wenn daraus eine belastbare Fallantwort entsteht. Eine gute Antwort unterscheidet Beobachtung, Kausalannahme, Bewertung und Steuerungsfolge. Sie bewertet keine Menschen, sondern Wirkpfade, Zustandsveraenderungen, Risiken und institutionelle Bedingungen.</w:t>
+      </w:r>
+    </w:p>
+    <w:p>
+      <w:r>
+        <w:t>Fallpruefung. Wenn eine Bildungs- oder Forschungseinrichtung eine Wirkungsaussage fuer Lernende und Praxispartner pruefbar machen will, beginnt die Analyse bei Empfaengern, Wirkraum, Zeitraum und Datenquelle. Bei Wirkungsökonomische Vertiefung muss dann geklaert werden, welche Begriffe, Quellen und Grenzen im Material sichtbar bleiben muessen. Eine tragfaehige Antwort benennt mindestens eine Quelle, eine offene Unsicherheit, eine moegliche Gegenbeobachtung und die Entscheidung, die nach der Bewertung geaendert wird.</w:t>
+      </w:r>
+    </w:p>
+    <w:p>
+      <w:r>
+        <w:t>Der Rueckfluss in den WOE-Korpus liegt hier in klaren Begriffen, sauber verlinkten Quellen und benannten Forschungsfragen. Wo Glossar, Werkzeuge, Journal oder Reader noch doppeldeutig bleiben, sollte Reverse Merit Order nicht als fertige Gewissheit auftreten, sondern als pruefbarer Lernstand mit Korrekturpfad.</w:t>
       </w:r>
     </w:p>
     <w:p>
@@ -4095,92 +4165,27 @@
         <w:pStyle w:val="Heading3"/>
       </w:pPr>
       <w:r>
-        <w:t>Schlussvertiefung 6: Reverse Merit Order im Anwendungsfall</w:t>
-      </w:r>
-    </w:p>
-    <w:p>
-      <w:r>
-        <w:t>Die folgenden Abschnitte sind keine neue Pruefungsloesung. Sie verdichten die vorhandenen Kapitel zu einer Lesart, mit der Studierende einen Fall selbststaendig analysieren koennen. Im Mittelpunkt stehen Bewertungsgrenzen, Nichtkompensation, Reverse Merit Order und positive Netto-Wirkung, nicht moralische Personenbewertung.</w:t>
-      </w:r>
-    </w:p>
-    <w:p>
-      <w:r>
-        <w:t>Begriffliche Schlussklaerung. Das schwächste Wirkungsfeld entscheidet zeigt, warum Reverse Merit Order mehr ist als ein Schlagwort im Feld Bewertungsgrenzen, Nichtkompensation, Reverse Merit Order und positive Netto-Wirkung. Die wirkungsoekonomische Frage lautet: Welche reale Veraenderung wird moeglich, welche bleibt nur Potenzial und wo entsteht ein Wirkungsrisiko? Diese Unterscheidung schuetzt vor Impact-Washing, weil sie Absicht, Aktivitaet, Reichweite und Wirkung auseinanderhaelt.</w:t>
-      </w:r>
-    </w:p>
-    <w:p>
-      <w:r>
-        <w:t>Eine Kommune, ein Unternehmen oder eine Bildungsorganisation will Reverse Merit Order praktisch anwenden. Der erste Schritt ist nicht die Auswahl eines Instruments, sondern die Klaerung der Zustandsveraenderung. Bei Das schwächste Wirkungsfeld entscheidet muss deshalb benannt werden, wer betroffen ist, welcher Zustand sich veraendert, welche Frist gilt und welche Gegenbeobachtung die Annahme widerlegen wuerde. Erst danach entsteht eine begruendete Entscheidung im Feld Begriff, Fallbewertung, Wirkpfad, rote Linie, Quellenbeurteilung oder Rueckkopplungsregel.</w:t>
-      </w:r>
-    </w:p>
-    <w:p>
-      <w:r>
-        <w:t>Wirkpfad und Empfaenger. In V34 muss Aufbau immer mit Empfaengern gelesen werden. Wirkung entsteht nicht beim Sender, sondern an veraenderten Zustaenden von Menschen, Oekosystemen, Institutionen, Oeffentlichkeit oder kuenftigen Handlungsspielraeumen. Darum reicht es nicht, interne Aktivitaeten zu dokumentieren. Entscheidend ist, ob sich ein Zustand nachvollziehbar veraendert und ob diese Veraenderung im Referenzrahmen Mensch, Planet, Demokratie, SDGs, Agenda 2030 und SDG+ tragfaehig bewertet werden kann.</w:t>
-      </w:r>
-    </w:p>
-    <w:p>
-      <w:r>
-        <w:t>Ein Bericht behauptet, die Massnahme zu Reverse Merit Order sei erfolgreich. Die WOE-Lesart fragt bei Aufbau nach belastbaren Nachweisen: begriffliche Praezision, Fallbeschreibung, Quellenklarheit, Plausibilitaet und offene Unsicherheit. Wenn diese Nachweise fehlen, bleibt die Aussage Wirkungspotenzial oder Kommunikationsbehauptung. Sie kann wichtig sein, aber sie ist noch keine belegte Wirkung.</w:t>
-      </w:r>
-    </w:p>
-    <w:p>
-      <w:r>
-        <w:t>Rueckfluss. Fuer den WOE-Korpus bedeutet das: Begriffe aus Reverse Merit Order sollten dort geschaerft werden, wo sie in Glossar, Werkzeugen, Journal oder Readern doppeldeutig bleiben. Offene Forschungsfragen werden nicht versteckt. Sie markieren die Stelle, an der spaetere Evidenz, ein besserer Datensatz oder eine praezisere Fallstudie die Bewertung veraendern kann.</w:t>
-      </w:r>
-    </w:p>
-    <w:p>
-      <w:r>
-        <w:t>Daten, Quellen und Evidenz. Wissenschaftliche Anschlussfaehigkeit entsteht hier durch Quellenklarheit. Bei Kernfelder werden interne WOE-Begriffe nicht als Ersatz fuer Belege benutzt, sondern mit WOE-Bewertungslogik, SDG+, rote Linien, NWI/T-SROI-Abgrenzung und Schutzgueter verbunden. Wo die Datenlage offen bleibt, wird das offengelegt. Wo eine Aussage nur plausibel ist, bleibt sie als Wirkungspotenzial markiert. Wo ein Schaden eine rote Linie beruehrt, greift Nichtkompensation vor Durchschnittslogik.</w:t>
-      </w:r>
-    </w:p>
-    <w:p>
-      <w:r>
-        <w:t>In einer kontroversen Entscheidung wirkt Kernfelder als Pruefpunkt fuer Ambivalenz. Ein Nutzen fuer eine Gruppe kann mit Risiken fuer andere Wirkungsempfaenger einhergehen. Das Skript verlangt deshalb, positive und negative Zustandsveraenderungen getrennt zu fuehren, bevor von positiver Netto-Wirkung gesprochen wird.</w:t>
-      </w:r>
-    </w:p>
-    <w:p>
-      <w:r>
-        <w:t>Bewertung und rote Linien. In Grundstudium Wirkungsoekonomie wird FinalScore erst steuerungsfaehig, wenn daraus eine Entscheidung folgt. Die Grundbegriffe muessen in spaeteren Modulen wiedererkennbar bleiben. Ohne diese Rueckkopplung bleibt Reporting eine Beschreibung. Mit Rueckkopplung wird aus Bewertung eine veraenderte Routine: ein anderer Prozess, ein geaenderter Anreiz, eine bessere Datenpflicht, eine korrigierte Kommunikation oder eine neue Priorisierung.</w:t>
-      </w:r>
-    </w:p>
-    <w:p>
-      <w:r>
-        <w:t>Die typische Fehlstelle bei Reverse Merit Order liegt darin, schwere Schaeden mit bequemen Pluspunkten zu verrechnen. Bei FinalScore wird diese Fehlstelle konkret: Ein scheinbar plausibler Befund darf nicht zur Abkuerzung werden. Quellen, Systemgrenzen, Unsicherheit und Rueckkopplung bleiben sichtbar.</w:t>
-      </w:r>
-    </w:p>
-    <w:p>
-      <w:r>
-        <w:t>Kontrollfrage. Welche Entscheidung waere falsch, wenn FinalScore in V34 missverstanden wird? Die Antwort muss mindestens eine Daten- oder Quellenannahme, eine betroffene Gruppe oder Schutzdimension, eine moegliche Nebenwirkung und einen Rueckkopplungsschritt nennen. Richtig ist nicht die lauteste Bewertung, sondern diejenige, die Begriff, Beleg und Steuerungsfolge zusammenhaelt.</w:t>
-      </w:r>
-    </w:p>
-    <w:p>
-      <w:r>
-        <w:t>Steuerung und Rueckkopplung. Die Grenze gegen Scheingenauigkeit verlaeuft bei Einleitung / Wirkungsfrage nicht zwischen Optimismus und Pessimismus. Sie verlaeuft zwischen offengelegter Unsicherheit und rhetorischer Sicherheit. Wer Reverse Merit Order belastbar anwenden will, benennt Systemgrenze, Zeitraum, Vergleichspunkt und offene Gegenhypothese. Gerade dadurch bleibt das Skript anschlussfaehig fuer Forschung, Praxis und spaetere Revision.</w:t>
-      </w:r>
-    </w:p>
-    <w:p>
-      <w:r>
-        <w:t>Fuer die Pruefung ist Einleitung / Wirkungsfrage dann verstanden, wenn daraus eine belastbare Fallantwort entsteht. Eine gute Antwort unterscheidet Beobachtung, Kausalannahme, Bewertung und Steuerungsfolge. Sie bewertet keine Menschen, sondern Wirkpfade, Zustandsveraenderungen, Risiken und institutionelle Bedingungen.</w:t>
-      </w:r>
-    </w:p>
-    <w:p>
-      <w:r>
-        <w:t>Pruefungsnahe Anwendung. Kernaussage zeigt, warum Reverse Merit Order mehr ist als ein Schlagwort im Feld Bewertungsgrenzen, Nichtkompensation, Reverse Merit Order und positive Netto-Wirkung. Die wirkungsoekonomische Frage lautet: Welche reale Veraenderung wird moeglich, welche bleibt nur Potenzial und wo entsteht ein Wirkungsrisiko? Diese Unterscheidung schuetzt vor Impact-Washing, weil sie Absicht, Aktivitaet, Reichweite und Wirkung auseinanderhaelt.</w:t>
-      </w:r>
-    </w:p>
-    <w:p>
-      <w:r>
-        <w:t>Eine Kommune, ein Unternehmen oder eine Bildungsorganisation will Reverse Merit Order praktisch anwenden. Der erste Schritt ist nicht die Auswahl eines Instruments, sondern die Klaerung der Zustandsveraenderung. Bei Kernaussage muss deshalb benannt werden, wer betroffen ist, welcher Zustand sich veraendert, welche Frist gilt und welche Gegenbeobachtung die Annahme widerlegen wuerde. Erst danach entsteht eine begruendete Entscheidung im Feld Begriff, Fallbewertung, Wirkpfad, rote Linie, Quellenbeurteilung oder Rueckkopplungsregel.</w:t>
-      </w:r>
-    </w:p>
-    <w:p>
-      <w:r>
-        <w:t>Transfer in den WOE-Korpus. In V34 muss Quelltext und fachliche Grundlegung immer mit Empfaengern gelesen werden. Wirkung entsteht nicht beim Sender, sondern an veraenderten Zustaenden von Menschen, Oekosystemen, Institutionen, Oeffentlichkeit oder kuenftigen Handlungsspielraeumen. Darum reicht es nicht, interne Aktivitaeten zu dokumentieren. Entscheidend ist, ob sich ein Zustand nachvollziehbar veraendert und ob diese Veraenderung im Referenzrahmen Mensch, Planet, Demokratie, SDGs, Agenda 2030 und SDG+ tragfaehig bewertet werden kann.</w:t>
-      </w:r>
-    </w:p>
-    <w:p>
-      <w:r>
-        <w:t>Ein Bericht behauptet, die Massnahme zu Reverse Merit Order sei erfolgreich. Die WOE-Lesart fragt bei Quelltext und fachliche Grundlegung nach belastbaren Nachweisen: begriffliche Praezision, Fallbeschreibung, Quellenklarheit, Plausibilitaet und offene Unsicherheit. Wenn diese Nachweise fehlen, bleibt die Aussage Wirkungspotenzial oder Kommunikationsbehauptung. Sie kann wichtig sein, aber sie ist noch keine belegte Wirkung.</w:t>
+        <w:t>Vertiefungsrunde 6: Anschluss an Praxis und Forschung</w:t>
+      </w:r>
+    </w:p>
+    <w:p>
+      <w:r>
+        <w:t>Diese Runde wechselt den Blickwinkel, damit der Schlussblock nicht nur wiederholt, sondern Leseentscheidungen vorbereitet: Was ist belegt, was bleibt Potenzial, welche Nebenwirkung ist relevant und welche Steuerungsfolge wird daraus abgeleitet?</w:t>
+      </w:r>
+    </w:p>
+    <w:p>
+      <w:r>
+        <w:t>Rueckflussnotiz. Begriffliche Präzision zeigt, warum Reverse Merit Order mehr ist als ein Schlagwort im Feld Bewertungsgrenzen, Nichtkompensation, Reverse Merit Order und positive Netto-Wirkung. Die wirkungsoekonomische Frage lautet: Welche reale Veraenderung wird moeglich, welche bleibt nur Potenzial und wo entsteht ein Wirkungsrisiko? Diese Unterscheidung schuetzt vor Impact-Washing, weil sie Absicht, Aktivitaet, Reichweite und Wirkung auseinanderhaelt.</w:t>
+      </w:r>
+    </w:p>
+    <w:p>
+      <w:r>
+        <w:t>Eine Kommune, ein Unternehmen oder eine Bildungsorganisation will Reverse Merit Order praktisch anwenden. Der erste Schritt ist nicht die Auswahl eines Instruments, sondern die Klaerung der Zustandsveraenderung. Bei Begriffliche Präzision muss deshalb benannt werden, wer betroffen ist, welcher Zustand sich veraendert, welche Frist gilt und welche Gegenbeobachtung die Annahme widerlegen wuerde. Erst danach entsteht eine begruendete Entscheidung im Feld Begriff, Fallbewertung, Wirkpfad, rote Linie, Quellenbeurteilung oder Rueckkopplungsregel.</w:t>
+      </w:r>
+    </w:p>
+    <w:p>
+      <w:r>
+        <w:t>Fallpruefung. Wenn eine Kommune eine bestehende Massnahme neu priorisieren will, beginnt die Analyse bei Empfaengern, Wirkraum, Zeitraum und Datenquelle. Bei Begriffliche Präzision muss dann geklaert werden, ob Ressourcen umgeschichtet, Daten nacherhoben oder Zielkonflikte offengelegt werden. Eine tragfaehige Antwort benennt mindestens eine Quelle, eine offene Unsicherheit, eine moegliche Gegenbeobachtung und die Entscheidung, die nach der Bewertung geaendert wird.</w:t>
       </w:r>
     </w:p>
     <w:p>

--- a/docs/studienskripte/word-rohfassungen/woek-g-v34.docx
+++ b/docs/studienskripte/word-rohfassungen/woek-g-v34.docx
@@ -3560,7 +3560,7 @@
     </w:p>
     <w:p>
       <w:r>
-        <w:t>Begriffliche Sicherung. Einleitung / Wirkungsfrage zeigt, warum Reverse Merit Order mehr ist als ein Schlagwort im Feld Bewertungsgrenzen, Nichtkompensation, Reverse Merit Order und positive Netto-Wirkung. Die wirkungsoekonomische Frage lautet: Welche reale Veraenderung wird moeglich, welche bleibt nur Potenzial und wo entsteht ein Wirkungsrisiko? Diese Unterscheidung schuetzt vor Impact-Washing, weil sie Absicht, Aktivitaet, Reichweite und Wirkung auseinanderhaelt.</w:t>
+        <w:t>Begriffliche Sicherung. Bei Einleitung / Wirkungsfrage wird Reverse Merit Order als Arbeitsfrage im Feld Bewertungsgrenzen, Nichtkompensation, Reverse Merit Order und positive Netto-Wirkung lesbar. Die wirkungsoekonomische Frage lautet: Welche reale Veraenderung wird moeglich, welche bleibt nur Potenzial und wo entsteht ein Wirkungsrisiko? Diese Unterscheidung schuetzt vor Impact-Washing, weil sie Absicht, Aktivitaet, Reichweite und Wirkung auseinanderhaelt.</w:t>
       </w:r>
     </w:p>
     <w:p>
@@ -3650,7 +3650,7 @@
     </w:p>
     <w:p>
       <w:r>
-        <w:t>Transferhinweis. Transferaufgabe zeigt, warum Reverse Merit Order mehr ist als ein Schlagwort im Feld Bewertungsgrenzen, Nichtkompensation, Reverse Merit Order und positive Netto-Wirkung. Die wirkungsoekonomische Frage lautet: Welche reale Veraenderung wird moeglich, welche bleibt nur Potenzial und wo entsteht ein Wirkungsrisiko? Diese Unterscheidung schuetzt vor Impact-Washing, weil sie Absicht, Aktivitaet, Reichweite und Wirkung auseinanderhaelt.</w:t>
+        <w:t>Transferhinweis. Bei Transferaufgabe wird Reverse Merit Order als Arbeitsfrage im Feld Bewertungsgrenzen, Nichtkompensation, Reverse Merit Order und positive Netto-Wirkung lesbar. Die wirkungsoekonomische Frage lautet: Welche reale Veraenderung wird moeglich, welche bleibt nur Potenzial und wo entsteht ein Wirkungsrisiko? Diese Unterscheidung schuetzt vor Impact-Washing, weil sie Absicht, Aktivitaet, Reichweite und Wirkung auseinanderhaelt.</w:t>
       </w:r>
     </w:p>
     <w:p>
@@ -3753,7 +3753,7 @@
     </w:p>
     <w:p>
       <w:r>
-        <w:t>Evidenzfenster. Leitthese zeigt, warum Reverse Merit Order mehr ist als ein Schlagwort im Feld Bewertungsgrenzen, Nichtkompensation, Reverse Merit Order und positive Netto-Wirkung. Die wirkungsoekonomische Frage lautet: Welche reale Veraenderung wird moeglich, welche bleibt nur Potenzial und wo entsteht ein Wirkungsrisiko? Diese Unterscheidung schuetzt vor Impact-Washing, weil sie Absicht, Aktivitaet, Reichweite und Wirkung auseinanderhaelt.</w:t>
+        <w:t>Evidenzfenster. Bei Leitthese wird Reverse Merit Order als Arbeitsfrage im Feld Bewertungsgrenzen, Nichtkompensation, Reverse Merit Order und positive Netto-Wirkung lesbar. Die wirkungsoekonomische Frage lautet: Welche reale Veraenderung wird moeglich, welche bleibt nur Potenzial und wo entsteht ein Wirkungsrisiko? Diese Unterscheidung schuetzt vor Impact-Washing, weil sie Absicht, Aktivitaet, Reichweite und Wirkung auseinanderhaelt.</w:t>
       </w:r>
     </w:p>
     <w:p>
@@ -3861,7 +3861,7 @@
     </w:p>
     <w:p>
       <w:r>
-        <w:t>Pruefungsimpuls. Prüfungsnahe Fallfragen ohne geschützte Antwortlogik zeigt, warum Reverse Merit Order mehr ist als ein Schlagwort im Feld Bewertungsgrenzen, Nichtkompensation, Reverse Merit Order und positive Netto-Wirkung. Die wirkungsoekonomische Frage lautet: Welche reale Veraenderung wird moeglich, welche bleibt nur Potenzial und wo entsteht ein Wirkungsrisiko? Diese Unterscheidung schuetzt vor Impact-Washing, weil sie Absicht, Aktivitaet, Reichweite und Wirkung auseinanderhaelt.</w:t>
+        <w:t>Pruefungsimpuls. Bei Prüfungsnahe Fallfragen ohne geschützte Antwortlogik wird Reverse Merit Order als Arbeitsfrage im Feld Bewertungsgrenzen, Nichtkompensation, Reverse Merit Order und positive Netto-Wirkung lesbar. Die wirkungsoekonomische Frage lautet: Welche reale Veraenderung wird moeglich, welche bleibt nur Potenzial und wo entsteht ein Wirkungsrisiko? Diese Unterscheidung schuetzt vor Impact-Washing, weil sie Absicht, Aktivitaet, Reichweite und Wirkung auseinanderhaelt.</w:t>
       </w:r>
     </w:p>
     <w:p>
@@ -3964,7 +3964,7 @@
     </w:p>
     <w:p>
       <w:r>
-        <w:t>Steuerungsfolge. Kernfelder zeigt, warum Reverse Merit Order mehr ist als ein Schlagwort im Feld Bewertungsgrenzen, Nichtkompensation, Reverse Merit Order und positive Netto-Wirkung. Die wirkungsoekonomische Frage lautet: Welche reale Veraenderung wird moeglich, welche bleibt nur Potenzial und wo entsteht ein Wirkungsrisiko? Diese Unterscheidung schuetzt vor Impact-Washing, weil sie Absicht, Aktivitaet, Reichweite und Wirkung auseinanderhaelt.</w:t>
+        <w:t>Steuerungsfolge. Bei Kernfelder wird Reverse Merit Order als Arbeitsfrage im Feld Bewertungsgrenzen, Nichtkompensation, Reverse Merit Order und positive Netto-Wirkung lesbar. Die wirkungsoekonomische Frage lautet: Welche reale Veraenderung wird moeglich, welche bleibt nur Potenzial und wo entsteht ein Wirkungsrisiko? Diese Unterscheidung schuetzt vor Impact-Washing, weil sie Absicht, Aktivitaet, Reichweite und Wirkung auseinanderhaelt.</w:t>
       </w:r>
     </w:p>
     <w:p>
@@ -4067,7 +4067,7 @@
     </w:p>
     <w:p>
       <w:r>
-        <w:t>Wirkpfadpruefung. Einstieg / Wirkungsfrage zeigt, warum Reverse Merit Order mehr ist als ein Schlagwort im Feld Bewertungsgrenzen, Nichtkompensation, Reverse Merit Order und positive Netto-Wirkung. Die wirkungsoekonomische Frage lautet: Welche reale Veraenderung wird moeglich, welche bleibt nur Potenzial und wo entsteht ein Wirkungsrisiko? Diese Unterscheidung schuetzt vor Impact-Washing, weil sie Absicht, Aktivitaet, Reichweite und Wirkung auseinanderhaelt.</w:t>
+        <w:t>Wirkpfadpruefung. Bei Einstieg / Wirkungsfrage wird Reverse Merit Order als Arbeitsfrage im Feld Bewertungsgrenzen, Nichtkompensation, Reverse Merit Order und positive Netto-Wirkung lesbar. Die wirkungsoekonomische Frage lautet: Welche reale Veraenderung wird moeglich, welche bleibt nur Potenzial und wo entsteht ein Wirkungsrisiko? Diese Unterscheidung schuetzt vor Impact-Washing, weil sie Absicht, Aktivitaet, Reichweite und Wirkung auseinanderhaelt.</w:t>
       </w:r>
     </w:p>
     <w:p>
@@ -4175,7 +4175,7 @@
     </w:p>
     <w:p>
       <w:r>
-        <w:t>Rueckflussnotiz. Begriffliche Präzision zeigt, warum Reverse Merit Order mehr ist als ein Schlagwort im Feld Bewertungsgrenzen, Nichtkompensation, Reverse Merit Order und positive Netto-Wirkung. Die wirkungsoekonomische Frage lautet: Welche reale Veraenderung wird moeglich, welche bleibt nur Potenzial und wo entsteht ein Wirkungsrisiko? Diese Unterscheidung schuetzt vor Impact-Washing, weil sie Absicht, Aktivitaet, Reichweite und Wirkung auseinanderhaelt.</w:t>
+        <w:t>Rueckflussnotiz. Bei Begriffliche Präzision wird Reverse Merit Order als Arbeitsfrage im Feld Bewertungsgrenzen, Nichtkompensation, Reverse Merit Order und positive Netto-Wirkung lesbar. Die wirkungsoekonomische Frage lautet: Welche reale Veraenderung wird moeglich, welche bleibt nur Potenzial und wo entsteht ein Wirkungsrisiko? Diese Unterscheidung schuetzt vor Impact-Washing, weil sie Absicht, Aktivitaet, Reichweite und Wirkung auseinanderhaelt.</w:t>
       </w:r>
     </w:p>
     <w:p>
@@ -4186,6 +4186,26 @@
     <w:p>
       <w:r>
         <w:t>Fallpruefung. Wenn eine Kommune eine bestehende Massnahme neu priorisieren will, beginnt die Analyse bei Empfaengern, Wirkraum, Zeitraum und Datenquelle. Bei Begriffliche Präzision muss dann geklaert werden, ob Ressourcen umgeschichtet, Daten nacherhoben oder Zielkonflikte offengelegt werden. Eine tragfaehige Antwort benennt mindestens eine Quelle, eine offene Unsicherheit, eine moegliche Gegenbeobachtung und die Entscheidung, die nach der Bewertung geaendert wird.</w:t>
+      </w:r>
+    </w:p>
+    <w:p>
+      <w:r>
+        <w:t>Pruefungsimpuls. In V34 muss Wirkpfad immer mit Empfaengern gelesen werden. Wirkung entsteht nicht beim Sender, sondern an veraenderten Zustaenden von Menschen, Oekosystemen, Institutionen, Oeffentlichkeit oder kuenftigen Handlungsspielraeumen. Darum reicht es nicht, interne Aktivitaeten zu dokumentieren. Entscheidend ist, ob sich ein Zustand nachvollziehbar veraendert und ob diese Veraenderung im Referenzrahmen Mensch, Planet, Demokratie, SDGs, Agenda 2030 und SDG+ tragfaehig bewertet werden kann.</w:t>
+      </w:r>
+    </w:p>
+    <w:p>
+      <w:r>
+        <w:t>Ein Bericht behauptet, die Massnahme zu Reverse Merit Order sei erfolgreich. Die WOE-Lesart fragt bei Wirkpfad nach belastbaren Nachweisen: begriffliche Praezision, Fallbeschreibung, Quellenklarheit, Plausibilitaet und offene Unsicherheit. Wenn diese Nachweise fehlen, bleibt die Aussage Wirkungspotenzial oder Kommunikationsbehauptung. Sie kann wichtig sein, aber sie ist noch keine belegte Wirkung.</w:t>
+      </w:r>
+    </w:p>
+    <w:p>
+      <w:r>
+        <w:t>Fallpruefung. Wenn ein Unternehmen ein Produkt, einen Prozess oder eine Investition wirkungsbezogen bewerten will, beginnt die Analyse bei Empfaengern, Wirkraum, Zeitraum und Datenquelle. Bei Wirkpfad muss dann geklaert werden, welche Entscheidung nach der Bewertung tatsaechlich anders ausfaellt. Eine tragfaehige Antwort benennt mindestens eine Quelle, eine offene Unsicherheit, eine moegliche Gegenbeobachtung und die Entscheidung, die nach der Bewertung geaendert wird.</w:t>
+      </w:r>
+    </w:p>
+    <w:p>
+      <w:r>
+        <w:t>Fuer die Bewertung reicht kein Summenscore, der zentrale Schaeden mit bequemen Pluspunkten verrechnet. Nichtkompensation und Reverse Merit Order markieren, wo rote Linien, demokratische Grundbedingungen oder planetare Grenzen Vorrang vor Durchschnittslogik haben. So bleibt positive Netto-Wirkung eine anspruchsvolle Zielgroesse und wird nicht zur dekorativen Formel.</w:t>
       </w:r>
     </w:p>
     <w:p>

--- a/docs/studienskripte/word-rohfassungen/woek-g-v34.docx
+++ b/docs/studienskripte/word-rohfassungen/woek-g-v34.docx
@@ -16,20 +16,7 @@
     </w:p>
     <w:p>
       <w:r>
-        <w:rPr>
-          <w:i/>
-        </w:rPr>
-        <w:t>Rohfassung fuer Claude / CI-CD-Finalisierung</w:t>
-      </w:r>
-    </w:p>
-    <w:p>
-      <w:r>
-        <w:t>Quelle: /Users/hagen/Documents/New project/content/studienskripte/woek-g-v34.md</w:t>
-      </w:r>
-    </w:p>
-    <w:p>
-      <w:r>
-        <w:t>Track: Grundstudium Wirkungsökonomie Kurscode: woek-g Vorlesungscode: V34 Modul/Abschnitt: G3.4 Titel: Reverse Merit Order Status: Studienskript V1 · fachlich finale Codex-Fassung, Claude-CI/CD-Satzfreigabe offen Quelle: woek-akademie-app/docs/lehrgaenge/woek-g-v34-reverse-merit-order.md Ablage: Markdown-Master in content/studienskripte/woek-g-v34.md, Word-Rohfassung in docs/studienskripte/word-rohfassungen/woek-g-v34.docx Wissensbasis: aktuelles Grundlagenwerk, Website-Korpus inklusive Journal, Akademie-Quelltexte, Glossar, interne Dossiers und externe Fachquellen</w:t>
+        <w:t>Track: Grundstudium Wirkungsökonomie Kurscode: woek-g Vorlesungscode: V34 Modul/Abschnitt: G3.4 Titel: Reverse Merit Order Status: Studienskript V1. Wissensbasis: aktuelles Grundlagenwerk, Website-Korpus inklusive Journal, Akademie-Quelltexte, Glossar, interne Dossiers und externe Fachquellen</w:t>
       </w:r>
     </w:p>
     <w:p>
@@ -99,11 +86,6 @@
       </w:r>
     </w:p>
     <w:p>
-      <w:r>
-        <w:t>Dieses Studienskript ist die fachlich finale Codex-V1-Fassung fuer den Akademie-Reader und die oeffentliche Bibliothek. Claude uebernimmt danach Satz, CI/CD, PDF/Reader-Freigabe und die abschliessende Lektoratsabnahme.</w:t>
-      </w:r>
-    </w:p>
-    <w:p>
       <w:pPr>
         <w:pStyle w:val="Heading2"/>
       </w:pPr>
@@ -135,11 +117,6 @@
       </w:r>
     </w:p>
     <w:p>
-      <w:r>
-        <w:t>&gt; Erstellt nach _vorlesung-template.md. Quell-Dokument für Claude; keine Folien- oder TTS-Fassung.</w:t>
-      </w:r>
-    </w:p>
-    <w:p>
       <w:pPr>
         <w:pStyle w:val="Heading2"/>
       </w:pPr>
@@ -202,27 +179,27 @@
     </w:p>
     <w:p>
       <w:r>
-        <w:t>Abschnitt A – Klassische Merit Order. In Märkten zählt oft die Reihenfolge nach Kosten oder Vorteil.</w:t>
-      </w:r>
-    </w:p>
-    <w:p>
-      <w:r>
-        <w:t>Abschnitt B – Umkehrung. Reverse Merit Order schaut zuerst auf das schwächste kritische Wirkungsfeld.</w:t>
-      </w:r>
-    </w:p>
-    <w:p>
-      <w:r>
-        <w:t>Abschnitt C – Kettenbild. Eine Kette ist nur so stark wie ihr schwächstes Glied.</w:t>
-      </w:r>
-    </w:p>
-    <w:p>
-      <w:r>
-        <w:t>Abschnitt D – Bewertungsfolge. Ein schwer negativer Feldwert begrenzt FinalScore, Steuerklasse oder Freigabe.</w:t>
-      </w:r>
-    </w:p>
-    <w:p>
-      <w:r>
-        <w:t>Abschnitt E – Zweck. Die Logik schützt vor Greenwashing, Durchschnittstricks und blinden positiven Teilwerten.</w:t>
+        <w:t>Abschnitt A - Klassische Merit Order. In Märkten zählt oft die Reihenfolge nach Kosten oder Vorteil.</w:t>
+      </w:r>
+    </w:p>
+    <w:p>
+      <w:r>
+        <w:t>Abschnitt B - Umkehrung. Reverse Merit Order schaut zuerst auf das schwächste kritische Wirkungsfeld.</w:t>
+      </w:r>
+    </w:p>
+    <w:p>
+      <w:r>
+        <w:t>Abschnitt C - Kettenbild. Eine Kette ist nur so stark wie ihr schwächstes Glied.</w:t>
+      </w:r>
+    </w:p>
+    <w:p>
+      <w:r>
+        <w:t>Abschnitt D - Bewertungsfolge. Ein schwer negativer Feldwert begrenzt FinalScore, Steuerklasse oder Freigabe.</w:t>
+      </w:r>
+    </w:p>
+    <w:p>
+      <w:r>
+        <w:t>Abschnitt E - Zweck. Die Logik schützt vor Greenwashing, Durchschnittstricks und blinden positiven Teilwerten.</w:t>
       </w:r>
     </w:p>
     <w:p>
@@ -490,7 +467,7 @@
         <w:pStyle w:val="ListBullet"/>
       </w:pPr>
       <w:r>
-        <w:t>✅ Richtig: B — Das schwächste kritische Feld begrenzt die Bewertung.</w:t>
+        <w:t>✅ Richtig: B - Das schwächste kritische Feld begrenzt die Bewertung.</w:t>
       </w:r>
     </w:p>
     <w:p>
@@ -511,7 +488,7 @@
         <w:pStyle w:val="ListBullet"/>
       </w:pPr>
       <w:r>
-        <w:t>✅ Richtig: B — Kritische Schäden sollen sichtbar bleiben.</w:t>
+        <w:t>✅ Richtig: B - Kritische Schäden sollen sichtbar bleiben.</w:t>
       </w:r>
     </w:p>
     <w:p>
@@ -532,7 +509,7 @@
         <w:pStyle w:val="ListBullet"/>
       </w:pPr>
       <w:r>
-        <w:t>✅ Richtig: A — Systeme können an Schwachstellen brechen.</w:t>
+        <w:t>✅ Richtig: A - Systeme können an Schwachstellen brechen.</w:t>
       </w:r>
     </w:p>
     <w:p>
@@ -553,7 +530,7 @@
         <w:pStyle w:val="ListBullet"/>
       </w:pPr>
       <w:r>
-        <w:t>✅ Richtig: A — Das Profil bleibt erhalten.</w:t>
+        <w:t>✅ Richtig: A - Das Profil bleibt erhalten.</w:t>
       </w:r>
     </w:p>
     <w:p>
@@ -574,7 +551,7 @@
         <w:pStyle w:val="ListBullet"/>
       </w:pPr>
       <w:r>
-        <w:t>✅ Richtig: A — Das schwächste Feld ist oft der wichtigste Hebel.</w:t>
+        <w:t>✅ Richtig: A - Das schwächste Feld ist oft der wichtigste Hebel.</w:t>
       </w:r>
     </w:p>
     <w:p>
@@ -595,7 +572,7 @@
         <w:pStyle w:val="ListBullet"/>
       </w:pPr>
       <w:r>
-        <w:t>✅ Richtig: A — Ein kritisches Feld darf nicht überstrahlt werden.</w:t>
+        <w:t>✅ Richtig: A - Ein kritisches Feld darf nicht überstrahlt werden.</w:t>
       </w:r>
     </w:p>
     <w:p>
@@ -630,11 +607,6 @@
       </w:pPr>
       <w:r>
         <w:t>V1-Finalisierung: Vertiefung, Anwendung und Evidenz</w:t>
-      </w:r>
-    </w:p>
-    <w:p>
-      <w:r>
-        <w:t>Dieses Studienskript ist die fachlich finale Codex-V1-Fassung fuer den Akademie-Reader und die oeffentliche Bibliothek. Claude uebernimmt danach Satz, CI/CD, PDF/Reader-Freigabe und die abschliessende Lektoratsabnahme.</w:t>
       </w:r>
     </w:p>
     <w:p>
@@ -1232,11 +1204,6 @@
       </w:r>
     </w:p>
     <w:p>
-      <w:r>
-        <w:t>Diese Finalisierung schliesst die Codex-Inhaltsproduktion fuer V34. Offen bleibt nicht der fachliche Kern des Skripts, sondern der naechste Produktionsschritt: Claude setzt daraus die CI/CD-konforme Reader- und PDF-Fassung, prueft Satz, Umbrueche, Medienintegration und Lektorat und markiert erst danach die veroeffentlichte Fassung als freigegeben.</w:t>
-      </w:r>
-    </w:p>
-    <w:p>
       <w:pPr>
         <w:pStyle w:val="Heading2"/>
       </w:pPr>
@@ -1249,7 +1216,7 @@
         <w:pStyle w:val="ListBullet"/>
       </w:pPr>
       <w:r>
-        <w:t>assets/pdf/die-neue-ordnung-des-wohlstands.pdf – Reverse Merit Order, Wirkungssteuer, Scorecards</w:t>
+        <w:t>assets/pdf/die-neue-ordnung-des-wohlstands.pdf - Reverse Merit Order, Wirkungssteuer, Scorecards</w:t>
       </w:r>
     </w:p>
     <w:p>
@@ -1718,7 +1685,7 @@
         <w:pStyle w:val="ListBullet"/>
       </w:pPr>
       <w:r>
-        <w:t>✅ Richtig: B — Das schwächste kritische Feld begrenzt die Bewertung.</w:t>
+        <w:t>✅ Richtig: B - Das schwächste kritische Feld begrenzt die Bewertung.</w:t>
       </w:r>
     </w:p>
     <w:p>
@@ -1739,7 +1706,7 @@
         <w:pStyle w:val="ListBullet"/>
       </w:pPr>
       <w:r>
-        <w:t>✅ Richtig: B — Kritische Schäden sollen sichtbar bleiben.</w:t>
+        <w:t>✅ Richtig: B - Kritische Schäden sollen sichtbar bleiben.</w:t>
       </w:r>
     </w:p>
     <w:p>
@@ -1760,7 +1727,7 @@
         <w:pStyle w:val="ListBullet"/>
       </w:pPr>
       <w:r>
-        <w:t>✅ Richtig: A — Systeme können an Schwachstellen brechen.</w:t>
+        <w:t>✅ Richtig: A - Systeme können an Schwachstellen brechen.</w:t>
       </w:r>
     </w:p>
     <w:p>
@@ -1781,7 +1748,7 @@
         <w:pStyle w:val="ListBullet"/>
       </w:pPr>
       <w:r>
-        <w:t>✅ Richtig: A — Das Profil bleibt erhalten.</w:t>
+        <w:t>✅ Richtig: A - Das Profil bleibt erhalten.</w:t>
       </w:r>
     </w:p>
     <w:p>
@@ -1802,7 +1769,7 @@
         <w:pStyle w:val="ListBullet"/>
       </w:pPr>
       <w:r>
-        <w:t>✅ Richtig: A — Das schwächste Feld ist oft der wichtigste Hebel.</w:t>
+        <w:t>✅ Richtig: A - Das schwächste Feld ist oft der wichtigste Hebel.</w:t>
       </w:r>
     </w:p>
     <w:p>
@@ -1823,7 +1790,7 @@
         <w:pStyle w:val="ListBullet"/>
       </w:pPr>
       <w:r>
-        <w:t>✅ Richtig: A — Ein kritisches Feld darf nicht überstrahlt werden.</w:t>
+        <w:t>✅ Richtig: A - Ein kritisches Feld darf nicht überstrahlt werden.</w:t>
       </w:r>
     </w:p>
     <w:p>
@@ -2038,11 +2005,6 @@
       </w:pPr>
       <w:r>
         <w:t>7. Tiefenskript-Erweiterung Sprint 5</w:t>
-      </w:r>
-    </w:p>
-    <w:p>
-      <w:r>
-        <w:t>Status dieser Erweiterung: V1-finalisierte Codex-Erweiterung fuer Markdown-Master, Word-Rohfassung und Reader-Spiegel. Satz, Medienintegration, Lektorat und PDF-Freigabe bleiben der Claude-CI/CD-Lane vorbehalten.</w:t>
       </w:r>
     </w:p>
     <w:p>
@@ -3807,7 +3769,7 @@
         <w:pStyle w:val="ListBullet"/>
       </w:pPr>
       <w:r>
-        <w:t>woek-akademie-app/docs/lehrgaenge/woek-g-v34-reverse-merit-order.md — unmittelbarer Akademie-Quelltext dieser V1-Fassung.</w:t>
+        <w:t>woek-akademie-app/docs/lehrgaenge/woek-g-v34-reverse-merit-order.md - unmittelbarer Akademie-Quelltext dieser V1-Fassung.</w:t>
       </w:r>
     </w:p>
     <w:p>
@@ -3815,7 +3777,7 @@
         <w:pStyle w:val="ListBullet"/>
       </w:pPr>
       <w:r>
-        <w:t>assets/pdf/die-neue-ordnung-des-wohlstands.pdf und buch.html — aktuelles Grundlagenwerk.</w:t>
+        <w:t>assets/pdf/die-neue-ordnung-des-wohlstands.pdf und buch.html - aktuelles Grundlagenwerk.</w:t>
       </w:r>
     </w:p>
     <w:p>
@@ -3824,22 +3786,6 @@
       </w:pPr>
       <w:r>
         <w:t>Website-Korpus: Referenz, Wirkungsfelder, Werkzeuge, Glossar, Bibliothek und Journal.</w:t>
-      </w:r>
-    </w:p>
-    <w:p>
-      <w:pPr>
-        <w:pStyle w:val="ListBullet"/>
-      </w:pPr>
-      <w:r>
-        <w:t>docs/CODEX-HANDOFF-studienskripte.md — Produktionsstandard.</w:t>
-      </w:r>
-    </w:p>
-    <w:p>
-      <w:pPr>
-        <w:pStyle w:val="ListBullet"/>
-      </w:pPr>
-      <w:r>
-        <w:t>docs/CODEX-HANDOFF-pruefungen.md — geschützte Prüfungs- und Antwortlogik.</w:t>
       </w:r>
     </w:p>
     <w:p>
